--- a/Document/RDD.docx
+++ b/Document/RDD.docx
@@ -19,26 +19,44 @@
           <w:sz w:val="40"/>
           <w:szCs w:val="40"/>
         </w:rPr>
-        <w:t>레지스터 전송 레벨 설계 기술서</w:t>
-      </w:r>
-    </w:p>
-    <w:p>
-      <w:pPr>
-        <w:jc w:val="center"/>
+        <w:t xml:space="preserve">중앙 처리 장치 </w:t>
+      </w:r>
+      <w:r>
         <w:rPr>
           <w:rFonts w:asciiTheme="majorEastAsia" w:eastAsiaTheme="majorEastAsia" w:hAnsiTheme="majorEastAsia" w:hint="eastAsia"/>
           <w:b/>
           <w:sz w:val="40"/>
           <w:szCs w:val="40"/>
         </w:rPr>
-      </w:pPr>
-      <w:r>
+        <w:t>레지스터 전송 레벨 설계 기술서</w:t>
+      </w:r>
+    </w:p>
+    <w:p>
+      <w:pPr>
+        <w:jc w:val="center"/>
         <w:rPr>
           <w:rFonts w:asciiTheme="majorEastAsia" w:eastAsiaTheme="majorEastAsia" w:hAnsiTheme="majorEastAsia"/>
           <w:b/>
           <w:sz w:val="40"/>
           <w:szCs w:val="40"/>
         </w:rPr>
+      </w:pPr>
+      <w:r>
+        <w:rPr>
+          <w:rFonts w:asciiTheme="majorEastAsia" w:eastAsiaTheme="majorEastAsia" w:hAnsiTheme="majorEastAsia"/>
+          <w:b/>
+          <w:sz w:val="40"/>
+          <w:szCs w:val="40"/>
+        </w:rPr>
+        <w:t xml:space="preserve">Central Processing Unit </w:t>
+      </w:r>
+      <w:r>
+        <w:rPr>
+          <w:rFonts w:asciiTheme="majorEastAsia" w:eastAsiaTheme="majorEastAsia" w:hAnsiTheme="majorEastAsia"/>
+          <w:b/>
+          <w:sz w:val="40"/>
+          <w:szCs w:val="40"/>
+        </w:rPr>
         <w:t>Register Trans</w:t>
       </w:r>
       <w:r>
@@ -59,17 +77,9042 @@
         </w:rPr>
         <w:t>er Level Design Document</w:t>
       </w:r>
-      <w:bookmarkStart w:id="0" w:name="_GoBack"/>
+    </w:p>
+    <w:p>
+      <w:pPr>
+        <w:widowControl/>
+        <w:wordWrap/>
+        <w:autoSpaceDE/>
+        <w:autoSpaceDN/>
+        <w:rPr>
+          <w:rFonts w:asciiTheme="majorEastAsia" w:eastAsiaTheme="majorEastAsia" w:hAnsiTheme="majorEastAsia"/>
+          <w:b/>
+          <w:sz w:val="40"/>
+          <w:szCs w:val="40"/>
+        </w:rPr>
+      </w:pPr>
+      <w:r>
+        <w:rPr>
+          <w:rFonts w:asciiTheme="majorEastAsia" w:eastAsiaTheme="majorEastAsia" w:hAnsiTheme="majorEastAsia"/>
+          <w:b/>
+          <w:sz w:val="40"/>
+          <w:szCs w:val="40"/>
+        </w:rPr>
+        <w:br w:type="page"/>
+      </w:r>
+    </w:p>
+    <w:p>
+      <w:pPr>
+        <w:jc w:val="center"/>
+        <w:rPr>
+          <w:rFonts w:asciiTheme="majorEastAsia" w:eastAsiaTheme="majorEastAsia" w:hAnsiTheme="majorEastAsia"/>
+          <w:b/>
+          <w:sz w:val="40"/>
+          <w:szCs w:val="40"/>
+        </w:rPr>
+      </w:pPr>
+      <w:r>
+        <w:rPr>
+          <w:rFonts w:asciiTheme="majorEastAsia" w:eastAsiaTheme="majorEastAsia" w:hAnsiTheme="majorEastAsia" w:hint="eastAsia"/>
+          <w:b/>
+          <w:sz w:val="40"/>
+          <w:szCs w:val="40"/>
+        </w:rPr>
+        <w:lastRenderedPageBreak/>
+        <w:t>목차</w:t>
+      </w:r>
+    </w:p>
+    <w:p>
+      <w:pPr>
+        <w:pStyle w:val="10"/>
+        <w:tabs>
+          <w:tab w:val="right" w:leader="dot" w:pos="9016"/>
+        </w:tabs>
+        <w:rPr>
+          <w:noProof/>
+        </w:rPr>
+      </w:pPr>
+      <w:r>
+        <w:rPr>
+          <w:rFonts w:asciiTheme="majorEastAsia" w:eastAsiaTheme="majorEastAsia" w:hAnsiTheme="majorEastAsia"/>
+          <w:sz w:val="22"/>
+        </w:rPr>
+        <w:fldChar w:fldCharType="begin"/>
+      </w:r>
+      <w:r>
+        <w:rPr>
+          <w:rFonts w:asciiTheme="majorEastAsia" w:eastAsiaTheme="majorEastAsia" w:hAnsiTheme="majorEastAsia"/>
+          <w:sz w:val="22"/>
+        </w:rPr>
+        <w:instrText xml:space="preserve"> TOC \o "1-3" \h \z \u </w:instrText>
+      </w:r>
+      <w:r>
+        <w:rPr>
+          <w:rFonts w:asciiTheme="majorEastAsia" w:eastAsiaTheme="majorEastAsia" w:hAnsiTheme="majorEastAsia"/>
+          <w:sz w:val="22"/>
+        </w:rPr>
+        <w:fldChar w:fldCharType="separate"/>
+      </w:r>
+      <w:hyperlink w:anchor="_Toc229928457" w:history="1">
+        <w:r>
+          <w:rPr>
+            <w:rStyle w:val="a5"/>
+            <w:noProof/>
+          </w:rPr>
+          <w:t>1. 개요</w:t>
+        </w:r>
+        <w:r>
+          <w:rPr>
+            <w:noProof/>
+            <w:webHidden/>
+          </w:rPr>
+          <w:tab/>
+        </w:r>
+        <w:r>
+          <w:rPr>
+            <w:noProof/>
+            <w:webHidden/>
+          </w:rPr>
+          <w:fldChar w:fldCharType="begin"/>
+        </w:r>
+        <w:r>
+          <w:rPr>
+            <w:noProof/>
+            <w:webHidden/>
+          </w:rPr>
+          <w:instrText xml:space="preserve"> PAGEREF _Toc229928457 \h </w:instrText>
+        </w:r>
+        <w:r>
+          <w:rPr>
+            <w:noProof/>
+            <w:webHidden/>
+          </w:rPr>
+        </w:r>
+        <w:r>
+          <w:rPr>
+            <w:noProof/>
+            <w:webHidden/>
+          </w:rPr>
+          <w:fldChar w:fldCharType="separate"/>
+        </w:r>
+        <w:r>
+          <w:rPr>
+            <w:noProof/>
+            <w:webHidden/>
+          </w:rPr>
+          <w:t>1</w:t>
+        </w:r>
+        <w:r>
+          <w:rPr>
+            <w:noProof/>
+            <w:webHidden/>
+          </w:rPr>
+          <w:fldChar w:fldCharType="end"/>
+        </w:r>
+      </w:hyperlink>
+    </w:p>
+    <w:p>
+      <w:pPr>
+        <w:pStyle w:val="10"/>
+        <w:tabs>
+          <w:tab w:val="right" w:leader="dot" w:pos="9016"/>
+        </w:tabs>
+        <w:rPr>
+          <w:noProof/>
+        </w:rPr>
+      </w:pPr>
+      <w:hyperlink w:anchor="_Toc229928458" w:history="1">
+        <w:r>
+          <w:rPr>
+            <w:rStyle w:val="a5"/>
+            <w:noProof/>
+          </w:rPr>
+          <w:t>2. 하드웨어 모듈</w:t>
+        </w:r>
+        <w:r>
+          <w:rPr>
+            <w:noProof/>
+            <w:webHidden/>
+          </w:rPr>
+          <w:tab/>
+        </w:r>
+        <w:r>
+          <w:rPr>
+            <w:noProof/>
+            <w:webHidden/>
+          </w:rPr>
+          <w:fldChar w:fldCharType="begin"/>
+        </w:r>
+        <w:r>
+          <w:rPr>
+            <w:noProof/>
+            <w:webHidden/>
+          </w:rPr>
+          <w:instrText xml:space="preserve"> PAGEREF _Toc229928458 \h </w:instrText>
+        </w:r>
+        <w:r>
+          <w:rPr>
+            <w:noProof/>
+            <w:webHidden/>
+          </w:rPr>
+        </w:r>
+        <w:r>
+          <w:rPr>
+            <w:noProof/>
+            <w:webHidden/>
+          </w:rPr>
+          <w:fldChar w:fldCharType="separate"/>
+        </w:r>
+        <w:r>
+          <w:rPr>
+            <w:noProof/>
+            <w:webHidden/>
+          </w:rPr>
+          <w:t>1</w:t>
+        </w:r>
+        <w:r>
+          <w:rPr>
+            <w:noProof/>
+            <w:webHidden/>
+          </w:rPr>
+          <w:fldChar w:fldCharType="end"/>
+        </w:r>
+      </w:hyperlink>
+    </w:p>
+    <w:p>
+      <w:pPr>
+        <w:pStyle w:val="20"/>
+        <w:tabs>
+          <w:tab w:val="right" w:leader="dot" w:pos="9016"/>
+        </w:tabs>
+        <w:ind w:left="400"/>
+        <w:rPr>
+          <w:noProof/>
+        </w:rPr>
+      </w:pPr>
+      <w:hyperlink w:anchor="_Toc229928459" w:history="1">
+        <w:r>
+          <w:rPr>
+            <w:rStyle w:val="a5"/>
+            <w:noProof/>
+          </w:rPr>
+          <w:t>2.1 누산기(Adder)</w:t>
+        </w:r>
+        <w:r>
+          <w:rPr>
+            <w:noProof/>
+            <w:webHidden/>
+          </w:rPr>
+          <w:tab/>
+        </w:r>
+        <w:r>
+          <w:rPr>
+            <w:noProof/>
+            <w:webHidden/>
+          </w:rPr>
+          <w:fldChar w:fldCharType="begin"/>
+        </w:r>
+        <w:r>
+          <w:rPr>
+            <w:noProof/>
+            <w:webHidden/>
+          </w:rPr>
+          <w:instrText xml:space="preserve"> PAGEREF _Toc229928459 \h </w:instrText>
+        </w:r>
+        <w:r>
+          <w:rPr>
+            <w:noProof/>
+            <w:webHidden/>
+          </w:rPr>
+        </w:r>
+        <w:r>
+          <w:rPr>
+            <w:noProof/>
+            <w:webHidden/>
+          </w:rPr>
+          <w:fldChar w:fldCharType="separate"/>
+        </w:r>
+        <w:r>
+          <w:rPr>
+            <w:noProof/>
+            <w:webHidden/>
+          </w:rPr>
+          <w:t>2</w:t>
+        </w:r>
+        <w:r>
+          <w:rPr>
+            <w:noProof/>
+            <w:webHidden/>
+          </w:rPr>
+          <w:fldChar w:fldCharType="end"/>
+        </w:r>
+      </w:hyperlink>
+    </w:p>
+    <w:p>
+      <w:pPr>
+        <w:pStyle w:val="30"/>
+        <w:tabs>
+          <w:tab w:val="right" w:leader="dot" w:pos="9016"/>
+        </w:tabs>
+        <w:ind w:left="800"/>
+        <w:rPr>
+          <w:noProof/>
+        </w:rPr>
+      </w:pPr>
+      <w:hyperlink w:anchor="_Toc229928460" w:history="1">
+        <w:r>
+          <w:rPr>
+            <w:rStyle w:val="a5"/>
+            <w:noProof/>
+          </w:rPr>
+          <w:t>2.1.1 기능</w:t>
+        </w:r>
+        <w:r>
+          <w:rPr>
+            <w:noProof/>
+            <w:webHidden/>
+          </w:rPr>
+          <w:tab/>
+        </w:r>
+        <w:r>
+          <w:rPr>
+            <w:noProof/>
+            <w:webHidden/>
+          </w:rPr>
+          <w:fldChar w:fldCharType="begin"/>
+        </w:r>
+        <w:r>
+          <w:rPr>
+            <w:noProof/>
+            <w:webHidden/>
+          </w:rPr>
+          <w:instrText xml:space="preserve"> PAGEREF _Toc229928460 \h </w:instrText>
+        </w:r>
+        <w:r>
+          <w:rPr>
+            <w:noProof/>
+            <w:webHidden/>
+          </w:rPr>
+        </w:r>
+        <w:r>
+          <w:rPr>
+            <w:noProof/>
+            <w:webHidden/>
+          </w:rPr>
+          <w:fldChar w:fldCharType="separate"/>
+        </w:r>
+        <w:r>
+          <w:rPr>
+            <w:noProof/>
+            <w:webHidden/>
+          </w:rPr>
+          <w:t>2</w:t>
+        </w:r>
+        <w:r>
+          <w:rPr>
+            <w:noProof/>
+            <w:webHidden/>
+          </w:rPr>
+          <w:fldChar w:fldCharType="end"/>
+        </w:r>
+      </w:hyperlink>
+    </w:p>
+    <w:p>
+      <w:pPr>
+        <w:pStyle w:val="30"/>
+        <w:tabs>
+          <w:tab w:val="right" w:leader="dot" w:pos="9016"/>
+        </w:tabs>
+        <w:ind w:left="800"/>
+        <w:rPr>
+          <w:noProof/>
+        </w:rPr>
+      </w:pPr>
+      <w:hyperlink w:anchor="_Toc229928461" w:history="1">
+        <w:r>
+          <w:rPr>
+            <w:rStyle w:val="a5"/>
+            <w:noProof/>
+          </w:rPr>
+          <w:t>2.1.2 입출력 단자</w:t>
+        </w:r>
+        <w:r>
+          <w:rPr>
+            <w:noProof/>
+            <w:webHidden/>
+          </w:rPr>
+          <w:tab/>
+        </w:r>
+        <w:r>
+          <w:rPr>
+            <w:noProof/>
+            <w:webHidden/>
+          </w:rPr>
+          <w:fldChar w:fldCharType="begin"/>
+        </w:r>
+        <w:r>
+          <w:rPr>
+            <w:noProof/>
+            <w:webHidden/>
+          </w:rPr>
+          <w:instrText xml:space="preserve"> PAGEREF _Toc229928461 \h </w:instrText>
+        </w:r>
+        <w:r>
+          <w:rPr>
+            <w:noProof/>
+            <w:webHidden/>
+          </w:rPr>
+        </w:r>
+        <w:r>
+          <w:rPr>
+            <w:noProof/>
+            <w:webHidden/>
+          </w:rPr>
+          <w:fldChar w:fldCharType="separate"/>
+        </w:r>
+        <w:r>
+          <w:rPr>
+            <w:noProof/>
+            <w:webHidden/>
+          </w:rPr>
+          <w:t>2</w:t>
+        </w:r>
+        <w:r>
+          <w:rPr>
+            <w:noProof/>
+            <w:webHidden/>
+          </w:rPr>
+          <w:fldChar w:fldCharType="end"/>
+        </w:r>
+      </w:hyperlink>
+    </w:p>
+    <w:p>
+      <w:pPr>
+        <w:pStyle w:val="20"/>
+        <w:tabs>
+          <w:tab w:val="right" w:leader="dot" w:pos="9016"/>
+        </w:tabs>
+        <w:ind w:left="400"/>
+        <w:rPr>
+          <w:noProof/>
+        </w:rPr>
+      </w:pPr>
+      <w:hyperlink w:anchor="_Toc229928462" w:history="1">
+        <w:r>
+          <w:rPr>
+            <w:rStyle w:val="a5"/>
+            <w:noProof/>
+          </w:rPr>
+          <w:t>2.2 산술 논리 장치(Arithmetic Logic Unit)</w:t>
+        </w:r>
+        <w:r>
+          <w:rPr>
+            <w:noProof/>
+            <w:webHidden/>
+          </w:rPr>
+          <w:tab/>
+        </w:r>
+        <w:r>
+          <w:rPr>
+            <w:noProof/>
+            <w:webHidden/>
+          </w:rPr>
+          <w:fldChar w:fldCharType="begin"/>
+        </w:r>
+        <w:r>
+          <w:rPr>
+            <w:noProof/>
+            <w:webHidden/>
+          </w:rPr>
+          <w:instrText xml:space="preserve"> PAGEREF _Toc229928462 \h </w:instrText>
+        </w:r>
+        <w:r>
+          <w:rPr>
+            <w:noProof/>
+            <w:webHidden/>
+          </w:rPr>
+        </w:r>
+        <w:r>
+          <w:rPr>
+            <w:noProof/>
+            <w:webHidden/>
+          </w:rPr>
+          <w:fldChar w:fldCharType="separate"/>
+        </w:r>
+        <w:r>
+          <w:rPr>
+            <w:noProof/>
+            <w:webHidden/>
+          </w:rPr>
+          <w:t>2</w:t>
+        </w:r>
+        <w:r>
+          <w:rPr>
+            <w:noProof/>
+            <w:webHidden/>
+          </w:rPr>
+          <w:fldChar w:fldCharType="end"/>
+        </w:r>
+      </w:hyperlink>
+    </w:p>
+    <w:p>
+      <w:pPr>
+        <w:pStyle w:val="30"/>
+        <w:tabs>
+          <w:tab w:val="right" w:leader="dot" w:pos="9016"/>
+        </w:tabs>
+        <w:ind w:left="800"/>
+        <w:rPr>
+          <w:noProof/>
+        </w:rPr>
+      </w:pPr>
+      <w:hyperlink w:anchor="_Toc229928463" w:history="1">
+        <w:r>
+          <w:rPr>
+            <w:rStyle w:val="a5"/>
+            <w:noProof/>
+          </w:rPr>
+          <w:t>2.2.1 기능</w:t>
+        </w:r>
+        <w:r>
+          <w:rPr>
+            <w:noProof/>
+            <w:webHidden/>
+          </w:rPr>
+          <w:tab/>
+        </w:r>
+        <w:r>
+          <w:rPr>
+            <w:noProof/>
+            <w:webHidden/>
+          </w:rPr>
+          <w:fldChar w:fldCharType="begin"/>
+        </w:r>
+        <w:r>
+          <w:rPr>
+            <w:noProof/>
+            <w:webHidden/>
+          </w:rPr>
+          <w:instrText xml:space="preserve"> PAGEREF _Toc229928463 \h </w:instrText>
+        </w:r>
+        <w:r>
+          <w:rPr>
+            <w:noProof/>
+            <w:webHidden/>
+          </w:rPr>
+        </w:r>
+        <w:r>
+          <w:rPr>
+            <w:noProof/>
+            <w:webHidden/>
+          </w:rPr>
+          <w:fldChar w:fldCharType="separate"/>
+        </w:r>
+        <w:r>
+          <w:rPr>
+            <w:noProof/>
+            <w:webHidden/>
+          </w:rPr>
+          <w:t>2</w:t>
+        </w:r>
+        <w:r>
+          <w:rPr>
+            <w:noProof/>
+            <w:webHidden/>
+          </w:rPr>
+          <w:fldChar w:fldCharType="end"/>
+        </w:r>
+      </w:hyperlink>
+    </w:p>
+    <w:p>
+      <w:pPr>
+        <w:pStyle w:val="20"/>
+        <w:tabs>
+          <w:tab w:val="right" w:leader="dot" w:pos="9016"/>
+        </w:tabs>
+        <w:ind w:left="400"/>
+        <w:rPr>
+          <w:noProof/>
+        </w:rPr>
+      </w:pPr>
+      <w:hyperlink w:anchor="_Toc229928464" w:history="1">
+        <w:r>
+          <w:rPr>
+            <w:rStyle w:val="a5"/>
+            <w:noProof/>
+          </w:rPr>
+          <w:t>2.3 ALU 통제 장치(ALU Control Unit)</w:t>
+        </w:r>
+        <w:r>
+          <w:rPr>
+            <w:noProof/>
+            <w:webHidden/>
+          </w:rPr>
+          <w:tab/>
+        </w:r>
+        <w:r>
+          <w:rPr>
+            <w:noProof/>
+            <w:webHidden/>
+          </w:rPr>
+          <w:fldChar w:fldCharType="begin"/>
+        </w:r>
+        <w:r>
+          <w:rPr>
+            <w:noProof/>
+            <w:webHidden/>
+          </w:rPr>
+          <w:instrText xml:space="preserve"> PAGEREF _Toc229928464 \h </w:instrText>
+        </w:r>
+        <w:r>
+          <w:rPr>
+            <w:noProof/>
+            <w:webHidden/>
+          </w:rPr>
+        </w:r>
+        <w:r>
+          <w:rPr>
+            <w:noProof/>
+            <w:webHidden/>
+          </w:rPr>
+          <w:fldChar w:fldCharType="separate"/>
+        </w:r>
+        <w:r>
+          <w:rPr>
+            <w:noProof/>
+            <w:webHidden/>
+          </w:rPr>
+          <w:t>3</w:t>
+        </w:r>
+        <w:r>
+          <w:rPr>
+            <w:noProof/>
+            <w:webHidden/>
+          </w:rPr>
+          <w:fldChar w:fldCharType="end"/>
+        </w:r>
+      </w:hyperlink>
+    </w:p>
+    <w:p>
+      <w:pPr>
+        <w:pStyle w:val="20"/>
+        <w:tabs>
+          <w:tab w:val="right" w:leader="dot" w:pos="9016"/>
+        </w:tabs>
+        <w:ind w:left="400"/>
+        <w:rPr>
+          <w:noProof/>
+        </w:rPr>
+      </w:pPr>
+      <w:hyperlink w:anchor="_Toc229928465" w:history="1">
+        <w:r>
+          <w:rPr>
+            <w:rStyle w:val="a5"/>
+            <w:noProof/>
+          </w:rPr>
+          <w:t>2.4 파이프라인 연결 장치(Pipeline Bridge)</w:t>
+        </w:r>
+        <w:r>
+          <w:rPr>
+            <w:noProof/>
+            <w:webHidden/>
+          </w:rPr>
+          <w:tab/>
+        </w:r>
+        <w:r>
+          <w:rPr>
+            <w:noProof/>
+            <w:webHidden/>
+          </w:rPr>
+          <w:fldChar w:fldCharType="begin"/>
+        </w:r>
+        <w:r>
+          <w:rPr>
+            <w:noProof/>
+            <w:webHidden/>
+          </w:rPr>
+          <w:instrText xml:space="preserve"> PAGEREF _Toc229928465 \h </w:instrText>
+        </w:r>
+        <w:r>
+          <w:rPr>
+            <w:noProof/>
+            <w:webHidden/>
+          </w:rPr>
+        </w:r>
+        <w:r>
+          <w:rPr>
+            <w:noProof/>
+            <w:webHidden/>
+          </w:rPr>
+          <w:fldChar w:fldCharType="separate"/>
+        </w:r>
+        <w:r>
+          <w:rPr>
+            <w:noProof/>
+            <w:webHidden/>
+          </w:rPr>
+          <w:t>3</w:t>
+        </w:r>
+        <w:r>
+          <w:rPr>
+            <w:noProof/>
+            <w:webHidden/>
+          </w:rPr>
+          <w:fldChar w:fldCharType="end"/>
+        </w:r>
+      </w:hyperlink>
+    </w:p>
+    <w:p>
+      <w:pPr>
+        <w:pStyle w:val="20"/>
+        <w:tabs>
+          <w:tab w:val="right" w:leader="dot" w:pos="9016"/>
+        </w:tabs>
+        <w:ind w:left="400"/>
+        <w:rPr>
+          <w:noProof/>
+        </w:rPr>
+      </w:pPr>
+      <w:hyperlink w:anchor="_Toc229928466" w:history="1">
+        <w:r>
+          <w:rPr>
+            <w:rStyle w:val="a5"/>
+            <w:noProof/>
+          </w:rPr>
+          <w:t>2.5 CPU 통제 장치(Control Unit)</w:t>
+        </w:r>
+        <w:r>
+          <w:rPr>
+            <w:noProof/>
+            <w:webHidden/>
+          </w:rPr>
+          <w:tab/>
+        </w:r>
+        <w:r>
+          <w:rPr>
+            <w:noProof/>
+            <w:webHidden/>
+          </w:rPr>
+          <w:fldChar w:fldCharType="begin"/>
+        </w:r>
+        <w:r>
+          <w:rPr>
+            <w:noProof/>
+            <w:webHidden/>
+          </w:rPr>
+          <w:instrText xml:space="preserve"> PAGEREF _Toc229928466 \h </w:instrText>
+        </w:r>
+        <w:r>
+          <w:rPr>
+            <w:noProof/>
+            <w:webHidden/>
+          </w:rPr>
+        </w:r>
+        <w:r>
+          <w:rPr>
+            <w:noProof/>
+            <w:webHidden/>
+          </w:rPr>
+          <w:fldChar w:fldCharType="separate"/>
+        </w:r>
+        <w:r>
+          <w:rPr>
+            <w:noProof/>
+            <w:webHidden/>
+          </w:rPr>
+          <w:t>3</w:t>
+        </w:r>
+        <w:r>
+          <w:rPr>
+            <w:noProof/>
+            <w:webHidden/>
+          </w:rPr>
+          <w:fldChar w:fldCharType="end"/>
+        </w:r>
+      </w:hyperlink>
+    </w:p>
+    <w:p>
+      <w:pPr>
+        <w:pStyle w:val="20"/>
+        <w:tabs>
+          <w:tab w:val="right" w:leader="dot" w:pos="9016"/>
+        </w:tabs>
+        <w:ind w:left="400"/>
+        <w:rPr>
+          <w:noProof/>
+        </w:rPr>
+      </w:pPr>
+      <w:hyperlink w:anchor="_Toc229928467" w:history="1">
+        <w:r>
+          <w:rPr>
+            <w:rStyle w:val="a5"/>
+            <w:noProof/>
+          </w:rPr>
+          <w:t>2.6 포워딩 장치(Forwarding Unit)</w:t>
+        </w:r>
+        <w:r>
+          <w:rPr>
+            <w:noProof/>
+            <w:webHidden/>
+          </w:rPr>
+          <w:tab/>
+        </w:r>
+        <w:r>
+          <w:rPr>
+            <w:noProof/>
+            <w:webHidden/>
+          </w:rPr>
+          <w:fldChar w:fldCharType="begin"/>
+        </w:r>
+        <w:r>
+          <w:rPr>
+            <w:noProof/>
+            <w:webHidden/>
+          </w:rPr>
+          <w:instrText xml:space="preserve"> PAGEREF _Toc229928467 \h </w:instrText>
+        </w:r>
+        <w:r>
+          <w:rPr>
+            <w:noProof/>
+            <w:webHidden/>
+          </w:rPr>
+        </w:r>
+        <w:r>
+          <w:rPr>
+            <w:noProof/>
+            <w:webHidden/>
+          </w:rPr>
+          <w:fldChar w:fldCharType="separate"/>
+        </w:r>
+        <w:r>
+          <w:rPr>
+            <w:noProof/>
+            <w:webHidden/>
+          </w:rPr>
+          <w:t>3</w:t>
+        </w:r>
+        <w:r>
+          <w:rPr>
+            <w:noProof/>
+            <w:webHidden/>
+          </w:rPr>
+          <w:fldChar w:fldCharType="end"/>
+        </w:r>
+      </w:hyperlink>
+    </w:p>
+    <w:p>
+      <w:pPr>
+        <w:pStyle w:val="20"/>
+        <w:tabs>
+          <w:tab w:val="right" w:leader="dot" w:pos="9016"/>
+        </w:tabs>
+        <w:ind w:left="400"/>
+        <w:rPr>
+          <w:noProof/>
+        </w:rPr>
+      </w:pPr>
+      <w:hyperlink w:anchor="_Toc229928468" w:history="1">
+        <w:r>
+          <w:rPr>
+            <w:rStyle w:val="a5"/>
+            <w:noProof/>
+          </w:rPr>
+          <w:t>2.7 명령어 복호기(Instruction Decoder)</w:t>
+        </w:r>
+        <w:r>
+          <w:rPr>
+            <w:noProof/>
+            <w:webHidden/>
+          </w:rPr>
+          <w:tab/>
+        </w:r>
+        <w:r>
+          <w:rPr>
+            <w:noProof/>
+            <w:webHidden/>
+          </w:rPr>
+          <w:fldChar w:fldCharType="begin"/>
+        </w:r>
+        <w:r>
+          <w:rPr>
+            <w:noProof/>
+            <w:webHidden/>
+          </w:rPr>
+          <w:instrText xml:space="preserve"> PAGEREF _Toc229928468 \h </w:instrText>
+        </w:r>
+        <w:r>
+          <w:rPr>
+            <w:noProof/>
+            <w:webHidden/>
+          </w:rPr>
+        </w:r>
+        <w:r>
+          <w:rPr>
+            <w:noProof/>
+            <w:webHidden/>
+          </w:rPr>
+          <w:fldChar w:fldCharType="separate"/>
+        </w:r>
+        <w:r>
+          <w:rPr>
+            <w:noProof/>
+            <w:webHidden/>
+          </w:rPr>
+          <w:t>3</w:t>
+        </w:r>
+        <w:r>
+          <w:rPr>
+            <w:noProof/>
+            <w:webHidden/>
+          </w:rPr>
+          <w:fldChar w:fldCharType="end"/>
+        </w:r>
+      </w:hyperlink>
+    </w:p>
+    <w:p>
+      <w:pPr>
+        <w:pStyle w:val="20"/>
+        <w:tabs>
+          <w:tab w:val="right" w:leader="dot" w:pos="9016"/>
+        </w:tabs>
+        <w:ind w:left="400"/>
+        <w:rPr>
+          <w:noProof/>
+        </w:rPr>
+      </w:pPr>
+      <w:hyperlink w:anchor="_Toc229928469" w:history="1">
+        <w:r>
+          <w:rPr>
+            <w:rStyle w:val="a5"/>
+            <w:noProof/>
+          </w:rPr>
+          <w:t>2.8 승제산 장치(Mul/Div Unit)</w:t>
+        </w:r>
+        <w:r>
+          <w:rPr>
+            <w:noProof/>
+            <w:webHidden/>
+          </w:rPr>
+          <w:tab/>
+        </w:r>
+        <w:r>
+          <w:rPr>
+            <w:noProof/>
+            <w:webHidden/>
+          </w:rPr>
+          <w:fldChar w:fldCharType="begin"/>
+        </w:r>
+        <w:r>
+          <w:rPr>
+            <w:noProof/>
+            <w:webHidden/>
+          </w:rPr>
+          <w:instrText xml:space="preserve"> PAGEREF _Toc229928469 \h </w:instrText>
+        </w:r>
+        <w:r>
+          <w:rPr>
+            <w:noProof/>
+            <w:webHidden/>
+          </w:rPr>
+        </w:r>
+        <w:r>
+          <w:rPr>
+            <w:noProof/>
+            <w:webHidden/>
+          </w:rPr>
+          <w:fldChar w:fldCharType="separate"/>
+        </w:r>
+        <w:r>
+          <w:rPr>
+            <w:noProof/>
+            <w:webHidden/>
+          </w:rPr>
+          <w:t>3</w:t>
+        </w:r>
+        <w:r>
+          <w:rPr>
+            <w:noProof/>
+            <w:webHidden/>
+          </w:rPr>
+          <w:fldChar w:fldCharType="end"/>
+        </w:r>
+      </w:hyperlink>
+    </w:p>
+    <w:p>
+      <w:pPr>
+        <w:pStyle w:val="20"/>
+        <w:tabs>
+          <w:tab w:val="right" w:leader="dot" w:pos="9016"/>
+        </w:tabs>
+        <w:ind w:left="400"/>
+        <w:rPr>
+          <w:noProof/>
+        </w:rPr>
+      </w:pPr>
+      <w:hyperlink w:anchor="_Toc229928470" w:history="1">
+        <w:r>
+          <w:rPr>
+            <w:rStyle w:val="a5"/>
+            <w:noProof/>
+          </w:rPr>
+          <w:t>2.9 멀티플렉서(Multiplexer)</w:t>
+        </w:r>
+        <w:r>
+          <w:rPr>
+            <w:noProof/>
+            <w:webHidden/>
+          </w:rPr>
+          <w:tab/>
+        </w:r>
+        <w:r>
+          <w:rPr>
+            <w:noProof/>
+            <w:webHidden/>
+          </w:rPr>
+          <w:fldChar w:fldCharType="begin"/>
+        </w:r>
+        <w:r>
+          <w:rPr>
+            <w:noProof/>
+            <w:webHidden/>
+          </w:rPr>
+          <w:instrText xml:space="preserve"> PAGEREF _Toc229928470 \h </w:instrText>
+        </w:r>
+        <w:r>
+          <w:rPr>
+            <w:noProof/>
+            <w:webHidden/>
+          </w:rPr>
+        </w:r>
+        <w:r>
+          <w:rPr>
+            <w:noProof/>
+            <w:webHidden/>
+          </w:rPr>
+          <w:fldChar w:fldCharType="separate"/>
+        </w:r>
+        <w:r>
+          <w:rPr>
+            <w:noProof/>
+            <w:webHidden/>
+          </w:rPr>
+          <w:t>3</w:t>
+        </w:r>
+        <w:r>
+          <w:rPr>
+            <w:noProof/>
+            <w:webHidden/>
+          </w:rPr>
+          <w:fldChar w:fldCharType="end"/>
+        </w:r>
+      </w:hyperlink>
+    </w:p>
+    <w:p>
+      <w:pPr>
+        <w:pStyle w:val="20"/>
+        <w:tabs>
+          <w:tab w:val="right" w:leader="dot" w:pos="9016"/>
+        </w:tabs>
+        <w:ind w:left="400"/>
+        <w:rPr>
+          <w:noProof/>
+        </w:rPr>
+      </w:pPr>
+      <w:hyperlink w:anchor="_Toc229928471" w:history="1">
+        <w:r>
+          <w:rPr>
+            <w:rStyle w:val="a5"/>
+            <w:noProof/>
+          </w:rPr>
+          <w:t>2.10 명령어 계수기(Program Counter)</w:t>
+        </w:r>
+        <w:r>
+          <w:rPr>
+            <w:noProof/>
+            <w:webHidden/>
+          </w:rPr>
+          <w:tab/>
+        </w:r>
+        <w:r>
+          <w:rPr>
+            <w:noProof/>
+            <w:webHidden/>
+          </w:rPr>
+          <w:fldChar w:fldCharType="begin"/>
+        </w:r>
+        <w:r>
+          <w:rPr>
+            <w:noProof/>
+            <w:webHidden/>
+          </w:rPr>
+          <w:instrText xml:space="preserve"> PAGEREF _Toc229928471 \h </w:instrText>
+        </w:r>
+        <w:r>
+          <w:rPr>
+            <w:noProof/>
+            <w:webHidden/>
+          </w:rPr>
+        </w:r>
+        <w:r>
+          <w:rPr>
+            <w:noProof/>
+            <w:webHidden/>
+          </w:rPr>
+          <w:fldChar w:fldCharType="separate"/>
+        </w:r>
+        <w:r>
+          <w:rPr>
+            <w:noProof/>
+            <w:webHidden/>
+          </w:rPr>
+          <w:t>3</w:t>
+        </w:r>
+        <w:r>
+          <w:rPr>
+            <w:noProof/>
+            <w:webHidden/>
+          </w:rPr>
+          <w:fldChar w:fldCharType="end"/>
+        </w:r>
+      </w:hyperlink>
+    </w:p>
+    <w:p>
+      <w:pPr>
+        <w:pStyle w:val="20"/>
+        <w:tabs>
+          <w:tab w:val="right" w:leader="dot" w:pos="9016"/>
+        </w:tabs>
+        <w:ind w:left="400"/>
+        <w:rPr>
+          <w:noProof/>
+        </w:rPr>
+      </w:pPr>
+      <w:hyperlink w:anchor="_Toc229928472" w:history="1">
+        <w:r>
+          <w:rPr>
+            <w:rStyle w:val="a5"/>
+            <w:noProof/>
+          </w:rPr>
+          <w:t>2.11 레지스터 파일(Register File)</w:t>
+        </w:r>
+        <w:r>
+          <w:rPr>
+            <w:noProof/>
+            <w:webHidden/>
+          </w:rPr>
+          <w:tab/>
+        </w:r>
+        <w:r>
+          <w:rPr>
+            <w:noProof/>
+            <w:webHidden/>
+          </w:rPr>
+          <w:fldChar w:fldCharType="begin"/>
+        </w:r>
+        <w:r>
+          <w:rPr>
+            <w:noProof/>
+            <w:webHidden/>
+          </w:rPr>
+          <w:instrText xml:space="preserve"> PAGEREF _Toc229928472 \h </w:instrText>
+        </w:r>
+        <w:r>
+          <w:rPr>
+            <w:noProof/>
+            <w:webHidden/>
+          </w:rPr>
+        </w:r>
+        <w:r>
+          <w:rPr>
+            <w:noProof/>
+            <w:webHidden/>
+          </w:rPr>
+          <w:fldChar w:fldCharType="separate"/>
+        </w:r>
+        <w:r>
+          <w:rPr>
+            <w:noProof/>
+            <w:webHidden/>
+          </w:rPr>
+          <w:t>3</w:t>
+        </w:r>
+        <w:r>
+          <w:rPr>
+            <w:noProof/>
+            <w:webHidden/>
+          </w:rPr>
+          <w:fldChar w:fldCharType="end"/>
+        </w:r>
+      </w:hyperlink>
+    </w:p>
+    <w:p>
+      <w:pPr>
+        <w:pStyle w:val="20"/>
+        <w:tabs>
+          <w:tab w:val="right" w:leader="dot" w:pos="9016"/>
+        </w:tabs>
+        <w:ind w:left="400"/>
+        <w:rPr>
+          <w:noProof/>
+        </w:rPr>
+      </w:pPr>
+      <w:hyperlink w:anchor="_Toc229928473" w:history="1">
+        <w:r>
+          <w:rPr>
+            <w:rStyle w:val="a5"/>
+            <w:noProof/>
+          </w:rPr>
+          <w:t>2.12 좌측 쉬프트 이동기(Shift Left Unit)</w:t>
+        </w:r>
+        <w:r>
+          <w:rPr>
+            <w:noProof/>
+            <w:webHidden/>
+          </w:rPr>
+          <w:tab/>
+        </w:r>
+        <w:r>
+          <w:rPr>
+            <w:noProof/>
+            <w:webHidden/>
+          </w:rPr>
+          <w:fldChar w:fldCharType="begin"/>
+        </w:r>
+        <w:r>
+          <w:rPr>
+            <w:noProof/>
+            <w:webHidden/>
+          </w:rPr>
+          <w:instrText xml:space="preserve"> PAGEREF _Toc229928473 \h </w:instrText>
+        </w:r>
+        <w:r>
+          <w:rPr>
+            <w:noProof/>
+            <w:webHidden/>
+          </w:rPr>
+        </w:r>
+        <w:r>
+          <w:rPr>
+            <w:noProof/>
+            <w:webHidden/>
+          </w:rPr>
+          <w:fldChar w:fldCharType="separate"/>
+        </w:r>
+        <w:r>
+          <w:rPr>
+            <w:noProof/>
+            <w:webHidden/>
+          </w:rPr>
+          <w:t>3</w:t>
+        </w:r>
+        <w:r>
+          <w:rPr>
+            <w:noProof/>
+            <w:webHidden/>
+          </w:rPr>
+          <w:fldChar w:fldCharType="end"/>
+        </w:r>
+      </w:hyperlink>
+    </w:p>
+    <w:p>
+      <w:pPr>
+        <w:pStyle w:val="20"/>
+        <w:tabs>
+          <w:tab w:val="right" w:leader="dot" w:pos="9016"/>
+        </w:tabs>
+        <w:ind w:left="400"/>
+        <w:rPr>
+          <w:noProof/>
+        </w:rPr>
+      </w:pPr>
+      <w:hyperlink w:anchor="_Toc229928474" w:history="1">
+        <w:r>
+          <w:rPr>
+            <w:rStyle w:val="a5"/>
+            <w:noProof/>
+          </w:rPr>
+          <w:t>2.13 부호 확장기(Sign Extend Unit)</w:t>
+        </w:r>
+        <w:r>
+          <w:rPr>
+            <w:noProof/>
+            <w:webHidden/>
+          </w:rPr>
+          <w:tab/>
+        </w:r>
+        <w:r>
+          <w:rPr>
+            <w:noProof/>
+            <w:webHidden/>
+          </w:rPr>
+          <w:fldChar w:fldCharType="begin"/>
+        </w:r>
+        <w:r>
+          <w:rPr>
+            <w:noProof/>
+            <w:webHidden/>
+          </w:rPr>
+          <w:instrText xml:space="preserve"> PAGEREF _Toc229928474 \h </w:instrText>
+        </w:r>
+        <w:r>
+          <w:rPr>
+            <w:noProof/>
+            <w:webHidden/>
+          </w:rPr>
+        </w:r>
+        <w:r>
+          <w:rPr>
+            <w:noProof/>
+            <w:webHidden/>
+          </w:rPr>
+          <w:fldChar w:fldCharType="separate"/>
+        </w:r>
+        <w:r>
+          <w:rPr>
+            <w:noProof/>
+            <w:webHidden/>
+          </w:rPr>
+          <w:t>3</w:t>
+        </w:r>
+        <w:r>
+          <w:rPr>
+            <w:noProof/>
+            <w:webHidden/>
+          </w:rPr>
+          <w:fldChar w:fldCharType="end"/>
+        </w:r>
+      </w:hyperlink>
+    </w:p>
+    <w:p>
+      <w:pPr>
+        <w:pStyle w:val="20"/>
+        <w:tabs>
+          <w:tab w:val="right" w:leader="dot" w:pos="9016"/>
+        </w:tabs>
+        <w:ind w:left="400"/>
+        <w:rPr>
+          <w:noProof/>
+        </w:rPr>
+      </w:pPr>
+      <w:hyperlink w:anchor="_Toc229928475" w:history="1">
+        <w:r>
+          <w:rPr>
+            <w:rStyle w:val="a5"/>
+            <w:noProof/>
+          </w:rPr>
+          <w:t>2.14 중앙 처리 장치(Central Processing Unit)</w:t>
+        </w:r>
+        <w:r>
+          <w:rPr>
+            <w:noProof/>
+            <w:webHidden/>
+          </w:rPr>
+          <w:tab/>
+        </w:r>
+        <w:r>
+          <w:rPr>
+            <w:noProof/>
+            <w:webHidden/>
+          </w:rPr>
+          <w:fldChar w:fldCharType="begin"/>
+        </w:r>
+        <w:r>
+          <w:rPr>
+            <w:noProof/>
+            <w:webHidden/>
+          </w:rPr>
+          <w:instrText xml:space="preserve"> PAGEREF _Toc229928475 \h </w:instrText>
+        </w:r>
+        <w:r>
+          <w:rPr>
+            <w:noProof/>
+            <w:webHidden/>
+          </w:rPr>
+        </w:r>
+        <w:r>
+          <w:rPr>
+            <w:noProof/>
+            <w:webHidden/>
+          </w:rPr>
+          <w:fldChar w:fldCharType="separate"/>
+        </w:r>
+        <w:r>
+          <w:rPr>
+            <w:noProof/>
+            <w:webHidden/>
+          </w:rPr>
+          <w:t>3</w:t>
+        </w:r>
+        <w:r>
+          <w:rPr>
+            <w:noProof/>
+            <w:webHidden/>
+          </w:rPr>
+          <w:fldChar w:fldCharType="end"/>
+        </w:r>
+      </w:hyperlink>
+    </w:p>
+    <w:p>
+      <w:pPr>
+        <w:jc w:val="left"/>
+        <w:rPr>
+          <w:rFonts w:asciiTheme="majorEastAsia" w:eastAsiaTheme="majorEastAsia" w:hAnsiTheme="majorEastAsia"/>
+          <w:sz w:val="22"/>
+        </w:rPr>
+      </w:pPr>
+      <w:r>
+        <w:rPr>
+          <w:rFonts w:asciiTheme="majorEastAsia" w:eastAsiaTheme="majorEastAsia" w:hAnsiTheme="majorEastAsia"/>
+          <w:sz w:val="22"/>
+        </w:rPr>
+        <w:fldChar w:fldCharType="end"/>
+      </w:r>
+    </w:p>
+    <w:p>
+      <w:pPr>
+        <w:jc w:val="left"/>
+        <w:rPr>
+          <w:rFonts w:asciiTheme="majorEastAsia" w:eastAsiaTheme="majorEastAsia" w:hAnsiTheme="majorEastAsia"/>
+          <w:b/>
+          <w:sz w:val="40"/>
+          <w:szCs w:val="40"/>
+        </w:rPr>
+      </w:pPr>
+      <w:r>
+        <w:rPr>
+          <w:rFonts w:asciiTheme="majorEastAsia" w:eastAsiaTheme="majorEastAsia" w:hAnsiTheme="majorEastAsia"/>
+          <w:b/>
+          <w:sz w:val="40"/>
+          <w:szCs w:val="40"/>
+        </w:rPr>
+        <w:br w:type="page"/>
+      </w:r>
+    </w:p>
+    <w:p>
+      <w:pPr>
+        <w:jc w:val="center"/>
+        <w:rPr>
+          <w:rFonts w:asciiTheme="majorEastAsia" w:eastAsiaTheme="majorEastAsia" w:hAnsiTheme="majorEastAsia"/>
+          <w:b/>
+          <w:sz w:val="40"/>
+          <w:szCs w:val="40"/>
+        </w:rPr>
+      </w:pPr>
+      <w:r>
+        <w:rPr>
+          <w:rFonts w:asciiTheme="majorEastAsia" w:eastAsiaTheme="majorEastAsia" w:hAnsiTheme="majorEastAsia" w:hint="eastAsia"/>
+          <w:b/>
+          <w:sz w:val="40"/>
+          <w:szCs w:val="40"/>
+        </w:rPr>
+        <w:lastRenderedPageBreak/>
+        <w:t>표 목차</w:t>
+      </w:r>
+    </w:p>
+    <w:p>
+      <w:pPr>
+        <w:pStyle w:val="a8"/>
+        <w:tabs>
+          <w:tab w:val="right" w:leader="dot" w:pos="9016"/>
+        </w:tabs>
+        <w:ind w:left="800" w:hanging="800"/>
+        <w:rPr>
+          <w:noProof/>
+        </w:rPr>
+      </w:pPr>
+      <w:r>
+        <w:rPr>
+          <w:rFonts w:asciiTheme="majorEastAsia" w:eastAsiaTheme="majorEastAsia" w:hAnsiTheme="majorEastAsia"/>
+          <w:b/>
+          <w:sz w:val="40"/>
+          <w:szCs w:val="40"/>
+        </w:rPr>
+        <w:fldChar w:fldCharType="begin"/>
+      </w:r>
+      <w:r>
+        <w:rPr>
+          <w:rFonts w:asciiTheme="majorEastAsia" w:eastAsiaTheme="majorEastAsia" w:hAnsiTheme="majorEastAsia"/>
+          <w:b/>
+          <w:sz w:val="40"/>
+          <w:szCs w:val="40"/>
+        </w:rPr>
+        <w:instrText xml:space="preserve"> </w:instrText>
+      </w:r>
+      <w:r>
+        <w:rPr>
+          <w:rFonts w:asciiTheme="majorEastAsia" w:eastAsiaTheme="majorEastAsia" w:hAnsiTheme="majorEastAsia" w:hint="eastAsia"/>
+          <w:b/>
+          <w:sz w:val="40"/>
+          <w:szCs w:val="40"/>
+        </w:rPr>
+        <w:instrText>TOC \h \z \c "표"</w:instrText>
+      </w:r>
+      <w:r>
+        <w:rPr>
+          <w:rFonts w:asciiTheme="majorEastAsia" w:eastAsiaTheme="majorEastAsia" w:hAnsiTheme="majorEastAsia"/>
+          <w:b/>
+          <w:sz w:val="40"/>
+          <w:szCs w:val="40"/>
+        </w:rPr>
+        <w:instrText xml:space="preserve"> </w:instrText>
+      </w:r>
+      <w:r>
+        <w:rPr>
+          <w:rFonts w:asciiTheme="majorEastAsia" w:eastAsiaTheme="majorEastAsia" w:hAnsiTheme="majorEastAsia"/>
+          <w:b/>
+          <w:sz w:val="40"/>
+          <w:szCs w:val="40"/>
+        </w:rPr>
+        <w:fldChar w:fldCharType="separate"/>
+      </w:r>
+      <w:hyperlink w:anchor="_Toc229928476" w:history="1">
+        <w:r>
+          <w:rPr>
+            <w:rStyle w:val="a5"/>
+            <w:noProof/>
+          </w:rPr>
+          <w:t>표 1 하드웨어 모듈</w:t>
+        </w:r>
+        <w:r>
+          <w:rPr>
+            <w:noProof/>
+            <w:webHidden/>
+          </w:rPr>
+          <w:tab/>
+        </w:r>
+        <w:r>
+          <w:rPr>
+            <w:noProof/>
+            <w:webHidden/>
+          </w:rPr>
+          <w:fldChar w:fldCharType="begin"/>
+        </w:r>
+        <w:r>
+          <w:rPr>
+            <w:noProof/>
+            <w:webHidden/>
+          </w:rPr>
+          <w:instrText xml:space="preserve"> PAGEREF _Toc229928476 \h </w:instrText>
+        </w:r>
+        <w:r>
+          <w:rPr>
+            <w:noProof/>
+            <w:webHidden/>
+          </w:rPr>
+        </w:r>
+        <w:r>
+          <w:rPr>
+            <w:noProof/>
+            <w:webHidden/>
+          </w:rPr>
+          <w:fldChar w:fldCharType="separate"/>
+        </w:r>
+        <w:r>
+          <w:rPr>
+            <w:noProof/>
+            <w:webHidden/>
+          </w:rPr>
+          <w:t>1</w:t>
+        </w:r>
+        <w:r>
+          <w:rPr>
+            <w:noProof/>
+            <w:webHidden/>
+          </w:rPr>
+          <w:fldChar w:fldCharType="end"/>
+        </w:r>
+      </w:hyperlink>
+    </w:p>
+    <w:p>
+      <w:pPr>
+        <w:pStyle w:val="a8"/>
+        <w:tabs>
+          <w:tab w:val="right" w:leader="dot" w:pos="9016"/>
+        </w:tabs>
+        <w:ind w:left="400" w:hanging="400"/>
+        <w:rPr>
+          <w:noProof/>
+        </w:rPr>
+      </w:pPr>
+      <w:hyperlink w:anchor="_Toc229928477" w:history="1">
+        <w:r>
+          <w:rPr>
+            <w:rStyle w:val="a5"/>
+            <w:noProof/>
+          </w:rPr>
+          <w:t>표 2 전역/지역 파라미터</w:t>
+        </w:r>
+        <w:r>
+          <w:rPr>
+            <w:noProof/>
+            <w:webHidden/>
+          </w:rPr>
+          <w:tab/>
+        </w:r>
+        <w:r>
+          <w:rPr>
+            <w:noProof/>
+            <w:webHidden/>
+          </w:rPr>
+          <w:fldChar w:fldCharType="begin"/>
+        </w:r>
+        <w:r>
+          <w:rPr>
+            <w:noProof/>
+            <w:webHidden/>
+          </w:rPr>
+          <w:instrText xml:space="preserve"> PAGEREF _Toc229928477 \h </w:instrText>
+        </w:r>
+        <w:r>
+          <w:rPr>
+            <w:noProof/>
+            <w:webHidden/>
+          </w:rPr>
+        </w:r>
+        <w:r>
+          <w:rPr>
+            <w:noProof/>
+            <w:webHidden/>
+          </w:rPr>
+          <w:fldChar w:fldCharType="separate"/>
+        </w:r>
+        <w:r>
+          <w:rPr>
+            <w:noProof/>
+            <w:webHidden/>
+          </w:rPr>
+          <w:t>1</w:t>
+        </w:r>
+        <w:r>
+          <w:rPr>
+            <w:noProof/>
+            <w:webHidden/>
+          </w:rPr>
+          <w:fldChar w:fldCharType="end"/>
+        </w:r>
+      </w:hyperlink>
+    </w:p>
+    <w:p>
+      <w:pPr>
+        <w:pStyle w:val="a8"/>
+        <w:tabs>
+          <w:tab w:val="right" w:leader="dot" w:pos="9016"/>
+        </w:tabs>
+        <w:ind w:left="400" w:hanging="400"/>
+        <w:rPr>
+          <w:noProof/>
+        </w:rPr>
+      </w:pPr>
+      <w:hyperlink w:anchor="_Toc229928478" w:history="1">
+        <w:r>
+          <w:rPr>
+            <w:rStyle w:val="a5"/>
+            <w:noProof/>
+          </w:rPr>
+          <w:t>표 3 누산기 모듈 정보</w:t>
+        </w:r>
+        <w:r>
+          <w:rPr>
+            <w:noProof/>
+            <w:webHidden/>
+          </w:rPr>
+          <w:tab/>
+        </w:r>
+        <w:r>
+          <w:rPr>
+            <w:noProof/>
+            <w:webHidden/>
+          </w:rPr>
+          <w:fldChar w:fldCharType="begin"/>
+        </w:r>
+        <w:r>
+          <w:rPr>
+            <w:noProof/>
+            <w:webHidden/>
+          </w:rPr>
+          <w:instrText xml:space="preserve"> PAGEREF _Toc229928478 \h </w:instrText>
+        </w:r>
+        <w:r>
+          <w:rPr>
+            <w:noProof/>
+            <w:webHidden/>
+          </w:rPr>
+        </w:r>
+        <w:r>
+          <w:rPr>
+            <w:noProof/>
+            <w:webHidden/>
+          </w:rPr>
+          <w:fldChar w:fldCharType="separate"/>
+        </w:r>
+        <w:r>
+          <w:rPr>
+            <w:noProof/>
+            <w:webHidden/>
+          </w:rPr>
+          <w:t>2</w:t>
+        </w:r>
+        <w:r>
+          <w:rPr>
+            <w:noProof/>
+            <w:webHidden/>
+          </w:rPr>
+          <w:fldChar w:fldCharType="end"/>
+        </w:r>
+      </w:hyperlink>
+    </w:p>
+    <w:p>
+      <w:pPr>
+        <w:pStyle w:val="a8"/>
+        <w:tabs>
+          <w:tab w:val="right" w:leader="dot" w:pos="9016"/>
+        </w:tabs>
+        <w:ind w:left="400" w:hanging="400"/>
+        <w:rPr>
+          <w:noProof/>
+        </w:rPr>
+      </w:pPr>
+      <w:hyperlink w:anchor="_Toc229928479" w:history="1">
+        <w:r>
+          <w:rPr>
+            <w:rStyle w:val="a5"/>
+            <w:noProof/>
+          </w:rPr>
+          <w:t>표 4 누산기 입출력 단자</w:t>
+        </w:r>
+        <w:r>
+          <w:rPr>
+            <w:noProof/>
+            <w:webHidden/>
+          </w:rPr>
+          <w:tab/>
+        </w:r>
+        <w:r>
+          <w:rPr>
+            <w:noProof/>
+            <w:webHidden/>
+          </w:rPr>
+          <w:fldChar w:fldCharType="begin"/>
+        </w:r>
+        <w:r>
+          <w:rPr>
+            <w:noProof/>
+            <w:webHidden/>
+          </w:rPr>
+          <w:instrText xml:space="preserve"> PAGEREF _Toc229928479 \h </w:instrText>
+        </w:r>
+        <w:r>
+          <w:rPr>
+            <w:noProof/>
+            <w:webHidden/>
+          </w:rPr>
+        </w:r>
+        <w:r>
+          <w:rPr>
+            <w:noProof/>
+            <w:webHidden/>
+          </w:rPr>
+          <w:fldChar w:fldCharType="separate"/>
+        </w:r>
+        <w:r>
+          <w:rPr>
+            <w:noProof/>
+            <w:webHidden/>
+          </w:rPr>
+          <w:t>2</w:t>
+        </w:r>
+        <w:r>
+          <w:rPr>
+            <w:noProof/>
+            <w:webHidden/>
+          </w:rPr>
+          <w:fldChar w:fldCharType="end"/>
+        </w:r>
+      </w:hyperlink>
+    </w:p>
+    <w:p>
+      <w:pPr>
+        <w:pStyle w:val="a8"/>
+        <w:tabs>
+          <w:tab w:val="right" w:leader="dot" w:pos="9016"/>
+        </w:tabs>
+        <w:ind w:left="400" w:hanging="400"/>
+        <w:rPr>
+          <w:noProof/>
+        </w:rPr>
+      </w:pPr>
+      <w:hyperlink w:anchor="_Toc229928480" w:history="1">
+        <w:r>
+          <w:rPr>
+            <w:rStyle w:val="a5"/>
+            <w:noProof/>
+          </w:rPr>
+          <w:t>표 5 산술 논리 장치 정보</w:t>
+        </w:r>
+        <w:r>
+          <w:rPr>
+            <w:noProof/>
+            <w:webHidden/>
+          </w:rPr>
+          <w:tab/>
+        </w:r>
+        <w:r>
+          <w:rPr>
+            <w:noProof/>
+            <w:webHidden/>
+          </w:rPr>
+          <w:fldChar w:fldCharType="begin"/>
+        </w:r>
+        <w:r>
+          <w:rPr>
+            <w:noProof/>
+            <w:webHidden/>
+          </w:rPr>
+          <w:instrText xml:space="preserve"> PAGEREF _Toc229928480 \h </w:instrText>
+        </w:r>
+        <w:r>
+          <w:rPr>
+            <w:noProof/>
+            <w:webHidden/>
+          </w:rPr>
+        </w:r>
+        <w:r>
+          <w:rPr>
+            <w:noProof/>
+            <w:webHidden/>
+          </w:rPr>
+          <w:fldChar w:fldCharType="separate"/>
+        </w:r>
+        <w:r>
+          <w:rPr>
+            <w:noProof/>
+            <w:webHidden/>
+          </w:rPr>
+          <w:t>2</w:t>
+        </w:r>
+        <w:r>
+          <w:rPr>
+            <w:noProof/>
+            <w:webHidden/>
+          </w:rPr>
+          <w:fldChar w:fldCharType="end"/>
+        </w:r>
+      </w:hyperlink>
+    </w:p>
+    <w:p>
+      <w:pPr>
+        <w:widowControl/>
+        <w:wordWrap/>
+        <w:autoSpaceDE/>
+        <w:autoSpaceDN/>
+        <w:jc w:val="left"/>
+        <w:rPr>
+          <w:rFonts w:asciiTheme="majorEastAsia" w:eastAsiaTheme="majorEastAsia" w:hAnsiTheme="majorEastAsia"/>
+          <w:sz w:val="22"/>
+        </w:rPr>
+      </w:pPr>
+      <w:r>
+        <w:rPr>
+          <w:rFonts w:asciiTheme="majorEastAsia" w:eastAsiaTheme="majorEastAsia" w:hAnsiTheme="majorEastAsia"/>
+          <w:b/>
+          <w:sz w:val="40"/>
+          <w:szCs w:val="40"/>
+        </w:rPr>
+        <w:fldChar w:fldCharType="end"/>
+      </w:r>
+      <w:r>
+        <w:rPr>
+          <w:rFonts w:asciiTheme="majorEastAsia" w:eastAsiaTheme="majorEastAsia" w:hAnsiTheme="majorEastAsia"/>
+          <w:b/>
+          <w:sz w:val="40"/>
+          <w:szCs w:val="40"/>
+        </w:rPr>
+        <w:br w:type="page"/>
+      </w:r>
+    </w:p>
+    <w:p>
+      <w:pPr>
+        <w:jc w:val="center"/>
+        <w:rPr>
+          <w:rFonts w:asciiTheme="majorEastAsia" w:eastAsiaTheme="majorEastAsia" w:hAnsiTheme="majorEastAsia"/>
+          <w:b/>
+          <w:sz w:val="40"/>
+          <w:szCs w:val="40"/>
+        </w:rPr>
+        <w:sectPr>
+          <w:headerReference w:type="default" r:id="rId8"/>
+          <w:footerReference w:type="default" r:id="rId9"/>
+          <w:pgSz w:w="11906" w:h="16838"/>
+          <w:pgMar w:top="1701" w:right="1440" w:bottom="1440" w:left="1440" w:header="851" w:footer="992" w:gutter="0"/>
+          <w:cols w:space="425"/>
+          <w:docGrid w:linePitch="360"/>
+        </w:sectPr>
+      </w:pPr>
+      <w:r>
+        <w:rPr>
+          <w:rFonts w:asciiTheme="majorEastAsia" w:eastAsiaTheme="majorEastAsia" w:hAnsiTheme="majorEastAsia" w:hint="eastAsia"/>
+          <w:b/>
+          <w:sz w:val="40"/>
+          <w:szCs w:val="40"/>
+        </w:rPr>
+        <w:lastRenderedPageBreak/>
+        <w:t>그림</w:t>
+      </w:r>
+      <w:r>
+        <w:rPr>
+          <w:rFonts w:asciiTheme="majorEastAsia" w:eastAsiaTheme="majorEastAsia" w:hAnsiTheme="majorEastAsia"/>
+          <w:b/>
+          <w:sz w:val="40"/>
+          <w:szCs w:val="40"/>
+        </w:rPr>
+        <w:t xml:space="preserve"> </w:t>
+      </w:r>
+      <w:r>
+        <w:rPr>
+          <w:rFonts w:asciiTheme="majorEastAsia" w:eastAsiaTheme="majorEastAsia" w:hAnsiTheme="majorEastAsia" w:hint="eastAsia"/>
+          <w:b/>
+          <w:sz w:val="40"/>
+          <w:szCs w:val="40"/>
+        </w:rPr>
+        <w:t>목</w:t>
+      </w:r>
+      <w:r>
+        <w:rPr>
+          <w:rFonts w:asciiTheme="majorEastAsia" w:eastAsiaTheme="majorEastAsia" w:hAnsiTheme="majorEastAsia" w:hint="eastAsia"/>
+          <w:b/>
+          <w:sz w:val="40"/>
+          <w:szCs w:val="40"/>
+        </w:rPr>
+        <w:t>차</w:t>
+      </w:r>
+    </w:p>
+    <w:p>
+      <w:pPr>
+        <w:pStyle w:val="1"/>
+      </w:pPr>
+      <w:bookmarkStart w:id="0" w:name="_Ref229922969"/>
+      <w:bookmarkStart w:id="1" w:name="_Ref229922982"/>
+      <w:bookmarkStart w:id="2" w:name="_Toc229928457"/>
+      <w:r>
+        <w:rPr>
+          <w:rFonts w:hint="eastAsia"/>
+        </w:rPr>
+        <w:lastRenderedPageBreak/>
+        <w:t>개요</w:t>
+      </w:r>
       <w:bookmarkEnd w:id="0"/>
+      <w:bookmarkEnd w:id="1"/>
+      <w:bookmarkEnd w:id="2"/>
     </w:p>
+    <w:p>
+      <w:pPr>
+        <w:pStyle w:val="2"/>
+      </w:pPr>
+      <w:r>
+        <w:rPr>
+          <w:rFonts w:hint="eastAsia"/>
+        </w:rPr>
+        <w:t>설계 목적 및 배경</w:t>
+      </w:r>
+    </w:p>
+    <w:p>
+      <w:r>
+        <w:rPr>
+          <w:rFonts w:hint="eastAsia"/>
+        </w:rPr>
+        <w:t xml:space="preserve">현대 고성능 프로세서의 핵심 아키텍처인 </w:t>
+      </w:r>
+      <w:r>
+        <w:t>Microprocessor without Interlocked Pipelined Stages(</w:t>
+      </w:r>
+      <w:r>
+        <w:rPr>
+          <w:rFonts w:hint="eastAsia"/>
+        </w:rPr>
+        <w:t xml:space="preserve">이하, </w:t>
+      </w:r>
+      <w:r>
+        <w:t xml:space="preserve">MIPS) </w:t>
+      </w:r>
+      <w:r>
+        <w:rPr>
+          <w:rFonts w:hint="eastAsia"/>
+        </w:rPr>
+        <w:t>C</w:t>
+      </w:r>
+      <w:r>
+        <w:t>entral Processing Unit</w:t>
+      </w:r>
+      <w:r>
+        <w:rPr>
+          <w:rFonts w:hint="eastAsia"/>
+        </w:rPr>
+        <w:t>(중앙 처리 장치</w:t>
+      </w:r>
+      <w:r>
+        <w:t xml:space="preserve">, </w:t>
+      </w:r>
+      <w:r>
+        <w:rPr>
+          <w:rFonts w:hint="eastAsia"/>
+        </w:rPr>
+        <w:t xml:space="preserve">이하, </w:t>
+      </w:r>
+      <w:r>
+        <w:t>CPU)</w:t>
+      </w:r>
+      <w:r>
+        <w:rPr>
+          <w:rFonts w:hint="eastAsia"/>
+        </w:rPr>
+        <w:t xml:space="preserve">를 </w:t>
+      </w:r>
+      <w:r>
+        <w:t>System Verilog HDL</w:t>
+      </w:r>
+      <w:r>
+        <w:rPr>
+          <w:rFonts w:hint="eastAsia"/>
+        </w:rPr>
+        <w:t xml:space="preserve">로 </w:t>
+      </w:r>
+      <w:r>
+        <w:rPr>
+          <w:rFonts w:hint="eastAsia"/>
+        </w:rPr>
+        <w:t>설계함을 검증하고,</w:t>
+      </w:r>
+      <w:r>
+        <w:t xml:space="preserve"> </w:t>
+      </w:r>
+      <w:r>
+        <w:rPr>
+          <w:rFonts w:hint="eastAsia"/>
+        </w:rPr>
+        <w:t>레지스터 전송 레벨에서 하드웨어의 동작을</w:t>
+      </w:r>
+      <w:r>
+        <w:t xml:space="preserve"> </w:t>
+      </w:r>
+      <w:r>
+        <w:rPr>
+          <w:rFonts w:hint="eastAsia"/>
+        </w:rPr>
+        <w:t>기술하는 문서이다.</w:t>
+      </w:r>
+    </w:p>
+    <w:p/>
+    <w:p>
+      <w:pPr>
+        <w:pStyle w:val="2"/>
+      </w:pPr>
+      <w:r>
+        <w:rPr>
+          <w:rFonts w:hint="eastAsia"/>
+        </w:rPr>
+        <w:t>파이프라인 구조</w:t>
+      </w:r>
+    </w:p>
+    <w:p>
+      <w:pPr>
+        <w:rPr>
+          <w:rFonts w:hint="eastAsia"/>
+        </w:rPr>
+      </w:pPr>
+      <w:r>
+        <w:rPr>
+          <w:rFonts w:hint="eastAsia"/>
+        </w:rPr>
+        <w:t>C</w:t>
+      </w:r>
+      <w:r>
+        <w:t>PU</w:t>
+      </w:r>
+      <w:r>
+        <w:rPr>
+          <w:rFonts w:hint="eastAsia"/>
+        </w:rPr>
+        <w:t>의 데이터 처리 처리량(</w:t>
+      </w:r>
+      <w:r>
+        <w:t>Throughput)</w:t>
+      </w:r>
+      <w:r>
+        <w:rPr>
+          <w:rFonts w:hint="eastAsia"/>
+        </w:rPr>
+        <w:t>을 극대화하기 위해,</w:t>
+      </w:r>
+      <w:r>
+        <w:t xml:space="preserve"> </w:t>
+      </w:r>
+      <w:r>
+        <w:rPr>
+          <w:rFonts w:hint="eastAsia"/>
+        </w:rPr>
+        <w:t xml:space="preserve">명령어 실행 과정을 </w:t>
+      </w:r>
+      <w:r>
+        <w:t>6</w:t>
+      </w:r>
+      <w:r>
+        <w:rPr>
+          <w:rFonts w:hint="eastAsia"/>
+        </w:rPr>
+        <w:t>단계(</w:t>
+      </w:r>
+      <w:r>
+        <w:t>IF1, IF2, EX, MEM, WB)</w:t>
+      </w:r>
+      <w:r>
+        <w:rPr>
+          <w:rFonts w:hint="eastAsia"/>
+        </w:rPr>
+        <w:t xml:space="preserve">로 세분화한 </w:t>
+      </w:r>
+      <w:r>
+        <w:t xml:space="preserve">6-Stage </w:t>
+      </w:r>
+      <w:r>
+        <w:rPr>
+          <w:rFonts w:hint="eastAsia"/>
+        </w:rPr>
+        <w:t>P</w:t>
+      </w:r>
+      <w:r>
+        <w:t>ipeline Structure</w:t>
+      </w:r>
+      <w:r>
+        <w:rPr>
+          <w:rFonts w:hint="eastAsia"/>
+        </w:rPr>
+        <w:t>를 도입한다.</w:t>
+      </w:r>
+      <w:r>
+        <w:t xml:space="preserve"> </w:t>
+      </w:r>
+      <w:r>
+        <w:rPr>
+          <w:rFonts w:hint="eastAsia"/>
+        </w:rPr>
+        <w:t>각</w:t>
+      </w:r>
+      <w:r>
+        <w:t xml:space="preserve"> Stage</w:t>
+      </w:r>
+      <w:r>
+        <w:rPr>
+          <w:rFonts w:hint="eastAsia"/>
+        </w:rPr>
+        <w:t xml:space="preserve">가 독립적이고 동시에 수행되도록 설계하여 </w:t>
+      </w:r>
+      <w:r>
+        <w:t>Clock Rate</w:t>
+      </w:r>
+      <w:r>
+        <w:rPr>
+          <w:rFonts w:hint="eastAsia"/>
+        </w:rPr>
+        <w:t xml:space="preserve">를 단축시키고 전체적인 </w:t>
+      </w:r>
+      <w:r>
+        <w:t xml:space="preserve">CPU </w:t>
+      </w:r>
+      <w:r>
+        <w:rPr>
+          <w:rFonts w:hint="eastAsia"/>
+        </w:rPr>
+        <w:t>성능을 향상시킨다.</w:t>
+      </w:r>
+    </w:p>
+    <w:p/>
+    <w:p>
+      <w:pPr>
+        <w:rPr>
+          <w:rFonts w:hint="eastAsia"/>
+        </w:rPr>
+        <w:sectPr>
+          <w:headerReference w:type="default" r:id="rId10"/>
+          <w:footerReference w:type="default" r:id="rId11"/>
+          <w:pgSz w:w="11906" w:h="16838"/>
+          <w:pgMar w:top="1701" w:right="1440" w:bottom="1440" w:left="1440" w:header="851" w:footer="992" w:gutter="0"/>
+          <w:pgNumType w:start="1"/>
+          <w:cols w:space="425"/>
+          <w:docGrid w:linePitch="360"/>
+        </w:sectPr>
+      </w:pPr>
+    </w:p>
+    <w:p>
+      <w:pPr>
+        <w:pStyle w:val="1"/>
+      </w:pPr>
+      <w:bookmarkStart w:id="3" w:name="_Ref229923019"/>
+      <w:bookmarkStart w:id="4" w:name="_Toc229928458"/>
+      <w:r>
+        <w:rPr>
+          <w:rFonts w:hint="eastAsia"/>
+        </w:rPr>
+        <w:lastRenderedPageBreak/>
+        <w:t>하드웨어</w:t>
+      </w:r>
+      <w:r>
+        <w:rPr>
+          <w:rFonts w:hint="eastAsia"/>
+        </w:rPr>
+        <w:t xml:space="preserve"> 모듈</w:t>
+      </w:r>
+      <w:bookmarkEnd w:id="3"/>
+      <w:bookmarkEnd w:id="4"/>
+    </w:p>
+    <w:p>
+      <w:r>
+        <w:rPr>
+          <w:rFonts w:hint="eastAsia"/>
+        </w:rPr>
+        <w:t xml:space="preserve">중앙 처리 장치 설계에 필요한 모든 </w:t>
+      </w:r>
+      <w:r>
+        <w:rPr>
+          <w:rFonts w:hint="eastAsia"/>
+        </w:rPr>
+        <w:t xml:space="preserve">하드웨어 모듈은 </w:t>
+      </w:r>
+      <w:r>
+        <w:t xml:space="preserve">System </w:t>
+      </w:r>
+      <w:r>
+        <w:t>Verilog</w:t>
+      </w:r>
+      <w:r>
+        <w:t xml:space="preserve"> </w:t>
+      </w:r>
+      <w:r>
+        <w:t xml:space="preserve">HDL </w:t>
+      </w:r>
+      <w:r>
+        <w:rPr>
+          <w:rFonts w:hint="eastAsia"/>
+        </w:rPr>
+        <w:t>언어를 활용해서 설계했으며,</w:t>
+      </w:r>
+      <w:r>
+        <w:t xml:space="preserve"> </w:t>
+      </w:r>
+      <w:r>
+        <w:rPr>
+          <w:rFonts w:hint="eastAsia"/>
+        </w:rPr>
+        <w:t>설계한 모듈은 과 같다.</w:t>
+      </w:r>
+    </w:p>
+    <w:p>
+      <w:pPr>
+        <w:pStyle w:val="a7"/>
+        <w:keepNext/>
+      </w:pPr>
+      <w:bookmarkStart w:id="5" w:name="_Toc229928476"/>
+      <w:r>
+        <w:t xml:space="preserve">표 </w:t>
+      </w:r>
+      <w:fldSimple w:instr=" SEQ 표 \* ARABIC ">
+        <w:r>
+          <w:rPr>
+            <w:noProof/>
+          </w:rPr>
+          <w:t>1</w:t>
+        </w:r>
+      </w:fldSimple>
+      <w:r>
+        <w:t xml:space="preserve"> </w:t>
+      </w:r>
+      <w:r>
+        <w:rPr>
+          <w:rFonts w:hint="eastAsia"/>
+        </w:rPr>
+        <w:t>하드웨어 모듈</w:t>
+      </w:r>
+      <w:bookmarkEnd w:id="5"/>
+    </w:p>
+    <w:tbl>
+      <w:tblPr>
+        <w:tblStyle w:val="a6"/>
+        <w:tblW w:w="0" w:type="auto"/>
+        <w:tblBorders>
+          <w:top w:val="single" w:sz="12" w:space="0" w:color="auto"/>
+          <w:left w:val="single" w:sz="12" w:space="0" w:color="auto"/>
+          <w:bottom w:val="single" w:sz="12" w:space="0" w:color="auto"/>
+          <w:right w:val="single" w:sz="12" w:space="0" w:color="auto"/>
+          <w:insideH w:val="single" w:sz="6" w:space="0" w:color="auto"/>
+          <w:insideV w:val="single" w:sz="6" w:space="0" w:color="auto"/>
+        </w:tblBorders>
+        <w:tblLook w:val="04A0" w:firstRow="1" w:lastRow="0" w:firstColumn="1" w:lastColumn="0" w:noHBand="0" w:noVBand="1"/>
+      </w:tblPr>
+      <w:tblGrid>
+        <w:gridCol w:w="2262"/>
+        <w:gridCol w:w="2267"/>
+        <w:gridCol w:w="2265"/>
+        <w:gridCol w:w="2202"/>
+      </w:tblGrid>
+      <w:tr>
+        <w:tc>
+          <w:tcPr>
+            <w:tcW w:w="2268" w:type="dxa"/>
+            <w:tcBorders>
+              <w:top w:val="single" w:sz="12" w:space="0" w:color="auto"/>
+              <w:bottom w:val="single" w:sz="12" w:space="0" w:color="auto"/>
+            </w:tcBorders>
+            <w:shd w:val="clear" w:color="auto" w:fill="BFBFBF" w:themeFill="background1" w:themeFillShade="BF"/>
+            <w:vAlign w:val="center"/>
+          </w:tcPr>
+          <w:p>
+            <w:pPr>
+              <w:jc w:val="center"/>
+              <w:rPr>
+                <w:b/>
+              </w:rPr>
+            </w:pPr>
+            <w:r>
+              <w:rPr>
+                <w:rFonts w:hint="eastAsia"/>
+                <w:b/>
+              </w:rPr>
+              <w:t>하드웨어</w:t>
+            </w:r>
+          </w:p>
+        </w:tc>
+        <w:tc>
+          <w:tcPr>
+            <w:tcW w:w="2267" w:type="dxa"/>
+            <w:tcBorders>
+              <w:top w:val="single" w:sz="12" w:space="0" w:color="auto"/>
+              <w:bottom w:val="single" w:sz="12" w:space="0" w:color="auto"/>
+            </w:tcBorders>
+            <w:shd w:val="clear" w:color="auto" w:fill="BFBFBF" w:themeFill="background1" w:themeFillShade="BF"/>
+            <w:vAlign w:val="center"/>
+          </w:tcPr>
+          <w:p>
+            <w:pPr>
+              <w:jc w:val="center"/>
+              <w:rPr>
+                <w:b/>
+              </w:rPr>
+            </w:pPr>
+            <w:proofErr w:type="spellStart"/>
+            <w:r>
+              <w:rPr>
+                <w:rFonts w:hint="eastAsia"/>
+                <w:b/>
+              </w:rPr>
+              <w:t>모듈명</w:t>
+            </w:r>
+            <w:proofErr w:type="spellEnd"/>
+          </w:p>
+        </w:tc>
+        <w:tc>
+          <w:tcPr>
+            <w:tcW w:w="2268" w:type="dxa"/>
+            <w:tcBorders>
+              <w:top w:val="single" w:sz="12" w:space="0" w:color="auto"/>
+              <w:bottom w:val="single" w:sz="12" w:space="0" w:color="auto"/>
+            </w:tcBorders>
+            <w:shd w:val="clear" w:color="auto" w:fill="BFBFBF" w:themeFill="background1" w:themeFillShade="BF"/>
+            <w:vAlign w:val="center"/>
+          </w:tcPr>
+          <w:p>
+            <w:pPr>
+              <w:jc w:val="center"/>
+              <w:rPr>
+                <w:b/>
+              </w:rPr>
+            </w:pPr>
+            <w:r>
+              <w:rPr>
+                <w:rFonts w:hint="eastAsia"/>
+                <w:b/>
+              </w:rPr>
+              <w:t>파일명</w:t>
+            </w:r>
+          </w:p>
+        </w:tc>
+        <w:tc>
+          <w:tcPr>
+            <w:tcW w:w="2213" w:type="dxa"/>
+            <w:tcBorders>
+              <w:top w:val="single" w:sz="12" w:space="0" w:color="auto"/>
+              <w:bottom w:val="single" w:sz="12" w:space="0" w:color="auto"/>
+            </w:tcBorders>
+            <w:shd w:val="clear" w:color="auto" w:fill="BFBFBF" w:themeFill="background1" w:themeFillShade="BF"/>
+            <w:vAlign w:val="center"/>
+          </w:tcPr>
+          <w:p>
+            <w:pPr>
+              <w:jc w:val="center"/>
+              <w:rPr>
+                <w:rFonts w:hint="eastAsia"/>
+                <w:b/>
+              </w:rPr>
+            </w:pPr>
+            <w:r>
+              <w:rPr>
+                <w:rFonts w:hint="eastAsia"/>
+                <w:b/>
+              </w:rPr>
+              <w:t>참고</w:t>
+            </w:r>
+          </w:p>
+        </w:tc>
+      </w:tr>
+      <w:tr>
+        <w:tc>
+          <w:tcPr>
+            <w:tcW w:w="2268" w:type="dxa"/>
+            <w:tcBorders>
+              <w:top w:val="single" w:sz="12" w:space="0" w:color="auto"/>
+            </w:tcBorders>
+            <w:vAlign w:val="center"/>
+          </w:tcPr>
+          <w:p>
+            <w:pPr>
+              <w:jc w:val="center"/>
+            </w:pPr>
+            <w:r>
+              <w:fldChar w:fldCharType="begin"/>
+            </w:r>
+            <w:r>
+              <w:instrText xml:space="preserve"> REF _Ref229928214 \h </w:instrText>
+            </w:r>
+            <w:r>
+              <w:fldChar w:fldCharType="separate"/>
+            </w:r>
+            <w:proofErr w:type="spellStart"/>
+            <w:r>
+              <w:rPr>
+                <w:rFonts w:hint="eastAsia"/>
+              </w:rPr>
+              <w:t>누산기</w:t>
+            </w:r>
+            <w:proofErr w:type="spellEnd"/>
+            <w:r>
+              <w:t>(Adder)</w:t>
+            </w:r>
+            <w:r>
+              <w:fldChar w:fldCharType="end"/>
+            </w:r>
+          </w:p>
+        </w:tc>
+        <w:tc>
+          <w:tcPr>
+            <w:tcW w:w="2267" w:type="dxa"/>
+            <w:tcBorders>
+              <w:top w:val="single" w:sz="12" w:space="0" w:color="auto"/>
+            </w:tcBorders>
+            <w:vAlign w:val="center"/>
+          </w:tcPr>
+          <w:p>
+            <w:pPr>
+              <w:jc w:val="center"/>
+            </w:pPr>
+            <w:r>
+              <w:t>adder21</w:t>
+            </w:r>
+          </w:p>
+        </w:tc>
+        <w:tc>
+          <w:tcPr>
+            <w:tcW w:w="2268" w:type="dxa"/>
+            <w:tcBorders>
+              <w:top w:val="single" w:sz="12" w:space="0" w:color="auto"/>
+            </w:tcBorders>
+            <w:vAlign w:val="center"/>
+          </w:tcPr>
+          <w:p>
+            <w:pPr>
+              <w:jc w:val="center"/>
+            </w:pPr>
+            <w:r>
+              <w:rPr>
+                <w:rFonts w:hint="eastAsia"/>
+              </w:rPr>
+              <w:t>a</w:t>
+            </w:r>
+            <w:r>
+              <w:t>dder.sv</w:t>
+            </w:r>
+          </w:p>
+        </w:tc>
+        <w:tc>
+          <w:tcPr>
+            <w:tcW w:w="2213" w:type="dxa"/>
+            <w:tcBorders>
+              <w:top w:val="single" w:sz="12" w:space="0" w:color="auto"/>
+            </w:tcBorders>
+            <w:vAlign w:val="center"/>
+          </w:tcPr>
+          <w:p>
+            <w:pPr>
+              <w:jc w:val="center"/>
+            </w:pPr>
+            <w:r>
+              <w:fldChar w:fldCharType="begin"/>
+            </w:r>
+            <w:r>
+              <w:instrText xml:space="preserve"> REF _Ref229928214 \r \h </w:instrText>
+            </w:r>
+            <w:r>
+              <w:fldChar w:fldCharType="separate"/>
+            </w:r>
+            <w:r>
+              <w:t>2.1</w:t>
+            </w:r>
+            <w:r>
+              <w:fldChar w:fldCharType="end"/>
+            </w:r>
+          </w:p>
+        </w:tc>
+      </w:tr>
+      <w:tr>
+        <w:tc>
+          <w:tcPr>
+            <w:tcW w:w="2268" w:type="dxa"/>
+            <w:vAlign w:val="center"/>
+          </w:tcPr>
+          <w:p>
+            <w:pPr>
+              <w:jc w:val="center"/>
+            </w:pPr>
+            <w:r>
+              <w:fldChar w:fldCharType="begin"/>
+            </w:r>
+            <w:r>
+              <w:instrText xml:space="preserve"> REF _Ref229928618 \h </w:instrText>
+            </w:r>
+            <w:r>
+              <w:fldChar w:fldCharType="separate"/>
+            </w:r>
+            <w:r>
+              <w:rPr>
+                <w:rFonts w:hint="eastAsia"/>
+              </w:rPr>
+              <w:t>산술 논리 장치</w:t>
+            </w:r>
+            <w:r>
+              <w:t>(A</w:t>
+            </w:r>
+            <w:r>
+              <w:rPr>
+                <w:rFonts w:hint="eastAsia"/>
+              </w:rPr>
+              <w:t>r</w:t>
+            </w:r>
+            <w:r>
+              <w:t>ithmetic Logic Unit)</w:t>
+            </w:r>
+            <w:r>
+              <w:fldChar w:fldCharType="end"/>
+            </w:r>
+          </w:p>
+        </w:tc>
+        <w:tc>
+          <w:tcPr>
+            <w:tcW w:w="2267" w:type="dxa"/>
+            <w:vAlign w:val="center"/>
+          </w:tcPr>
+          <w:p>
+            <w:pPr>
+              <w:jc w:val="center"/>
+            </w:pPr>
+            <w:proofErr w:type="spellStart"/>
+            <w:r>
+              <w:t>alu</w:t>
+            </w:r>
+            <w:proofErr w:type="spellEnd"/>
+          </w:p>
+        </w:tc>
+        <w:tc>
+          <w:tcPr>
+            <w:tcW w:w="2268" w:type="dxa"/>
+            <w:vAlign w:val="center"/>
+          </w:tcPr>
+          <w:p>
+            <w:pPr>
+              <w:jc w:val="center"/>
+            </w:pPr>
+            <w:r>
+              <w:rPr>
+                <w:rFonts w:hint="eastAsia"/>
+              </w:rPr>
+              <w:t>a</w:t>
+            </w:r>
+            <w:r>
+              <w:t>lu.sv</w:t>
+            </w:r>
+          </w:p>
+        </w:tc>
+        <w:tc>
+          <w:tcPr>
+            <w:tcW w:w="2213" w:type="dxa"/>
+            <w:vAlign w:val="center"/>
+          </w:tcPr>
+          <w:p>
+            <w:pPr>
+              <w:jc w:val="center"/>
+            </w:pPr>
+            <w:r>
+              <w:fldChar w:fldCharType="begin"/>
+            </w:r>
+            <w:r>
+              <w:instrText xml:space="preserve"> REF _Ref229928517 \r \h </w:instrText>
+            </w:r>
+            <w:r>
+              <w:fldChar w:fldCharType="separate"/>
+            </w:r>
+            <w:r>
+              <w:t>2.2</w:t>
+            </w:r>
+            <w:r>
+              <w:fldChar w:fldCharType="end"/>
+            </w:r>
+          </w:p>
+        </w:tc>
+      </w:tr>
+      <w:tr>
+        <w:tc>
+          <w:tcPr>
+            <w:tcW w:w="2268" w:type="dxa"/>
+            <w:vAlign w:val="center"/>
+          </w:tcPr>
+          <w:p>
+            <w:pPr>
+              <w:jc w:val="center"/>
+            </w:pPr>
+            <w:r>
+              <w:fldChar w:fldCharType="begin"/>
+            </w:r>
+            <w:r>
+              <w:instrText xml:space="preserve"> REF _Ref229928620 \h </w:instrText>
+            </w:r>
+            <w:r>
+              <w:fldChar w:fldCharType="separate"/>
+            </w:r>
+            <w:r>
+              <w:rPr>
+                <w:rFonts w:hint="eastAsia"/>
+              </w:rPr>
+              <w:t>A</w:t>
+            </w:r>
+            <w:r>
+              <w:t>LU</w:t>
+            </w:r>
+            <w:r>
+              <w:rPr>
+                <w:rFonts w:hint="eastAsia"/>
+              </w:rPr>
+              <w:t xml:space="preserve"> 통제 장치</w:t>
+            </w:r>
+            <w:r>
+              <w:t>(ALU Control Unit)</w:t>
+            </w:r>
+            <w:r>
+              <w:fldChar w:fldCharType="end"/>
+            </w:r>
+          </w:p>
+        </w:tc>
+        <w:tc>
+          <w:tcPr>
+            <w:tcW w:w="2267" w:type="dxa"/>
+            <w:vAlign w:val="center"/>
+          </w:tcPr>
+          <w:p>
+            <w:pPr>
+              <w:jc w:val="center"/>
+            </w:pPr>
+            <w:proofErr w:type="spellStart"/>
+            <w:r>
+              <w:t>alu_ctr</w:t>
+            </w:r>
+            <w:proofErr w:type="spellEnd"/>
+          </w:p>
+        </w:tc>
+        <w:tc>
+          <w:tcPr>
+            <w:tcW w:w="2268" w:type="dxa"/>
+            <w:vAlign w:val="center"/>
+          </w:tcPr>
+          <w:p>
+            <w:pPr>
+              <w:jc w:val="center"/>
+            </w:pPr>
+            <w:r>
+              <w:rPr>
+                <w:rFonts w:hint="eastAsia"/>
+              </w:rPr>
+              <w:t>a</w:t>
+            </w:r>
+            <w:r>
+              <w:t>lu_ctr.sv</w:t>
+            </w:r>
+          </w:p>
+        </w:tc>
+        <w:tc>
+          <w:tcPr>
+            <w:tcW w:w="2213" w:type="dxa"/>
+            <w:vAlign w:val="center"/>
+          </w:tcPr>
+          <w:p>
+            <w:pPr>
+              <w:jc w:val="center"/>
+            </w:pPr>
+            <w:r>
+              <w:fldChar w:fldCharType="begin"/>
+            </w:r>
+            <w:r>
+              <w:instrText xml:space="preserve"> REF _Ref229928520 \r \h </w:instrText>
+            </w:r>
+            <w:r>
+              <w:fldChar w:fldCharType="separate"/>
+            </w:r>
+            <w:r>
+              <w:t>2.3</w:t>
+            </w:r>
+            <w:r>
+              <w:fldChar w:fldCharType="end"/>
+            </w:r>
+          </w:p>
+        </w:tc>
+      </w:tr>
+      <w:tr>
+        <w:tc>
+          <w:tcPr>
+            <w:tcW w:w="2268" w:type="dxa"/>
+            <w:vMerge w:val="restart"/>
+            <w:vAlign w:val="center"/>
+          </w:tcPr>
+          <w:p>
+            <w:pPr>
+              <w:jc w:val="center"/>
+            </w:pPr>
+            <w:r>
+              <w:fldChar w:fldCharType="begin"/>
+            </w:r>
+            <w:r>
+              <w:instrText xml:space="preserve"> REF _Ref229928624 \h </w:instrText>
+            </w:r>
+            <w:r>
+              <w:fldChar w:fldCharType="separate"/>
+            </w:r>
+            <w:r>
+              <w:rPr>
+                <w:rFonts w:hint="eastAsia"/>
+              </w:rPr>
+              <w:t>파이프라인 연결 장치</w:t>
+            </w:r>
+            <w:r>
+              <w:t>(Pipeline Bridge)</w:t>
+            </w:r>
+            <w:r>
+              <w:fldChar w:fldCharType="end"/>
+            </w:r>
+          </w:p>
+        </w:tc>
+        <w:tc>
+          <w:tcPr>
+            <w:tcW w:w="2267" w:type="dxa"/>
+            <w:vAlign w:val="center"/>
+          </w:tcPr>
+          <w:p>
+            <w:pPr>
+              <w:jc w:val="center"/>
+            </w:pPr>
+            <w:proofErr w:type="spellStart"/>
+            <w:r>
+              <w:rPr>
+                <w:rFonts w:hint="eastAsia"/>
+              </w:rPr>
+              <w:t>i</w:t>
+            </w:r>
+            <w:r>
+              <w:t>f_id</w:t>
+            </w:r>
+            <w:proofErr w:type="spellEnd"/>
+          </w:p>
+        </w:tc>
+        <w:tc>
+          <w:tcPr>
+            <w:tcW w:w="2268" w:type="dxa"/>
+            <w:vMerge w:val="restart"/>
+            <w:vAlign w:val="center"/>
+          </w:tcPr>
+          <w:p>
+            <w:pPr>
+              <w:jc w:val="center"/>
+            </w:pPr>
+            <w:r>
+              <w:t>bridge.sv</w:t>
+            </w:r>
+          </w:p>
+        </w:tc>
+        <w:tc>
+          <w:tcPr>
+            <w:tcW w:w="2213" w:type="dxa"/>
+            <w:vMerge w:val="restart"/>
+            <w:vAlign w:val="center"/>
+          </w:tcPr>
+          <w:p>
+            <w:pPr>
+              <w:jc w:val="center"/>
+            </w:pPr>
+            <w:r>
+              <w:fldChar w:fldCharType="begin"/>
+            </w:r>
+            <w:r>
+              <w:instrText xml:space="preserve"> REF _Ref229928523 \r \h </w:instrText>
+            </w:r>
+            <w:r>
+              <w:fldChar w:fldCharType="separate"/>
+            </w:r>
+            <w:r>
+              <w:t>2.4</w:t>
+            </w:r>
+            <w:r>
+              <w:fldChar w:fldCharType="end"/>
+            </w:r>
+          </w:p>
+        </w:tc>
+      </w:tr>
+      <w:tr>
+        <w:tc>
+          <w:tcPr>
+            <w:tcW w:w="2268" w:type="dxa"/>
+            <w:vMerge/>
+            <w:vAlign w:val="center"/>
+          </w:tcPr>
+          <w:p>
+            <w:pPr>
+              <w:jc w:val="center"/>
+            </w:pPr>
+          </w:p>
+        </w:tc>
+        <w:tc>
+          <w:tcPr>
+            <w:tcW w:w="2267" w:type="dxa"/>
+            <w:vAlign w:val="center"/>
+          </w:tcPr>
+          <w:p>
+            <w:pPr>
+              <w:jc w:val="center"/>
+            </w:pPr>
+            <w:proofErr w:type="spellStart"/>
+            <w:r>
+              <w:rPr>
+                <w:rFonts w:hint="eastAsia"/>
+              </w:rPr>
+              <w:t>i</w:t>
+            </w:r>
+            <w:r>
+              <w:t>d_ex</w:t>
+            </w:r>
+            <w:proofErr w:type="spellEnd"/>
+          </w:p>
+        </w:tc>
+        <w:tc>
+          <w:tcPr>
+            <w:tcW w:w="2268" w:type="dxa"/>
+            <w:vMerge/>
+            <w:vAlign w:val="center"/>
+          </w:tcPr>
+          <w:p>
+            <w:pPr>
+              <w:jc w:val="center"/>
+            </w:pPr>
+          </w:p>
+        </w:tc>
+        <w:tc>
+          <w:tcPr>
+            <w:tcW w:w="2213" w:type="dxa"/>
+            <w:vMerge/>
+            <w:vAlign w:val="center"/>
+          </w:tcPr>
+          <w:p>
+            <w:pPr>
+              <w:jc w:val="center"/>
+            </w:pPr>
+          </w:p>
+        </w:tc>
+      </w:tr>
+      <w:tr>
+        <w:tc>
+          <w:tcPr>
+            <w:tcW w:w="2268" w:type="dxa"/>
+            <w:vMerge/>
+            <w:vAlign w:val="center"/>
+          </w:tcPr>
+          <w:p>
+            <w:pPr>
+              <w:jc w:val="center"/>
+            </w:pPr>
+          </w:p>
+        </w:tc>
+        <w:tc>
+          <w:tcPr>
+            <w:tcW w:w="2267" w:type="dxa"/>
+            <w:vAlign w:val="center"/>
+          </w:tcPr>
+          <w:p>
+            <w:pPr>
+              <w:jc w:val="center"/>
+            </w:pPr>
+            <w:proofErr w:type="spellStart"/>
+            <w:r>
+              <w:rPr>
+                <w:rFonts w:hint="eastAsia"/>
+              </w:rPr>
+              <w:t>e</w:t>
+            </w:r>
+            <w:r>
+              <w:t>x_mem</w:t>
+            </w:r>
+            <w:proofErr w:type="spellEnd"/>
+          </w:p>
+        </w:tc>
+        <w:tc>
+          <w:tcPr>
+            <w:tcW w:w="2268" w:type="dxa"/>
+            <w:vMerge/>
+            <w:vAlign w:val="center"/>
+          </w:tcPr>
+          <w:p>
+            <w:pPr>
+              <w:jc w:val="center"/>
+            </w:pPr>
+          </w:p>
+        </w:tc>
+        <w:tc>
+          <w:tcPr>
+            <w:tcW w:w="2213" w:type="dxa"/>
+            <w:vMerge/>
+            <w:vAlign w:val="center"/>
+          </w:tcPr>
+          <w:p>
+            <w:pPr>
+              <w:jc w:val="center"/>
+            </w:pPr>
+          </w:p>
+        </w:tc>
+      </w:tr>
+      <w:tr>
+        <w:tc>
+          <w:tcPr>
+            <w:tcW w:w="2268" w:type="dxa"/>
+            <w:vMerge/>
+            <w:vAlign w:val="center"/>
+          </w:tcPr>
+          <w:p>
+            <w:pPr>
+              <w:jc w:val="center"/>
+            </w:pPr>
+          </w:p>
+        </w:tc>
+        <w:tc>
+          <w:tcPr>
+            <w:tcW w:w="2267" w:type="dxa"/>
+            <w:vAlign w:val="center"/>
+          </w:tcPr>
+          <w:p>
+            <w:pPr>
+              <w:jc w:val="center"/>
+            </w:pPr>
+            <w:proofErr w:type="spellStart"/>
+            <w:r>
+              <w:rPr>
+                <w:rFonts w:hint="eastAsia"/>
+              </w:rPr>
+              <w:t>m</w:t>
+            </w:r>
+            <w:r>
+              <w:t>em_wb</w:t>
+            </w:r>
+            <w:proofErr w:type="spellEnd"/>
+          </w:p>
+        </w:tc>
+        <w:tc>
+          <w:tcPr>
+            <w:tcW w:w="2268" w:type="dxa"/>
+            <w:vMerge/>
+            <w:vAlign w:val="center"/>
+          </w:tcPr>
+          <w:p>
+            <w:pPr>
+              <w:jc w:val="center"/>
+            </w:pPr>
+          </w:p>
+        </w:tc>
+        <w:tc>
+          <w:tcPr>
+            <w:tcW w:w="2213" w:type="dxa"/>
+            <w:vMerge/>
+            <w:vAlign w:val="center"/>
+          </w:tcPr>
+          <w:p>
+            <w:pPr>
+              <w:jc w:val="center"/>
+            </w:pPr>
+          </w:p>
+        </w:tc>
+      </w:tr>
+      <w:tr>
+        <w:tc>
+          <w:tcPr>
+            <w:tcW w:w="2268" w:type="dxa"/>
+            <w:vAlign w:val="center"/>
+          </w:tcPr>
+          <w:p>
+            <w:pPr>
+              <w:jc w:val="center"/>
+            </w:pPr>
+            <w:r>
+              <w:fldChar w:fldCharType="begin"/>
+            </w:r>
+            <w:r>
+              <w:instrText xml:space="preserve"> REF _Ref229928626 \h </w:instrText>
+            </w:r>
+            <w:r>
+              <w:fldChar w:fldCharType="separate"/>
+            </w:r>
+            <w:r>
+              <w:t>CPU</w:t>
+            </w:r>
+            <w:r>
+              <w:rPr>
+                <w:rFonts w:hint="eastAsia"/>
+              </w:rPr>
+              <w:t xml:space="preserve"> 통제 장치</w:t>
+            </w:r>
+            <w:r>
+              <w:t>(Control Unit)</w:t>
+            </w:r>
+            <w:r>
+              <w:fldChar w:fldCharType="end"/>
+            </w:r>
+          </w:p>
+        </w:tc>
+        <w:tc>
+          <w:tcPr>
+            <w:tcW w:w="2267" w:type="dxa"/>
+            <w:vAlign w:val="center"/>
+          </w:tcPr>
+          <w:p>
+            <w:pPr>
+              <w:jc w:val="center"/>
+            </w:pPr>
+            <w:proofErr w:type="spellStart"/>
+            <w:r>
+              <w:t>ctr_unit</w:t>
+            </w:r>
+            <w:proofErr w:type="spellEnd"/>
+          </w:p>
+        </w:tc>
+        <w:tc>
+          <w:tcPr>
+            <w:tcW w:w="2268" w:type="dxa"/>
+            <w:vAlign w:val="center"/>
+          </w:tcPr>
+          <w:p>
+            <w:pPr>
+              <w:jc w:val="center"/>
+            </w:pPr>
+            <w:r>
+              <w:rPr>
+                <w:rFonts w:hint="eastAsia"/>
+              </w:rPr>
+              <w:t>c</w:t>
+            </w:r>
+            <w:r>
+              <w:t>tr_unit.sv</w:t>
+            </w:r>
+          </w:p>
+        </w:tc>
+        <w:tc>
+          <w:tcPr>
+            <w:tcW w:w="2213" w:type="dxa"/>
+            <w:vAlign w:val="center"/>
+          </w:tcPr>
+          <w:p>
+            <w:pPr>
+              <w:jc w:val="center"/>
+            </w:pPr>
+            <w:r>
+              <w:fldChar w:fldCharType="begin"/>
+            </w:r>
+            <w:r>
+              <w:instrText xml:space="preserve"> REF _Ref229928526 \r \h </w:instrText>
+            </w:r>
+            <w:r>
+              <w:fldChar w:fldCharType="separate"/>
+            </w:r>
+            <w:r>
+              <w:t>2.5</w:t>
+            </w:r>
+            <w:r>
+              <w:fldChar w:fldCharType="end"/>
+            </w:r>
+          </w:p>
+        </w:tc>
+      </w:tr>
+      <w:tr>
+        <w:tc>
+          <w:tcPr>
+            <w:tcW w:w="2268" w:type="dxa"/>
+            <w:vMerge w:val="restart"/>
+            <w:vAlign w:val="center"/>
+          </w:tcPr>
+          <w:p>
+            <w:pPr>
+              <w:jc w:val="center"/>
+            </w:pPr>
+            <w:r>
+              <w:fldChar w:fldCharType="begin"/>
+            </w:r>
+            <w:r>
+              <w:instrText xml:space="preserve"> REF _Ref229928648 \h </w:instrText>
+            </w:r>
+            <w:r>
+              <w:fldChar w:fldCharType="separate"/>
+            </w:r>
+            <w:proofErr w:type="spellStart"/>
+            <w:r>
+              <w:rPr>
+                <w:rFonts w:hint="eastAsia"/>
+              </w:rPr>
+              <w:t>포워딩</w:t>
+            </w:r>
+            <w:proofErr w:type="spellEnd"/>
+            <w:r>
+              <w:rPr>
+                <w:rFonts w:hint="eastAsia"/>
+              </w:rPr>
+              <w:t xml:space="preserve"> 장치</w:t>
+            </w:r>
+            <w:r>
+              <w:t>(Forwarding Unit)</w:t>
+            </w:r>
+            <w:r>
+              <w:fldChar w:fldCharType="end"/>
+            </w:r>
+          </w:p>
+        </w:tc>
+        <w:tc>
+          <w:tcPr>
+            <w:tcW w:w="2267" w:type="dxa"/>
+            <w:vAlign w:val="center"/>
+          </w:tcPr>
+          <w:p>
+            <w:pPr>
+              <w:jc w:val="center"/>
+            </w:pPr>
+            <w:proofErr w:type="spellStart"/>
+            <w:r>
+              <w:t>alu_forwarding_unit</w:t>
+            </w:r>
+            <w:proofErr w:type="spellEnd"/>
+          </w:p>
+        </w:tc>
+        <w:tc>
+          <w:tcPr>
+            <w:tcW w:w="2268" w:type="dxa"/>
+            <w:vMerge w:val="restart"/>
+            <w:vAlign w:val="center"/>
+          </w:tcPr>
+          <w:p>
+            <w:pPr>
+              <w:jc w:val="center"/>
+            </w:pPr>
+            <w:r>
+              <w:t>forwarding_unit.sv</w:t>
+            </w:r>
+          </w:p>
+        </w:tc>
+        <w:tc>
+          <w:tcPr>
+            <w:tcW w:w="2213" w:type="dxa"/>
+            <w:vMerge w:val="restart"/>
+            <w:vAlign w:val="center"/>
+          </w:tcPr>
+          <w:p>
+            <w:pPr>
+              <w:jc w:val="center"/>
+            </w:pPr>
+            <w:r>
+              <w:fldChar w:fldCharType="begin"/>
+            </w:r>
+            <w:r>
+              <w:instrText xml:space="preserve"> REF _Ref229928529 \r \h </w:instrText>
+            </w:r>
+            <w:r>
+              <w:fldChar w:fldCharType="separate"/>
+            </w:r>
+            <w:r>
+              <w:t>2.6</w:t>
+            </w:r>
+            <w:r>
+              <w:fldChar w:fldCharType="end"/>
+            </w:r>
+          </w:p>
+        </w:tc>
+      </w:tr>
+      <w:tr>
+        <w:tc>
+          <w:tcPr>
+            <w:tcW w:w="2268" w:type="dxa"/>
+            <w:vMerge/>
+            <w:vAlign w:val="center"/>
+          </w:tcPr>
+          <w:p>
+            <w:pPr>
+              <w:jc w:val="center"/>
+            </w:pPr>
+          </w:p>
+        </w:tc>
+        <w:tc>
+          <w:tcPr>
+            <w:tcW w:w="2267" w:type="dxa"/>
+            <w:vAlign w:val="center"/>
+          </w:tcPr>
+          <w:p>
+            <w:pPr>
+              <w:jc w:val="center"/>
+            </w:pPr>
+            <w:proofErr w:type="spellStart"/>
+            <w:r>
+              <w:rPr>
+                <w:rFonts w:hint="eastAsia"/>
+              </w:rPr>
+              <w:t>w</w:t>
+            </w:r>
+            <w:r>
+              <w:t>data_forwarding_unit</w:t>
+            </w:r>
+            <w:proofErr w:type="spellEnd"/>
+          </w:p>
+        </w:tc>
+        <w:tc>
+          <w:tcPr>
+            <w:tcW w:w="2268" w:type="dxa"/>
+            <w:vMerge/>
+            <w:vAlign w:val="center"/>
+          </w:tcPr>
+          <w:p>
+            <w:pPr>
+              <w:jc w:val="center"/>
+            </w:pPr>
+          </w:p>
+        </w:tc>
+        <w:tc>
+          <w:tcPr>
+            <w:tcW w:w="2213" w:type="dxa"/>
+            <w:vMerge/>
+            <w:vAlign w:val="center"/>
+          </w:tcPr>
+          <w:p>
+            <w:pPr>
+              <w:jc w:val="center"/>
+            </w:pPr>
+          </w:p>
+        </w:tc>
+      </w:tr>
+      <w:tr>
+        <w:tc>
+          <w:tcPr>
+            <w:tcW w:w="2268" w:type="dxa"/>
+            <w:vMerge/>
+            <w:vAlign w:val="center"/>
+          </w:tcPr>
+          <w:p>
+            <w:pPr>
+              <w:jc w:val="center"/>
+            </w:pPr>
+          </w:p>
+        </w:tc>
+        <w:tc>
+          <w:tcPr>
+            <w:tcW w:w="2267" w:type="dxa"/>
+            <w:vAlign w:val="center"/>
+          </w:tcPr>
+          <w:p>
+            <w:pPr>
+              <w:jc w:val="center"/>
+            </w:pPr>
+            <w:proofErr w:type="spellStart"/>
+            <w:r>
+              <w:rPr>
+                <w:rFonts w:hint="eastAsia"/>
+              </w:rPr>
+              <w:t>l</w:t>
+            </w:r>
+            <w:r>
+              <w:t>oad_stall_unit</w:t>
+            </w:r>
+            <w:proofErr w:type="spellEnd"/>
+          </w:p>
+        </w:tc>
+        <w:tc>
+          <w:tcPr>
+            <w:tcW w:w="2268" w:type="dxa"/>
+            <w:vMerge/>
+            <w:vAlign w:val="center"/>
+          </w:tcPr>
+          <w:p>
+            <w:pPr>
+              <w:jc w:val="center"/>
+            </w:pPr>
+          </w:p>
+        </w:tc>
+        <w:tc>
+          <w:tcPr>
+            <w:tcW w:w="2213" w:type="dxa"/>
+            <w:vMerge/>
+            <w:vAlign w:val="center"/>
+          </w:tcPr>
+          <w:p>
+            <w:pPr>
+              <w:jc w:val="center"/>
+            </w:pPr>
+          </w:p>
+        </w:tc>
+      </w:tr>
+      <w:tr>
+        <w:tc>
+          <w:tcPr>
+            <w:tcW w:w="2268" w:type="dxa"/>
+            <w:vAlign w:val="center"/>
+          </w:tcPr>
+          <w:p>
+            <w:pPr>
+              <w:jc w:val="center"/>
+            </w:pPr>
+            <w:r>
+              <w:fldChar w:fldCharType="begin"/>
+            </w:r>
+            <w:r>
+              <w:instrText xml:space="preserve"> REF _Ref229928636 \h </w:instrText>
+            </w:r>
+            <w:r>
+              <w:fldChar w:fldCharType="separate"/>
+            </w:r>
+            <w:r>
+              <w:rPr>
+                <w:rFonts w:hint="eastAsia"/>
+              </w:rPr>
+              <w:t xml:space="preserve">명령어 </w:t>
+            </w:r>
+            <w:proofErr w:type="spellStart"/>
+            <w:r>
+              <w:rPr>
+                <w:rFonts w:hint="eastAsia"/>
+              </w:rPr>
+              <w:t>복호기</w:t>
+            </w:r>
+            <w:proofErr w:type="spellEnd"/>
+            <w:r>
+              <w:t>(Instruction Decoder)</w:t>
+            </w:r>
+            <w:r>
+              <w:fldChar w:fldCharType="end"/>
+            </w:r>
+          </w:p>
+        </w:tc>
+        <w:tc>
+          <w:tcPr>
+            <w:tcW w:w="2267" w:type="dxa"/>
+            <w:vAlign w:val="center"/>
+          </w:tcPr>
+          <w:p>
+            <w:pPr>
+              <w:jc w:val="center"/>
+            </w:pPr>
+            <w:proofErr w:type="spellStart"/>
+            <w:r>
+              <w:t>inst_decoder</w:t>
+            </w:r>
+            <w:proofErr w:type="spellEnd"/>
+          </w:p>
+        </w:tc>
+        <w:tc>
+          <w:tcPr>
+            <w:tcW w:w="2268" w:type="dxa"/>
+            <w:vAlign w:val="center"/>
+          </w:tcPr>
+          <w:p>
+            <w:pPr>
+              <w:jc w:val="center"/>
+            </w:pPr>
+            <w:r>
+              <w:rPr>
+                <w:rFonts w:hint="eastAsia"/>
+              </w:rPr>
+              <w:t>i</w:t>
+            </w:r>
+            <w:r>
+              <w:t>nst_decoder.sv</w:t>
+            </w:r>
+          </w:p>
+        </w:tc>
+        <w:tc>
+          <w:tcPr>
+            <w:tcW w:w="2213" w:type="dxa"/>
+            <w:vAlign w:val="center"/>
+          </w:tcPr>
+          <w:p>
+            <w:pPr>
+              <w:jc w:val="center"/>
+            </w:pPr>
+            <w:r>
+              <w:fldChar w:fldCharType="begin"/>
+            </w:r>
+            <w:r>
+              <w:instrText xml:space="preserve"> REF _Ref229928537 \r \h </w:instrText>
+            </w:r>
+            <w:r>
+              <w:fldChar w:fldCharType="separate"/>
+            </w:r>
+            <w:r>
+              <w:t>2.7</w:t>
+            </w:r>
+            <w:r>
+              <w:fldChar w:fldCharType="end"/>
+            </w:r>
+          </w:p>
+        </w:tc>
+      </w:tr>
+      <w:tr>
+        <w:tc>
+          <w:tcPr>
+            <w:tcW w:w="2268" w:type="dxa"/>
+            <w:vAlign w:val="center"/>
+          </w:tcPr>
+          <w:p>
+            <w:pPr>
+              <w:jc w:val="center"/>
+            </w:pPr>
+            <w:r>
+              <w:fldChar w:fldCharType="begin"/>
+            </w:r>
+            <w:r>
+              <w:instrText xml:space="preserve"> REF _Ref229928652 \h </w:instrText>
+            </w:r>
+            <w:r>
+              <w:fldChar w:fldCharType="separate"/>
+            </w:r>
+            <w:proofErr w:type="spellStart"/>
+            <w:r>
+              <w:rPr>
+                <w:rFonts w:hint="eastAsia"/>
+              </w:rPr>
+              <w:t>승제산</w:t>
+            </w:r>
+            <w:proofErr w:type="spellEnd"/>
+            <w:r>
+              <w:rPr>
+                <w:rFonts w:hint="eastAsia"/>
+              </w:rPr>
+              <w:t xml:space="preserve"> 장치(</w:t>
+            </w:r>
+            <w:proofErr w:type="spellStart"/>
+            <w:r>
+              <w:t>Mul</w:t>
+            </w:r>
+            <w:proofErr w:type="spellEnd"/>
+            <w:r>
+              <w:t>/</w:t>
+            </w:r>
+            <w:proofErr w:type="spellStart"/>
+            <w:r>
+              <w:t>Div</w:t>
+            </w:r>
+            <w:proofErr w:type="spellEnd"/>
+            <w:r>
+              <w:t xml:space="preserve"> Unit)</w:t>
+            </w:r>
+            <w:r>
+              <w:fldChar w:fldCharType="end"/>
+            </w:r>
+          </w:p>
+        </w:tc>
+        <w:tc>
+          <w:tcPr>
+            <w:tcW w:w="2267" w:type="dxa"/>
+            <w:vAlign w:val="center"/>
+          </w:tcPr>
+          <w:p>
+            <w:pPr>
+              <w:jc w:val="center"/>
+            </w:pPr>
+            <w:proofErr w:type="spellStart"/>
+            <w:r>
+              <w:rPr>
+                <w:rFonts w:hint="eastAsia"/>
+              </w:rPr>
+              <w:t>m</w:t>
+            </w:r>
+            <w:r>
+              <w:t>ul_div_unit</w:t>
+            </w:r>
+            <w:proofErr w:type="spellEnd"/>
+          </w:p>
+        </w:tc>
+        <w:tc>
+          <w:tcPr>
+            <w:tcW w:w="2268" w:type="dxa"/>
+            <w:vAlign w:val="center"/>
+          </w:tcPr>
+          <w:p>
+            <w:pPr>
+              <w:jc w:val="center"/>
+            </w:pPr>
+            <w:r>
+              <w:rPr>
+                <w:rFonts w:hint="eastAsia"/>
+              </w:rPr>
+              <w:t>m</w:t>
+            </w:r>
+            <w:r>
+              <w:t>ul_div_unit.sv</w:t>
+            </w:r>
+          </w:p>
+        </w:tc>
+        <w:tc>
+          <w:tcPr>
+            <w:tcW w:w="2213" w:type="dxa"/>
+            <w:vAlign w:val="center"/>
+          </w:tcPr>
+          <w:p>
+            <w:pPr>
+              <w:jc w:val="center"/>
+            </w:pPr>
+            <w:r>
+              <w:fldChar w:fldCharType="begin"/>
+            </w:r>
+            <w:r>
+              <w:instrText xml:space="preserve"> REF _Ref229928547 \r \h </w:instrText>
+            </w:r>
+            <w:r>
+              <w:fldChar w:fldCharType="separate"/>
+            </w:r>
+            <w:r>
+              <w:t>2.8</w:t>
+            </w:r>
+            <w:r>
+              <w:fldChar w:fldCharType="end"/>
+            </w:r>
+          </w:p>
+        </w:tc>
+      </w:tr>
+      <w:tr>
+        <w:tc>
+          <w:tcPr>
+            <w:tcW w:w="2268" w:type="dxa"/>
+            <w:vMerge w:val="restart"/>
+            <w:vAlign w:val="center"/>
+          </w:tcPr>
+          <w:p>
+            <w:pPr>
+              <w:jc w:val="center"/>
+            </w:pPr>
+            <w:r>
+              <w:fldChar w:fldCharType="begin"/>
+            </w:r>
+            <w:r>
+              <w:instrText xml:space="preserve"> REF _Ref229928656 \h </w:instrText>
+            </w:r>
+            <w:r>
+              <w:fldChar w:fldCharType="separate"/>
+            </w:r>
+            <w:proofErr w:type="spellStart"/>
+            <w:r>
+              <w:rPr>
+                <w:rFonts w:hint="eastAsia"/>
+              </w:rPr>
+              <w:t>멀티플렉서</w:t>
+            </w:r>
+            <w:proofErr w:type="spellEnd"/>
+            <w:r>
+              <w:t>(Multip</w:t>
+            </w:r>
+            <w:r>
+              <w:t>l</w:t>
+            </w:r>
+            <w:r>
+              <w:t>exer)</w:t>
+            </w:r>
+            <w:r>
+              <w:fldChar w:fldCharType="end"/>
+            </w:r>
+          </w:p>
+        </w:tc>
+        <w:tc>
+          <w:tcPr>
+            <w:tcW w:w="2267" w:type="dxa"/>
+            <w:vAlign w:val="center"/>
+          </w:tcPr>
+          <w:p>
+            <w:pPr>
+              <w:jc w:val="center"/>
+            </w:pPr>
+            <w:r>
+              <w:t>mux21</w:t>
+            </w:r>
+          </w:p>
+        </w:tc>
+        <w:tc>
+          <w:tcPr>
+            <w:tcW w:w="2268" w:type="dxa"/>
+            <w:vMerge w:val="restart"/>
+            <w:vAlign w:val="center"/>
+          </w:tcPr>
+          <w:p>
+            <w:pPr>
+              <w:jc w:val="center"/>
+            </w:pPr>
+            <w:r>
+              <w:rPr>
+                <w:rFonts w:hint="eastAsia"/>
+              </w:rPr>
+              <w:t>m</w:t>
+            </w:r>
+            <w:r>
+              <w:t>ux.sv</w:t>
+            </w:r>
+          </w:p>
+        </w:tc>
+        <w:tc>
+          <w:tcPr>
+            <w:tcW w:w="2213" w:type="dxa"/>
+            <w:vMerge w:val="restart"/>
+            <w:vAlign w:val="center"/>
+          </w:tcPr>
+          <w:p>
+            <w:pPr>
+              <w:jc w:val="center"/>
+            </w:pPr>
+            <w:r>
+              <w:fldChar w:fldCharType="begin"/>
+            </w:r>
+            <w:r>
+              <w:instrText xml:space="preserve"> REF _Ref229928551 \r \h </w:instrText>
+            </w:r>
+            <w:r>
+              <w:fldChar w:fldCharType="separate"/>
+            </w:r>
+            <w:r>
+              <w:t>2.9</w:t>
+            </w:r>
+            <w:r>
+              <w:fldChar w:fldCharType="end"/>
+            </w:r>
+          </w:p>
+        </w:tc>
+      </w:tr>
+      <w:tr>
+        <w:tc>
+          <w:tcPr>
+            <w:tcW w:w="2268" w:type="dxa"/>
+            <w:vMerge/>
+            <w:vAlign w:val="center"/>
+          </w:tcPr>
+          <w:p>
+            <w:pPr>
+              <w:jc w:val="center"/>
+            </w:pPr>
+          </w:p>
+        </w:tc>
+        <w:tc>
+          <w:tcPr>
+            <w:tcW w:w="2267" w:type="dxa"/>
+            <w:vAlign w:val="center"/>
+          </w:tcPr>
+          <w:p>
+            <w:pPr>
+              <w:jc w:val="center"/>
+            </w:pPr>
+            <w:r>
+              <w:rPr>
+                <w:rFonts w:hint="eastAsia"/>
+              </w:rPr>
+              <w:t>m</w:t>
+            </w:r>
+            <w:r>
+              <w:t>ux41</w:t>
+            </w:r>
+          </w:p>
+        </w:tc>
+        <w:tc>
+          <w:tcPr>
+            <w:tcW w:w="2268" w:type="dxa"/>
+            <w:vMerge/>
+            <w:vAlign w:val="center"/>
+          </w:tcPr>
+          <w:p>
+            <w:pPr>
+              <w:jc w:val="center"/>
+            </w:pPr>
+          </w:p>
+        </w:tc>
+        <w:tc>
+          <w:tcPr>
+            <w:tcW w:w="2213" w:type="dxa"/>
+            <w:vMerge/>
+            <w:vAlign w:val="center"/>
+          </w:tcPr>
+          <w:p>
+            <w:pPr>
+              <w:jc w:val="center"/>
+            </w:pPr>
+          </w:p>
+        </w:tc>
+      </w:tr>
+      <w:tr>
+        <w:tc>
+          <w:tcPr>
+            <w:tcW w:w="2268" w:type="dxa"/>
+            <w:vAlign w:val="center"/>
+          </w:tcPr>
+          <w:p>
+            <w:pPr>
+              <w:jc w:val="center"/>
+            </w:pPr>
+            <w:r>
+              <w:fldChar w:fldCharType="begin"/>
+            </w:r>
+            <w:r>
+              <w:instrText xml:space="preserve"> REF _Ref229928659 \h </w:instrText>
+            </w:r>
+            <w:r>
+              <w:fldChar w:fldCharType="separate"/>
+            </w:r>
+            <w:r>
+              <w:rPr>
+                <w:rFonts w:hint="eastAsia"/>
+              </w:rPr>
+              <w:t>명령어 계수기(</w:t>
+            </w:r>
+            <w:r>
+              <w:t>Program Counter)</w:t>
+            </w:r>
+            <w:r>
+              <w:fldChar w:fldCharType="end"/>
+            </w:r>
+          </w:p>
+        </w:tc>
+        <w:tc>
+          <w:tcPr>
+            <w:tcW w:w="2267" w:type="dxa"/>
+            <w:vAlign w:val="center"/>
+          </w:tcPr>
+          <w:p>
+            <w:pPr>
+              <w:jc w:val="center"/>
+            </w:pPr>
+            <w:r>
+              <w:t>pc</w:t>
+            </w:r>
+          </w:p>
+        </w:tc>
+        <w:tc>
+          <w:tcPr>
+            <w:tcW w:w="2268" w:type="dxa"/>
+            <w:vAlign w:val="center"/>
+          </w:tcPr>
+          <w:p>
+            <w:pPr>
+              <w:jc w:val="center"/>
+            </w:pPr>
+            <w:r>
+              <w:rPr>
+                <w:rFonts w:hint="eastAsia"/>
+              </w:rPr>
+              <w:t>p</w:t>
+            </w:r>
+            <w:r>
+              <w:t>c.sv</w:t>
+            </w:r>
+          </w:p>
+        </w:tc>
+        <w:tc>
+          <w:tcPr>
+            <w:tcW w:w="2213" w:type="dxa"/>
+            <w:vAlign w:val="center"/>
+          </w:tcPr>
+          <w:p>
+            <w:pPr>
+              <w:jc w:val="center"/>
+            </w:pPr>
+            <w:r>
+              <w:fldChar w:fldCharType="begin"/>
+            </w:r>
+            <w:r>
+              <w:instrText xml:space="preserve"> REF _Ref229928555 \r \h </w:instrText>
+            </w:r>
+            <w:r>
+              <w:fldChar w:fldCharType="separate"/>
+            </w:r>
+            <w:r>
+              <w:t>2.10</w:t>
+            </w:r>
+            <w:r>
+              <w:fldChar w:fldCharType="end"/>
+            </w:r>
+          </w:p>
+        </w:tc>
+      </w:tr>
+      <w:tr>
+        <w:tc>
+          <w:tcPr>
+            <w:tcW w:w="2268" w:type="dxa"/>
+            <w:vAlign w:val="center"/>
+          </w:tcPr>
+          <w:p>
+            <w:pPr>
+              <w:jc w:val="center"/>
+            </w:pPr>
+            <w:r>
+              <w:fldChar w:fldCharType="begin"/>
+            </w:r>
+            <w:r>
+              <w:instrText xml:space="preserve"> REF _Ref229928662 \h </w:instrText>
+            </w:r>
+            <w:r>
+              <w:fldChar w:fldCharType="separate"/>
+            </w:r>
+            <w:r>
+              <w:rPr>
+                <w:rFonts w:hint="eastAsia"/>
+              </w:rPr>
+              <w:t>레지스터 파일(</w:t>
+            </w:r>
+            <w:r>
+              <w:t>Register File)</w:t>
+            </w:r>
+            <w:r>
+              <w:fldChar w:fldCharType="end"/>
+            </w:r>
+          </w:p>
+        </w:tc>
+        <w:tc>
+          <w:tcPr>
+            <w:tcW w:w="2267" w:type="dxa"/>
+            <w:vAlign w:val="center"/>
+          </w:tcPr>
+          <w:p>
+            <w:pPr>
+              <w:jc w:val="center"/>
+            </w:pPr>
+            <w:r>
+              <w:t>registers</w:t>
+            </w:r>
+          </w:p>
+        </w:tc>
+        <w:tc>
+          <w:tcPr>
+            <w:tcW w:w="2268" w:type="dxa"/>
+            <w:vAlign w:val="center"/>
+          </w:tcPr>
+          <w:p>
+            <w:pPr>
+              <w:jc w:val="center"/>
+            </w:pPr>
+            <w:r>
+              <w:rPr>
+                <w:rFonts w:hint="eastAsia"/>
+              </w:rPr>
+              <w:t>r</w:t>
+            </w:r>
+            <w:r>
+              <w:t>egisters.sv</w:t>
+            </w:r>
+          </w:p>
+        </w:tc>
+        <w:tc>
+          <w:tcPr>
+            <w:tcW w:w="2213" w:type="dxa"/>
+            <w:vAlign w:val="center"/>
+          </w:tcPr>
+          <w:p>
+            <w:pPr>
+              <w:jc w:val="center"/>
+            </w:pPr>
+            <w:r>
+              <w:fldChar w:fldCharType="begin"/>
+            </w:r>
+            <w:r>
+              <w:instrText xml:space="preserve"> REF _Ref229928573 \r \h </w:instrText>
+            </w:r>
+            <w:r>
+              <w:fldChar w:fldCharType="separate"/>
+            </w:r>
+            <w:r>
+              <w:t>2.11</w:t>
+            </w:r>
+            <w:r>
+              <w:fldChar w:fldCharType="end"/>
+            </w:r>
+          </w:p>
+        </w:tc>
+      </w:tr>
+      <w:tr>
+        <w:tc>
+          <w:tcPr>
+            <w:tcW w:w="2268" w:type="dxa"/>
+            <w:vAlign w:val="center"/>
+          </w:tcPr>
+          <w:p>
+            <w:pPr>
+              <w:jc w:val="center"/>
+            </w:pPr>
+            <w:r>
+              <w:fldChar w:fldCharType="begin"/>
+            </w:r>
+            <w:r>
+              <w:instrText xml:space="preserve"> REF _Ref229928665 \h </w:instrText>
+            </w:r>
+            <w:r>
+              <w:fldChar w:fldCharType="separate"/>
+            </w:r>
+            <w:r>
+              <w:rPr>
+                <w:rFonts w:hint="eastAsia"/>
+              </w:rPr>
+              <w:t xml:space="preserve">좌측 </w:t>
+            </w:r>
+            <w:proofErr w:type="spellStart"/>
+            <w:r>
+              <w:rPr>
+                <w:rFonts w:hint="eastAsia"/>
+              </w:rPr>
+              <w:t>쉬프트</w:t>
+            </w:r>
+            <w:proofErr w:type="spellEnd"/>
+            <w:r>
+              <w:rPr>
+                <w:rFonts w:hint="eastAsia"/>
+              </w:rPr>
+              <w:t xml:space="preserve"> 이동기</w:t>
+            </w:r>
+            <w:r>
+              <w:t>(Shift Left Unit)</w:t>
+            </w:r>
+            <w:r>
+              <w:fldChar w:fldCharType="end"/>
+            </w:r>
+          </w:p>
+        </w:tc>
+        <w:tc>
+          <w:tcPr>
+            <w:tcW w:w="2267" w:type="dxa"/>
+            <w:vAlign w:val="center"/>
+          </w:tcPr>
+          <w:p>
+            <w:pPr>
+              <w:jc w:val="center"/>
+            </w:pPr>
+            <w:proofErr w:type="spellStart"/>
+            <w:r>
+              <w:t>shift_left</w:t>
+            </w:r>
+            <w:proofErr w:type="spellEnd"/>
+          </w:p>
+        </w:tc>
+        <w:tc>
+          <w:tcPr>
+            <w:tcW w:w="2268" w:type="dxa"/>
+            <w:vAlign w:val="center"/>
+          </w:tcPr>
+          <w:p>
+            <w:pPr>
+              <w:jc w:val="center"/>
+            </w:pPr>
+            <w:r>
+              <w:rPr>
+                <w:rFonts w:hint="eastAsia"/>
+              </w:rPr>
+              <w:t>s</w:t>
+            </w:r>
+            <w:r>
+              <w:t>hift_left.sv</w:t>
+            </w:r>
+          </w:p>
+        </w:tc>
+        <w:tc>
+          <w:tcPr>
+            <w:tcW w:w="2213" w:type="dxa"/>
+            <w:vAlign w:val="center"/>
+          </w:tcPr>
+          <w:p>
+            <w:pPr>
+              <w:jc w:val="center"/>
+            </w:pPr>
+            <w:r>
+              <w:fldChar w:fldCharType="begin"/>
+            </w:r>
+            <w:r>
+              <w:instrText xml:space="preserve"> REF _Ref229928576 \r \h </w:instrText>
+            </w:r>
+            <w:r>
+              <w:fldChar w:fldCharType="separate"/>
+            </w:r>
+            <w:r>
+              <w:t>2.12</w:t>
+            </w:r>
+            <w:r>
+              <w:fldChar w:fldCharType="end"/>
+            </w:r>
+          </w:p>
+        </w:tc>
+      </w:tr>
+      <w:tr>
+        <w:tc>
+          <w:tcPr>
+            <w:tcW w:w="2268" w:type="dxa"/>
+            <w:vAlign w:val="center"/>
+          </w:tcPr>
+          <w:p>
+            <w:pPr>
+              <w:jc w:val="center"/>
+            </w:pPr>
+            <w:r>
+              <w:fldChar w:fldCharType="begin"/>
+            </w:r>
+            <w:r>
+              <w:instrText xml:space="preserve"> REF _Ref229928668 \h </w:instrText>
+            </w:r>
+            <w:r>
+              <w:fldChar w:fldCharType="separate"/>
+            </w:r>
+            <w:r>
+              <w:rPr>
+                <w:rFonts w:hint="eastAsia"/>
+              </w:rPr>
+              <w:t xml:space="preserve">부호 </w:t>
+            </w:r>
+            <w:proofErr w:type="spellStart"/>
+            <w:r>
+              <w:rPr>
+                <w:rFonts w:hint="eastAsia"/>
+              </w:rPr>
+              <w:t>확장기</w:t>
+            </w:r>
+            <w:proofErr w:type="spellEnd"/>
+            <w:r>
+              <w:rPr>
+                <w:rFonts w:hint="eastAsia"/>
+              </w:rPr>
+              <w:t>(</w:t>
+            </w:r>
+            <w:r>
+              <w:t>Sign Extend Unit)</w:t>
+            </w:r>
+            <w:r>
+              <w:fldChar w:fldCharType="end"/>
+            </w:r>
+          </w:p>
+        </w:tc>
+        <w:tc>
+          <w:tcPr>
+            <w:tcW w:w="2267" w:type="dxa"/>
+            <w:vAlign w:val="center"/>
+          </w:tcPr>
+          <w:p>
+            <w:pPr>
+              <w:jc w:val="center"/>
+            </w:pPr>
+            <w:proofErr w:type="spellStart"/>
+            <w:r>
+              <w:t>sign_extend</w:t>
+            </w:r>
+            <w:proofErr w:type="spellEnd"/>
+          </w:p>
+        </w:tc>
+        <w:tc>
+          <w:tcPr>
+            <w:tcW w:w="2268" w:type="dxa"/>
+            <w:vAlign w:val="center"/>
+          </w:tcPr>
+          <w:p>
+            <w:pPr>
+              <w:jc w:val="center"/>
+            </w:pPr>
+            <w:r>
+              <w:rPr>
+                <w:rFonts w:hint="eastAsia"/>
+              </w:rPr>
+              <w:t>s</w:t>
+            </w:r>
+            <w:r>
+              <w:t>ign_extend.sv</w:t>
+            </w:r>
+          </w:p>
+        </w:tc>
+        <w:tc>
+          <w:tcPr>
+            <w:tcW w:w="2213" w:type="dxa"/>
+            <w:vAlign w:val="center"/>
+          </w:tcPr>
+          <w:p>
+            <w:pPr>
+              <w:jc w:val="center"/>
+            </w:pPr>
+            <w:r>
+              <w:fldChar w:fldCharType="begin"/>
+            </w:r>
+            <w:r>
+              <w:instrText xml:space="preserve"> REF _Ref229928579 \r \h </w:instrText>
+            </w:r>
+            <w:r>
+              <w:fldChar w:fldCharType="separate"/>
+            </w:r>
+            <w:r>
+              <w:t>2.13</w:t>
+            </w:r>
+            <w:r>
+              <w:fldChar w:fldCharType="end"/>
+            </w:r>
+          </w:p>
+        </w:tc>
+      </w:tr>
+      <w:tr>
+        <w:tc>
+          <w:tcPr>
+            <w:tcW w:w="2268" w:type="dxa"/>
+            <w:vAlign w:val="center"/>
+          </w:tcPr>
+          <w:p>
+            <w:pPr>
+              <w:jc w:val="center"/>
+            </w:pPr>
+            <w:r>
+              <w:fldChar w:fldCharType="begin"/>
+            </w:r>
+            <w:r>
+              <w:instrText xml:space="preserve"> REF _Ref229928671 \h </w:instrText>
+            </w:r>
+            <w:r>
+              <w:fldChar w:fldCharType="separate"/>
+            </w:r>
+            <w:r>
+              <w:rPr>
+                <w:rFonts w:hint="eastAsia"/>
+              </w:rPr>
+              <w:t>중앙 처리 장치(</w:t>
+            </w:r>
+            <w:r>
+              <w:t>Central Processing Unit)</w:t>
+            </w:r>
+            <w:r>
+              <w:fldChar w:fldCharType="end"/>
+            </w:r>
+          </w:p>
+        </w:tc>
+        <w:tc>
+          <w:tcPr>
+            <w:tcW w:w="2267" w:type="dxa"/>
+            <w:vAlign w:val="center"/>
+          </w:tcPr>
+          <w:p>
+            <w:pPr>
+              <w:jc w:val="center"/>
+            </w:pPr>
+            <w:proofErr w:type="spellStart"/>
+            <w:r>
+              <w:t>top_cpu</w:t>
+            </w:r>
+            <w:proofErr w:type="spellEnd"/>
+          </w:p>
+        </w:tc>
+        <w:tc>
+          <w:tcPr>
+            <w:tcW w:w="2268" w:type="dxa"/>
+            <w:vAlign w:val="center"/>
+          </w:tcPr>
+          <w:p>
+            <w:pPr>
+              <w:jc w:val="center"/>
+            </w:pPr>
+            <w:r>
+              <w:rPr>
+                <w:rFonts w:hint="eastAsia"/>
+              </w:rPr>
+              <w:t>t</w:t>
+            </w:r>
+            <w:r>
+              <w:t>op_cpu.sv</w:t>
+            </w:r>
+          </w:p>
+        </w:tc>
+        <w:tc>
+          <w:tcPr>
+            <w:tcW w:w="2213" w:type="dxa"/>
+            <w:vAlign w:val="center"/>
+          </w:tcPr>
+          <w:p>
+            <w:pPr>
+              <w:jc w:val="center"/>
+            </w:pPr>
+            <w:r>
+              <w:fldChar w:fldCharType="begin"/>
+            </w:r>
+            <w:r>
+              <w:instrText xml:space="preserve"> REF _Ref229928583 \r \h </w:instrText>
+            </w:r>
+            <w:r>
+              <w:fldChar w:fldCharType="separate"/>
+            </w:r>
+            <w:r>
+              <w:t>2.14</w:t>
+            </w:r>
+            <w:r>
+              <w:fldChar w:fldCharType="end"/>
+            </w:r>
+          </w:p>
+        </w:tc>
+      </w:tr>
+    </w:tbl>
+    <w:p>
+      <w:bookmarkStart w:id="6" w:name="_GoBack"/>
+      <w:bookmarkEnd w:id="6"/>
+    </w:p>
+    <w:p/>
+    <w:p>
+      <w:pPr>
+        <w:rPr>
+          <w:rFonts w:hint="eastAsia"/>
+        </w:rPr>
+      </w:pPr>
+    </w:p>
+    <w:p>
+      <w:r>
+        <w:rPr>
+          <w:rFonts w:hint="eastAsia"/>
+        </w:rPr>
+        <w:t xml:space="preserve">설계에 필요한 전역/지역 </w:t>
+      </w:r>
+      <w:proofErr w:type="spellStart"/>
+      <w:r>
+        <w:rPr>
+          <w:rFonts w:hint="eastAsia"/>
+        </w:rPr>
+        <w:t>파라미터는</w:t>
+      </w:r>
+      <w:proofErr w:type="spellEnd"/>
+      <w:r>
+        <w:rPr>
+          <w:rFonts w:hint="eastAsia"/>
+        </w:rPr>
+        <w:t xml:space="preserve"> </w:t>
+      </w:r>
+      <w:r>
+        <w:fldChar w:fldCharType="begin"/>
+      </w:r>
+      <w:r>
+        <w:instrText xml:space="preserve"> </w:instrText>
+      </w:r>
+      <w:r>
+        <w:rPr>
+          <w:rFonts w:hint="eastAsia"/>
+        </w:rPr>
+        <w:instrText>REF _Ref229924676 \h</w:instrText>
+      </w:r>
+      <w:r>
+        <w:instrText xml:space="preserve"> </w:instrText>
+      </w:r>
+      <w:r>
+        <w:fldChar w:fldCharType="separate"/>
+      </w:r>
+      <w:r>
+        <w:t xml:space="preserve">표 </w:t>
+      </w:r>
+      <w:r>
+        <w:rPr>
+          <w:noProof/>
+        </w:rPr>
+        <w:t>2</w:t>
+      </w:r>
+      <w:r>
+        <w:fldChar w:fldCharType="end"/>
+      </w:r>
+      <w:r>
+        <w:rPr>
+          <w:rFonts w:hint="eastAsia"/>
+        </w:rPr>
+        <w:t>과 같다.</w:t>
+      </w:r>
+    </w:p>
+    <w:p>
+      <w:pPr>
+        <w:pStyle w:val="a7"/>
+        <w:keepNext/>
+      </w:pPr>
+      <w:bookmarkStart w:id="7" w:name="_Ref229924676"/>
+      <w:bookmarkStart w:id="8" w:name="_Toc229926598"/>
+      <w:bookmarkStart w:id="9" w:name="_Toc229926654"/>
+      <w:bookmarkStart w:id="10" w:name="_Toc229926727"/>
+      <w:bookmarkStart w:id="11" w:name="_Toc229928477"/>
+      <w:r>
+        <w:t xml:space="preserve">표 </w:t>
+      </w:r>
+      <w:fldSimple w:instr=" SEQ 표 \* ARABIC ">
+        <w:r>
+          <w:rPr>
+            <w:noProof/>
+          </w:rPr>
+          <w:t>2</w:t>
+        </w:r>
+      </w:fldSimple>
+      <w:bookmarkEnd w:id="7"/>
+      <w:r>
+        <w:t xml:space="preserve"> </w:t>
+      </w:r>
+      <w:r>
+        <w:rPr>
+          <w:rFonts w:hint="eastAsia"/>
+        </w:rPr>
+        <w:t xml:space="preserve">전역/지역 </w:t>
+      </w:r>
+      <w:proofErr w:type="spellStart"/>
+      <w:r>
+        <w:rPr>
+          <w:rFonts w:hint="eastAsia"/>
+        </w:rPr>
+        <w:t>파라미터</w:t>
+      </w:r>
+      <w:bookmarkEnd w:id="8"/>
+      <w:bookmarkEnd w:id="9"/>
+      <w:bookmarkEnd w:id="10"/>
+      <w:bookmarkEnd w:id="11"/>
+      <w:proofErr w:type="spellEnd"/>
+    </w:p>
+    <w:tbl>
+      <w:tblPr>
+        <w:tblStyle w:val="a6"/>
+        <w:tblW w:w="0" w:type="auto"/>
+        <w:jc w:val="center"/>
+        <w:tblBorders>
+          <w:top w:val="single" w:sz="12" w:space="0" w:color="auto"/>
+          <w:left w:val="single" w:sz="12" w:space="0" w:color="auto"/>
+          <w:bottom w:val="single" w:sz="12" w:space="0" w:color="auto"/>
+          <w:right w:val="single" w:sz="12" w:space="0" w:color="auto"/>
+          <w:insideH w:val="none" w:sz="0" w:space="0" w:color="auto"/>
+          <w:insideV w:val="none" w:sz="0" w:space="0" w:color="auto"/>
+        </w:tblBorders>
+        <w:tblLook w:val="04A0" w:firstRow="1" w:lastRow="0" w:firstColumn="1" w:lastColumn="0" w:noHBand="0" w:noVBand="1"/>
+      </w:tblPr>
+      <w:tblGrid>
+        <w:gridCol w:w="2083"/>
+        <w:gridCol w:w="1163"/>
+        <w:gridCol w:w="5750"/>
+      </w:tblGrid>
+      <w:tr>
+        <w:trPr>
+          <w:jc w:val="center"/>
+        </w:trPr>
+        <w:tc>
+          <w:tcPr>
+            <w:tcW w:w="2083" w:type="dxa"/>
+            <w:tcBorders>
+              <w:top w:val="single" w:sz="12" w:space="0" w:color="auto"/>
+              <w:bottom w:val="nil"/>
+              <w:right w:val="single" w:sz="6" w:space="0" w:color="auto"/>
+            </w:tcBorders>
+            <w:shd w:val="clear" w:color="auto" w:fill="BFBFBF" w:themeFill="background1" w:themeFillShade="BF"/>
+            <w:vAlign w:val="center"/>
+          </w:tcPr>
+          <w:p>
+            <w:pPr>
+              <w:jc w:val="center"/>
+              <w:rPr>
+                <w:b/>
+              </w:rPr>
+            </w:pPr>
+            <w:proofErr w:type="spellStart"/>
+            <w:r>
+              <w:rPr>
+                <w:rFonts w:hint="eastAsia"/>
+                <w:b/>
+              </w:rPr>
+              <w:t>파라미터</w:t>
+            </w:r>
+            <w:proofErr w:type="spellEnd"/>
+          </w:p>
+        </w:tc>
+        <w:tc>
+          <w:tcPr>
+            <w:tcW w:w="1163" w:type="dxa"/>
+            <w:tcBorders>
+              <w:top w:val="single" w:sz="12" w:space="0" w:color="auto"/>
+              <w:left w:val="single" w:sz="6" w:space="0" w:color="auto"/>
+              <w:bottom w:val="single" w:sz="12" w:space="0" w:color="auto"/>
+              <w:right w:val="single" w:sz="6" w:space="0" w:color="auto"/>
+            </w:tcBorders>
+            <w:shd w:val="clear" w:color="auto" w:fill="BFBFBF" w:themeFill="background1" w:themeFillShade="BF"/>
+            <w:vAlign w:val="center"/>
+          </w:tcPr>
+          <w:p>
+            <w:pPr>
+              <w:jc w:val="center"/>
+              <w:rPr>
+                <w:b/>
+              </w:rPr>
+            </w:pPr>
+            <w:r>
+              <w:rPr>
+                <w:rFonts w:hint="eastAsia"/>
+                <w:b/>
+              </w:rPr>
+              <w:t>값</w:t>
+            </w:r>
+          </w:p>
+        </w:tc>
+        <w:tc>
+          <w:tcPr>
+            <w:tcW w:w="5750" w:type="dxa"/>
+            <w:tcBorders>
+              <w:top w:val="single" w:sz="12" w:space="0" w:color="auto"/>
+              <w:left w:val="single" w:sz="6" w:space="0" w:color="auto"/>
+              <w:bottom w:val="single" w:sz="12" w:space="0" w:color="auto"/>
+            </w:tcBorders>
+            <w:shd w:val="clear" w:color="auto" w:fill="BFBFBF" w:themeFill="background1" w:themeFillShade="BF"/>
+            <w:vAlign w:val="center"/>
+          </w:tcPr>
+          <w:p>
+            <w:pPr>
+              <w:jc w:val="center"/>
+              <w:rPr>
+                <w:b/>
+              </w:rPr>
+            </w:pPr>
+            <w:r>
+              <w:rPr>
+                <w:rFonts w:hint="eastAsia"/>
+                <w:b/>
+              </w:rPr>
+              <w:t>설명</w:t>
+            </w:r>
+          </w:p>
+        </w:tc>
+      </w:tr>
+      <w:tr>
+        <w:trPr>
+          <w:jc w:val="center"/>
+        </w:trPr>
+        <w:tc>
+          <w:tcPr>
+            <w:tcW w:w="2083" w:type="dxa"/>
+            <w:tcBorders>
+              <w:top w:val="single" w:sz="12" w:space="0" w:color="auto"/>
+              <w:bottom w:val="single" w:sz="6" w:space="0" w:color="auto"/>
+              <w:right w:val="single" w:sz="6" w:space="0" w:color="auto"/>
+            </w:tcBorders>
+            <w:vAlign w:val="center"/>
+          </w:tcPr>
+          <w:p>
+            <w:pPr>
+              <w:tabs>
+                <w:tab w:val="left" w:pos="1264"/>
+              </w:tabs>
+              <w:jc w:val="center"/>
+              <w:rPr>
+                <w:b/>
+              </w:rPr>
+            </w:pPr>
+            <w:r>
+              <w:rPr>
+                <w:rFonts w:hint="eastAsia"/>
+                <w:b/>
+              </w:rPr>
+              <w:t>A</w:t>
+            </w:r>
+            <w:r>
+              <w:rPr>
+                <w:b/>
+              </w:rPr>
+              <w:t>DDR_BIT</w:t>
+            </w:r>
+          </w:p>
+        </w:tc>
+        <w:tc>
+          <w:tcPr>
+            <w:tcW w:w="1163" w:type="dxa"/>
+            <w:tcBorders>
+              <w:top w:val="single" w:sz="12" w:space="0" w:color="auto"/>
+              <w:left w:val="single" w:sz="6" w:space="0" w:color="auto"/>
+              <w:bottom w:val="single" w:sz="6" w:space="0" w:color="auto"/>
+              <w:right w:val="single" w:sz="6" w:space="0" w:color="auto"/>
+            </w:tcBorders>
+            <w:vAlign w:val="center"/>
+          </w:tcPr>
+          <w:p>
+            <w:pPr>
+              <w:jc w:val="center"/>
+            </w:pPr>
+            <w:r>
+              <w:rPr>
+                <w:rFonts w:hint="eastAsia"/>
+              </w:rPr>
+              <w:t>1</w:t>
+            </w:r>
+            <w:r>
+              <w:t>2</w:t>
+            </w:r>
+          </w:p>
+        </w:tc>
+        <w:tc>
+          <w:tcPr>
+            <w:tcW w:w="5750" w:type="dxa"/>
+            <w:tcBorders>
+              <w:top w:val="single" w:sz="12" w:space="0" w:color="auto"/>
+              <w:left w:val="single" w:sz="6" w:space="0" w:color="auto"/>
+              <w:bottom w:val="single" w:sz="6" w:space="0" w:color="auto"/>
+            </w:tcBorders>
+            <w:vAlign w:val="center"/>
+          </w:tcPr>
+          <w:p>
+            <w:pPr>
+              <w:jc w:val="left"/>
+            </w:pPr>
+            <w:r>
+              <w:rPr>
+                <w:rFonts w:hint="eastAsia"/>
+              </w:rPr>
+              <w:t>주소 버스 너비</w:t>
+            </w:r>
+            <w:r>
+              <w:rPr>
+                <w:rFonts w:hint="eastAsia"/>
+              </w:rPr>
+              <w:t xml:space="preserve"> </w:t>
+            </w:r>
+            <w:r>
+              <w:t>(Bit)</w:t>
+            </w:r>
+          </w:p>
+          <w:p>
+            <w:pPr>
+              <w:jc w:val="left"/>
+            </w:pPr>
+            <w:r>
+              <w:t>(</w:t>
+            </w:r>
+            <w:r>
+              <w:t>Address Bus Width</w:t>
+            </w:r>
+            <w:r>
+              <w:t>)</w:t>
+            </w:r>
+          </w:p>
+        </w:tc>
+      </w:tr>
+      <w:tr>
+        <w:trPr>
+          <w:jc w:val="center"/>
+        </w:trPr>
+        <w:tc>
+          <w:tcPr>
+            <w:tcW w:w="2083" w:type="dxa"/>
+            <w:vMerge w:val="restart"/>
+            <w:tcBorders>
+              <w:top w:val="single" w:sz="6" w:space="0" w:color="auto"/>
+              <w:bottom w:val="single" w:sz="6" w:space="0" w:color="auto"/>
+              <w:right w:val="single" w:sz="6" w:space="0" w:color="auto"/>
+            </w:tcBorders>
+            <w:vAlign w:val="center"/>
+          </w:tcPr>
+          <w:p>
+            <w:pPr>
+              <w:jc w:val="center"/>
+              <w:rPr>
+                <w:b/>
+              </w:rPr>
+            </w:pPr>
+            <w:r>
+              <w:rPr>
+                <w:rFonts w:hint="eastAsia"/>
+                <w:b/>
+              </w:rPr>
+              <w:t>D</w:t>
+            </w:r>
+            <w:r>
+              <w:rPr>
+                <w:b/>
+              </w:rPr>
+              <w:t>ATA_BIT</w:t>
+            </w:r>
+          </w:p>
+        </w:tc>
+        <w:tc>
+          <w:tcPr>
+            <w:tcW w:w="1163" w:type="dxa"/>
+            <w:tcBorders>
+              <w:top w:val="single" w:sz="6" w:space="0" w:color="auto"/>
+              <w:left w:val="single" w:sz="6" w:space="0" w:color="auto"/>
+              <w:bottom w:val="single" w:sz="6" w:space="0" w:color="auto"/>
+              <w:right w:val="single" w:sz="6" w:space="0" w:color="auto"/>
+            </w:tcBorders>
+            <w:vAlign w:val="center"/>
+          </w:tcPr>
+          <w:p>
+            <w:pPr>
+              <w:jc w:val="center"/>
+            </w:pPr>
+            <w:r>
+              <w:t>16</w:t>
+            </w:r>
+          </w:p>
+        </w:tc>
+        <w:tc>
+          <w:tcPr>
+            <w:tcW w:w="5750" w:type="dxa"/>
+            <w:tcBorders>
+              <w:top w:val="single" w:sz="6" w:space="0" w:color="auto"/>
+              <w:left w:val="single" w:sz="6" w:space="0" w:color="auto"/>
+              <w:bottom w:val="single" w:sz="6" w:space="0" w:color="auto"/>
+            </w:tcBorders>
+            <w:vAlign w:val="center"/>
+          </w:tcPr>
+          <w:p>
+            <w:pPr>
+              <w:jc w:val="left"/>
+            </w:pPr>
+            <w:r>
+              <w:t xml:space="preserve">16 Bit CPU </w:t>
+            </w:r>
+            <w:r>
+              <w:rPr>
+                <w:rFonts w:hint="eastAsia"/>
+              </w:rPr>
+              <w:t>데이터 버스 너비</w:t>
+            </w:r>
+            <w:r>
+              <w:rPr>
+                <w:rFonts w:hint="eastAsia"/>
+              </w:rPr>
+              <w:t xml:space="preserve"> </w:t>
+            </w:r>
+            <w:r>
+              <w:t>(Bit)</w:t>
+            </w:r>
+          </w:p>
+          <w:p>
+            <w:pPr>
+              <w:jc w:val="left"/>
+            </w:pPr>
+            <w:r>
+              <w:t>(</w:t>
+            </w:r>
+            <w:r>
+              <w:t xml:space="preserve">16-Bit </w:t>
+            </w:r>
+            <w:r>
+              <w:t xml:space="preserve">CPU </w:t>
+            </w:r>
+            <w:r>
+              <w:rPr>
+                <w:rFonts w:hint="eastAsia"/>
+              </w:rPr>
+              <w:t>D</w:t>
+            </w:r>
+            <w:r>
+              <w:t>ata Bus Width</w:t>
+            </w:r>
+            <w:r>
+              <w:t>)</w:t>
+            </w:r>
+          </w:p>
+        </w:tc>
+      </w:tr>
+      <w:tr>
+        <w:trPr>
+          <w:jc w:val="center"/>
+        </w:trPr>
+        <w:tc>
+          <w:tcPr>
+            <w:tcW w:w="2083" w:type="dxa"/>
+            <w:vMerge/>
+            <w:tcBorders>
+              <w:top w:val="single" w:sz="6" w:space="0" w:color="auto"/>
+              <w:bottom w:val="single" w:sz="6" w:space="0" w:color="auto"/>
+              <w:right w:val="single" w:sz="6" w:space="0" w:color="auto"/>
+            </w:tcBorders>
+            <w:vAlign w:val="center"/>
+          </w:tcPr>
+          <w:p>
+            <w:pPr>
+              <w:jc w:val="center"/>
+              <w:rPr>
+                <w:b/>
+              </w:rPr>
+            </w:pPr>
+          </w:p>
+        </w:tc>
+        <w:tc>
+          <w:tcPr>
+            <w:tcW w:w="1163" w:type="dxa"/>
+            <w:tcBorders>
+              <w:top w:val="single" w:sz="6" w:space="0" w:color="auto"/>
+              <w:left w:val="single" w:sz="6" w:space="0" w:color="auto"/>
+              <w:bottom w:val="single" w:sz="6" w:space="0" w:color="auto"/>
+              <w:right w:val="single" w:sz="6" w:space="0" w:color="auto"/>
+            </w:tcBorders>
+            <w:vAlign w:val="center"/>
+          </w:tcPr>
+          <w:p>
+            <w:pPr>
+              <w:jc w:val="center"/>
+            </w:pPr>
+            <w:r>
+              <w:rPr>
+                <w:rFonts w:hint="eastAsia"/>
+              </w:rPr>
+              <w:t>3</w:t>
+            </w:r>
+            <w:r>
+              <w:t>2</w:t>
+            </w:r>
+          </w:p>
+        </w:tc>
+        <w:tc>
+          <w:tcPr>
+            <w:tcW w:w="5750" w:type="dxa"/>
+            <w:tcBorders>
+              <w:top w:val="single" w:sz="6" w:space="0" w:color="auto"/>
+              <w:left w:val="single" w:sz="6" w:space="0" w:color="auto"/>
+              <w:bottom w:val="single" w:sz="6" w:space="0" w:color="auto"/>
+            </w:tcBorders>
+            <w:vAlign w:val="center"/>
+          </w:tcPr>
+          <w:p>
+            <w:pPr>
+              <w:jc w:val="left"/>
+            </w:pPr>
+            <w:r>
+              <w:t xml:space="preserve">32 Bit CPU </w:t>
+            </w:r>
+            <w:r>
+              <w:rPr>
+                <w:rFonts w:hint="eastAsia"/>
+              </w:rPr>
+              <w:t>데이터 버스 너비</w:t>
+            </w:r>
+            <w:r>
+              <w:rPr>
+                <w:rFonts w:hint="eastAsia"/>
+              </w:rPr>
+              <w:t xml:space="preserve"> </w:t>
+            </w:r>
+            <w:r>
+              <w:t>(Bit)</w:t>
+            </w:r>
+          </w:p>
+          <w:p>
+            <w:pPr>
+              <w:jc w:val="left"/>
+            </w:pPr>
+            <w:r>
+              <w:t xml:space="preserve">(32-Bit CPU </w:t>
+            </w:r>
+            <w:r>
+              <w:rPr>
+                <w:rFonts w:hint="eastAsia"/>
+              </w:rPr>
+              <w:t>D</w:t>
+            </w:r>
+            <w:r>
+              <w:t>ata Bus Width)</w:t>
+            </w:r>
+          </w:p>
+        </w:tc>
+      </w:tr>
+      <w:tr>
+        <w:trPr>
+          <w:jc w:val="center"/>
+        </w:trPr>
+        <w:tc>
+          <w:tcPr>
+            <w:tcW w:w="2083" w:type="dxa"/>
+            <w:vMerge w:val="restart"/>
+            <w:tcBorders>
+              <w:top w:val="single" w:sz="6" w:space="0" w:color="auto"/>
+              <w:bottom w:val="single" w:sz="6" w:space="0" w:color="auto"/>
+              <w:right w:val="single" w:sz="6" w:space="0" w:color="auto"/>
+            </w:tcBorders>
+            <w:vAlign w:val="center"/>
+          </w:tcPr>
+          <w:p>
+            <w:pPr>
+              <w:jc w:val="center"/>
+              <w:rPr>
+                <w:b/>
+              </w:rPr>
+            </w:pPr>
+            <w:r>
+              <w:rPr>
+                <w:rFonts w:hint="eastAsia"/>
+                <w:b/>
+              </w:rPr>
+              <w:t>O</w:t>
+            </w:r>
+            <w:r>
+              <w:rPr>
+                <w:b/>
+              </w:rPr>
+              <w:t>PCODE_BIT</w:t>
+            </w:r>
+          </w:p>
+        </w:tc>
+        <w:tc>
+          <w:tcPr>
+            <w:tcW w:w="1163" w:type="dxa"/>
+            <w:tcBorders>
+              <w:top w:val="single" w:sz="6" w:space="0" w:color="auto"/>
+              <w:left w:val="single" w:sz="6" w:space="0" w:color="auto"/>
+              <w:bottom w:val="single" w:sz="6" w:space="0" w:color="auto"/>
+              <w:right w:val="single" w:sz="6" w:space="0" w:color="auto"/>
+            </w:tcBorders>
+            <w:vAlign w:val="center"/>
+          </w:tcPr>
+          <w:p>
+            <w:pPr>
+              <w:jc w:val="center"/>
+            </w:pPr>
+            <w:r>
+              <w:rPr>
+                <w:rFonts w:hint="eastAsia"/>
+              </w:rPr>
+              <w:t>4</w:t>
+            </w:r>
+          </w:p>
+        </w:tc>
+        <w:tc>
+          <w:tcPr>
+            <w:tcW w:w="5750" w:type="dxa"/>
+            <w:tcBorders>
+              <w:top w:val="single" w:sz="6" w:space="0" w:color="auto"/>
+              <w:left w:val="single" w:sz="6" w:space="0" w:color="auto"/>
+              <w:bottom w:val="single" w:sz="6" w:space="0" w:color="auto"/>
+            </w:tcBorders>
+            <w:vAlign w:val="center"/>
+          </w:tcPr>
+          <w:p>
+            <w:pPr>
+              <w:jc w:val="left"/>
+            </w:pPr>
+            <w:r>
+              <w:t xml:space="preserve">16 </w:t>
+            </w:r>
+            <w:r>
+              <w:rPr>
+                <w:rFonts w:hint="eastAsia"/>
+              </w:rPr>
+              <w:t>B</w:t>
+            </w:r>
+            <w:r>
+              <w:t xml:space="preserve">it </w:t>
+            </w:r>
+            <w:r>
+              <w:rPr>
+                <w:rFonts w:hint="eastAsia"/>
+              </w:rPr>
+              <w:t>C</w:t>
+            </w:r>
+            <w:r>
+              <w:t xml:space="preserve">PU </w:t>
+            </w:r>
+            <w:r>
+              <w:rPr>
+                <w:rFonts w:hint="eastAsia"/>
+              </w:rPr>
+              <w:t>명령어 코드 길이</w:t>
+            </w:r>
+            <w:r>
+              <w:rPr>
+                <w:rFonts w:hint="eastAsia"/>
+              </w:rPr>
+              <w:t xml:space="preserve"> </w:t>
+            </w:r>
+            <w:r>
+              <w:t>(Bit)</w:t>
+            </w:r>
+          </w:p>
+          <w:p>
+            <w:pPr>
+              <w:jc w:val="left"/>
+            </w:pPr>
+            <w:r>
+              <w:rPr>
+                <w:rFonts w:hint="eastAsia"/>
+              </w:rPr>
+              <w:t>(</w:t>
+            </w:r>
+            <w:r>
+              <w:rPr>
+                <w:rFonts w:hint="eastAsia"/>
+              </w:rPr>
+              <w:t>1</w:t>
+            </w:r>
+            <w:r>
+              <w:t>6-Bit CPU Opcode Length</w:t>
+            </w:r>
+            <w:r>
+              <w:t>)</w:t>
+            </w:r>
+          </w:p>
+        </w:tc>
+      </w:tr>
+      <w:tr>
+        <w:trPr>
+          <w:jc w:val="center"/>
+        </w:trPr>
+        <w:tc>
+          <w:tcPr>
+            <w:tcW w:w="2083" w:type="dxa"/>
+            <w:vMerge/>
+            <w:tcBorders>
+              <w:top w:val="single" w:sz="6" w:space="0" w:color="auto"/>
+              <w:bottom w:val="single" w:sz="6" w:space="0" w:color="auto"/>
+              <w:right w:val="single" w:sz="6" w:space="0" w:color="auto"/>
+            </w:tcBorders>
+            <w:vAlign w:val="center"/>
+          </w:tcPr>
+          <w:p>
+            <w:pPr>
+              <w:jc w:val="center"/>
+              <w:rPr>
+                <w:b/>
+              </w:rPr>
+            </w:pPr>
+          </w:p>
+        </w:tc>
+        <w:tc>
+          <w:tcPr>
+            <w:tcW w:w="1163" w:type="dxa"/>
+            <w:tcBorders>
+              <w:top w:val="single" w:sz="6" w:space="0" w:color="auto"/>
+              <w:left w:val="single" w:sz="6" w:space="0" w:color="auto"/>
+              <w:bottom w:val="single" w:sz="6" w:space="0" w:color="auto"/>
+              <w:right w:val="single" w:sz="6" w:space="0" w:color="auto"/>
+            </w:tcBorders>
+            <w:vAlign w:val="center"/>
+          </w:tcPr>
+          <w:p>
+            <w:pPr>
+              <w:jc w:val="center"/>
+            </w:pPr>
+            <w:r>
+              <w:rPr>
+                <w:rFonts w:hint="eastAsia"/>
+              </w:rPr>
+              <w:t>6</w:t>
+            </w:r>
+          </w:p>
+        </w:tc>
+        <w:tc>
+          <w:tcPr>
+            <w:tcW w:w="5750" w:type="dxa"/>
+            <w:tcBorders>
+              <w:top w:val="single" w:sz="6" w:space="0" w:color="auto"/>
+              <w:left w:val="single" w:sz="6" w:space="0" w:color="auto"/>
+              <w:bottom w:val="single" w:sz="6" w:space="0" w:color="auto"/>
+            </w:tcBorders>
+            <w:vAlign w:val="center"/>
+          </w:tcPr>
+          <w:p>
+            <w:pPr>
+              <w:jc w:val="left"/>
+            </w:pPr>
+            <w:r>
+              <w:t xml:space="preserve">32 </w:t>
+            </w:r>
+            <w:r>
+              <w:rPr>
+                <w:rFonts w:hint="eastAsia"/>
+              </w:rPr>
+              <w:t>B</w:t>
+            </w:r>
+            <w:r>
+              <w:t xml:space="preserve">it </w:t>
+            </w:r>
+            <w:r>
+              <w:rPr>
+                <w:rFonts w:hint="eastAsia"/>
+              </w:rPr>
+              <w:t>C</w:t>
+            </w:r>
+            <w:r>
+              <w:t xml:space="preserve">PU </w:t>
+            </w:r>
+            <w:r>
+              <w:rPr>
+                <w:rFonts w:hint="eastAsia"/>
+              </w:rPr>
+              <w:t>명령어 코드 길이</w:t>
+            </w:r>
+            <w:r>
+              <w:rPr>
+                <w:rFonts w:hint="eastAsia"/>
+              </w:rPr>
+              <w:t xml:space="preserve"> </w:t>
+            </w:r>
+            <w:r>
+              <w:t>(Bit)</w:t>
+            </w:r>
+          </w:p>
+          <w:p>
+            <w:pPr>
+              <w:jc w:val="left"/>
+            </w:pPr>
+            <w:r>
+              <w:rPr>
+                <w:rFonts w:hint="eastAsia"/>
+              </w:rPr>
+              <w:t>(</w:t>
+            </w:r>
+            <w:r>
+              <w:t>32-Bit CPU Opcode Length)</w:t>
+            </w:r>
+          </w:p>
+        </w:tc>
+      </w:tr>
+      <w:tr>
+        <w:trPr>
+          <w:jc w:val="center"/>
+        </w:trPr>
+        <w:tc>
+          <w:tcPr>
+            <w:tcW w:w="2083" w:type="dxa"/>
+            <w:vMerge w:val="restart"/>
+            <w:tcBorders>
+              <w:top w:val="single" w:sz="6" w:space="0" w:color="auto"/>
+              <w:bottom w:val="single" w:sz="12" w:space="0" w:color="auto"/>
+              <w:right w:val="single" w:sz="6" w:space="0" w:color="auto"/>
+            </w:tcBorders>
+            <w:vAlign w:val="center"/>
+          </w:tcPr>
+          <w:p>
+            <w:pPr>
+              <w:jc w:val="center"/>
+              <w:rPr>
+                <w:b/>
+              </w:rPr>
+            </w:pPr>
+            <w:r>
+              <w:rPr>
+                <w:rFonts w:hint="eastAsia"/>
+                <w:b/>
+              </w:rPr>
+              <w:t>R</w:t>
+            </w:r>
+            <w:r>
+              <w:rPr>
+                <w:b/>
+              </w:rPr>
+              <w:t>EG_BIT</w:t>
+            </w:r>
+          </w:p>
+        </w:tc>
+        <w:tc>
+          <w:tcPr>
+            <w:tcW w:w="1163" w:type="dxa"/>
+            <w:tcBorders>
+              <w:top w:val="single" w:sz="6" w:space="0" w:color="auto"/>
+              <w:left w:val="single" w:sz="6" w:space="0" w:color="auto"/>
+              <w:bottom w:val="single" w:sz="6" w:space="0" w:color="auto"/>
+              <w:right w:val="single" w:sz="6" w:space="0" w:color="auto"/>
+            </w:tcBorders>
+            <w:vAlign w:val="center"/>
+          </w:tcPr>
+          <w:p>
+            <w:pPr>
+              <w:jc w:val="center"/>
+            </w:pPr>
+            <w:r>
+              <w:rPr>
+                <w:rFonts w:hint="eastAsia"/>
+              </w:rPr>
+              <w:t>2</w:t>
+            </w:r>
+          </w:p>
+        </w:tc>
+        <w:tc>
+          <w:tcPr>
+            <w:tcW w:w="5750" w:type="dxa"/>
+            <w:tcBorders>
+              <w:top w:val="single" w:sz="6" w:space="0" w:color="auto"/>
+              <w:left w:val="single" w:sz="6" w:space="0" w:color="auto"/>
+              <w:bottom w:val="single" w:sz="6" w:space="0" w:color="auto"/>
+            </w:tcBorders>
+            <w:vAlign w:val="center"/>
+          </w:tcPr>
+          <w:p>
+            <w:pPr>
+              <w:jc w:val="left"/>
+            </w:pPr>
+            <w:r>
+              <w:t xml:space="preserve">16 </w:t>
+            </w:r>
+            <w:r>
+              <w:rPr>
+                <w:rFonts w:hint="eastAsia"/>
+              </w:rPr>
+              <w:t>B</w:t>
+            </w:r>
+            <w:r>
+              <w:t xml:space="preserve">it CPU </w:t>
+            </w:r>
+            <w:r>
+              <w:rPr>
+                <w:rFonts w:hint="eastAsia"/>
+              </w:rPr>
+              <w:t>레지스터 주소 너비</w:t>
+            </w:r>
+            <w:r>
+              <w:rPr>
+                <w:rFonts w:hint="eastAsia"/>
+              </w:rPr>
+              <w:t xml:space="preserve"> </w:t>
+            </w:r>
+            <w:r>
+              <w:t>(Bit)</w:t>
+            </w:r>
+          </w:p>
+          <w:p>
+            <w:pPr>
+              <w:jc w:val="left"/>
+            </w:pPr>
+            <w:r>
+              <w:t>(</w:t>
+            </w:r>
+            <w:r>
+              <w:rPr>
+                <w:rFonts w:hint="eastAsia"/>
+              </w:rPr>
+              <w:t>1</w:t>
+            </w:r>
+            <w:r>
+              <w:t>6-Bit CPU Register Address Width</w:t>
+            </w:r>
+            <w:r>
+              <w:t>)</w:t>
+            </w:r>
+          </w:p>
+        </w:tc>
+      </w:tr>
+      <w:tr>
+        <w:trPr>
+          <w:jc w:val="center"/>
+        </w:trPr>
+        <w:tc>
+          <w:tcPr>
+            <w:tcW w:w="2083" w:type="dxa"/>
+            <w:vMerge/>
+            <w:tcBorders>
+              <w:top w:val="nil"/>
+              <w:bottom w:val="single" w:sz="12" w:space="0" w:color="auto"/>
+              <w:right w:val="single" w:sz="6" w:space="0" w:color="auto"/>
+            </w:tcBorders>
+            <w:vAlign w:val="center"/>
+          </w:tcPr>
+          <w:p>
+            <w:pPr>
+              <w:jc w:val="center"/>
+            </w:pPr>
+          </w:p>
+        </w:tc>
+        <w:tc>
+          <w:tcPr>
+            <w:tcW w:w="1163" w:type="dxa"/>
+            <w:tcBorders>
+              <w:top w:val="single" w:sz="6" w:space="0" w:color="auto"/>
+              <w:left w:val="single" w:sz="6" w:space="0" w:color="auto"/>
+              <w:bottom w:val="single" w:sz="12" w:space="0" w:color="auto"/>
+              <w:right w:val="single" w:sz="6" w:space="0" w:color="auto"/>
+            </w:tcBorders>
+            <w:vAlign w:val="center"/>
+          </w:tcPr>
+          <w:p>
+            <w:pPr>
+              <w:jc w:val="center"/>
+            </w:pPr>
+            <w:r>
+              <w:rPr>
+                <w:rFonts w:hint="eastAsia"/>
+              </w:rPr>
+              <w:t>5</w:t>
+            </w:r>
+          </w:p>
+        </w:tc>
+        <w:tc>
+          <w:tcPr>
+            <w:tcW w:w="5750" w:type="dxa"/>
+            <w:tcBorders>
+              <w:top w:val="single" w:sz="6" w:space="0" w:color="auto"/>
+              <w:left w:val="single" w:sz="6" w:space="0" w:color="auto"/>
+              <w:bottom w:val="single" w:sz="12" w:space="0" w:color="auto"/>
+            </w:tcBorders>
+            <w:vAlign w:val="center"/>
+          </w:tcPr>
+          <w:p>
+            <w:pPr>
+              <w:jc w:val="left"/>
+            </w:pPr>
+            <w:r>
+              <w:t xml:space="preserve">32 </w:t>
+            </w:r>
+            <w:r>
+              <w:rPr>
+                <w:rFonts w:hint="eastAsia"/>
+              </w:rPr>
+              <w:t>B</w:t>
+            </w:r>
+            <w:r>
+              <w:t xml:space="preserve">it CPU </w:t>
+            </w:r>
+            <w:r>
+              <w:rPr>
+                <w:rFonts w:hint="eastAsia"/>
+              </w:rPr>
+              <w:t>레지스터 주소 너비</w:t>
+            </w:r>
+            <w:r>
+              <w:rPr>
+                <w:rFonts w:hint="eastAsia"/>
+              </w:rPr>
+              <w:t xml:space="preserve"> </w:t>
+            </w:r>
+            <w:r>
+              <w:t>(Bit)</w:t>
+            </w:r>
+          </w:p>
+          <w:p>
+            <w:pPr>
+              <w:jc w:val="left"/>
+            </w:pPr>
+            <w:r>
+              <w:t>(32-Bit CPU Register Address Width)</w:t>
+            </w:r>
+          </w:p>
+        </w:tc>
+      </w:tr>
+    </w:tbl>
+    <w:p/>
+    <w:p>
+      <w:pPr>
+        <w:pStyle w:val="2"/>
+        <w:rPr>
+          <w:rFonts w:hint="eastAsia"/>
+        </w:rPr>
+      </w:pPr>
+      <w:bookmarkStart w:id="12" w:name="_Ref229928214"/>
+      <w:bookmarkStart w:id="13" w:name="_Toc229928459"/>
+      <w:proofErr w:type="spellStart"/>
+      <w:r>
+        <w:rPr>
+          <w:rFonts w:hint="eastAsia"/>
+        </w:rPr>
+        <w:t>누산기</w:t>
+      </w:r>
+      <w:proofErr w:type="spellEnd"/>
+      <w:r>
+        <w:t>(Adder)</w:t>
+      </w:r>
+      <w:bookmarkEnd w:id="12"/>
+      <w:bookmarkEnd w:id="13"/>
+    </w:p>
+    <w:p>
+      <w:pPr>
+        <w:pStyle w:val="3"/>
+      </w:pPr>
+      <w:bookmarkStart w:id="14" w:name="_Toc229928460"/>
+      <w:proofErr w:type="spellStart"/>
+      <w:r>
+        <w:rPr>
+          <w:rFonts w:hint="eastAsia"/>
+        </w:rPr>
+        <w:t>누산기</w:t>
+      </w:r>
+      <w:proofErr w:type="spellEnd"/>
+      <w:r>
+        <w:rPr>
+          <w:rFonts w:hint="eastAsia"/>
+        </w:rPr>
+        <w:t xml:space="preserve"> 기능</w:t>
+      </w:r>
+      <w:bookmarkEnd w:id="14"/>
+    </w:p>
+    <w:p>
+      <w:r>
+        <w:rPr>
+          <w:rFonts w:hint="eastAsia"/>
+        </w:rPr>
+        <w:t>2개의 입력</w:t>
+      </w:r>
+      <w:r>
+        <w:rPr>
+          <w:rFonts w:hint="eastAsia"/>
+        </w:rPr>
+        <w:t xml:space="preserve"> 신호</w:t>
+      </w:r>
+      <w:r>
+        <w:rPr>
+          <w:rFonts w:hint="eastAsia"/>
+        </w:rPr>
+        <w:t>를 더해</w:t>
+      </w:r>
+      <w:r>
+        <w:t xml:space="preserve"> 1</w:t>
+      </w:r>
+      <w:r>
+        <w:rPr>
+          <w:rFonts w:hint="eastAsia"/>
+        </w:rPr>
+        <w:t>개</w:t>
+      </w:r>
+      <w:r>
+        <w:rPr>
+          <w:rFonts w:hint="eastAsia"/>
+        </w:rPr>
+        <w:t>의 신호를 출력</w:t>
+      </w:r>
+      <w:r>
+        <w:rPr>
+          <w:rFonts w:hint="eastAsia"/>
+        </w:rPr>
+        <w:t>하는 기능을 수행한다</w:t>
+      </w:r>
+      <w:r>
+        <w:rPr>
+          <w:rFonts w:hint="eastAsia"/>
+        </w:rPr>
+        <w:t>.</w:t>
+      </w:r>
+    </w:p>
+    <w:p>
+      <w:pPr>
+        <w:pStyle w:val="a7"/>
+        <w:keepNext/>
+      </w:pPr>
+      <w:bookmarkStart w:id="15" w:name="_Toc229926599"/>
+      <w:bookmarkStart w:id="16" w:name="_Toc229926655"/>
+      <w:bookmarkStart w:id="17" w:name="_Toc229926728"/>
+      <w:bookmarkStart w:id="18" w:name="_Toc229928478"/>
+      <w:r>
+        <w:t xml:space="preserve">표 </w:t>
+      </w:r>
+      <w:fldSimple w:instr=" SEQ 표 \* ARABIC ">
+        <w:r>
+          <w:rPr>
+            <w:noProof/>
+          </w:rPr>
+          <w:t>3</w:t>
+        </w:r>
+      </w:fldSimple>
+      <w:r>
+        <w:t xml:space="preserve"> </w:t>
+      </w:r>
+      <w:r>
+        <w:rPr>
+          <w:rFonts w:hint="eastAsia"/>
+        </w:rPr>
+        <w:t>누산기 모듈</w:t>
+      </w:r>
+      <w:r>
+        <w:rPr>
+          <w:rFonts w:hint="eastAsia"/>
+        </w:rPr>
+        <w:t xml:space="preserve"> 정보</w:t>
+      </w:r>
+      <w:bookmarkEnd w:id="15"/>
+      <w:bookmarkEnd w:id="16"/>
+      <w:bookmarkEnd w:id="17"/>
+      <w:bookmarkEnd w:id="18"/>
+    </w:p>
+    <w:tbl>
+      <w:tblPr>
+        <w:tblStyle w:val="a6"/>
+        <w:tblW w:w="0" w:type="auto"/>
+        <w:tblBorders>
+          <w:top w:val="single" w:sz="12" w:space="0" w:color="auto"/>
+          <w:left w:val="single" w:sz="12" w:space="0" w:color="auto"/>
+          <w:bottom w:val="single" w:sz="12" w:space="0" w:color="auto"/>
+          <w:right w:val="single" w:sz="12" w:space="0" w:color="auto"/>
+          <w:insideH w:val="none" w:sz="0" w:space="0" w:color="auto"/>
+          <w:insideV w:val="none" w:sz="0" w:space="0" w:color="auto"/>
+        </w:tblBorders>
+        <w:tblLook w:val="04A0" w:firstRow="1" w:lastRow="0" w:firstColumn="1" w:lastColumn="0" w:noHBand="0" w:noVBand="1"/>
+      </w:tblPr>
+      <w:tblGrid>
+        <w:gridCol w:w="1545"/>
+        <w:gridCol w:w="7451"/>
+      </w:tblGrid>
+      <w:tr>
+        <w:tc>
+          <w:tcPr>
+            <w:tcW w:w="1545" w:type="dxa"/>
+            <w:tcBorders>
+              <w:top w:val="single" w:sz="12" w:space="0" w:color="auto"/>
+              <w:bottom w:val="single" w:sz="6" w:space="0" w:color="auto"/>
+              <w:right w:val="single" w:sz="12" w:space="0" w:color="auto"/>
+            </w:tcBorders>
+            <w:shd w:val="clear" w:color="auto" w:fill="BFBFBF" w:themeFill="background1" w:themeFillShade="BF"/>
+          </w:tcPr>
+          <w:p>
+            <w:pPr>
+              <w:jc w:val="center"/>
+              <w:rPr>
+                <w:rFonts w:hint="eastAsia"/>
+                <w:b/>
+              </w:rPr>
+            </w:pPr>
+            <w:proofErr w:type="spellStart"/>
+            <w:r>
+              <w:rPr>
+                <w:rFonts w:hint="eastAsia"/>
+                <w:b/>
+              </w:rPr>
+              <w:t>모듈명</w:t>
+            </w:r>
+            <w:proofErr w:type="spellEnd"/>
+          </w:p>
+        </w:tc>
+        <w:tc>
+          <w:tcPr>
+            <w:tcW w:w="7451" w:type="dxa"/>
+            <w:tcBorders>
+              <w:left w:val="single" w:sz="12" w:space="0" w:color="auto"/>
+              <w:bottom w:val="single" w:sz="6" w:space="0" w:color="auto"/>
+            </w:tcBorders>
+          </w:tcPr>
+          <w:p>
+            <w:pPr>
+              <w:jc w:val="center"/>
+              <w:rPr>
+                <w:rFonts w:hint="eastAsia"/>
+              </w:rPr>
+            </w:pPr>
+            <w:r>
+              <w:t>adder21</w:t>
+            </w:r>
+          </w:p>
+        </w:tc>
+      </w:tr>
+      <w:tr>
+        <w:tc>
+          <w:tcPr>
+            <w:tcW w:w="1545" w:type="dxa"/>
+            <w:tcBorders>
+              <w:top w:val="single" w:sz="6" w:space="0" w:color="auto"/>
+              <w:bottom w:val="single" w:sz="6" w:space="0" w:color="auto"/>
+              <w:right w:val="single" w:sz="12" w:space="0" w:color="auto"/>
+            </w:tcBorders>
+            <w:shd w:val="clear" w:color="auto" w:fill="BFBFBF" w:themeFill="background1" w:themeFillShade="BF"/>
+          </w:tcPr>
+          <w:p>
+            <w:pPr>
+              <w:jc w:val="center"/>
+              <w:rPr>
+                <w:rFonts w:hint="eastAsia"/>
+                <w:b/>
+              </w:rPr>
+            </w:pPr>
+            <w:r>
+              <w:rPr>
+                <w:rFonts w:hint="eastAsia"/>
+                <w:b/>
+              </w:rPr>
+              <w:t>파일명</w:t>
+            </w:r>
+          </w:p>
+        </w:tc>
+        <w:tc>
+          <w:tcPr>
+            <w:tcW w:w="7451" w:type="dxa"/>
+            <w:tcBorders>
+              <w:top w:val="single" w:sz="6" w:space="0" w:color="auto"/>
+              <w:left w:val="single" w:sz="12" w:space="0" w:color="auto"/>
+              <w:bottom w:val="single" w:sz="6" w:space="0" w:color="auto"/>
+            </w:tcBorders>
+          </w:tcPr>
+          <w:p>
+            <w:pPr>
+              <w:jc w:val="center"/>
+              <w:rPr>
+                <w:rFonts w:hint="eastAsia"/>
+              </w:rPr>
+            </w:pPr>
+            <w:r>
+              <w:t>adder.sv</w:t>
+            </w:r>
+          </w:p>
+        </w:tc>
+      </w:tr>
+      <w:tr>
+        <w:tc>
+          <w:tcPr>
+            <w:tcW w:w="1545" w:type="dxa"/>
+            <w:tcBorders>
+              <w:top w:val="single" w:sz="6" w:space="0" w:color="auto"/>
+              <w:bottom w:val="single" w:sz="6" w:space="0" w:color="auto"/>
+              <w:right w:val="single" w:sz="12" w:space="0" w:color="auto"/>
+            </w:tcBorders>
+            <w:shd w:val="clear" w:color="auto" w:fill="BFBFBF" w:themeFill="background1" w:themeFillShade="BF"/>
+          </w:tcPr>
+          <w:p>
+            <w:pPr>
+              <w:jc w:val="center"/>
+              <w:rPr>
+                <w:rFonts w:hint="eastAsia"/>
+                <w:b/>
+              </w:rPr>
+            </w:pPr>
+            <w:r>
+              <w:rPr>
+                <w:rFonts w:hint="eastAsia"/>
+                <w:b/>
+              </w:rPr>
+              <w:t>참조</w:t>
+            </w:r>
+          </w:p>
+        </w:tc>
+        <w:tc>
+          <w:tcPr>
+            <w:tcW w:w="7451" w:type="dxa"/>
+            <w:tcBorders>
+              <w:top w:val="single" w:sz="6" w:space="0" w:color="auto"/>
+              <w:left w:val="single" w:sz="12" w:space="0" w:color="auto"/>
+              <w:bottom w:val="single" w:sz="6" w:space="0" w:color="auto"/>
+            </w:tcBorders>
+          </w:tcPr>
+          <w:p>
+            <w:pPr>
+              <w:jc w:val="center"/>
+              <w:rPr>
+                <w:rFonts w:hint="eastAsia"/>
+              </w:rPr>
+            </w:pPr>
+            <w:r>
+              <w:rPr>
+                <w:rFonts w:hint="eastAsia"/>
+              </w:rPr>
+              <w:t>-</w:t>
+            </w:r>
+          </w:p>
+        </w:tc>
+      </w:tr>
+      <w:tr>
+        <w:tc>
+          <w:tcPr>
+            <w:tcW w:w="1545" w:type="dxa"/>
+            <w:tcBorders>
+              <w:top w:val="single" w:sz="6" w:space="0" w:color="auto"/>
+              <w:bottom w:val="single" w:sz="6" w:space="0" w:color="auto"/>
+              <w:right w:val="single" w:sz="12" w:space="0" w:color="auto"/>
+            </w:tcBorders>
+            <w:shd w:val="clear" w:color="auto" w:fill="BFBFBF" w:themeFill="background1" w:themeFillShade="BF"/>
+          </w:tcPr>
+          <w:p>
+            <w:pPr>
+              <w:jc w:val="center"/>
+              <w:rPr>
+                <w:rFonts w:hint="eastAsia"/>
+                <w:b/>
+              </w:rPr>
+            </w:pPr>
+            <w:r>
+              <w:rPr>
+                <w:rFonts w:hint="eastAsia"/>
+                <w:b/>
+              </w:rPr>
+              <w:t>설명</w:t>
+            </w:r>
+          </w:p>
+        </w:tc>
+        <w:tc>
+          <w:tcPr>
+            <w:tcW w:w="7451" w:type="dxa"/>
+            <w:tcBorders>
+              <w:top w:val="single" w:sz="6" w:space="0" w:color="auto"/>
+              <w:left w:val="single" w:sz="12" w:space="0" w:color="auto"/>
+              <w:bottom w:val="single" w:sz="6" w:space="0" w:color="auto"/>
+            </w:tcBorders>
+          </w:tcPr>
+          <w:p>
+            <w:pPr>
+              <w:jc w:val="center"/>
+              <w:rPr>
+                <w:rFonts w:hint="eastAsia"/>
+              </w:rPr>
+            </w:pPr>
+            <w:r>
+              <w:rPr>
+                <w:rFonts w:hint="eastAsia"/>
+              </w:rPr>
+              <w:t>주소</w:t>
+            </w:r>
+            <w:r>
+              <w:t xml:space="preserve"> </w:t>
+            </w:r>
+            <w:proofErr w:type="spellStart"/>
+            <w:r>
+              <w:rPr>
+                <w:rFonts w:hint="eastAsia"/>
+              </w:rPr>
+              <w:t>누산기</w:t>
+            </w:r>
+            <w:proofErr w:type="spellEnd"/>
+          </w:p>
+        </w:tc>
+      </w:tr>
+      <w:tr>
+        <w:tc>
+          <w:tcPr>
+            <w:tcW w:w="1545" w:type="dxa"/>
+            <w:tcBorders>
+              <w:top w:val="single" w:sz="6" w:space="0" w:color="auto"/>
+              <w:bottom w:val="single" w:sz="6" w:space="0" w:color="auto"/>
+              <w:right w:val="single" w:sz="12" w:space="0" w:color="auto"/>
+            </w:tcBorders>
+            <w:shd w:val="clear" w:color="auto" w:fill="BFBFBF" w:themeFill="background1" w:themeFillShade="BF"/>
+          </w:tcPr>
+          <w:p>
+            <w:pPr>
+              <w:jc w:val="center"/>
+              <w:rPr>
+                <w:rFonts w:hint="eastAsia"/>
+                <w:b/>
+              </w:rPr>
+            </w:pPr>
+            <w:r>
+              <w:rPr>
+                <w:rFonts w:hint="eastAsia"/>
+                <w:b/>
+              </w:rPr>
+              <w:t xml:space="preserve">전역 </w:t>
+            </w:r>
+            <w:proofErr w:type="spellStart"/>
+            <w:r>
+              <w:rPr>
+                <w:rFonts w:hint="eastAsia"/>
+                <w:b/>
+              </w:rPr>
+              <w:t>파라미터</w:t>
+            </w:r>
+            <w:proofErr w:type="spellEnd"/>
+          </w:p>
+        </w:tc>
+        <w:tc>
+          <w:tcPr>
+            <w:tcW w:w="7451" w:type="dxa"/>
+            <w:tcBorders>
+              <w:top w:val="single" w:sz="6" w:space="0" w:color="auto"/>
+              <w:left w:val="single" w:sz="12" w:space="0" w:color="auto"/>
+              <w:bottom w:val="single" w:sz="6" w:space="0" w:color="auto"/>
+            </w:tcBorders>
+          </w:tcPr>
+          <w:p>
+            <w:pPr>
+              <w:jc w:val="center"/>
+              <w:rPr>
+                <w:b/>
+              </w:rPr>
+            </w:pPr>
+            <w:r>
+              <w:rPr>
+                <w:b/>
+              </w:rPr>
+              <w:t>ADDR_BIT</w:t>
+            </w:r>
+          </w:p>
+        </w:tc>
+      </w:tr>
+      <w:tr>
+        <w:tc>
+          <w:tcPr>
+            <w:tcW w:w="1545" w:type="dxa"/>
+            <w:tcBorders>
+              <w:top w:val="single" w:sz="6" w:space="0" w:color="auto"/>
+              <w:bottom w:val="single" w:sz="12" w:space="0" w:color="auto"/>
+              <w:right w:val="single" w:sz="12" w:space="0" w:color="auto"/>
+            </w:tcBorders>
+            <w:shd w:val="clear" w:color="auto" w:fill="BFBFBF" w:themeFill="background1" w:themeFillShade="BF"/>
+          </w:tcPr>
+          <w:p>
+            <w:pPr>
+              <w:jc w:val="center"/>
+              <w:rPr>
+                <w:rFonts w:hint="eastAsia"/>
+                <w:b/>
+              </w:rPr>
+            </w:pPr>
+            <w:r>
+              <w:rPr>
+                <w:rFonts w:hint="eastAsia"/>
+                <w:b/>
+              </w:rPr>
+              <w:t>실체</w:t>
+            </w:r>
+          </w:p>
+        </w:tc>
+        <w:tc>
+          <w:tcPr>
+            <w:tcW w:w="7451" w:type="dxa"/>
+            <w:tcBorders>
+              <w:top w:val="single" w:sz="6" w:space="0" w:color="auto"/>
+              <w:left w:val="single" w:sz="12" w:space="0" w:color="auto"/>
+            </w:tcBorders>
+          </w:tcPr>
+          <w:p>
+            <w:pPr>
+              <w:jc w:val="center"/>
+            </w:pPr>
+            <w:r>
+              <w:t xml:space="preserve">u_addr_4_adder, </w:t>
+            </w:r>
+            <w:proofErr w:type="spellStart"/>
+            <w:r>
+              <w:t>u_branch_addr_adder</w:t>
+            </w:r>
+            <w:proofErr w:type="spellEnd"/>
+          </w:p>
+        </w:tc>
+      </w:tr>
+    </w:tbl>
+    <w:p>
+      <w:pPr>
+        <w:rPr>
+          <w:rFonts w:hint="eastAsia"/>
+        </w:rPr>
+      </w:pPr>
+    </w:p>
+    <w:p>
+      <w:pPr>
+        <w:pStyle w:val="3"/>
+      </w:pPr>
+      <w:bookmarkStart w:id="19" w:name="_Toc229928461"/>
+      <w:proofErr w:type="spellStart"/>
+      <w:r>
+        <w:rPr>
+          <w:rFonts w:hint="eastAsia"/>
+        </w:rPr>
+        <w:lastRenderedPageBreak/>
+        <w:t>누산기</w:t>
+      </w:r>
+      <w:proofErr w:type="spellEnd"/>
+      <w:r>
+        <w:rPr>
+          <w:rFonts w:hint="eastAsia"/>
+        </w:rPr>
+        <w:t xml:space="preserve"> </w:t>
+      </w:r>
+      <w:r>
+        <w:rPr>
+          <w:rFonts w:hint="eastAsia"/>
+        </w:rPr>
+        <w:t>입출력 단자</w:t>
+      </w:r>
+      <w:bookmarkEnd w:id="19"/>
+    </w:p>
+    <w:p>
+      <w:pPr>
+        <w:pStyle w:val="a7"/>
+        <w:keepNext/>
+      </w:pPr>
+      <w:bookmarkStart w:id="20" w:name="_Toc229926600"/>
+      <w:bookmarkStart w:id="21" w:name="_Toc229926656"/>
+      <w:bookmarkStart w:id="22" w:name="_Toc229926729"/>
+      <w:bookmarkStart w:id="23" w:name="_Toc229928479"/>
+      <w:r>
+        <w:t xml:space="preserve">표 </w:t>
+      </w:r>
+      <w:fldSimple w:instr=" SEQ 표 \* ARABIC ">
+        <w:r>
+          <w:rPr>
+            <w:noProof/>
+          </w:rPr>
+          <w:t>4</w:t>
+        </w:r>
+      </w:fldSimple>
+      <w:r>
+        <w:t xml:space="preserve"> </w:t>
+      </w:r>
+      <w:r>
+        <w:rPr>
+          <w:rFonts w:hint="eastAsia"/>
+        </w:rPr>
+        <w:t>누산기 입출력 단자</w:t>
+      </w:r>
+      <w:bookmarkEnd w:id="20"/>
+      <w:bookmarkEnd w:id="21"/>
+      <w:bookmarkEnd w:id="22"/>
+      <w:bookmarkEnd w:id="23"/>
+    </w:p>
+    <w:tbl>
+      <w:tblPr>
+        <w:tblStyle w:val="a6"/>
+        <w:tblW w:w="0" w:type="auto"/>
+        <w:tblBorders>
+          <w:top w:val="single" w:sz="12" w:space="0" w:color="auto"/>
+          <w:left w:val="single" w:sz="12" w:space="0" w:color="auto"/>
+          <w:bottom w:val="single" w:sz="12" w:space="0" w:color="auto"/>
+          <w:right w:val="single" w:sz="12" w:space="0" w:color="auto"/>
+          <w:insideH w:val="single" w:sz="6" w:space="0" w:color="auto"/>
+          <w:insideV w:val="single" w:sz="6" w:space="0" w:color="auto"/>
+        </w:tblBorders>
+        <w:tblLook w:val="04A0" w:firstRow="1" w:lastRow="0" w:firstColumn="1" w:lastColumn="0" w:noHBand="0" w:noVBand="1"/>
+      </w:tblPr>
+      <w:tblGrid>
+        <w:gridCol w:w="694"/>
+        <w:gridCol w:w="1276"/>
+        <w:gridCol w:w="2693"/>
+        <w:gridCol w:w="1701"/>
+        <w:gridCol w:w="2632"/>
+      </w:tblGrid>
+      <w:tr>
+        <w:tc>
+          <w:tcPr>
+            <w:tcW w:w="694" w:type="dxa"/>
+            <w:tcBorders>
+              <w:top w:val="single" w:sz="12" w:space="0" w:color="auto"/>
+              <w:bottom w:val="single" w:sz="12" w:space="0" w:color="auto"/>
+            </w:tcBorders>
+            <w:shd w:val="clear" w:color="auto" w:fill="BFBFBF" w:themeFill="background1" w:themeFillShade="BF"/>
+            <w:vAlign w:val="center"/>
+          </w:tcPr>
+          <w:p>
+            <w:pPr>
+              <w:jc w:val="center"/>
+              <w:rPr>
+                <w:rFonts w:hint="eastAsia"/>
+                <w:b/>
+              </w:rPr>
+            </w:pPr>
+            <w:r>
+              <w:rPr>
+                <w:b/>
+              </w:rPr>
+              <w:t>No</w:t>
+            </w:r>
+          </w:p>
+        </w:tc>
+        <w:tc>
+          <w:tcPr>
+            <w:tcW w:w="1276" w:type="dxa"/>
+            <w:tcBorders>
+              <w:top w:val="single" w:sz="12" w:space="0" w:color="auto"/>
+              <w:bottom w:val="single" w:sz="12" w:space="0" w:color="auto"/>
+            </w:tcBorders>
+            <w:shd w:val="clear" w:color="auto" w:fill="BFBFBF" w:themeFill="background1" w:themeFillShade="BF"/>
+            <w:vAlign w:val="center"/>
+          </w:tcPr>
+          <w:p>
+            <w:pPr>
+              <w:jc w:val="center"/>
+              <w:rPr>
+                <w:rFonts w:hint="eastAsia"/>
+                <w:b/>
+              </w:rPr>
+            </w:pPr>
+            <w:r>
+              <w:rPr>
+                <w:rFonts w:hint="eastAsia"/>
+                <w:b/>
+              </w:rPr>
+              <w:t>단자</w:t>
+            </w:r>
+            <w:r>
+              <w:rPr>
+                <w:rFonts w:hint="eastAsia"/>
+                <w:b/>
+              </w:rPr>
+              <w:t xml:space="preserve"> 방향</w:t>
+            </w:r>
+          </w:p>
+        </w:tc>
+        <w:tc>
+          <w:tcPr>
+            <w:tcW w:w="2693" w:type="dxa"/>
+            <w:tcBorders>
+              <w:top w:val="single" w:sz="12" w:space="0" w:color="auto"/>
+              <w:bottom w:val="single" w:sz="12" w:space="0" w:color="auto"/>
+            </w:tcBorders>
+            <w:shd w:val="clear" w:color="auto" w:fill="BFBFBF" w:themeFill="background1" w:themeFillShade="BF"/>
+            <w:vAlign w:val="center"/>
+          </w:tcPr>
+          <w:p>
+            <w:pPr>
+              <w:jc w:val="center"/>
+              <w:rPr>
+                <w:rFonts w:hint="eastAsia"/>
+                <w:b/>
+              </w:rPr>
+            </w:pPr>
+            <w:proofErr w:type="spellStart"/>
+            <w:r>
+              <w:rPr>
+                <w:rFonts w:hint="eastAsia"/>
+                <w:b/>
+              </w:rPr>
+              <w:t>신호명</w:t>
+            </w:r>
+            <w:proofErr w:type="spellEnd"/>
+          </w:p>
+        </w:tc>
+        <w:tc>
+          <w:tcPr>
+            <w:tcW w:w="1701" w:type="dxa"/>
+            <w:tcBorders>
+              <w:top w:val="single" w:sz="12" w:space="0" w:color="auto"/>
+              <w:bottom w:val="single" w:sz="12" w:space="0" w:color="auto"/>
+            </w:tcBorders>
+            <w:shd w:val="clear" w:color="auto" w:fill="BFBFBF" w:themeFill="background1" w:themeFillShade="BF"/>
+            <w:vAlign w:val="center"/>
+          </w:tcPr>
+          <w:p>
+            <w:pPr>
+              <w:jc w:val="center"/>
+              <w:rPr>
+                <w:rFonts w:hint="eastAsia"/>
+                <w:b/>
+              </w:rPr>
+            </w:pPr>
+            <w:r>
+              <w:rPr>
+                <w:rFonts w:hint="eastAsia"/>
+                <w:b/>
+              </w:rPr>
+              <w:t>너비</w:t>
+            </w:r>
+          </w:p>
+        </w:tc>
+        <w:tc>
+          <w:tcPr>
+            <w:tcW w:w="2632" w:type="dxa"/>
+            <w:tcBorders>
+              <w:top w:val="single" w:sz="12" w:space="0" w:color="auto"/>
+              <w:bottom w:val="single" w:sz="12" w:space="0" w:color="auto"/>
+            </w:tcBorders>
+            <w:shd w:val="clear" w:color="auto" w:fill="BFBFBF" w:themeFill="background1" w:themeFillShade="BF"/>
+            <w:vAlign w:val="center"/>
+          </w:tcPr>
+          <w:p>
+            <w:pPr>
+              <w:jc w:val="center"/>
+              <w:rPr>
+                <w:rFonts w:hint="eastAsia"/>
+                <w:b/>
+              </w:rPr>
+            </w:pPr>
+            <w:r>
+              <w:rPr>
+                <w:rFonts w:hint="eastAsia"/>
+                <w:b/>
+              </w:rPr>
+              <w:t>설명</w:t>
+            </w:r>
+          </w:p>
+        </w:tc>
+      </w:tr>
+      <w:tr>
+        <w:tc>
+          <w:tcPr>
+            <w:tcW w:w="694" w:type="dxa"/>
+            <w:tcBorders>
+              <w:top w:val="single" w:sz="12" w:space="0" w:color="auto"/>
+            </w:tcBorders>
+            <w:vAlign w:val="center"/>
+          </w:tcPr>
+          <w:p>
+            <w:pPr>
+              <w:jc w:val="center"/>
+              <w:rPr>
+                <w:rFonts w:hint="eastAsia"/>
+              </w:rPr>
+            </w:pPr>
+            <w:r>
+              <w:rPr>
+                <w:rFonts w:hint="eastAsia"/>
+              </w:rPr>
+              <w:t>1</w:t>
+            </w:r>
+          </w:p>
+        </w:tc>
+        <w:tc>
+          <w:tcPr>
+            <w:tcW w:w="1276" w:type="dxa"/>
+            <w:tcBorders>
+              <w:top w:val="single" w:sz="12" w:space="0" w:color="auto"/>
+            </w:tcBorders>
+            <w:vAlign w:val="center"/>
+          </w:tcPr>
+          <w:p>
+            <w:pPr>
+              <w:jc w:val="center"/>
+              <w:rPr>
+                <w:rFonts w:hint="eastAsia"/>
+              </w:rPr>
+            </w:pPr>
+            <w:r>
+              <w:t>input</w:t>
+            </w:r>
+          </w:p>
+        </w:tc>
+        <w:tc>
+          <w:tcPr>
+            <w:tcW w:w="2693" w:type="dxa"/>
+            <w:tcBorders>
+              <w:top w:val="single" w:sz="12" w:space="0" w:color="auto"/>
+            </w:tcBorders>
+            <w:vAlign w:val="center"/>
+          </w:tcPr>
+          <w:p>
+            <w:pPr>
+              <w:jc w:val="center"/>
+              <w:rPr>
+                <w:rFonts w:hint="eastAsia"/>
+              </w:rPr>
+            </w:pPr>
+            <w:r>
+              <w:t>i_i0</w:t>
+            </w:r>
+          </w:p>
+        </w:tc>
+        <w:tc>
+          <w:tcPr>
+            <w:tcW w:w="1701" w:type="dxa"/>
+            <w:tcBorders>
+              <w:top w:val="single" w:sz="12" w:space="0" w:color="auto"/>
+            </w:tcBorders>
+            <w:vAlign w:val="center"/>
+          </w:tcPr>
+          <w:p>
+            <w:pPr>
+              <w:jc w:val="center"/>
+              <w:rPr>
+                <w:rFonts w:hint="eastAsia"/>
+                <w:b/>
+              </w:rPr>
+            </w:pPr>
+            <w:r>
+              <w:rPr>
+                <w:rFonts w:hint="eastAsia"/>
+                <w:b/>
+              </w:rPr>
+              <w:t>A</w:t>
+            </w:r>
+            <w:r>
+              <w:rPr>
+                <w:b/>
+              </w:rPr>
+              <w:t>DDR_BIT</w:t>
+            </w:r>
+          </w:p>
+        </w:tc>
+        <w:tc>
+          <w:tcPr>
+            <w:tcW w:w="2632" w:type="dxa"/>
+            <w:tcBorders>
+              <w:top w:val="single" w:sz="12" w:space="0" w:color="auto"/>
+            </w:tcBorders>
+            <w:vAlign w:val="center"/>
+          </w:tcPr>
+          <w:p>
+            <w:pPr>
+              <w:jc w:val="left"/>
+              <w:rPr>
+                <w:rFonts w:hint="eastAsia"/>
+              </w:rPr>
+            </w:pPr>
+            <w:r>
+              <w:rPr>
+                <w:rFonts w:hint="eastAsia"/>
+              </w:rPr>
+              <w:t>A</w:t>
+            </w:r>
+            <w:r>
+              <w:t xml:space="preserve">dder </w:t>
+            </w:r>
+            <w:r>
+              <w:rPr>
+                <w:rFonts w:hint="eastAsia"/>
+              </w:rPr>
+              <w:t xml:space="preserve">입력 </w:t>
+            </w:r>
+            <w:r>
+              <w:t>0</w:t>
+            </w:r>
+          </w:p>
+        </w:tc>
+      </w:tr>
+      <w:tr>
+        <w:tc>
+          <w:tcPr>
+            <w:tcW w:w="694" w:type="dxa"/>
+            <w:vAlign w:val="center"/>
+          </w:tcPr>
+          <w:p>
+            <w:pPr>
+              <w:jc w:val="center"/>
+              <w:rPr>
+                <w:rFonts w:hint="eastAsia"/>
+              </w:rPr>
+            </w:pPr>
+            <w:r>
+              <w:rPr>
+                <w:rFonts w:hint="eastAsia"/>
+              </w:rPr>
+              <w:t>2</w:t>
+            </w:r>
+          </w:p>
+        </w:tc>
+        <w:tc>
+          <w:tcPr>
+            <w:tcW w:w="1276" w:type="dxa"/>
+            <w:vAlign w:val="center"/>
+          </w:tcPr>
+          <w:p>
+            <w:pPr>
+              <w:jc w:val="center"/>
+              <w:rPr>
+                <w:rFonts w:hint="eastAsia"/>
+              </w:rPr>
+            </w:pPr>
+            <w:r>
+              <w:t>input</w:t>
+            </w:r>
+          </w:p>
+        </w:tc>
+        <w:tc>
+          <w:tcPr>
+            <w:tcW w:w="2693" w:type="dxa"/>
+            <w:vAlign w:val="center"/>
+          </w:tcPr>
+          <w:p>
+            <w:pPr>
+              <w:jc w:val="center"/>
+              <w:rPr>
+                <w:rFonts w:hint="eastAsia"/>
+              </w:rPr>
+            </w:pPr>
+            <w:r>
+              <w:rPr>
+                <w:rFonts w:hint="eastAsia"/>
+              </w:rPr>
+              <w:t>i</w:t>
+            </w:r>
+            <w:r>
+              <w:t>_i1</w:t>
+            </w:r>
+          </w:p>
+        </w:tc>
+        <w:tc>
+          <w:tcPr>
+            <w:tcW w:w="1701" w:type="dxa"/>
+            <w:vAlign w:val="center"/>
+          </w:tcPr>
+          <w:p>
+            <w:pPr>
+              <w:jc w:val="center"/>
+              <w:rPr>
+                <w:rFonts w:hint="eastAsia"/>
+                <w:b/>
+              </w:rPr>
+            </w:pPr>
+            <w:r>
+              <w:rPr>
+                <w:rFonts w:hint="eastAsia"/>
+                <w:b/>
+              </w:rPr>
+              <w:t>A</w:t>
+            </w:r>
+            <w:r>
+              <w:rPr>
+                <w:b/>
+              </w:rPr>
+              <w:t>DDR_BIT</w:t>
+            </w:r>
+          </w:p>
+        </w:tc>
+        <w:tc>
+          <w:tcPr>
+            <w:tcW w:w="2632" w:type="dxa"/>
+            <w:vAlign w:val="center"/>
+          </w:tcPr>
+          <w:p>
+            <w:pPr>
+              <w:jc w:val="left"/>
+              <w:rPr>
+                <w:rFonts w:hint="eastAsia"/>
+              </w:rPr>
+            </w:pPr>
+            <w:r>
+              <w:rPr>
+                <w:rFonts w:hint="eastAsia"/>
+              </w:rPr>
+              <w:t>A</w:t>
+            </w:r>
+            <w:r>
+              <w:t xml:space="preserve">dder </w:t>
+            </w:r>
+            <w:r>
+              <w:rPr>
+                <w:rFonts w:hint="eastAsia"/>
+              </w:rPr>
+              <w:t xml:space="preserve">입력 </w:t>
+            </w:r>
+            <w:r>
+              <w:t>1</w:t>
+            </w:r>
+          </w:p>
+        </w:tc>
+      </w:tr>
+      <w:tr>
+        <w:tc>
+          <w:tcPr>
+            <w:tcW w:w="694" w:type="dxa"/>
+            <w:vAlign w:val="center"/>
+          </w:tcPr>
+          <w:p>
+            <w:pPr>
+              <w:jc w:val="center"/>
+              <w:rPr>
+                <w:rFonts w:hint="eastAsia"/>
+              </w:rPr>
+            </w:pPr>
+            <w:r>
+              <w:rPr>
+                <w:rFonts w:hint="eastAsia"/>
+              </w:rPr>
+              <w:t>3</w:t>
+            </w:r>
+          </w:p>
+        </w:tc>
+        <w:tc>
+          <w:tcPr>
+            <w:tcW w:w="1276" w:type="dxa"/>
+            <w:vAlign w:val="center"/>
+          </w:tcPr>
+          <w:p>
+            <w:pPr>
+              <w:jc w:val="center"/>
+              <w:rPr>
+                <w:rFonts w:hint="eastAsia"/>
+              </w:rPr>
+            </w:pPr>
+            <w:r>
+              <w:rPr>
+                <w:rFonts w:hint="eastAsia"/>
+              </w:rPr>
+              <w:t>o</w:t>
+            </w:r>
+            <w:r>
+              <w:t>utput</w:t>
+            </w:r>
+          </w:p>
+        </w:tc>
+        <w:tc>
+          <w:tcPr>
+            <w:tcW w:w="2693" w:type="dxa"/>
+            <w:vAlign w:val="center"/>
+          </w:tcPr>
+          <w:p>
+            <w:pPr>
+              <w:jc w:val="center"/>
+              <w:rPr>
+                <w:rFonts w:hint="eastAsia"/>
+              </w:rPr>
+            </w:pPr>
+            <w:proofErr w:type="spellStart"/>
+            <w:r>
+              <w:rPr>
+                <w:rFonts w:hint="eastAsia"/>
+              </w:rPr>
+              <w:t>o</w:t>
+            </w:r>
+            <w:r>
+              <w:t>_o</w:t>
+            </w:r>
+            <w:proofErr w:type="spellEnd"/>
+          </w:p>
+        </w:tc>
+        <w:tc>
+          <w:tcPr>
+            <w:tcW w:w="1701" w:type="dxa"/>
+            <w:vAlign w:val="center"/>
+          </w:tcPr>
+          <w:p>
+            <w:pPr>
+              <w:jc w:val="center"/>
+              <w:rPr>
+                <w:rFonts w:hint="eastAsia"/>
+                <w:b/>
+              </w:rPr>
+            </w:pPr>
+            <w:r>
+              <w:rPr>
+                <w:rFonts w:hint="eastAsia"/>
+                <w:b/>
+              </w:rPr>
+              <w:t>A</w:t>
+            </w:r>
+            <w:r>
+              <w:rPr>
+                <w:b/>
+              </w:rPr>
+              <w:t>DDR_BIT</w:t>
+            </w:r>
+          </w:p>
+        </w:tc>
+        <w:tc>
+          <w:tcPr>
+            <w:tcW w:w="2632" w:type="dxa"/>
+            <w:vAlign w:val="center"/>
+          </w:tcPr>
+          <w:p>
+            <w:pPr>
+              <w:jc w:val="left"/>
+              <w:rPr>
+                <w:rFonts w:hint="eastAsia"/>
+              </w:rPr>
+            </w:pPr>
+            <w:r>
+              <w:rPr>
+                <w:rFonts w:hint="eastAsia"/>
+              </w:rPr>
+              <w:t>A</w:t>
+            </w:r>
+            <w:r>
+              <w:t xml:space="preserve">dder </w:t>
+            </w:r>
+            <w:r>
+              <w:rPr>
+                <w:rFonts w:hint="eastAsia"/>
+              </w:rPr>
+              <w:t>출력</w:t>
+            </w:r>
+          </w:p>
+        </w:tc>
+      </w:tr>
+    </w:tbl>
+    <w:p>
+      <w:pPr>
+        <w:rPr>
+          <w:rFonts w:hint="eastAsia"/>
+        </w:rPr>
+      </w:pPr>
+    </w:p>
+    <w:p>
+      <w:pPr>
+        <w:pStyle w:val="2"/>
+      </w:pPr>
+      <w:bookmarkStart w:id="24" w:name="_Toc229928462"/>
+      <w:bookmarkStart w:id="25" w:name="_Ref229928517"/>
+      <w:bookmarkStart w:id="26" w:name="_Ref229928606"/>
+      <w:bookmarkStart w:id="27" w:name="_Ref229928618"/>
+      <w:r>
+        <w:rPr>
+          <w:rFonts w:hint="eastAsia"/>
+        </w:rPr>
+        <w:t>산술 논리 장치</w:t>
+      </w:r>
+      <w:r>
+        <w:t>(A</w:t>
+      </w:r>
+      <w:r>
+        <w:rPr>
+          <w:rFonts w:hint="eastAsia"/>
+        </w:rPr>
+        <w:t>r</w:t>
+      </w:r>
+      <w:r>
+        <w:t>ithmetic Logic Unit)</w:t>
+      </w:r>
+      <w:bookmarkEnd w:id="24"/>
+      <w:bookmarkEnd w:id="25"/>
+      <w:bookmarkEnd w:id="26"/>
+      <w:bookmarkEnd w:id="27"/>
+    </w:p>
+    <w:p>
+      <w:pPr>
+        <w:pStyle w:val="3"/>
+      </w:pPr>
+      <w:bookmarkStart w:id="28" w:name="_Toc229928463"/>
+      <w:r>
+        <w:t xml:space="preserve">ALU </w:t>
+      </w:r>
+      <w:r>
+        <w:rPr>
+          <w:rFonts w:hint="eastAsia"/>
+        </w:rPr>
+        <w:t>기능</w:t>
+      </w:r>
+      <w:bookmarkEnd w:id="28"/>
+    </w:p>
+    <w:p>
+      <w:r>
+        <w:t xml:space="preserve">ALU </w:t>
+      </w:r>
+      <w:r>
+        <w:rPr>
+          <w:rFonts w:hint="eastAsia"/>
+        </w:rPr>
+        <w:t>통제 장치에서 들어오는 신호에 맞춰 2개의 입력을 산술해서 출력 데이터를 생성한다.</w:t>
+      </w:r>
+    </w:p>
+    <w:p>
+      <w:pPr>
+        <w:pStyle w:val="a7"/>
+        <w:keepNext/>
+      </w:pPr>
+      <w:bookmarkStart w:id="29" w:name="_Toc229928480"/>
+      <w:r>
+        <w:t xml:space="preserve">표 </w:t>
+      </w:r>
+      <w:fldSimple w:instr=" SEQ 표 \* ARABIC ">
+        <w:r>
+          <w:rPr>
+            <w:noProof/>
+          </w:rPr>
+          <w:t>5</w:t>
+        </w:r>
+      </w:fldSimple>
+      <w:r>
+        <w:t xml:space="preserve"> </w:t>
+      </w:r>
+      <w:r>
+        <w:rPr>
+          <w:rFonts w:hint="eastAsia"/>
+        </w:rPr>
+        <w:t>산술 논리 장치 정보</w:t>
+      </w:r>
+      <w:bookmarkEnd w:id="29"/>
+    </w:p>
+    <w:tbl>
+      <w:tblPr>
+        <w:tblStyle w:val="a6"/>
+        <w:tblW w:w="0" w:type="auto"/>
+        <w:tblBorders>
+          <w:top w:val="single" w:sz="12" w:space="0" w:color="auto"/>
+          <w:left w:val="single" w:sz="12" w:space="0" w:color="auto"/>
+          <w:bottom w:val="single" w:sz="12" w:space="0" w:color="auto"/>
+          <w:right w:val="single" w:sz="12" w:space="0" w:color="auto"/>
+          <w:insideH w:val="none" w:sz="0" w:space="0" w:color="auto"/>
+          <w:insideV w:val="none" w:sz="0" w:space="0" w:color="auto"/>
+        </w:tblBorders>
+        <w:tblLook w:val="04A0" w:firstRow="1" w:lastRow="0" w:firstColumn="1" w:lastColumn="0" w:noHBand="0" w:noVBand="1"/>
+      </w:tblPr>
+      <w:tblGrid>
+        <w:gridCol w:w="1545"/>
+        <w:gridCol w:w="7451"/>
+      </w:tblGrid>
+      <w:tr>
+        <w:tc>
+          <w:tcPr>
+            <w:tcW w:w="1545" w:type="dxa"/>
+            <w:tcBorders>
+              <w:top w:val="single" w:sz="12" w:space="0" w:color="auto"/>
+              <w:bottom w:val="single" w:sz="6" w:space="0" w:color="auto"/>
+              <w:right w:val="single" w:sz="12" w:space="0" w:color="auto"/>
+            </w:tcBorders>
+            <w:shd w:val="clear" w:color="auto" w:fill="BFBFBF" w:themeFill="background1" w:themeFillShade="BF"/>
+          </w:tcPr>
+          <w:p>
+            <w:pPr>
+              <w:jc w:val="center"/>
+              <w:rPr>
+                <w:rFonts w:hint="eastAsia"/>
+                <w:b/>
+              </w:rPr>
+            </w:pPr>
+            <w:proofErr w:type="spellStart"/>
+            <w:r>
+              <w:rPr>
+                <w:rFonts w:hint="eastAsia"/>
+                <w:b/>
+              </w:rPr>
+              <w:t>모듈명</w:t>
+            </w:r>
+            <w:proofErr w:type="spellEnd"/>
+          </w:p>
+        </w:tc>
+        <w:tc>
+          <w:tcPr>
+            <w:tcW w:w="7451" w:type="dxa"/>
+            <w:tcBorders>
+              <w:left w:val="single" w:sz="12" w:space="0" w:color="auto"/>
+              <w:bottom w:val="single" w:sz="6" w:space="0" w:color="auto"/>
+            </w:tcBorders>
+          </w:tcPr>
+          <w:p>
+            <w:pPr>
+              <w:jc w:val="center"/>
+              <w:rPr>
+                <w:rFonts w:hint="eastAsia"/>
+              </w:rPr>
+            </w:pPr>
+            <w:proofErr w:type="spellStart"/>
+            <w:r>
+              <w:t>alu</w:t>
+            </w:r>
+            <w:proofErr w:type="spellEnd"/>
+          </w:p>
+        </w:tc>
+      </w:tr>
+      <w:tr>
+        <w:tc>
+          <w:tcPr>
+            <w:tcW w:w="1545" w:type="dxa"/>
+            <w:tcBorders>
+              <w:top w:val="single" w:sz="6" w:space="0" w:color="auto"/>
+              <w:bottom w:val="single" w:sz="6" w:space="0" w:color="auto"/>
+              <w:right w:val="single" w:sz="12" w:space="0" w:color="auto"/>
+            </w:tcBorders>
+            <w:shd w:val="clear" w:color="auto" w:fill="BFBFBF" w:themeFill="background1" w:themeFillShade="BF"/>
+          </w:tcPr>
+          <w:p>
+            <w:pPr>
+              <w:jc w:val="center"/>
+              <w:rPr>
+                <w:rFonts w:hint="eastAsia"/>
+                <w:b/>
+              </w:rPr>
+            </w:pPr>
+            <w:r>
+              <w:rPr>
+                <w:rFonts w:hint="eastAsia"/>
+                <w:b/>
+              </w:rPr>
+              <w:t>파일명</w:t>
+            </w:r>
+          </w:p>
+        </w:tc>
+        <w:tc>
+          <w:tcPr>
+            <w:tcW w:w="7451" w:type="dxa"/>
+            <w:tcBorders>
+              <w:top w:val="single" w:sz="6" w:space="0" w:color="auto"/>
+              <w:left w:val="single" w:sz="12" w:space="0" w:color="auto"/>
+              <w:bottom w:val="single" w:sz="6" w:space="0" w:color="auto"/>
+            </w:tcBorders>
+          </w:tcPr>
+          <w:p>
+            <w:pPr>
+              <w:jc w:val="center"/>
+              <w:rPr>
+                <w:rFonts w:hint="eastAsia"/>
+              </w:rPr>
+            </w:pPr>
+            <w:r>
+              <w:t>alu.sv</w:t>
+            </w:r>
+          </w:p>
+        </w:tc>
+      </w:tr>
+      <w:tr>
+        <w:tc>
+          <w:tcPr>
+            <w:tcW w:w="1545" w:type="dxa"/>
+            <w:tcBorders>
+              <w:top w:val="single" w:sz="6" w:space="0" w:color="auto"/>
+              <w:bottom w:val="single" w:sz="6" w:space="0" w:color="auto"/>
+              <w:right w:val="single" w:sz="12" w:space="0" w:color="auto"/>
+            </w:tcBorders>
+            <w:shd w:val="clear" w:color="auto" w:fill="BFBFBF" w:themeFill="background1" w:themeFillShade="BF"/>
+          </w:tcPr>
+          <w:p>
+            <w:pPr>
+              <w:jc w:val="center"/>
+              <w:rPr>
+                <w:rFonts w:hint="eastAsia"/>
+                <w:b/>
+              </w:rPr>
+            </w:pPr>
+            <w:r>
+              <w:rPr>
+                <w:rFonts w:hint="eastAsia"/>
+                <w:b/>
+              </w:rPr>
+              <w:t>참조</w:t>
+            </w:r>
+          </w:p>
+        </w:tc>
+        <w:tc>
+          <w:tcPr>
+            <w:tcW w:w="7451" w:type="dxa"/>
+            <w:tcBorders>
+              <w:top w:val="single" w:sz="6" w:space="0" w:color="auto"/>
+              <w:left w:val="single" w:sz="12" w:space="0" w:color="auto"/>
+              <w:bottom w:val="single" w:sz="6" w:space="0" w:color="auto"/>
+            </w:tcBorders>
+          </w:tcPr>
+          <w:p>
+            <w:pPr>
+              <w:jc w:val="center"/>
+              <w:rPr>
+                <w:rFonts w:hint="eastAsia"/>
+              </w:rPr>
+            </w:pPr>
+            <w:r>
+              <w:rPr>
+                <w:rFonts w:hint="eastAsia"/>
+              </w:rPr>
+              <w:t>-</w:t>
+            </w:r>
+          </w:p>
+        </w:tc>
+      </w:tr>
+      <w:tr>
+        <w:tc>
+          <w:tcPr>
+            <w:tcW w:w="1545" w:type="dxa"/>
+            <w:tcBorders>
+              <w:top w:val="single" w:sz="6" w:space="0" w:color="auto"/>
+              <w:bottom w:val="single" w:sz="6" w:space="0" w:color="auto"/>
+              <w:right w:val="single" w:sz="12" w:space="0" w:color="auto"/>
+            </w:tcBorders>
+            <w:shd w:val="clear" w:color="auto" w:fill="BFBFBF" w:themeFill="background1" w:themeFillShade="BF"/>
+          </w:tcPr>
+          <w:p>
+            <w:pPr>
+              <w:jc w:val="center"/>
+              <w:rPr>
+                <w:rFonts w:hint="eastAsia"/>
+                <w:b/>
+              </w:rPr>
+            </w:pPr>
+            <w:r>
+              <w:rPr>
+                <w:rFonts w:hint="eastAsia"/>
+                <w:b/>
+              </w:rPr>
+              <w:t>설명</w:t>
+            </w:r>
+          </w:p>
+        </w:tc>
+        <w:tc>
+          <w:tcPr>
+            <w:tcW w:w="7451" w:type="dxa"/>
+            <w:tcBorders>
+              <w:top w:val="single" w:sz="6" w:space="0" w:color="auto"/>
+              <w:left w:val="single" w:sz="12" w:space="0" w:color="auto"/>
+              <w:bottom w:val="single" w:sz="6" w:space="0" w:color="auto"/>
+            </w:tcBorders>
+          </w:tcPr>
+          <w:p>
+            <w:pPr>
+              <w:jc w:val="center"/>
+              <w:rPr>
+                <w:rFonts w:hint="eastAsia"/>
+              </w:rPr>
+            </w:pPr>
+            <w:r>
+              <w:rPr>
+                <w:rFonts w:hint="eastAsia"/>
+              </w:rPr>
+              <w:t>산술 논리 장치</w:t>
+            </w:r>
+          </w:p>
+        </w:tc>
+      </w:tr>
+      <w:tr>
+        <w:tc>
+          <w:tcPr>
+            <w:tcW w:w="1545" w:type="dxa"/>
+            <w:tcBorders>
+              <w:top w:val="single" w:sz="6" w:space="0" w:color="auto"/>
+              <w:bottom w:val="single" w:sz="6" w:space="0" w:color="auto"/>
+              <w:right w:val="single" w:sz="12" w:space="0" w:color="auto"/>
+            </w:tcBorders>
+            <w:shd w:val="clear" w:color="auto" w:fill="BFBFBF" w:themeFill="background1" w:themeFillShade="BF"/>
+          </w:tcPr>
+          <w:p>
+            <w:pPr>
+              <w:jc w:val="center"/>
+              <w:rPr>
+                <w:rFonts w:hint="eastAsia"/>
+                <w:b/>
+              </w:rPr>
+            </w:pPr>
+            <w:r>
+              <w:rPr>
+                <w:rFonts w:hint="eastAsia"/>
+                <w:b/>
+              </w:rPr>
+              <w:t xml:space="preserve">전역 </w:t>
+            </w:r>
+            <w:proofErr w:type="spellStart"/>
+            <w:r>
+              <w:rPr>
+                <w:rFonts w:hint="eastAsia"/>
+                <w:b/>
+              </w:rPr>
+              <w:t>파라미터</w:t>
+            </w:r>
+            <w:proofErr w:type="spellEnd"/>
+          </w:p>
+        </w:tc>
+        <w:tc>
+          <w:tcPr>
+            <w:tcW w:w="7451" w:type="dxa"/>
+            <w:tcBorders>
+              <w:top w:val="single" w:sz="6" w:space="0" w:color="auto"/>
+              <w:left w:val="single" w:sz="12" w:space="0" w:color="auto"/>
+              <w:bottom w:val="single" w:sz="6" w:space="0" w:color="auto"/>
+            </w:tcBorders>
+          </w:tcPr>
+          <w:p>
+            <w:pPr>
+              <w:jc w:val="center"/>
+              <w:rPr>
+                <w:b/>
+              </w:rPr>
+            </w:pPr>
+            <w:r>
+              <w:rPr>
+                <w:b/>
+              </w:rPr>
+              <w:t>DATA</w:t>
+            </w:r>
+            <w:r>
+              <w:rPr>
+                <w:b/>
+              </w:rPr>
+              <w:t>_BIT</w:t>
+            </w:r>
+          </w:p>
+        </w:tc>
+      </w:tr>
+      <w:tr>
+        <w:tc>
+          <w:tcPr>
+            <w:tcW w:w="1545" w:type="dxa"/>
+            <w:tcBorders>
+              <w:top w:val="single" w:sz="6" w:space="0" w:color="auto"/>
+              <w:bottom w:val="single" w:sz="12" w:space="0" w:color="auto"/>
+              <w:right w:val="single" w:sz="12" w:space="0" w:color="auto"/>
+            </w:tcBorders>
+            <w:shd w:val="clear" w:color="auto" w:fill="BFBFBF" w:themeFill="background1" w:themeFillShade="BF"/>
+          </w:tcPr>
+          <w:p>
+            <w:pPr>
+              <w:jc w:val="center"/>
+              <w:rPr>
+                <w:rFonts w:hint="eastAsia"/>
+                <w:b/>
+              </w:rPr>
+            </w:pPr>
+            <w:r>
+              <w:rPr>
+                <w:rFonts w:hint="eastAsia"/>
+                <w:b/>
+              </w:rPr>
+              <w:t>실체</w:t>
+            </w:r>
+          </w:p>
+        </w:tc>
+        <w:tc>
+          <w:tcPr>
+            <w:tcW w:w="7451" w:type="dxa"/>
+            <w:tcBorders>
+              <w:top w:val="single" w:sz="6" w:space="0" w:color="auto"/>
+              <w:left w:val="single" w:sz="12" w:space="0" w:color="auto"/>
+            </w:tcBorders>
+          </w:tcPr>
+          <w:p>
+            <w:pPr>
+              <w:jc w:val="center"/>
+            </w:pPr>
+            <w:proofErr w:type="spellStart"/>
+            <w:r>
+              <w:t>u_alu</w:t>
+            </w:r>
+            <w:proofErr w:type="spellEnd"/>
+          </w:p>
+        </w:tc>
+      </w:tr>
+    </w:tbl>
+    <w:p/>
+    <w:p>
+      <w:pPr>
+        <w:pStyle w:val="3"/>
+      </w:pPr>
+      <w:r>
+        <w:rPr>
+          <w:rFonts w:hint="eastAsia"/>
+        </w:rPr>
+        <w:t>A</w:t>
+      </w:r>
+      <w:r>
+        <w:t xml:space="preserve">LU </w:t>
+      </w:r>
+      <w:r>
+        <w:rPr>
+          <w:rFonts w:hint="eastAsia"/>
+        </w:rPr>
+        <w:t>입출력 단자</w:t>
+      </w:r>
+    </w:p>
+    <w:tbl>
+      <w:tblPr>
+        <w:tblStyle w:val="a6"/>
+        <w:tblW w:w="0" w:type="auto"/>
+        <w:tblBorders>
+          <w:top w:val="single" w:sz="12" w:space="0" w:color="auto"/>
+          <w:left w:val="single" w:sz="12" w:space="0" w:color="auto"/>
+          <w:bottom w:val="single" w:sz="12" w:space="0" w:color="auto"/>
+          <w:right w:val="single" w:sz="12" w:space="0" w:color="auto"/>
+          <w:insideH w:val="single" w:sz="6" w:space="0" w:color="auto"/>
+          <w:insideV w:val="single" w:sz="6" w:space="0" w:color="auto"/>
+        </w:tblBorders>
+        <w:tblLook w:val="04A0" w:firstRow="1" w:lastRow="0" w:firstColumn="1" w:lastColumn="0" w:noHBand="0" w:noVBand="1"/>
+      </w:tblPr>
+      <w:tblGrid>
+        <w:gridCol w:w="694"/>
+        <w:gridCol w:w="1276"/>
+        <w:gridCol w:w="2693"/>
+        <w:gridCol w:w="1701"/>
+        <w:gridCol w:w="2632"/>
+      </w:tblGrid>
+      <w:tr>
+        <w:tc>
+          <w:tcPr>
+            <w:tcW w:w="694" w:type="dxa"/>
+            <w:tcBorders>
+              <w:top w:val="single" w:sz="12" w:space="0" w:color="auto"/>
+              <w:bottom w:val="single" w:sz="12" w:space="0" w:color="auto"/>
+            </w:tcBorders>
+            <w:shd w:val="clear" w:color="auto" w:fill="BFBFBF" w:themeFill="background1" w:themeFillShade="BF"/>
+            <w:vAlign w:val="center"/>
+          </w:tcPr>
+          <w:p>
+            <w:pPr>
+              <w:jc w:val="center"/>
+              <w:rPr>
+                <w:rFonts w:hint="eastAsia"/>
+                <w:b/>
+              </w:rPr>
+            </w:pPr>
+            <w:r>
+              <w:rPr>
+                <w:b/>
+              </w:rPr>
+              <w:t>No</w:t>
+            </w:r>
+          </w:p>
+        </w:tc>
+        <w:tc>
+          <w:tcPr>
+            <w:tcW w:w="1276" w:type="dxa"/>
+            <w:tcBorders>
+              <w:top w:val="single" w:sz="12" w:space="0" w:color="auto"/>
+              <w:bottom w:val="single" w:sz="12" w:space="0" w:color="auto"/>
+            </w:tcBorders>
+            <w:shd w:val="clear" w:color="auto" w:fill="BFBFBF" w:themeFill="background1" w:themeFillShade="BF"/>
+            <w:vAlign w:val="center"/>
+          </w:tcPr>
+          <w:p>
+            <w:pPr>
+              <w:jc w:val="center"/>
+              <w:rPr>
+                <w:rFonts w:hint="eastAsia"/>
+                <w:b/>
+              </w:rPr>
+            </w:pPr>
+            <w:r>
+              <w:rPr>
+                <w:rFonts w:hint="eastAsia"/>
+                <w:b/>
+              </w:rPr>
+              <w:t>단자</w:t>
+            </w:r>
+            <w:r>
+              <w:rPr>
+                <w:rFonts w:hint="eastAsia"/>
+                <w:b/>
+              </w:rPr>
+              <w:t xml:space="preserve"> 방향</w:t>
+            </w:r>
+          </w:p>
+        </w:tc>
+        <w:tc>
+          <w:tcPr>
+            <w:tcW w:w="2693" w:type="dxa"/>
+            <w:tcBorders>
+              <w:top w:val="single" w:sz="12" w:space="0" w:color="auto"/>
+              <w:bottom w:val="single" w:sz="12" w:space="0" w:color="auto"/>
+            </w:tcBorders>
+            <w:shd w:val="clear" w:color="auto" w:fill="BFBFBF" w:themeFill="background1" w:themeFillShade="BF"/>
+            <w:vAlign w:val="center"/>
+          </w:tcPr>
+          <w:p>
+            <w:pPr>
+              <w:jc w:val="center"/>
+              <w:rPr>
+                <w:rFonts w:hint="eastAsia"/>
+                <w:b/>
+              </w:rPr>
+            </w:pPr>
+            <w:proofErr w:type="spellStart"/>
+            <w:r>
+              <w:rPr>
+                <w:rFonts w:hint="eastAsia"/>
+                <w:b/>
+              </w:rPr>
+              <w:t>신호명</w:t>
+            </w:r>
+            <w:proofErr w:type="spellEnd"/>
+          </w:p>
+        </w:tc>
+        <w:tc>
+          <w:tcPr>
+            <w:tcW w:w="1701" w:type="dxa"/>
+            <w:tcBorders>
+              <w:top w:val="single" w:sz="12" w:space="0" w:color="auto"/>
+              <w:bottom w:val="single" w:sz="12" w:space="0" w:color="auto"/>
+            </w:tcBorders>
+            <w:shd w:val="clear" w:color="auto" w:fill="BFBFBF" w:themeFill="background1" w:themeFillShade="BF"/>
+            <w:vAlign w:val="center"/>
+          </w:tcPr>
+          <w:p>
+            <w:pPr>
+              <w:jc w:val="center"/>
+              <w:rPr>
+                <w:rFonts w:hint="eastAsia"/>
+                <w:b/>
+              </w:rPr>
+            </w:pPr>
+            <w:r>
+              <w:rPr>
+                <w:rFonts w:hint="eastAsia"/>
+                <w:b/>
+              </w:rPr>
+              <w:t>너비</w:t>
+            </w:r>
+          </w:p>
+        </w:tc>
+        <w:tc>
+          <w:tcPr>
+            <w:tcW w:w="2632" w:type="dxa"/>
+            <w:tcBorders>
+              <w:top w:val="single" w:sz="12" w:space="0" w:color="auto"/>
+              <w:bottom w:val="single" w:sz="12" w:space="0" w:color="auto"/>
+            </w:tcBorders>
+            <w:shd w:val="clear" w:color="auto" w:fill="BFBFBF" w:themeFill="background1" w:themeFillShade="BF"/>
+            <w:vAlign w:val="center"/>
+          </w:tcPr>
+          <w:p>
+            <w:pPr>
+              <w:jc w:val="center"/>
+              <w:rPr>
+                <w:rFonts w:hint="eastAsia"/>
+                <w:b/>
+              </w:rPr>
+            </w:pPr>
+            <w:r>
+              <w:rPr>
+                <w:rFonts w:hint="eastAsia"/>
+                <w:b/>
+              </w:rPr>
+              <w:t>설명</w:t>
+            </w:r>
+          </w:p>
+        </w:tc>
+      </w:tr>
+      <w:tr>
+        <w:tc>
+          <w:tcPr>
+            <w:tcW w:w="694" w:type="dxa"/>
+            <w:tcBorders>
+              <w:top w:val="single" w:sz="12" w:space="0" w:color="auto"/>
+            </w:tcBorders>
+            <w:vAlign w:val="center"/>
+          </w:tcPr>
+          <w:p>
+            <w:pPr>
+              <w:jc w:val="center"/>
+              <w:rPr>
+                <w:rFonts w:hint="eastAsia"/>
+              </w:rPr>
+            </w:pPr>
+            <w:r>
+              <w:rPr>
+                <w:rFonts w:hint="eastAsia"/>
+              </w:rPr>
+              <w:t>1</w:t>
+            </w:r>
+          </w:p>
+        </w:tc>
+        <w:tc>
+          <w:tcPr>
+            <w:tcW w:w="1276" w:type="dxa"/>
+            <w:tcBorders>
+              <w:top w:val="single" w:sz="12" w:space="0" w:color="auto"/>
+            </w:tcBorders>
+            <w:vAlign w:val="center"/>
+          </w:tcPr>
+          <w:p>
+            <w:pPr>
+              <w:jc w:val="center"/>
+              <w:rPr>
+                <w:rFonts w:hint="eastAsia"/>
+              </w:rPr>
+            </w:pPr>
+            <w:r>
+              <w:t>input</w:t>
+            </w:r>
+          </w:p>
+        </w:tc>
+        <w:tc>
+          <w:tcPr>
+            <w:tcW w:w="2693" w:type="dxa"/>
+            <w:tcBorders>
+              <w:top w:val="single" w:sz="12" w:space="0" w:color="auto"/>
+            </w:tcBorders>
+            <w:vAlign w:val="center"/>
+          </w:tcPr>
+          <w:p>
+            <w:pPr>
+              <w:jc w:val="center"/>
+              <w:rPr>
+                <w:rFonts w:hint="eastAsia"/>
+              </w:rPr>
+            </w:pPr>
+            <w:r>
+              <w:t>i_i</w:t>
+            </w:r>
+            <w:r>
+              <w:t>n</w:t>
+            </w:r>
+            <w:r>
+              <w:t>0</w:t>
+            </w:r>
+          </w:p>
+        </w:tc>
+        <w:tc>
+          <w:tcPr>
+            <w:tcW w:w="1701" w:type="dxa"/>
+            <w:tcBorders>
+              <w:top w:val="single" w:sz="12" w:space="0" w:color="auto"/>
+            </w:tcBorders>
+            <w:vAlign w:val="center"/>
+          </w:tcPr>
+          <w:p>
+            <w:pPr>
+              <w:jc w:val="center"/>
+              <w:rPr>
+                <w:rFonts w:hint="eastAsia"/>
+                <w:b/>
+              </w:rPr>
+            </w:pPr>
+            <w:r>
+              <w:rPr>
+                <w:rFonts w:hint="eastAsia"/>
+                <w:b/>
+              </w:rPr>
+              <w:t>D</w:t>
+            </w:r>
+            <w:r>
+              <w:rPr>
+                <w:b/>
+              </w:rPr>
+              <w:t>ATA_BIT</w:t>
+            </w:r>
+          </w:p>
+        </w:tc>
+        <w:tc>
+          <w:tcPr>
+            <w:tcW w:w="2632" w:type="dxa"/>
+            <w:tcBorders>
+              <w:top w:val="single" w:sz="12" w:space="0" w:color="auto"/>
+            </w:tcBorders>
+            <w:vAlign w:val="center"/>
+          </w:tcPr>
+          <w:p>
+            <w:pPr>
+              <w:jc w:val="left"/>
+              <w:rPr>
+                <w:rFonts w:hint="eastAsia"/>
+              </w:rPr>
+            </w:pPr>
+            <w:r>
+              <w:t xml:space="preserve">ALU </w:t>
+            </w:r>
+            <w:r>
+              <w:rPr>
+                <w:rFonts w:hint="eastAsia"/>
+              </w:rPr>
+              <w:t xml:space="preserve">입력 </w:t>
+            </w:r>
+            <w:r>
+              <w:t>0</w:t>
+            </w:r>
+          </w:p>
+        </w:tc>
+      </w:tr>
+      <w:tr>
+        <w:tc>
+          <w:tcPr>
+            <w:tcW w:w="694" w:type="dxa"/>
+            <w:vAlign w:val="center"/>
+          </w:tcPr>
+          <w:p>
+            <w:pPr>
+              <w:jc w:val="center"/>
+              <w:rPr>
+                <w:rFonts w:hint="eastAsia"/>
+              </w:rPr>
+            </w:pPr>
+            <w:r>
+              <w:rPr>
+                <w:rFonts w:hint="eastAsia"/>
+              </w:rPr>
+              <w:t>2</w:t>
+            </w:r>
+          </w:p>
+        </w:tc>
+        <w:tc>
+          <w:tcPr>
+            <w:tcW w:w="1276" w:type="dxa"/>
+            <w:vAlign w:val="center"/>
+          </w:tcPr>
+          <w:p>
+            <w:pPr>
+              <w:jc w:val="center"/>
+              <w:rPr>
+                <w:rFonts w:hint="eastAsia"/>
+              </w:rPr>
+            </w:pPr>
+            <w:r>
+              <w:t>input</w:t>
+            </w:r>
+          </w:p>
+        </w:tc>
+        <w:tc>
+          <w:tcPr>
+            <w:tcW w:w="2693" w:type="dxa"/>
+            <w:vAlign w:val="center"/>
+          </w:tcPr>
+          <w:p>
+            <w:pPr>
+              <w:jc w:val="center"/>
+              <w:rPr>
+                <w:rFonts w:hint="eastAsia"/>
+              </w:rPr>
+            </w:pPr>
+            <w:r>
+              <w:rPr>
+                <w:rFonts w:hint="eastAsia"/>
+              </w:rPr>
+              <w:t>i</w:t>
+            </w:r>
+            <w:r>
+              <w:t>_i</w:t>
+            </w:r>
+            <w:r>
+              <w:t>n</w:t>
+            </w:r>
+            <w:r>
+              <w:t>1</w:t>
+            </w:r>
+          </w:p>
+        </w:tc>
+        <w:tc>
+          <w:tcPr>
+            <w:tcW w:w="1701" w:type="dxa"/>
+            <w:vAlign w:val="center"/>
+          </w:tcPr>
+          <w:p>
+            <w:pPr>
+              <w:jc w:val="center"/>
+              <w:rPr>
+                <w:rFonts w:hint="eastAsia"/>
+                <w:b/>
+              </w:rPr>
+            </w:pPr>
+            <w:r>
+              <w:rPr>
+                <w:rFonts w:hint="eastAsia"/>
+                <w:b/>
+              </w:rPr>
+              <w:t>D</w:t>
+            </w:r>
+            <w:r>
+              <w:rPr>
+                <w:b/>
+              </w:rPr>
+              <w:t>ATA_BIT</w:t>
+            </w:r>
+          </w:p>
+        </w:tc>
+        <w:tc>
+          <w:tcPr>
+            <w:tcW w:w="2632" w:type="dxa"/>
+            <w:vAlign w:val="center"/>
+          </w:tcPr>
+          <w:p>
+            <w:pPr>
+              <w:jc w:val="left"/>
+              <w:rPr>
+                <w:rFonts w:hint="eastAsia"/>
+              </w:rPr>
+            </w:pPr>
+            <w:r>
+              <w:rPr>
+                <w:rFonts w:hint="eastAsia"/>
+              </w:rPr>
+              <w:t>A</w:t>
+            </w:r>
+            <w:r>
+              <w:t xml:space="preserve">LU </w:t>
+            </w:r>
+            <w:r>
+              <w:rPr>
+                <w:rFonts w:hint="eastAsia"/>
+              </w:rPr>
+              <w:t xml:space="preserve">입력 </w:t>
+            </w:r>
+            <w:r>
+              <w:t>1</w:t>
+            </w:r>
+          </w:p>
+        </w:tc>
+      </w:tr>
+      <w:tr>
+        <w:tc>
+          <w:tcPr>
+            <w:tcW w:w="694" w:type="dxa"/>
+            <w:vAlign w:val="center"/>
+          </w:tcPr>
+          <w:p>
+            <w:pPr>
+              <w:jc w:val="center"/>
+              <w:rPr>
+                <w:rFonts w:hint="eastAsia"/>
+              </w:rPr>
+            </w:pPr>
+            <w:r>
+              <w:rPr>
+                <w:rFonts w:hint="eastAsia"/>
+              </w:rPr>
+              <w:t>3</w:t>
+            </w:r>
+          </w:p>
+        </w:tc>
+        <w:tc>
+          <w:tcPr>
+            <w:tcW w:w="1276" w:type="dxa"/>
+            <w:vAlign w:val="center"/>
+          </w:tcPr>
+          <w:p>
+            <w:pPr>
+              <w:jc w:val="center"/>
+            </w:pPr>
+            <w:r>
+              <w:t>input</w:t>
+            </w:r>
+          </w:p>
+        </w:tc>
+        <w:tc>
+          <w:tcPr>
+            <w:tcW w:w="2693" w:type="dxa"/>
+            <w:vAlign w:val="center"/>
+          </w:tcPr>
+          <w:p>
+            <w:pPr>
+              <w:jc w:val="center"/>
+              <w:rPr>
+                <w:rFonts w:hint="eastAsia"/>
+              </w:rPr>
+            </w:pPr>
+            <w:proofErr w:type="spellStart"/>
+            <w:r>
+              <w:rPr>
+                <w:rFonts w:hint="eastAsia"/>
+              </w:rPr>
+              <w:t>i</w:t>
+            </w:r>
+            <w:r>
+              <w:t>_carry</w:t>
+            </w:r>
+            <w:proofErr w:type="spellEnd"/>
+          </w:p>
+        </w:tc>
+        <w:tc>
+          <w:tcPr>
+            <w:tcW w:w="1701" w:type="dxa"/>
+            <w:vAlign w:val="center"/>
+          </w:tcPr>
+          <w:p>
+            <w:pPr>
+              <w:jc w:val="center"/>
+              <w:rPr>
+                <w:rFonts w:hint="eastAsia"/>
+              </w:rPr>
+            </w:pPr>
+            <w:r>
+              <w:rPr>
+                <w:rFonts w:hint="eastAsia"/>
+              </w:rPr>
+              <w:t>1</w:t>
+            </w:r>
+          </w:p>
+        </w:tc>
+        <w:tc>
+          <w:tcPr>
+            <w:tcW w:w="2632" w:type="dxa"/>
+            <w:vAlign w:val="center"/>
+          </w:tcPr>
+          <w:p>
+            <w:pPr>
+              <w:jc w:val="left"/>
+              <w:rPr>
+                <w:rFonts w:hint="eastAsia"/>
+              </w:rPr>
+            </w:pPr>
+            <w:r>
+              <w:rPr>
+                <w:rFonts w:hint="eastAsia"/>
+              </w:rPr>
+              <w:t>A</w:t>
+            </w:r>
+            <w:r>
+              <w:t xml:space="preserve">LU </w:t>
+            </w:r>
+            <w:r>
+              <w:rPr>
+                <w:rFonts w:hint="eastAsia"/>
+              </w:rPr>
+              <w:t xml:space="preserve">입력 </w:t>
+            </w:r>
+            <w:r>
+              <w:t>Carry</w:t>
+            </w:r>
+          </w:p>
+        </w:tc>
+      </w:tr>
+      <w:tr>
+        <w:tc>
+          <w:tcPr>
+            <w:tcW w:w="694" w:type="dxa"/>
+            <w:vAlign w:val="center"/>
+          </w:tcPr>
+          <w:p>
+            <w:pPr>
+              <w:jc w:val="center"/>
+              <w:rPr>
+                <w:rFonts w:hint="eastAsia"/>
+              </w:rPr>
+            </w:pPr>
+            <w:r>
+              <w:rPr>
+                <w:rFonts w:hint="eastAsia"/>
+              </w:rPr>
+              <w:t>4</w:t>
+            </w:r>
+          </w:p>
+        </w:tc>
+        <w:tc>
+          <w:tcPr>
+            <w:tcW w:w="1276" w:type="dxa"/>
+            <w:vAlign w:val="center"/>
+          </w:tcPr>
+          <w:p>
+            <w:pPr>
+              <w:jc w:val="center"/>
+            </w:pPr>
+            <w:r>
+              <w:t>input</w:t>
+            </w:r>
+          </w:p>
+        </w:tc>
+        <w:tc>
+          <w:tcPr>
+            <w:tcW w:w="2693" w:type="dxa"/>
+            <w:vAlign w:val="center"/>
+          </w:tcPr>
+          <w:p>
+            <w:pPr>
+              <w:jc w:val="center"/>
+              <w:rPr>
+                <w:rFonts w:hint="eastAsia"/>
+              </w:rPr>
+            </w:pPr>
+            <w:proofErr w:type="spellStart"/>
+            <w:r>
+              <w:rPr>
+                <w:rFonts w:hint="eastAsia"/>
+              </w:rPr>
+              <w:t>i</w:t>
+            </w:r>
+            <w:r>
+              <w:t>_aluop</w:t>
+            </w:r>
+            <w:proofErr w:type="spellEnd"/>
+          </w:p>
+        </w:tc>
+        <w:tc>
+          <w:tcPr>
+            <w:tcW w:w="1701" w:type="dxa"/>
+            <w:vAlign w:val="center"/>
+          </w:tcPr>
+          <w:p>
+            <w:pPr>
+              <w:jc w:val="center"/>
+              <w:rPr>
+                <w:rFonts w:hint="eastAsia"/>
+              </w:rPr>
+            </w:pPr>
+            <w:r>
+              <w:rPr>
+                <w:rFonts w:hint="eastAsia"/>
+              </w:rPr>
+              <w:t>4</w:t>
+            </w:r>
+          </w:p>
+        </w:tc>
+        <w:tc>
+          <w:tcPr>
+            <w:tcW w:w="2632" w:type="dxa"/>
+            <w:vAlign w:val="center"/>
+          </w:tcPr>
+          <w:p>
+            <w:pPr>
+              <w:jc w:val="left"/>
+              <w:rPr>
+                <w:rFonts w:hint="eastAsia"/>
+              </w:rPr>
+            </w:pPr>
+            <w:proofErr w:type="spellStart"/>
+            <w:r>
+              <w:rPr>
+                <w:rFonts w:hint="eastAsia"/>
+              </w:rPr>
+              <w:t>A</w:t>
+            </w:r>
+            <w:r>
+              <w:t>LUOpB</w:t>
+            </w:r>
+            <w:proofErr w:type="spellEnd"/>
+          </w:p>
+        </w:tc>
+      </w:tr>
+      <w:tr>
+        <w:tc>
+          <w:tcPr>
+            <w:tcW w:w="694" w:type="dxa"/>
+            <w:vAlign w:val="center"/>
+          </w:tcPr>
+          <w:p>
+            <w:pPr>
+              <w:jc w:val="center"/>
+              <w:rPr>
+                <w:rFonts w:hint="eastAsia"/>
+              </w:rPr>
+            </w:pPr>
+            <w:r>
+              <w:rPr>
+                <w:rFonts w:hint="eastAsia"/>
+              </w:rPr>
+              <w:t>5</w:t>
+            </w:r>
+          </w:p>
+        </w:tc>
+        <w:tc>
+          <w:tcPr>
+            <w:tcW w:w="1276" w:type="dxa"/>
+            <w:vAlign w:val="center"/>
+          </w:tcPr>
+          <w:p>
+            <w:pPr>
+              <w:jc w:val="center"/>
+            </w:pPr>
+            <w:r>
+              <w:rPr>
+                <w:rFonts w:hint="eastAsia"/>
+              </w:rPr>
+              <w:t>o</w:t>
+            </w:r>
+            <w:r>
+              <w:t>utput</w:t>
+            </w:r>
+          </w:p>
+        </w:tc>
+        <w:tc>
+          <w:tcPr>
+            <w:tcW w:w="2693" w:type="dxa"/>
+            <w:vAlign w:val="center"/>
+          </w:tcPr>
+          <w:p>
+            <w:pPr>
+              <w:jc w:val="center"/>
+              <w:rPr>
+                <w:rFonts w:hint="eastAsia"/>
+              </w:rPr>
+            </w:pPr>
+            <w:proofErr w:type="spellStart"/>
+            <w:r>
+              <w:rPr>
+                <w:rFonts w:hint="eastAsia"/>
+              </w:rPr>
+              <w:t>o</w:t>
+            </w:r>
+            <w:r>
+              <w:t>_out</w:t>
+            </w:r>
+            <w:proofErr w:type="spellEnd"/>
+          </w:p>
+        </w:tc>
+        <w:tc>
+          <w:tcPr>
+            <w:tcW w:w="1701" w:type="dxa"/>
+            <w:vAlign w:val="center"/>
+          </w:tcPr>
+          <w:p>
+            <w:pPr>
+              <w:jc w:val="center"/>
+              <w:rPr>
+                <w:rFonts w:hint="eastAsia"/>
+                <w:b/>
+              </w:rPr>
+            </w:pPr>
+            <w:r>
+              <w:rPr>
+                <w:rFonts w:hint="eastAsia"/>
+                <w:b/>
+              </w:rPr>
+              <w:t>D</w:t>
+            </w:r>
+            <w:r>
+              <w:rPr>
+                <w:b/>
+              </w:rPr>
+              <w:t>ATA_BIT</w:t>
+            </w:r>
+          </w:p>
+        </w:tc>
+        <w:tc>
+          <w:tcPr>
+            <w:tcW w:w="2632" w:type="dxa"/>
+            <w:vAlign w:val="center"/>
+          </w:tcPr>
+          <w:p>
+            <w:pPr>
+              <w:jc w:val="left"/>
+              <w:rPr>
+                <w:rFonts w:hint="eastAsia"/>
+              </w:rPr>
+            </w:pPr>
+            <w:r>
+              <w:t xml:space="preserve">ALU </w:t>
+            </w:r>
+            <w:r>
+              <w:rPr>
+                <w:rFonts w:hint="eastAsia"/>
+              </w:rPr>
+              <w:t>출력</w:t>
+            </w:r>
+          </w:p>
+        </w:tc>
+      </w:tr>
+      <w:tr>
+        <w:tc>
+          <w:tcPr>
+            <w:tcW w:w="694" w:type="dxa"/>
+            <w:vAlign w:val="center"/>
+          </w:tcPr>
+          <w:p>
+            <w:pPr>
+              <w:jc w:val="center"/>
+              <w:rPr>
+                <w:rFonts w:hint="eastAsia"/>
+              </w:rPr>
+            </w:pPr>
+            <w:r>
+              <w:rPr>
+                <w:rFonts w:hint="eastAsia"/>
+              </w:rPr>
+              <w:t>6</w:t>
+            </w:r>
+          </w:p>
+        </w:tc>
+        <w:tc>
+          <w:tcPr>
+            <w:tcW w:w="1276" w:type="dxa"/>
+            <w:vAlign w:val="center"/>
+          </w:tcPr>
+          <w:p>
+            <w:pPr>
+              <w:jc w:val="center"/>
+            </w:pPr>
+            <w:r>
+              <w:rPr>
+                <w:rFonts w:hint="eastAsia"/>
+              </w:rPr>
+              <w:t>o</w:t>
+            </w:r>
+            <w:r>
+              <w:t>utput</w:t>
+            </w:r>
+          </w:p>
+        </w:tc>
+        <w:tc>
+          <w:tcPr>
+            <w:tcW w:w="2693" w:type="dxa"/>
+            <w:vAlign w:val="center"/>
+          </w:tcPr>
+          <w:p>
+            <w:pPr>
+              <w:jc w:val="center"/>
+              <w:rPr>
+                <w:rFonts w:hint="eastAsia"/>
+              </w:rPr>
+            </w:pPr>
+            <w:proofErr w:type="spellStart"/>
+            <w:r>
+              <w:rPr>
+                <w:rFonts w:hint="eastAsia"/>
+              </w:rPr>
+              <w:t>o</w:t>
+            </w:r>
+            <w:r>
+              <w:t>_carry</w:t>
+            </w:r>
+            <w:proofErr w:type="spellEnd"/>
+          </w:p>
+        </w:tc>
+        <w:tc>
+          <w:tcPr>
+            <w:tcW w:w="1701" w:type="dxa"/>
+            <w:vAlign w:val="center"/>
+          </w:tcPr>
+          <w:p>
+            <w:pPr>
+              <w:jc w:val="center"/>
+              <w:rPr>
+                <w:rFonts w:hint="eastAsia"/>
+              </w:rPr>
+            </w:pPr>
+            <w:r>
+              <w:rPr>
+                <w:rFonts w:hint="eastAsia"/>
+              </w:rPr>
+              <w:t>1</w:t>
+            </w:r>
+          </w:p>
+        </w:tc>
+        <w:tc>
+          <w:tcPr>
+            <w:tcW w:w="2632" w:type="dxa"/>
+            <w:vAlign w:val="center"/>
+          </w:tcPr>
+          <w:p>
+            <w:pPr>
+              <w:jc w:val="left"/>
+              <w:rPr>
+                <w:rFonts w:hint="eastAsia"/>
+              </w:rPr>
+            </w:pPr>
+            <w:r>
+              <w:rPr>
+                <w:rFonts w:hint="eastAsia"/>
+              </w:rPr>
+              <w:t>A</w:t>
+            </w:r>
+            <w:r>
+              <w:t xml:space="preserve">LU </w:t>
+            </w:r>
+            <w:r>
+              <w:rPr>
+                <w:rFonts w:hint="eastAsia"/>
+              </w:rPr>
+              <w:t xml:space="preserve">출력 </w:t>
+            </w:r>
+            <w:r>
+              <w:t>Carry</w:t>
+            </w:r>
+          </w:p>
+        </w:tc>
+      </w:tr>
+      <w:tr>
+        <w:tc>
+          <w:tcPr>
+            <w:tcW w:w="694" w:type="dxa"/>
+            <w:vAlign w:val="center"/>
+          </w:tcPr>
+          <w:p>
+            <w:pPr>
+              <w:jc w:val="center"/>
+              <w:rPr>
+                <w:rFonts w:hint="eastAsia"/>
+              </w:rPr>
+            </w:pPr>
+            <w:r>
+              <w:t>7</w:t>
+            </w:r>
+          </w:p>
+        </w:tc>
+        <w:tc>
+          <w:tcPr>
+            <w:tcW w:w="1276" w:type="dxa"/>
+            <w:vAlign w:val="center"/>
+          </w:tcPr>
+          <w:p>
+            <w:pPr>
+              <w:jc w:val="center"/>
+              <w:rPr>
+                <w:rFonts w:hint="eastAsia"/>
+              </w:rPr>
+            </w:pPr>
+            <w:r>
+              <w:rPr>
+                <w:rFonts w:hint="eastAsia"/>
+              </w:rPr>
+              <w:t>o</w:t>
+            </w:r>
+            <w:r>
+              <w:t>utput</w:t>
+            </w:r>
+          </w:p>
+        </w:tc>
+        <w:tc>
+          <w:tcPr>
+            <w:tcW w:w="2693" w:type="dxa"/>
+            <w:vAlign w:val="center"/>
+          </w:tcPr>
+          <w:p>
+            <w:pPr>
+              <w:jc w:val="center"/>
+              <w:rPr>
+                <w:rFonts w:hint="eastAsia"/>
+              </w:rPr>
+            </w:pPr>
+            <w:proofErr w:type="spellStart"/>
+            <w:r>
+              <w:rPr>
+                <w:rFonts w:hint="eastAsia"/>
+              </w:rPr>
+              <w:t>o</w:t>
+            </w:r>
+            <w:r>
+              <w:t>_zero</w:t>
+            </w:r>
+            <w:proofErr w:type="spellEnd"/>
+          </w:p>
+        </w:tc>
+        <w:tc>
+          <w:tcPr>
+            <w:tcW w:w="1701" w:type="dxa"/>
+            <w:vAlign w:val="center"/>
+          </w:tcPr>
+          <w:p>
+            <w:pPr>
+              <w:jc w:val="center"/>
+              <w:rPr>
+                <w:rFonts w:hint="eastAsia"/>
+              </w:rPr>
+            </w:pPr>
+            <w:r>
+              <w:t>1</w:t>
+            </w:r>
+          </w:p>
+        </w:tc>
+        <w:tc>
+          <w:tcPr>
+            <w:tcW w:w="2632" w:type="dxa"/>
+            <w:vAlign w:val="center"/>
+          </w:tcPr>
+          <w:p>
+            <w:pPr>
+              <w:jc w:val="left"/>
+              <w:rPr>
+                <w:rFonts w:hint="eastAsia"/>
+              </w:rPr>
+            </w:pPr>
+            <w:r>
+              <w:rPr>
+                <w:rFonts w:hint="eastAsia"/>
+              </w:rPr>
+              <w:t>A</w:t>
+            </w:r>
+            <w:r>
+              <w:t xml:space="preserve">LU Zero </w:t>
+            </w:r>
+            <w:r>
+              <w:rPr>
+                <w:rFonts w:hint="eastAsia"/>
+              </w:rPr>
+              <w:t>출력</w:t>
+            </w:r>
+          </w:p>
+        </w:tc>
+      </w:tr>
+    </w:tbl>
+    <w:p>
+      <w:pPr>
+        <w:rPr>
+          <w:rFonts w:hint="eastAsia"/>
+        </w:rPr>
+      </w:pPr>
+    </w:p>
+    <w:p>
+      <w:pPr>
+        <w:pStyle w:val="2"/>
+      </w:pPr>
+      <w:bookmarkStart w:id="30" w:name="_Toc229928464"/>
+      <w:bookmarkStart w:id="31" w:name="_Ref229928520"/>
+      <w:bookmarkStart w:id="32" w:name="_Ref229928609"/>
+      <w:bookmarkStart w:id="33" w:name="_Ref229928620"/>
+      <w:r>
+        <w:rPr>
+          <w:rFonts w:hint="eastAsia"/>
+        </w:rPr>
+        <w:t>A</w:t>
+      </w:r>
+      <w:r>
+        <w:t>LU</w:t>
+      </w:r>
+      <w:r>
+        <w:rPr>
+          <w:rFonts w:hint="eastAsia"/>
+        </w:rPr>
+        <w:t xml:space="preserve"> 통제 장치</w:t>
+      </w:r>
+      <w:r>
+        <w:t>(ALU</w:t>
+      </w:r>
+      <w:r>
+        <w:t xml:space="preserve"> C</w:t>
+      </w:r>
+      <w:r>
+        <w:t>ontrol</w:t>
+      </w:r>
+      <w:r>
+        <w:t xml:space="preserve"> Unit</w:t>
+      </w:r>
+      <w:r>
+        <w:t>)</w:t>
+      </w:r>
+      <w:bookmarkEnd w:id="30"/>
+      <w:bookmarkEnd w:id="31"/>
+      <w:bookmarkEnd w:id="32"/>
+      <w:bookmarkEnd w:id="33"/>
+    </w:p>
+    <w:p>
+      <w:pPr>
+        <w:rPr>
+          <w:rFonts w:hint="eastAsia"/>
+        </w:rPr>
+      </w:pPr>
+    </w:p>
+    <w:p>
+      <w:pPr>
+        <w:pStyle w:val="2"/>
+      </w:pPr>
+      <w:bookmarkStart w:id="34" w:name="_Toc229928465"/>
+      <w:bookmarkStart w:id="35" w:name="_Ref229928523"/>
+      <w:bookmarkStart w:id="36" w:name="_Ref229928624"/>
+      <w:r>
+        <w:rPr>
+          <w:rFonts w:hint="eastAsia"/>
+        </w:rPr>
+        <w:t>파이프라인 연결 장치</w:t>
+      </w:r>
+      <w:r>
+        <w:t>(</w:t>
+      </w:r>
+      <w:r>
+        <w:t>Pipeline Br</w:t>
+      </w:r>
+      <w:r>
+        <w:t>i</w:t>
+      </w:r>
+      <w:r>
+        <w:t>d</w:t>
+      </w:r>
+      <w:r>
+        <w:t>ge)</w:t>
+      </w:r>
+      <w:bookmarkEnd w:id="34"/>
+      <w:bookmarkEnd w:id="35"/>
+      <w:bookmarkEnd w:id="36"/>
+    </w:p>
+    <w:p>
+      <w:pPr>
+        <w:rPr>
+          <w:rFonts w:hint="eastAsia"/>
+        </w:rPr>
+      </w:pPr>
+    </w:p>
+    <w:p>
+      <w:pPr>
+        <w:pStyle w:val="2"/>
+      </w:pPr>
+      <w:bookmarkStart w:id="37" w:name="_Toc229928466"/>
+      <w:bookmarkStart w:id="38" w:name="_Ref229928526"/>
+      <w:bookmarkStart w:id="39" w:name="_Ref229928626"/>
+      <w:r>
+        <w:lastRenderedPageBreak/>
+        <w:t>CPU</w:t>
+      </w:r>
+      <w:r>
+        <w:rPr>
+          <w:rFonts w:hint="eastAsia"/>
+        </w:rPr>
+        <w:t xml:space="preserve"> 통제 장치</w:t>
+      </w:r>
+      <w:r>
+        <w:t>(Control Unit)</w:t>
+      </w:r>
+      <w:bookmarkEnd w:id="37"/>
+      <w:bookmarkEnd w:id="38"/>
+      <w:bookmarkEnd w:id="39"/>
+    </w:p>
+    <w:p>
+      <w:pPr>
+        <w:rPr>
+          <w:rFonts w:hint="eastAsia"/>
+        </w:rPr>
+      </w:pPr>
+    </w:p>
+    <w:p>
+      <w:pPr>
+        <w:pStyle w:val="2"/>
+      </w:pPr>
+      <w:bookmarkStart w:id="40" w:name="_Toc229928467"/>
+      <w:bookmarkStart w:id="41" w:name="_Ref229928529"/>
+      <w:bookmarkStart w:id="42" w:name="_Ref229928648"/>
+      <w:proofErr w:type="spellStart"/>
+      <w:r>
+        <w:rPr>
+          <w:rFonts w:hint="eastAsia"/>
+        </w:rPr>
+        <w:t>포워딩</w:t>
+      </w:r>
+      <w:proofErr w:type="spellEnd"/>
+      <w:r>
+        <w:rPr>
+          <w:rFonts w:hint="eastAsia"/>
+        </w:rPr>
+        <w:t xml:space="preserve"> 장치</w:t>
+      </w:r>
+      <w:r>
+        <w:t>(Forwarding Unit)</w:t>
+      </w:r>
+      <w:bookmarkEnd w:id="40"/>
+      <w:bookmarkEnd w:id="41"/>
+      <w:bookmarkEnd w:id="42"/>
+    </w:p>
+    <w:p>
+      <w:pPr>
+        <w:rPr>
+          <w:rFonts w:hint="eastAsia"/>
+        </w:rPr>
+      </w:pPr>
+    </w:p>
+    <w:p>
+      <w:pPr>
+        <w:pStyle w:val="2"/>
+      </w:pPr>
+      <w:bookmarkStart w:id="43" w:name="_Toc229928468"/>
+      <w:bookmarkStart w:id="44" w:name="_Ref229928537"/>
+      <w:bookmarkStart w:id="45" w:name="_Ref229928630"/>
+      <w:bookmarkStart w:id="46" w:name="_Ref229928636"/>
+      <w:r>
+        <w:rPr>
+          <w:rFonts w:hint="eastAsia"/>
+        </w:rPr>
+        <w:t xml:space="preserve">명령어 </w:t>
+      </w:r>
+      <w:proofErr w:type="spellStart"/>
+      <w:r>
+        <w:rPr>
+          <w:rFonts w:hint="eastAsia"/>
+        </w:rPr>
+        <w:t>복호기</w:t>
+      </w:r>
+      <w:proofErr w:type="spellEnd"/>
+      <w:r>
+        <w:t>(Instruction Decoder)</w:t>
+      </w:r>
+      <w:bookmarkEnd w:id="43"/>
+      <w:bookmarkEnd w:id="44"/>
+      <w:bookmarkEnd w:id="45"/>
+      <w:bookmarkEnd w:id="46"/>
+    </w:p>
+    <w:p>
+      <w:pPr>
+        <w:rPr>
+          <w:rFonts w:hint="eastAsia"/>
+        </w:rPr>
+      </w:pPr>
+    </w:p>
+    <w:p>
+      <w:pPr>
+        <w:pStyle w:val="2"/>
+      </w:pPr>
+      <w:bookmarkStart w:id="47" w:name="_Toc229928469"/>
+      <w:bookmarkStart w:id="48" w:name="_Ref229928547"/>
+      <w:bookmarkStart w:id="49" w:name="_Ref229928652"/>
+      <w:proofErr w:type="spellStart"/>
+      <w:r>
+        <w:rPr>
+          <w:rFonts w:hint="eastAsia"/>
+        </w:rPr>
+        <w:t>승제산</w:t>
+      </w:r>
+      <w:proofErr w:type="spellEnd"/>
+      <w:r>
+        <w:rPr>
+          <w:rFonts w:hint="eastAsia"/>
+        </w:rPr>
+        <w:t xml:space="preserve"> 장치(</w:t>
+      </w:r>
+      <w:proofErr w:type="spellStart"/>
+      <w:r>
+        <w:t>Mul</w:t>
+      </w:r>
+      <w:proofErr w:type="spellEnd"/>
+      <w:r>
+        <w:t>/</w:t>
+      </w:r>
+      <w:proofErr w:type="spellStart"/>
+      <w:r>
+        <w:t>Div</w:t>
+      </w:r>
+      <w:proofErr w:type="spellEnd"/>
+      <w:r>
+        <w:t xml:space="preserve"> Unit)</w:t>
+      </w:r>
+      <w:bookmarkEnd w:id="47"/>
+      <w:bookmarkEnd w:id="48"/>
+      <w:bookmarkEnd w:id="49"/>
+    </w:p>
+    <w:p>
+      <w:pPr>
+        <w:rPr>
+          <w:rFonts w:hint="eastAsia"/>
+        </w:rPr>
+      </w:pPr>
+    </w:p>
+    <w:p>
+      <w:pPr>
+        <w:pStyle w:val="2"/>
+      </w:pPr>
+      <w:bookmarkStart w:id="50" w:name="_Toc229928470"/>
+      <w:bookmarkStart w:id="51" w:name="_Ref229928540"/>
+      <w:bookmarkStart w:id="52" w:name="_Ref229928551"/>
+      <w:bookmarkStart w:id="53" w:name="_Ref229928656"/>
+      <w:proofErr w:type="spellStart"/>
+      <w:r>
+        <w:rPr>
+          <w:rFonts w:hint="eastAsia"/>
+        </w:rPr>
+        <w:t>멀티플렉서</w:t>
+      </w:r>
+      <w:proofErr w:type="spellEnd"/>
+      <w:r>
+        <w:t>(Multiplexer)</w:t>
+      </w:r>
+      <w:bookmarkEnd w:id="50"/>
+      <w:bookmarkEnd w:id="51"/>
+      <w:bookmarkEnd w:id="52"/>
+      <w:bookmarkEnd w:id="53"/>
+    </w:p>
+    <w:p>
+      <w:pPr>
+        <w:rPr>
+          <w:rFonts w:hint="eastAsia"/>
+        </w:rPr>
+      </w:pPr>
+    </w:p>
+    <w:p>
+      <w:pPr>
+        <w:pStyle w:val="2"/>
+      </w:pPr>
+      <w:bookmarkStart w:id="54" w:name="_Toc229928471"/>
+      <w:bookmarkStart w:id="55" w:name="_Ref229928555"/>
+      <w:bookmarkStart w:id="56" w:name="_Ref229928659"/>
+      <w:r>
+        <w:rPr>
+          <w:rFonts w:hint="eastAsia"/>
+        </w:rPr>
+        <w:t>명령어 계수기(</w:t>
+      </w:r>
+      <w:r>
+        <w:t>Program Counter)</w:t>
+      </w:r>
+      <w:bookmarkEnd w:id="54"/>
+      <w:bookmarkEnd w:id="55"/>
+      <w:bookmarkEnd w:id="56"/>
+    </w:p>
+    <w:p>
+      <w:pPr>
+        <w:rPr>
+          <w:rFonts w:hint="eastAsia"/>
+        </w:rPr>
+      </w:pPr>
+    </w:p>
+    <w:p>
+      <w:pPr>
+        <w:pStyle w:val="2"/>
+      </w:pPr>
+      <w:bookmarkStart w:id="57" w:name="_Toc229928472"/>
+      <w:bookmarkStart w:id="58" w:name="_Ref229928573"/>
+      <w:bookmarkStart w:id="59" w:name="_Ref229928662"/>
+      <w:r>
+        <w:rPr>
+          <w:rFonts w:hint="eastAsia"/>
+        </w:rPr>
+        <w:t>레지스터 파일(</w:t>
+      </w:r>
+      <w:r>
+        <w:t>Register File)</w:t>
+      </w:r>
+      <w:bookmarkEnd w:id="57"/>
+      <w:bookmarkEnd w:id="58"/>
+      <w:bookmarkEnd w:id="59"/>
+    </w:p>
+    <w:p>
+      <w:pPr>
+        <w:rPr>
+          <w:rFonts w:hint="eastAsia"/>
+        </w:rPr>
+      </w:pPr>
+    </w:p>
+    <w:p>
+      <w:pPr>
+        <w:pStyle w:val="2"/>
+      </w:pPr>
+      <w:bookmarkStart w:id="60" w:name="_Toc229928473"/>
+      <w:bookmarkStart w:id="61" w:name="_Ref229928576"/>
+      <w:bookmarkStart w:id="62" w:name="_Ref229928665"/>
+      <w:r>
+        <w:rPr>
+          <w:rFonts w:hint="eastAsia"/>
+        </w:rPr>
+        <w:t xml:space="preserve">좌측 </w:t>
+      </w:r>
+      <w:proofErr w:type="spellStart"/>
+      <w:r>
+        <w:rPr>
+          <w:rFonts w:hint="eastAsia"/>
+        </w:rPr>
+        <w:t>쉬프트</w:t>
+      </w:r>
+      <w:proofErr w:type="spellEnd"/>
+      <w:r>
+        <w:rPr>
+          <w:rFonts w:hint="eastAsia"/>
+        </w:rPr>
+        <w:t xml:space="preserve"> 이동기</w:t>
+      </w:r>
+      <w:r>
+        <w:t>(Shift Left Unit)</w:t>
+      </w:r>
+      <w:bookmarkEnd w:id="60"/>
+      <w:bookmarkEnd w:id="61"/>
+      <w:bookmarkEnd w:id="62"/>
+    </w:p>
+    <w:p>
+      <w:pPr>
+        <w:rPr>
+          <w:rFonts w:hint="eastAsia"/>
+        </w:rPr>
+      </w:pPr>
+    </w:p>
+    <w:p>
+      <w:pPr>
+        <w:pStyle w:val="2"/>
+      </w:pPr>
+      <w:bookmarkStart w:id="63" w:name="_Toc229928474"/>
+      <w:bookmarkStart w:id="64" w:name="_Ref229928579"/>
+      <w:bookmarkStart w:id="65" w:name="_Ref229928668"/>
+      <w:r>
+        <w:rPr>
+          <w:rFonts w:hint="eastAsia"/>
+        </w:rPr>
+        <w:t xml:space="preserve">부호 </w:t>
+      </w:r>
+      <w:proofErr w:type="spellStart"/>
+      <w:r>
+        <w:rPr>
+          <w:rFonts w:hint="eastAsia"/>
+        </w:rPr>
+        <w:t>확장기</w:t>
+      </w:r>
+      <w:proofErr w:type="spellEnd"/>
+      <w:r>
+        <w:rPr>
+          <w:rFonts w:hint="eastAsia"/>
+        </w:rPr>
+        <w:t>(</w:t>
+      </w:r>
+      <w:r>
+        <w:t>Sign Extend Unit)</w:t>
+      </w:r>
+      <w:bookmarkEnd w:id="63"/>
+      <w:bookmarkEnd w:id="64"/>
+      <w:bookmarkEnd w:id="65"/>
+    </w:p>
+    <w:p>
+      <w:pPr>
+        <w:rPr>
+          <w:rFonts w:hint="eastAsia"/>
+        </w:rPr>
+      </w:pPr>
+    </w:p>
+    <w:p>
+      <w:pPr>
+        <w:pStyle w:val="2"/>
+      </w:pPr>
+      <w:bookmarkStart w:id="66" w:name="_Toc229928475"/>
+      <w:bookmarkStart w:id="67" w:name="_Ref229928583"/>
+      <w:bookmarkStart w:id="68" w:name="_Ref229928671"/>
+      <w:r>
+        <w:rPr>
+          <w:rFonts w:hint="eastAsia"/>
+        </w:rPr>
+        <w:t>중앙 처리 장치(</w:t>
+      </w:r>
+      <w:r>
+        <w:t>Central Processing Unit)</w:t>
+      </w:r>
+      <w:bookmarkEnd w:id="66"/>
+      <w:bookmarkEnd w:id="67"/>
+      <w:bookmarkEnd w:id="68"/>
+    </w:p>
+    <w:p/>
     <w:sectPr>
+      <w:headerReference w:type="default" r:id="rId12"/>
+      <w:footerReference w:type="default" r:id="rId13"/>
       <w:pgSz w:w="11906" w:h="16838"/>
       <w:pgMar w:top="1701" w:right="1440" w:bottom="1440" w:left="1440" w:header="851" w:footer="992" w:gutter="0"/>
+      <w:pgNumType w:start="1"/>
       <w:cols w:space="425"/>
       <w:docGrid w:linePitch="360"/>
     </w:sectPr>
   </w:body>
 </w:document>
+</file>
+
+<file path=word/endnotes.xml><?xml version="1.0" encoding="utf-8"?>
+<w:endnotes xmlns:wpc="http://schemas.microsoft.com/office/word/2010/wordprocessingCanvas" xmlns:cx="http://schemas.microsoft.com/office/drawing/2014/chartex" xmlns:mc="http://schemas.openxmlformats.org/markup-compatibility/2006" xmlns:o="urn:schemas-microsoft-com:office:office" xmlns:r="http://schemas.openxmlformats.org/officeDocument/2006/relationships" xmlns:m="http://schemas.openxmlformats.org/officeDocument/2006/math" xmlns:v="urn:schemas-microsoft-com:vml" xmlns:wp14="http://schemas.microsoft.com/office/word/2010/wordprocessingDrawing" xmlns:wp="http://schemas.openxmlformats.org/drawingml/2006/wordprocessingDrawing" xmlns:w10="urn:schemas-microsoft-com:office:word" xmlns:w="http://schemas.openxmlformats.org/wordprocessingml/2006/main" xmlns:w14="http://schemas.microsoft.com/office/word/2010/wordml" xmlns:w15="http://schemas.microsoft.com/office/word/2012/wordml" xmlns:w16se="http://schemas.microsoft.com/office/word/2015/wordml/symex" xmlns:wpg="http://schemas.microsoft.com/office/word/2010/wordprocessingGroup" xmlns:wpi="http://schemas.microsoft.com/office/word/2010/wordprocessingInk" xmlns:wne="http://schemas.microsoft.com/office/word/2006/wordml" xmlns:wps="http://schemas.microsoft.com/office/word/2010/wordprocessingShape" mc:Ignorable="w14 w15 w16se wp14">
+  <w:endnote w:type="separator" w:id="-1">
+    <w:p>
+      <w:pPr>
+        <w:spacing w:after="0" w:line="240" w:lineRule="auto"/>
+      </w:pPr>
+      <w:r>
+        <w:separator/>
+      </w:r>
+    </w:p>
+  </w:endnote>
+  <w:endnote w:type="continuationSeparator" w:id="0">
+    <w:p>
+      <w:pPr>
+        <w:spacing w:after="0" w:line="240" w:lineRule="auto"/>
+      </w:pPr>
+      <w:r>
+        <w:continuationSeparator/>
+      </w:r>
+    </w:p>
+  </w:endnote>
+</w:endnotes>
+</file>
+
+<file path=word/footer1.xml><?xml version="1.0" encoding="utf-8"?>
+<w:ftr xmlns:wpc="http://schemas.microsoft.com/office/word/2010/wordprocessingCanvas" xmlns:cx="http://schemas.microsoft.com/office/drawing/2014/chartex" xmlns:mc="http://schemas.openxmlformats.org/markup-compatibility/2006" xmlns:o="urn:schemas-microsoft-com:office:office" xmlns:r="http://schemas.openxmlformats.org/officeDocument/2006/relationships" xmlns:m="http://schemas.openxmlformats.org/officeDocument/2006/math" xmlns:v="urn:schemas-microsoft-com:vml" xmlns:wp14="http://schemas.microsoft.com/office/word/2010/wordprocessingDrawing" xmlns:wp="http://schemas.openxmlformats.org/drawingml/2006/wordprocessingDrawing" xmlns:w10="urn:schemas-microsoft-com:office:word" xmlns:w="http://schemas.openxmlformats.org/wordprocessingml/2006/main" xmlns:w14="http://schemas.microsoft.com/office/word/2010/wordml" xmlns:w15="http://schemas.microsoft.com/office/word/2012/wordml" xmlns:w16se="http://schemas.microsoft.com/office/word/2015/wordml/symex" xmlns:wpg="http://schemas.microsoft.com/office/word/2010/wordprocessingGroup" xmlns:wpi="http://schemas.microsoft.com/office/word/2010/wordprocessingInk" xmlns:wne="http://schemas.microsoft.com/office/word/2006/wordml" xmlns:wps="http://schemas.microsoft.com/office/word/2010/wordprocessingShape" mc:Ignorable="w14 w15 w16se wp14">
+  <w:p>
+    <w:pPr>
+      <w:pStyle w:val="a4"/>
+    </w:pPr>
+    <w:r>
+      <w:t>CPU RTL Design Document</w:t>
+    </w:r>
+  </w:p>
+</w:ftr>
+</file>
+
+<file path=word/footer2.xml><?xml version="1.0" encoding="utf-8"?>
+<w:ftr xmlns:wpc="http://schemas.microsoft.com/office/word/2010/wordprocessingCanvas" xmlns:cx="http://schemas.microsoft.com/office/drawing/2014/chartex" xmlns:mc="http://schemas.openxmlformats.org/markup-compatibility/2006" xmlns:o="urn:schemas-microsoft-com:office:office" xmlns:r="http://schemas.openxmlformats.org/officeDocument/2006/relationships" xmlns:m="http://schemas.openxmlformats.org/officeDocument/2006/math" xmlns:v="urn:schemas-microsoft-com:vml" xmlns:wp14="http://schemas.microsoft.com/office/word/2010/wordprocessingDrawing" xmlns:wp="http://schemas.openxmlformats.org/drawingml/2006/wordprocessingDrawing" xmlns:w10="urn:schemas-microsoft-com:office:word" xmlns:w="http://schemas.openxmlformats.org/wordprocessingml/2006/main" xmlns:w14="http://schemas.microsoft.com/office/word/2010/wordml" xmlns:w15="http://schemas.microsoft.com/office/word/2012/wordml" xmlns:w16se="http://schemas.microsoft.com/office/word/2015/wordml/symex" xmlns:wpg="http://schemas.microsoft.com/office/word/2010/wordprocessingGroup" xmlns:wpi="http://schemas.microsoft.com/office/word/2010/wordprocessingInk" xmlns:wne="http://schemas.microsoft.com/office/word/2006/wordml" xmlns:wps="http://schemas.microsoft.com/office/word/2010/wordprocessingShape" mc:Ignorable="w14 w15 w16se wp14">
+  <w:p>
+    <w:pPr>
+      <w:pStyle w:val="a4"/>
+    </w:pPr>
+    <w:r>
+      <w:t xml:space="preserve">CPU RTL Design Document </w:t>
+    </w:r>
+    <w:r>
+      <w:ptab w:relativeTo="margin" w:alignment="center" w:leader="none"/>
+    </w:r>
+    <w:r>
+      <w:t>-</w:t>
+    </w:r>
+    <w:r>
+      <w:fldChar w:fldCharType="begin"/>
+    </w:r>
+    <w:r>
+      <w:instrText>PAGE   \* MERGEFORMAT</w:instrText>
+    </w:r>
+    <w:r>
+      <w:fldChar w:fldCharType="separate"/>
+    </w:r>
+    <w:r>
+      <w:rPr>
+        <w:noProof/>
+        <w:lang w:val="ko-KR"/>
+      </w:rPr>
+      <w:t>1</w:t>
+    </w:r>
+    <w:r>
+      <w:fldChar w:fldCharType="end"/>
+    </w:r>
+    <w:r>
+      <w:t>-</w:t>
+    </w:r>
+    <w:r>
+      <w:ptab w:relativeTo="margin" w:alignment="right" w:leader="none"/>
+    </w:r>
+  </w:p>
+</w:ftr>
+</file>
+
+<file path=word/footer3.xml><?xml version="1.0" encoding="utf-8"?>
+<w:ftr xmlns:wpc="http://schemas.microsoft.com/office/word/2010/wordprocessingCanvas" xmlns:cx="http://schemas.microsoft.com/office/drawing/2014/chartex" xmlns:mc="http://schemas.openxmlformats.org/markup-compatibility/2006" xmlns:o="urn:schemas-microsoft-com:office:office" xmlns:r="http://schemas.openxmlformats.org/officeDocument/2006/relationships" xmlns:m="http://schemas.openxmlformats.org/officeDocument/2006/math" xmlns:v="urn:schemas-microsoft-com:vml" xmlns:wp14="http://schemas.microsoft.com/office/word/2010/wordprocessingDrawing" xmlns:wp="http://schemas.openxmlformats.org/drawingml/2006/wordprocessingDrawing" xmlns:w10="urn:schemas-microsoft-com:office:word" xmlns:w="http://schemas.openxmlformats.org/wordprocessingml/2006/main" xmlns:w14="http://schemas.microsoft.com/office/word/2010/wordml" xmlns:w15="http://schemas.microsoft.com/office/word/2012/wordml" xmlns:w16se="http://schemas.microsoft.com/office/word/2015/wordml/symex" xmlns:wpg="http://schemas.microsoft.com/office/word/2010/wordprocessingGroup" xmlns:wpi="http://schemas.microsoft.com/office/word/2010/wordprocessingInk" xmlns:wne="http://schemas.microsoft.com/office/word/2006/wordml" xmlns:wps="http://schemas.microsoft.com/office/word/2010/wordprocessingShape" mc:Ignorable="w14 w15 w16se wp14">
+  <w:p>
+    <w:pPr>
+      <w:pStyle w:val="a4"/>
+    </w:pPr>
+    <w:r>
+      <w:t xml:space="preserve">CPU RTL Design Document </w:t>
+    </w:r>
+    <w:r>
+      <w:ptab w:relativeTo="margin" w:alignment="center" w:leader="none"/>
+    </w:r>
+    <w:r>
+      <w:t>-</w:t>
+    </w:r>
+    <w:r>
+      <w:fldChar w:fldCharType="begin"/>
+    </w:r>
+    <w:r>
+      <w:instrText>PAGE   \* MERGEFORMAT</w:instrText>
+    </w:r>
+    <w:r>
+      <w:fldChar w:fldCharType="separate"/>
+    </w:r>
+    <w:r>
+      <w:rPr>
+        <w:noProof/>
+        <w:lang w:val="ko-KR"/>
+      </w:rPr>
+      <w:t>2</w:t>
+    </w:r>
+    <w:r>
+      <w:fldChar w:fldCharType="end"/>
+    </w:r>
+    <w:r>
+      <w:t>-</w:t>
+    </w:r>
+    <w:r>
+      <w:ptab w:relativeTo="margin" w:alignment="right" w:leader="none"/>
+    </w:r>
+  </w:p>
+</w:ftr>
+</file>
+
+<file path=word/footnotes.xml><?xml version="1.0" encoding="utf-8"?>
+<w:footnotes xmlns:wpc="http://schemas.microsoft.com/office/word/2010/wordprocessingCanvas" xmlns:cx="http://schemas.microsoft.com/office/drawing/2014/chartex" xmlns:mc="http://schemas.openxmlformats.org/markup-compatibility/2006" xmlns:o="urn:schemas-microsoft-com:office:office" xmlns:r="http://schemas.openxmlformats.org/officeDocument/2006/relationships" xmlns:m="http://schemas.openxmlformats.org/officeDocument/2006/math" xmlns:v="urn:schemas-microsoft-com:vml" xmlns:wp14="http://schemas.microsoft.com/office/word/2010/wordprocessingDrawing" xmlns:wp="http://schemas.openxmlformats.org/drawingml/2006/wordprocessingDrawing" xmlns:w10="urn:schemas-microsoft-com:office:word" xmlns:w="http://schemas.openxmlformats.org/wordprocessingml/2006/main" xmlns:w14="http://schemas.microsoft.com/office/word/2010/wordml" xmlns:w15="http://schemas.microsoft.com/office/word/2012/wordml" xmlns:w16se="http://schemas.microsoft.com/office/word/2015/wordml/symex" xmlns:wpg="http://schemas.microsoft.com/office/word/2010/wordprocessingGroup" xmlns:wpi="http://schemas.microsoft.com/office/word/2010/wordprocessingInk" xmlns:wne="http://schemas.microsoft.com/office/word/2006/wordml" xmlns:wps="http://schemas.microsoft.com/office/word/2010/wordprocessingShape" mc:Ignorable="w14 w15 w16se wp14">
+  <w:footnote w:type="separator" w:id="-1">
+    <w:p>
+      <w:pPr>
+        <w:spacing w:after="0" w:line="240" w:lineRule="auto"/>
+      </w:pPr>
+      <w:r>
+        <w:separator/>
+      </w:r>
+    </w:p>
+  </w:footnote>
+  <w:footnote w:type="continuationSeparator" w:id="0">
+    <w:p>
+      <w:pPr>
+        <w:spacing w:after="0" w:line="240" w:lineRule="auto"/>
+      </w:pPr>
+      <w:r>
+        <w:continuationSeparator/>
+      </w:r>
+    </w:p>
+  </w:footnote>
+</w:footnotes>
+</file>
+
+<file path=word/header1.xml><?xml version="1.0" encoding="utf-8"?>
+<w:hdr xmlns:wpc="http://schemas.microsoft.com/office/word/2010/wordprocessingCanvas" xmlns:cx="http://schemas.microsoft.com/office/drawing/2014/chartex" xmlns:mc="http://schemas.openxmlformats.org/markup-compatibility/2006" xmlns:o="urn:schemas-microsoft-com:office:office" xmlns:r="http://schemas.openxmlformats.org/officeDocument/2006/relationships" xmlns:m="http://schemas.openxmlformats.org/officeDocument/2006/math" xmlns:v="urn:schemas-microsoft-com:vml" xmlns:wp14="http://schemas.microsoft.com/office/word/2010/wordprocessingDrawing" xmlns:wp="http://schemas.openxmlformats.org/drawingml/2006/wordprocessingDrawing" xmlns:w10="urn:schemas-microsoft-com:office:word" xmlns:w="http://schemas.openxmlformats.org/wordprocessingml/2006/main" xmlns:w14="http://schemas.microsoft.com/office/word/2010/wordml" xmlns:w15="http://schemas.microsoft.com/office/word/2012/wordml" xmlns:w16se="http://schemas.microsoft.com/office/word/2015/wordml/symex" xmlns:wpg="http://schemas.microsoft.com/office/word/2010/wordprocessingGroup" xmlns:wpi="http://schemas.microsoft.com/office/word/2010/wordprocessingInk" xmlns:wne="http://schemas.microsoft.com/office/word/2006/wordml" xmlns:wps="http://schemas.microsoft.com/office/word/2010/wordprocessingShape" mc:Ignorable="w14 w15 w16se wp14">
+  <w:p>
+    <w:pPr>
+      <w:pStyle w:val="a3"/>
+    </w:pPr>
+    <w:r>
+      <w:rPr>
+        <w:rFonts w:hint="eastAsia"/>
+      </w:rPr>
+      <w:t>중앙 처리 장치 레지스터 전송 레벨 설계 기술서</w:t>
+    </w:r>
+  </w:p>
+</w:hdr>
+</file>
+
+<file path=word/header2.xml><?xml version="1.0" encoding="utf-8"?>
+<w:hdr xmlns:wpc="http://schemas.microsoft.com/office/word/2010/wordprocessingCanvas" xmlns:cx="http://schemas.microsoft.com/office/drawing/2014/chartex" xmlns:mc="http://schemas.openxmlformats.org/markup-compatibility/2006" xmlns:o="urn:schemas-microsoft-com:office:office" xmlns:r="http://schemas.openxmlformats.org/officeDocument/2006/relationships" xmlns:m="http://schemas.openxmlformats.org/officeDocument/2006/math" xmlns:v="urn:schemas-microsoft-com:vml" xmlns:wp14="http://schemas.microsoft.com/office/word/2010/wordprocessingDrawing" xmlns:wp="http://schemas.openxmlformats.org/drawingml/2006/wordprocessingDrawing" xmlns:w10="urn:schemas-microsoft-com:office:word" xmlns:w="http://schemas.openxmlformats.org/wordprocessingml/2006/main" xmlns:w14="http://schemas.microsoft.com/office/word/2010/wordml" xmlns:w15="http://schemas.microsoft.com/office/word/2012/wordml" xmlns:w16se="http://schemas.microsoft.com/office/word/2015/wordml/symex" xmlns:wpg="http://schemas.microsoft.com/office/word/2010/wordprocessingGroup" xmlns:wpi="http://schemas.microsoft.com/office/word/2010/wordprocessingInk" xmlns:wne="http://schemas.microsoft.com/office/word/2006/wordml" xmlns:wps="http://schemas.microsoft.com/office/word/2010/wordprocessingShape" mc:Ignorable="w14 w15 w16se wp14">
+  <w:p>
+    <w:pPr>
+      <w:pStyle w:val="a3"/>
+    </w:pPr>
+    <w:r>
+      <w:rPr>
+        <w:rFonts w:hint="eastAsia"/>
+      </w:rPr>
+      <w:t>중앙 처리 장치 레지스터 전송 레벨 설계 기술서</w:t>
+    </w:r>
+    <w:r>
+      <w:t xml:space="preserve"> </w:t>
+    </w:r>
+    <w:r>
+      <w:ptab w:relativeTo="margin" w:alignment="right" w:leader="none"/>
+    </w:r>
+    <w:r>
+      <w:fldChar w:fldCharType="begin"/>
+    </w:r>
+    <w:r>
+      <w:instrText xml:space="preserve"> REF _Ref229922969 \r \h </w:instrText>
+    </w:r>
+    <w:r>
+      <w:fldChar w:fldCharType="separate"/>
+    </w:r>
+    <w:r>
+      <w:t>1</w:t>
+    </w:r>
+    <w:r>
+      <w:fldChar w:fldCharType="end"/>
+    </w:r>
+    <w:r>
+      <w:t xml:space="preserve">. </w:t>
+    </w:r>
+    <w:r>
+      <w:fldChar w:fldCharType="begin"/>
+    </w:r>
+    <w:r>
+      <w:instrText xml:space="preserve"> REF _Ref229922982 \h </w:instrText>
+    </w:r>
+    <w:r>
+      <w:fldChar w:fldCharType="separate"/>
+    </w:r>
+    <w:r>
+      <w:rPr>
+        <w:rFonts w:hint="eastAsia"/>
+      </w:rPr>
+      <w:t>개요</w:t>
+    </w:r>
+    <w:r>
+      <w:fldChar w:fldCharType="end"/>
+    </w:r>
+  </w:p>
+</w:hdr>
+</file>
+
+<file path=word/header3.xml><?xml version="1.0" encoding="utf-8"?>
+<w:hdr xmlns:wpc="http://schemas.microsoft.com/office/word/2010/wordprocessingCanvas" xmlns:cx="http://schemas.microsoft.com/office/drawing/2014/chartex" xmlns:mc="http://schemas.openxmlformats.org/markup-compatibility/2006" xmlns:o="urn:schemas-microsoft-com:office:office" xmlns:r="http://schemas.openxmlformats.org/officeDocument/2006/relationships" xmlns:m="http://schemas.openxmlformats.org/officeDocument/2006/math" xmlns:v="urn:schemas-microsoft-com:vml" xmlns:wp14="http://schemas.microsoft.com/office/word/2010/wordprocessingDrawing" xmlns:wp="http://schemas.openxmlformats.org/drawingml/2006/wordprocessingDrawing" xmlns:w10="urn:schemas-microsoft-com:office:word" xmlns:w="http://schemas.openxmlformats.org/wordprocessingml/2006/main" xmlns:w14="http://schemas.microsoft.com/office/word/2010/wordml" xmlns:w15="http://schemas.microsoft.com/office/word/2012/wordml" xmlns:w16se="http://schemas.microsoft.com/office/word/2015/wordml/symex" xmlns:wpg="http://schemas.microsoft.com/office/word/2010/wordprocessingGroup" xmlns:wpi="http://schemas.microsoft.com/office/word/2010/wordprocessingInk" xmlns:wne="http://schemas.microsoft.com/office/word/2006/wordml" xmlns:wps="http://schemas.microsoft.com/office/word/2010/wordprocessingShape" mc:Ignorable="w14 w15 w16se wp14">
+  <w:p>
+    <w:pPr>
+      <w:pStyle w:val="a3"/>
+    </w:pPr>
+    <w:r>
+      <w:rPr>
+        <w:rFonts w:hint="eastAsia"/>
+      </w:rPr>
+      <w:t>중앙 처리 장치 레지스터 전송 레벨 설계 기술서</w:t>
+    </w:r>
+    <w:r>
+      <w:t xml:space="preserve"> </w:t>
+    </w:r>
+    <w:r>
+      <w:ptab w:relativeTo="margin" w:alignment="right" w:leader="none"/>
+    </w:r>
+    <w:r>
+      <w:fldChar w:fldCharType="begin"/>
+    </w:r>
+    <w:r>
+      <w:instrText xml:space="preserve"> REF _Ref229923019 \r \h </w:instrText>
+    </w:r>
+    <w:r>
+      <w:fldChar w:fldCharType="separate"/>
+    </w:r>
+    <w:r>
+      <w:t>2</w:t>
+    </w:r>
+    <w:r>
+      <w:fldChar w:fldCharType="end"/>
+    </w:r>
+    <w:r>
+      <w:t xml:space="preserve">. </w:t>
+    </w:r>
+    <w:r>
+      <w:fldChar w:fldCharType="begin"/>
+    </w:r>
+    <w:r>
+      <w:instrText xml:space="preserve"> REF _Ref229923019 \h </w:instrText>
+    </w:r>
+    <w:r>
+      <w:fldChar w:fldCharType="separate"/>
+    </w:r>
+    <w:r>
+      <w:rPr>
+        <w:rFonts w:hint="eastAsia"/>
+      </w:rPr>
+      <w:t>하드웨어 모듈</w:t>
+    </w:r>
+    <w:r>
+      <w:fldChar w:fldCharType="end"/>
+    </w:r>
+  </w:p>
+</w:hdr>
+</file>
+
+<file path=word/numbering.xml><?xml version="1.0" encoding="utf-8"?>
+<w:numbering xmlns:wpc="http://schemas.microsoft.com/office/word/2010/wordprocessingCanvas" xmlns:cx="http://schemas.microsoft.com/office/drawing/2014/chartex" xmlns:mc="http://schemas.openxmlformats.org/markup-compatibility/2006" xmlns:o="urn:schemas-microsoft-com:office:office" xmlns:r="http://schemas.openxmlformats.org/officeDocument/2006/relationships" xmlns:m="http://schemas.openxmlformats.org/officeDocument/2006/math" xmlns:v="urn:schemas-microsoft-com:vml" xmlns:wp14="http://schemas.microsoft.com/office/word/2010/wordprocessingDrawing" xmlns:wp="http://schemas.openxmlformats.org/drawingml/2006/wordprocessingDrawing" xmlns:w10="urn:schemas-microsoft-com:office:word" xmlns:w="http://schemas.openxmlformats.org/wordprocessingml/2006/main" xmlns:w14="http://schemas.microsoft.com/office/word/2010/wordml" xmlns:w15="http://schemas.microsoft.com/office/word/2012/wordml" xmlns:w16se="http://schemas.microsoft.com/office/word/2015/wordml/symex" xmlns:wpg="http://schemas.microsoft.com/office/word/2010/wordprocessingGroup" xmlns:wpi="http://schemas.microsoft.com/office/word/2010/wordprocessingInk" xmlns:wne="http://schemas.microsoft.com/office/word/2006/wordml" xmlns:wps="http://schemas.microsoft.com/office/word/2010/wordprocessingShape" mc:Ignorable="w14 w15 w16se wp14">
+  <w:abstractNum w:abstractNumId="0" w15:restartNumberingAfterBreak="0">
+    <w:nsid w:val="03004634"/>
+    <w:multiLevelType w:val="hybridMultilevel"/>
+    <w:tmpl w:val="174C2A28"/>
+    <w:lvl w:ilvl="0" w:tplc="0409000F">
+      <w:start w:val="1"/>
+      <w:numFmt w:val="decimal"/>
+      <w:lvlText w:val="%1."/>
+      <w:lvlJc w:val="left"/>
+      <w:pPr>
+        <w:ind w:left="800" w:hanging="400"/>
+      </w:pPr>
+    </w:lvl>
+    <w:lvl w:ilvl="1" w:tplc="04090019" w:tentative="1">
+      <w:start w:val="1"/>
+      <w:numFmt w:val="upperLetter"/>
+      <w:lvlText w:val="%2."/>
+      <w:lvlJc w:val="left"/>
+      <w:pPr>
+        <w:ind w:left="1200" w:hanging="400"/>
+      </w:pPr>
+    </w:lvl>
+    <w:lvl w:ilvl="2" w:tplc="0409001B" w:tentative="1">
+      <w:start w:val="1"/>
+      <w:numFmt w:val="lowerRoman"/>
+      <w:lvlText w:val="%3."/>
+      <w:lvlJc w:val="right"/>
+      <w:pPr>
+        <w:ind w:left="1600" w:hanging="400"/>
+      </w:pPr>
+    </w:lvl>
+    <w:lvl w:ilvl="3" w:tplc="0409000F" w:tentative="1">
+      <w:start w:val="1"/>
+      <w:numFmt w:val="decimal"/>
+      <w:lvlText w:val="%4."/>
+      <w:lvlJc w:val="left"/>
+      <w:pPr>
+        <w:ind w:left="2000" w:hanging="400"/>
+      </w:pPr>
+    </w:lvl>
+    <w:lvl w:ilvl="4" w:tplc="04090019" w:tentative="1">
+      <w:start w:val="1"/>
+      <w:numFmt w:val="upperLetter"/>
+      <w:lvlText w:val="%5."/>
+      <w:lvlJc w:val="left"/>
+      <w:pPr>
+        <w:ind w:left="2400" w:hanging="400"/>
+      </w:pPr>
+    </w:lvl>
+    <w:lvl w:ilvl="5" w:tplc="0409001B" w:tentative="1">
+      <w:start w:val="1"/>
+      <w:numFmt w:val="lowerRoman"/>
+      <w:lvlText w:val="%6."/>
+      <w:lvlJc w:val="right"/>
+      <w:pPr>
+        <w:ind w:left="2800" w:hanging="400"/>
+      </w:pPr>
+    </w:lvl>
+    <w:lvl w:ilvl="6" w:tplc="0409000F" w:tentative="1">
+      <w:start w:val="1"/>
+      <w:numFmt w:val="decimal"/>
+      <w:lvlText w:val="%7."/>
+      <w:lvlJc w:val="left"/>
+      <w:pPr>
+        <w:ind w:left="3200" w:hanging="400"/>
+      </w:pPr>
+    </w:lvl>
+    <w:lvl w:ilvl="7" w:tplc="04090019" w:tentative="1">
+      <w:start w:val="1"/>
+      <w:numFmt w:val="upperLetter"/>
+      <w:lvlText w:val="%8."/>
+      <w:lvlJc w:val="left"/>
+      <w:pPr>
+        <w:ind w:left="3600" w:hanging="400"/>
+      </w:pPr>
+    </w:lvl>
+    <w:lvl w:ilvl="8" w:tplc="0409001B" w:tentative="1">
+      <w:start w:val="1"/>
+      <w:numFmt w:val="lowerRoman"/>
+      <w:lvlText w:val="%9."/>
+      <w:lvlJc w:val="right"/>
+      <w:pPr>
+        <w:ind w:left="4000" w:hanging="400"/>
+      </w:pPr>
+    </w:lvl>
+  </w:abstractNum>
+  <w:abstractNum w:abstractNumId="1" w15:restartNumberingAfterBreak="0">
+    <w:nsid w:val="0BF61766"/>
+    <w:multiLevelType w:val="hybridMultilevel"/>
+    <w:tmpl w:val="3DA8DB46"/>
+    <w:lvl w:ilvl="0" w:tplc="55B4543C">
+      <w:start w:val="1"/>
+      <w:numFmt w:val="decimal"/>
+      <w:lvlText w:val="%1."/>
+      <w:lvlJc w:val="left"/>
+      <w:pPr>
+        <w:ind w:left="400" w:hanging="400"/>
+      </w:pPr>
+    </w:lvl>
+    <w:lvl w:ilvl="1" w:tplc="04090019" w:tentative="1">
+      <w:start w:val="1"/>
+      <w:numFmt w:val="upperLetter"/>
+      <w:lvlText w:val="%2."/>
+      <w:lvlJc w:val="left"/>
+      <w:pPr>
+        <w:ind w:left="1200" w:hanging="400"/>
+      </w:pPr>
+    </w:lvl>
+    <w:lvl w:ilvl="2" w:tplc="0409001B" w:tentative="1">
+      <w:start w:val="1"/>
+      <w:numFmt w:val="lowerRoman"/>
+      <w:lvlText w:val="%3."/>
+      <w:lvlJc w:val="right"/>
+      <w:pPr>
+        <w:ind w:left="1600" w:hanging="400"/>
+      </w:pPr>
+    </w:lvl>
+    <w:lvl w:ilvl="3" w:tplc="0409000F" w:tentative="1">
+      <w:start w:val="1"/>
+      <w:numFmt w:val="decimal"/>
+      <w:lvlText w:val="%4."/>
+      <w:lvlJc w:val="left"/>
+      <w:pPr>
+        <w:ind w:left="2000" w:hanging="400"/>
+      </w:pPr>
+    </w:lvl>
+    <w:lvl w:ilvl="4" w:tplc="04090019" w:tentative="1">
+      <w:start w:val="1"/>
+      <w:numFmt w:val="upperLetter"/>
+      <w:lvlText w:val="%5."/>
+      <w:lvlJc w:val="left"/>
+      <w:pPr>
+        <w:ind w:left="2400" w:hanging="400"/>
+      </w:pPr>
+    </w:lvl>
+    <w:lvl w:ilvl="5" w:tplc="0409001B" w:tentative="1">
+      <w:start w:val="1"/>
+      <w:numFmt w:val="lowerRoman"/>
+      <w:lvlText w:val="%6."/>
+      <w:lvlJc w:val="right"/>
+      <w:pPr>
+        <w:ind w:left="2800" w:hanging="400"/>
+      </w:pPr>
+    </w:lvl>
+    <w:lvl w:ilvl="6" w:tplc="0409000F" w:tentative="1">
+      <w:start w:val="1"/>
+      <w:numFmt w:val="decimal"/>
+      <w:lvlText w:val="%7."/>
+      <w:lvlJc w:val="left"/>
+      <w:pPr>
+        <w:ind w:left="3200" w:hanging="400"/>
+      </w:pPr>
+    </w:lvl>
+    <w:lvl w:ilvl="7" w:tplc="04090019" w:tentative="1">
+      <w:start w:val="1"/>
+      <w:numFmt w:val="upperLetter"/>
+      <w:lvlText w:val="%8."/>
+      <w:lvlJc w:val="left"/>
+      <w:pPr>
+        <w:ind w:left="3600" w:hanging="400"/>
+      </w:pPr>
+    </w:lvl>
+    <w:lvl w:ilvl="8" w:tplc="0409001B" w:tentative="1">
+      <w:start w:val="1"/>
+      <w:numFmt w:val="lowerRoman"/>
+      <w:lvlText w:val="%9."/>
+      <w:lvlJc w:val="right"/>
+      <w:pPr>
+        <w:ind w:left="4000" w:hanging="400"/>
+      </w:pPr>
+    </w:lvl>
+  </w:abstractNum>
+  <w:abstractNum w:abstractNumId="2" w15:restartNumberingAfterBreak="0">
+    <w:nsid w:val="228E5B1F"/>
+    <w:multiLevelType w:val="hybridMultilevel"/>
+    <w:tmpl w:val="08B208DA"/>
+    <w:lvl w:ilvl="0" w:tplc="0409000F">
+      <w:start w:val="1"/>
+      <w:numFmt w:val="decimal"/>
+      <w:lvlText w:val="%1."/>
+      <w:lvlJc w:val="left"/>
+      <w:pPr>
+        <w:ind w:left="800" w:hanging="400"/>
+      </w:pPr>
+    </w:lvl>
+    <w:lvl w:ilvl="1" w:tplc="04090019" w:tentative="1">
+      <w:start w:val="1"/>
+      <w:numFmt w:val="upperLetter"/>
+      <w:lvlText w:val="%2."/>
+      <w:lvlJc w:val="left"/>
+      <w:pPr>
+        <w:ind w:left="1200" w:hanging="400"/>
+      </w:pPr>
+    </w:lvl>
+    <w:lvl w:ilvl="2" w:tplc="0409001B" w:tentative="1">
+      <w:start w:val="1"/>
+      <w:numFmt w:val="lowerRoman"/>
+      <w:lvlText w:val="%3."/>
+      <w:lvlJc w:val="right"/>
+      <w:pPr>
+        <w:ind w:left="1600" w:hanging="400"/>
+      </w:pPr>
+    </w:lvl>
+    <w:lvl w:ilvl="3" w:tplc="0409000F" w:tentative="1">
+      <w:start w:val="1"/>
+      <w:numFmt w:val="decimal"/>
+      <w:lvlText w:val="%4."/>
+      <w:lvlJc w:val="left"/>
+      <w:pPr>
+        <w:ind w:left="2000" w:hanging="400"/>
+      </w:pPr>
+    </w:lvl>
+    <w:lvl w:ilvl="4" w:tplc="04090019" w:tentative="1">
+      <w:start w:val="1"/>
+      <w:numFmt w:val="upperLetter"/>
+      <w:lvlText w:val="%5."/>
+      <w:lvlJc w:val="left"/>
+      <w:pPr>
+        <w:ind w:left="2400" w:hanging="400"/>
+      </w:pPr>
+    </w:lvl>
+    <w:lvl w:ilvl="5" w:tplc="0409001B" w:tentative="1">
+      <w:start w:val="1"/>
+      <w:numFmt w:val="lowerRoman"/>
+      <w:lvlText w:val="%6."/>
+      <w:lvlJc w:val="right"/>
+      <w:pPr>
+        <w:ind w:left="2800" w:hanging="400"/>
+      </w:pPr>
+    </w:lvl>
+    <w:lvl w:ilvl="6" w:tplc="0409000F" w:tentative="1">
+      <w:start w:val="1"/>
+      <w:numFmt w:val="decimal"/>
+      <w:lvlText w:val="%7."/>
+      <w:lvlJc w:val="left"/>
+      <w:pPr>
+        <w:ind w:left="3200" w:hanging="400"/>
+      </w:pPr>
+    </w:lvl>
+    <w:lvl w:ilvl="7" w:tplc="04090019" w:tentative="1">
+      <w:start w:val="1"/>
+      <w:numFmt w:val="upperLetter"/>
+      <w:lvlText w:val="%8."/>
+      <w:lvlJc w:val="left"/>
+      <w:pPr>
+        <w:ind w:left="3600" w:hanging="400"/>
+      </w:pPr>
+    </w:lvl>
+    <w:lvl w:ilvl="8" w:tplc="0409001B" w:tentative="1">
+      <w:start w:val="1"/>
+      <w:numFmt w:val="lowerRoman"/>
+      <w:lvlText w:val="%9."/>
+      <w:lvlJc w:val="right"/>
+      <w:pPr>
+        <w:ind w:left="4000" w:hanging="400"/>
+      </w:pPr>
+    </w:lvl>
+  </w:abstractNum>
+  <w:abstractNum w:abstractNumId="3" w15:restartNumberingAfterBreak="0">
+    <w:nsid w:val="5F411910"/>
+    <w:multiLevelType w:val="hybridMultilevel"/>
+    <w:tmpl w:val="E3804B8A"/>
+    <w:lvl w:ilvl="0" w:tplc="A16C31EE">
+      <w:start w:val="1"/>
+      <w:numFmt w:val="decimal"/>
+      <w:lvlText w:val="%1."/>
+      <w:lvlJc w:val="left"/>
+      <w:pPr>
+        <w:ind w:left="760" w:hanging="360"/>
+      </w:pPr>
+      <w:rPr>
+        <w:rFonts w:hint="default"/>
+      </w:rPr>
+    </w:lvl>
+    <w:lvl w:ilvl="1" w:tplc="04090019" w:tentative="1">
+      <w:start w:val="1"/>
+      <w:numFmt w:val="upperLetter"/>
+      <w:lvlText w:val="%2."/>
+      <w:lvlJc w:val="left"/>
+      <w:pPr>
+        <w:ind w:left="1200" w:hanging="400"/>
+      </w:pPr>
+    </w:lvl>
+    <w:lvl w:ilvl="2" w:tplc="0409001B" w:tentative="1">
+      <w:start w:val="1"/>
+      <w:numFmt w:val="lowerRoman"/>
+      <w:lvlText w:val="%3."/>
+      <w:lvlJc w:val="right"/>
+      <w:pPr>
+        <w:ind w:left="1600" w:hanging="400"/>
+      </w:pPr>
+    </w:lvl>
+    <w:lvl w:ilvl="3" w:tplc="0409000F" w:tentative="1">
+      <w:start w:val="1"/>
+      <w:numFmt w:val="decimal"/>
+      <w:lvlText w:val="%4."/>
+      <w:lvlJc w:val="left"/>
+      <w:pPr>
+        <w:ind w:left="2000" w:hanging="400"/>
+      </w:pPr>
+    </w:lvl>
+    <w:lvl w:ilvl="4" w:tplc="04090019" w:tentative="1">
+      <w:start w:val="1"/>
+      <w:numFmt w:val="upperLetter"/>
+      <w:lvlText w:val="%5."/>
+      <w:lvlJc w:val="left"/>
+      <w:pPr>
+        <w:ind w:left="2400" w:hanging="400"/>
+      </w:pPr>
+    </w:lvl>
+    <w:lvl w:ilvl="5" w:tplc="0409001B" w:tentative="1">
+      <w:start w:val="1"/>
+      <w:numFmt w:val="lowerRoman"/>
+      <w:lvlText w:val="%6."/>
+      <w:lvlJc w:val="right"/>
+      <w:pPr>
+        <w:ind w:left="2800" w:hanging="400"/>
+      </w:pPr>
+    </w:lvl>
+    <w:lvl w:ilvl="6" w:tplc="0409000F" w:tentative="1">
+      <w:start w:val="1"/>
+      <w:numFmt w:val="decimal"/>
+      <w:lvlText w:val="%7."/>
+      <w:lvlJc w:val="left"/>
+      <w:pPr>
+        <w:ind w:left="3200" w:hanging="400"/>
+      </w:pPr>
+    </w:lvl>
+    <w:lvl w:ilvl="7" w:tplc="04090019" w:tentative="1">
+      <w:start w:val="1"/>
+      <w:numFmt w:val="upperLetter"/>
+      <w:lvlText w:val="%8."/>
+      <w:lvlJc w:val="left"/>
+      <w:pPr>
+        <w:ind w:left="3600" w:hanging="400"/>
+      </w:pPr>
+    </w:lvl>
+    <w:lvl w:ilvl="8" w:tplc="0409001B" w:tentative="1">
+      <w:start w:val="1"/>
+      <w:numFmt w:val="lowerRoman"/>
+      <w:lvlText w:val="%9."/>
+      <w:lvlJc w:val="right"/>
+      <w:pPr>
+        <w:ind w:left="4000" w:hanging="400"/>
+      </w:pPr>
+    </w:lvl>
+  </w:abstractNum>
+  <w:abstractNum w:abstractNumId="4" w15:restartNumberingAfterBreak="0">
+    <w:nsid w:val="71970D06"/>
+    <w:multiLevelType w:val="multilevel"/>
+    <w:tmpl w:val="E2E06208"/>
+    <w:lvl w:ilvl="0">
+      <w:start w:val="1"/>
+      <w:numFmt w:val="decimal"/>
+      <w:pStyle w:val="1"/>
+      <w:suff w:val="space"/>
+      <w:lvlText w:val="%1."/>
+      <w:lvlJc w:val="left"/>
+      <w:pPr>
+        <w:ind w:left="400" w:hanging="400"/>
+      </w:pPr>
+      <w:rPr>
+        <w:rFonts w:hint="eastAsia"/>
+        <w:b/>
+        <w:i w:val="0"/>
+        <w:sz w:val="24"/>
+      </w:rPr>
+    </w:lvl>
+    <w:lvl w:ilvl="1">
+      <w:start w:val="1"/>
+      <w:numFmt w:val="decimal"/>
+      <w:pStyle w:val="2"/>
+      <w:suff w:val="space"/>
+      <w:lvlText w:val="%1.%2"/>
+      <w:lvlJc w:val="left"/>
+      <w:pPr>
+        <w:ind w:left="0" w:firstLine="0"/>
+      </w:pPr>
+      <w:rPr>
+        <w:rFonts w:hint="eastAsia"/>
+        <w:b/>
+        <w:i w:val="0"/>
+        <w:sz w:val="24"/>
+      </w:rPr>
+    </w:lvl>
+    <w:lvl w:ilvl="2">
+      <w:start w:val="1"/>
+      <w:numFmt w:val="decimal"/>
+      <w:pStyle w:val="3"/>
+      <w:suff w:val="space"/>
+      <w:lvlText w:val="%1.%2.%3"/>
+      <w:lvlJc w:val="left"/>
+      <w:pPr>
+        <w:ind w:left="0" w:firstLine="0"/>
+      </w:pPr>
+      <w:rPr>
+        <w:rFonts w:hint="eastAsia"/>
+        <w:b/>
+        <w:i w:val="0"/>
+        <w:sz w:val="24"/>
+      </w:rPr>
+    </w:lvl>
+    <w:lvl w:ilvl="3">
+      <w:start w:val="1"/>
+      <w:numFmt w:val="decimal"/>
+      <w:pStyle w:val="4"/>
+      <w:lvlText w:val="%1.%2.%3.%4"/>
+      <w:lvlJc w:val="left"/>
+      <w:pPr>
+        <w:ind w:left="0" w:firstLine="0"/>
+      </w:pPr>
+      <w:rPr>
+        <w:rFonts w:eastAsia="바탕" w:hint="default"/>
+        <w:b/>
+        <w:i w:val="0"/>
+        <w:sz w:val="24"/>
+      </w:rPr>
+    </w:lvl>
+    <w:lvl w:ilvl="4">
+      <w:start w:val="1"/>
+      <w:numFmt w:val="decimal"/>
+      <w:pStyle w:val="5"/>
+      <w:lvlText w:val="%1.%2.%3.%4.%5"/>
+      <w:lvlJc w:val="left"/>
+      <w:pPr>
+        <w:ind w:left="0" w:firstLine="0"/>
+      </w:pPr>
+      <w:rPr>
+        <w:rFonts w:hint="eastAsia"/>
+      </w:rPr>
+    </w:lvl>
+    <w:lvl w:ilvl="5">
+      <w:start w:val="1"/>
+      <w:numFmt w:val="decimal"/>
+      <w:pStyle w:val="6"/>
+      <w:lvlText w:val="%1.%2.%3.%4.%5.%6"/>
+      <w:lvlJc w:val="left"/>
+      <w:pPr>
+        <w:ind w:left="3260" w:hanging="1134"/>
+      </w:pPr>
+      <w:rPr>
+        <w:rFonts w:hint="eastAsia"/>
+      </w:rPr>
+    </w:lvl>
+    <w:lvl w:ilvl="6">
+      <w:start w:val="1"/>
+      <w:numFmt w:val="decimal"/>
+      <w:pStyle w:val="7"/>
+      <w:lvlText w:val="%1.%2.%3.%4.%5.%6.%7"/>
+      <w:lvlJc w:val="left"/>
+      <w:pPr>
+        <w:ind w:left="3827" w:hanging="1276"/>
+      </w:pPr>
+      <w:rPr>
+        <w:rFonts w:hint="eastAsia"/>
+      </w:rPr>
+    </w:lvl>
+    <w:lvl w:ilvl="7">
+      <w:start w:val="1"/>
+      <w:numFmt w:val="decimal"/>
+      <w:pStyle w:val="8"/>
+      <w:lvlText w:val="%1.%2.%3.%4.%5.%6.%7.%8"/>
+      <w:lvlJc w:val="left"/>
+      <w:pPr>
+        <w:ind w:left="4394" w:hanging="1418"/>
+      </w:pPr>
+      <w:rPr>
+        <w:rFonts w:hint="eastAsia"/>
+      </w:rPr>
+    </w:lvl>
+    <w:lvl w:ilvl="8">
+      <w:start w:val="1"/>
+      <w:numFmt w:val="decimal"/>
+      <w:pStyle w:val="9"/>
+      <w:lvlText w:val="%1.%2.%3.%4.%5.%6.%7.%8.%9"/>
+      <w:lvlJc w:val="left"/>
+      <w:pPr>
+        <w:ind w:left="5102" w:hanging="1700"/>
+      </w:pPr>
+      <w:rPr>
+        <w:rFonts w:hint="eastAsia"/>
+      </w:rPr>
+    </w:lvl>
+  </w:abstractNum>
+  <w:num w:numId="1">
+    <w:abstractNumId w:val="4"/>
+  </w:num>
+  <w:num w:numId="2">
+    <w:abstractNumId w:val="4"/>
+    <w:lvlOverride w:ilvl="0">
+      <w:startOverride w:val="1"/>
+    </w:lvlOverride>
+    <w:lvlOverride w:ilvl="1">
+      <w:startOverride w:val="1"/>
+    </w:lvlOverride>
+    <w:lvlOverride w:ilvl="2">
+      <w:startOverride w:val="1"/>
+    </w:lvlOverride>
+    <w:lvlOverride w:ilvl="3">
+      <w:startOverride w:val="1"/>
+    </w:lvlOverride>
+    <w:lvlOverride w:ilvl="4">
+      <w:startOverride w:val="1"/>
+    </w:lvlOverride>
+    <w:lvlOverride w:ilvl="5">
+      <w:startOverride w:val="1"/>
+    </w:lvlOverride>
+    <w:lvlOverride w:ilvl="6">
+      <w:startOverride w:val="1"/>
+    </w:lvlOverride>
+    <w:lvlOverride w:ilvl="7">
+      <w:startOverride w:val="1"/>
+    </w:lvlOverride>
+    <w:lvlOverride w:ilvl="8">
+      <w:startOverride w:val="1"/>
+    </w:lvlOverride>
+  </w:num>
+  <w:num w:numId="3">
+    <w:abstractNumId w:val="3"/>
+  </w:num>
+  <w:num w:numId="4">
+    <w:abstractNumId w:val="2"/>
+  </w:num>
+  <w:num w:numId="5">
+    <w:abstractNumId w:val="1"/>
+  </w:num>
+  <w:num w:numId="6">
+    <w:abstractNumId w:val="0"/>
+  </w:num>
+</w:numbering>
 </file>
 
 <file path=word/styles.xml><?xml version="1.0" encoding="utf-8"?>
@@ -473,6 +9516,204 @@
       <w:autoSpaceDN w:val="0"/>
     </w:pPr>
   </w:style>
+  <w:style w:type="paragraph" w:styleId="1">
+    <w:name w:val="heading 1"/>
+    <w:basedOn w:val="a"/>
+    <w:next w:val="a"/>
+    <w:link w:val="1Char"/>
+    <w:uiPriority w:val="9"/>
+    <w:qFormat/>
+    <w:rsid w:val="00410F3F"/>
+    <w:pPr>
+      <w:keepNext/>
+      <w:numPr>
+        <w:numId w:val="1"/>
+      </w:numPr>
+      <w:spacing w:after="0"/>
+      <w:jc w:val="left"/>
+      <w:outlineLvl w:val="0"/>
+    </w:pPr>
+    <w:rPr>
+      <w:rFonts w:asciiTheme="majorHAnsi" w:eastAsiaTheme="majorEastAsia" w:hAnsiTheme="majorHAnsi" w:cstheme="majorBidi"/>
+      <w:b/>
+      <w:sz w:val="24"/>
+      <w:szCs w:val="28"/>
+    </w:rPr>
+  </w:style>
+  <w:style w:type="paragraph" w:styleId="2">
+    <w:name w:val="heading 2"/>
+    <w:basedOn w:val="a"/>
+    <w:next w:val="a"/>
+    <w:link w:val="2Char"/>
+    <w:uiPriority w:val="9"/>
+    <w:unhideWhenUsed/>
+    <w:qFormat/>
+    <w:rsid w:val="00A628FA"/>
+    <w:pPr>
+      <w:keepNext/>
+      <w:numPr>
+        <w:ilvl w:val="1"/>
+        <w:numId w:val="1"/>
+      </w:numPr>
+      <w:spacing w:after="0"/>
+      <w:jc w:val="left"/>
+      <w:outlineLvl w:val="1"/>
+    </w:pPr>
+    <w:rPr>
+      <w:rFonts w:asciiTheme="majorHAnsi" w:eastAsiaTheme="majorEastAsia" w:hAnsiTheme="majorHAnsi" w:cstheme="majorBidi"/>
+      <w:b/>
+      <w:sz w:val="24"/>
+    </w:rPr>
+  </w:style>
+  <w:style w:type="paragraph" w:styleId="3">
+    <w:name w:val="heading 3"/>
+    <w:basedOn w:val="a"/>
+    <w:next w:val="a"/>
+    <w:link w:val="3Char"/>
+    <w:uiPriority w:val="9"/>
+    <w:unhideWhenUsed/>
+    <w:qFormat/>
+    <w:rsid w:val="001D25ED"/>
+    <w:pPr>
+      <w:keepNext/>
+      <w:numPr>
+        <w:ilvl w:val="2"/>
+        <w:numId w:val="1"/>
+      </w:numPr>
+      <w:jc w:val="left"/>
+      <w:outlineLvl w:val="2"/>
+    </w:pPr>
+    <w:rPr>
+      <w:rFonts w:asciiTheme="majorHAnsi" w:eastAsiaTheme="majorEastAsia" w:hAnsiTheme="majorHAnsi" w:cstheme="majorBidi"/>
+      <w:b/>
+      <w:sz w:val="24"/>
+    </w:rPr>
+  </w:style>
+  <w:style w:type="paragraph" w:styleId="4">
+    <w:name w:val="heading 4"/>
+    <w:basedOn w:val="a"/>
+    <w:next w:val="a"/>
+    <w:link w:val="4Char"/>
+    <w:uiPriority w:val="9"/>
+    <w:semiHidden/>
+    <w:unhideWhenUsed/>
+    <w:qFormat/>
+    <w:rsid w:val="00DB57CB"/>
+    <w:pPr>
+      <w:keepNext/>
+      <w:numPr>
+        <w:ilvl w:val="3"/>
+        <w:numId w:val="1"/>
+      </w:numPr>
+      <w:outlineLvl w:val="3"/>
+    </w:pPr>
+    <w:rPr>
+      <w:b/>
+      <w:bCs/>
+    </w:rPr>
+  </w:style>
+  <w:style w:type="paragraph" w:styleId="5">
+    <w:name w:val="heading 5"/>
+    <w:basedOn w:val="a"/>
+    <w:next w:val="a"/>
+    <w:link w:val="5Char"/>
+    <w:uiPriority w:val="9"/>
+    <w:semiHidden/>
+    <w:unhideWhenUsed/>
+    <w:qFormat/>
+    <w:rsid w:val="00DB57CB"/>
+    <w:pPr>
+      <w:keepNext/>
+      <w:numPr>
+        <w:ilvl w:val="4"/>
+        <w:numId w:val="1"/>
+      </w:numPr>
+      <w:outlineLvl w:val="4"/>
+    </w:pPr>
+    <w:rPr>
+      <w:rFonts w:asciiTheme="majorHAnsi" w:eastAsiaTheme="majorEastAsia" w:hAnsiTheme="majorHAnsi" w:cstheme="majorBidi"/>
+    </w:rPr>
+  </w:style>
+  <w:style w:type="paragraph" w:styleId="6">
+    <w:name w:val="heading 6"/>
+    <w:basedOn w:val="a"/>
+    <w:next w:val="a"/>
+    <w:link w:val="6Char"/>
+    <w:uiPriority w:val="9"/>
+    <w:semiHidden/>
+    <w:unhideWhenUsed/>
+    <w:qFormat/>
+    <w:rsid w:val="00DB57CB"/>
+    <w:pPr>
+      <w:keepNext/>
+      <w:numPr>
+        <w:ilvl w:val="5"/>
+        <w:numId w:val="1"/>
+      </w:numPr>
+      <w:outlineLvl w:val="5"/>
+    </w:pPr>
+    <w:rPr>
+      <w:b/>
+      <w:bCs/>
+    </w:rPr>
+  </w:style>
+  <w:style w:type="paragraph" w:styleId="7">
+    <w:name w:val="heading 7"/>
+    <w:basedOn w:val="a"/>
+    <w:next w:val="a"/>
+    <w:link w:val="7Char"/>
+    <w:uiPriority w:val="9"/>
+    <w:semiHidden/>
+    <w:unhideWhenUsed/>
+    <w:qFormat/>
+    <w:rsid w:val="00DB57CB"/>
+    <w:pPr>
+      <w:keepNext/>
+      <w:numPr>
+        <w:ilvl w:val="6"/>
+        <w:numId w:val="1"/>
+      </w:numPr>
+      <w:outlineLvl w:val="6"/>
+    </w:pPr>
+  </w:style>
+  <w:style w:type="paragraph" w:styleId="8">
+    <w:name w:val="heading 8"/>
+    <w:basedOn w:val="a"/>
+    <w:next w:val="a"/>
+    <w:link w:val="8Char"/>
+    <w:uiPriority w:val="9"/>
+    <w:semiHidden/>
+    <w:unhideWhenUsed/>
+    <w:qFormat/>
+    <w:rsid w:val="00DB57CB"/>
+    <w:pPr>
+      <w:keepNext/>
+      <w:numPr>
+        <w:ilvl w:val="7"/>
+        <w:numId w:val="1"/>
+      </w:numPr>
+      <w:outlineLvl w:val="7"/>
+    </w:pPr>
+  </w:style>
+  <w:style w:type="paragraph" w:styleId="9">
+    <w:name w:val="heading 9"/>
+    <w:basedOn w:val="a"/>
+    <w:next w:val="a"/>
+    <w:link w:val="9Char"/>
+    <w:uiPriority w:val="9"/>
+    <w:semiHidden/>
+    <w:unhideWhenUsed/>
+    <w:qFormat/>
+    <w:rsid w:val="00DB57CB"/>
+    <w:pPr>
+      <w:keepNext/>
+      <w:numPr>
+        <w:ilvl w:val="8"/>
+        <w:numId w:val="1"/>
+      </w:numPr>
+      <w:outlineLvl w:val="8"/>
+    </w:pPr>
+  </w:style>
   <w:style w:type="character" w:default="1" w:styleId="a0">
     <w:name w:val="Default Paragraph Font"/>
     <w:uiPriority w:val="1"/>
@@ -499,6 +9740,238 @@
     <w:uiPriority w:val="99"/>
     <w:semiHidden/>
     <w:unhideWhenUsed/>
+  </w:style>
+  <w:style w:type="character" w:customStyle="1" w:styleId="1Char">
+    <w:name w:val="제목 1 Char"/>
+    <w:basedOn w:val="a0"/>
+    <w:link w:val="1"/>
+    <w:uiPriority w:val="9"/>
+    <w:rsid w:val="00410F3F"/>
+    <w:rPr>
+      <w:rFonts w:asciiTheme="majorHAnsi" w:eastAsiaTheme="majorEastAsia" w:hAnsiTheme="majorHAnsi" w:cstheme="majorBidi"/>
+      <w:b/>
+      <w:sz w:val="24"/>
+      <w:szCs w:val="28"/>
+    </w:rPr>
+  </w:style>
+  <w:style w:type="paragraph" w:styleId="a3">
+    <w:name w:val="header"/>
+    <w:basedOn w:val="a"/>
+    <w:link w:val="Char"/>
+    <w:uiPriority w:val="99"/>
+    <w:unhideWhenUsed/>
+    <w:rsid w:val="00DB57CB"/>
+    <w:pPr>
+      <w:tabs>
+        <w:tab w:val="center" w:pos="4513"/>
+        <w:tab w:val="right" w:pos="9026"/>
+      </w:tabs>
+      <w:snapToGrid w:val="0"/>
+    </w:pPr>
+  </w:style>
+  <w:style w:type="character" w:customStyle="1" w:styleId="Char">
+    <w:name w:val="머리글 Char"/>
+    <w:basedOn w:val="a0"/>
+    <w:link w:val="a3"/>
+    <w:uiPriority w:val="99"/>
+    <w:rsid w:val="00DB57CB"/>
+  </w:style>
+  <w:style w:type="paragraph" w:styleId="a4">
+    <w:name w:val="footer"/>
+    <w:basedOn w:val="a"/>
+    <w:link w:val="Char0"/>
+    <w:uiPriority w:val="99"/>
+    <w:unhideWhenUsed/>
+    <w:rsid w:val="00DB57CB"/>
+    <w:pPr>
+      <w:tabs>
+        <w:tab w:val="center" w:pos="4513"/>
+        <w:tab w:val="right" w:pos="9026"/>
+      </w:tabs>
+      <w:snapToGrid w:val="0"/>
+    </w:pPr>
+  </w:style>
+  <w:style w:type="character" w:customStyle="1" w:styleId="Char0">
+    <w:name w:val="바닥글 Char"/>
+    <w:basedOn w:val="a0"/>
+    <w:link w:val="a4"/>
+    <w:uiPriority w:val="99"/>
+    <w:rsid w:val="00DB57CB"/>
+  </w:style>
+  <w:style w:type="character" w:customStyle="1" w:styleId="2Char">
+    <w:name w:val="제목 2 Char"/>
+    <w:basedOn w:val="a0"/>
+    <w:link w:val="2"/>
+    <w:uiPriority w:val="9"/>
+    <w:rsid w:val="00A628FA"/>
+    <w:rPr>
+      <w:rFonts w:asciiTheme="majorHAnsi" w:eastAsiaTheme="majorEastAsia" w:hAnsiTheme="majorHAnsi" w:cstheme="majorBidi"/>
+      <w:b/>
+      <w:sz w:val="24"/>
+    </w:rPr>
+  </w:style>
+  <w:style w:type="character" w:customStyle="1" w:styleId="3Char">
+    <w:name w:val="제목 3 Char"/>
+    <w:basedOn w:val="a0"/>
+    <w:link w:val="3"/>
+    <w:uiPriority w:val="9"/>
+    <w:rsid w:val="001D25ED"/>
+    <w:rPr>
+      <w:rFonts w:asciiTheme="majorHAnsi" w:eastAsiaTheme="majorEastAsia" w:hAnsiTheme="majorHAnsi" w:cstheme="majorBidi"/>
+      <w:b/>
+      <w:sz w:val="24"/>
+    </w:rPr>
+  </w:style>
+  <w:style w:type="character" w:customStyle="1" w:styleId="4Char">
+    <w:name w:val="제목 4 Char"/>
+    <w:basedOn w:val="a0"/>
+    <w:link w:val="4"/>
+    <w:uiPriority w:val="9"/>
+    <w:semiHidden/>
+    <w:rsid w:val="00DB57CB"/>
+    <w:rPr>
+      <w:b/>
+      <w:bCs/>
+    </w:rPr>
+  </w:style>
+  <w:style w:type="character" w:customStyle="1" w:styleId="5Char">
+    <w:name w:val="제목 5 Char"/>
+    <w:basedOn w:val="a0"/>
+    <w:link w:val="5"/>
+    <w:uiPriority w:val="9"/>
+    <w:semiHidden/>
+    <w:rsid w:val="00DB57CB"/>
+    <w:rPr>
+      <w:rFonts w:asciiTheme="majorHAnsi" w:eastAsiaTheme="majorEastAsia" w:hAnsiTheme="majorHAnsi" w:cstheme="majorBidi"/>
+    </w:rPr>
+  </w:style>
+  <w:style w:type="character" w:customStyle="1" w:styleId="6Char">
+    <w:name w:val="제목 6 Char"/>
+    <w:basedOn w:val="a0"/>
+    <w:link w:val="6"/>
+    <w:uiPriority w:val="9"/>
+    <w:semiHidden/>
+    <w:rsid w:val="00DB57CB"/>
+    <w:rPr>
+      <w:b/>
+      <w:bCs/>
+    </w:rPr>
+  </w:style>
+  <w:style w:type="character" w:customStyle="1" w:styleId="7Char">
+    <w:name w:val="제목 7 Char"/>
+    <w:basedOn w:val="a0"/>
+    <w:link w:val="7"/>
+    <w:uiPriority w:val="9"/>
+    <w:semiHidden/>
+    <w:rsid w:val="00DB57CB"/>
+  </w:style>
+  <w:style w:type="character" w:customStyle="1" w:styleId="8Char">
+    <w:name w:val="제목 8 Char"/>
+    <w:basedOn w:val="a0"/>
+    <w:link w:val="8"/>
+    <w:uiPriority w:val="9"/>
+    <w:semiHidden/>
+    <w:rsid w:val="00DB57CB"/>
+  </w:style>
+  <w:style w:type="character" w:customStyle="1" w:styleId="9Char">
+    <w:name w:val="제목 9 Char"/>
+    <w:basedOn w:val="a0"/>
+    <w:link w:val="9"/>
+    <w:uiPriority w:val="9"/>
+    <w:semiHidden/>
+    <w:rsid w:val="00DB57CB"/>
+  </w:style>
+  <w:style w:type="paragraph" w:styleId="10">
+    <w:name w:val="toc 1"/>
+    <w:basedOn w:val="a"/>
+    <w:next w:val="a"/>
+    <w:autoRedefine/>
+    <w:uiPriority w:val="39"/>
+    <w:unhideWhenUsed/>
+    <w:rsid w:val="00372428"/>
+  </w:style>
+  <w:style w:type="paragraph" w:styleId="20">
+    <w:name w:val="toc 2"/>
+    <w:basedOn w:val="a"/>
+    <w:next w:val="a"/>
+    <w:autoRedefine/>
+    <w:uiPriority w:val="39"/>
+    <w:unhideWhenUsed/>
+    <w:rsid w:val="00372428"/>
+    <w:pPr>
+      <w:ind w:leftChars="200" w:left="425"/>
+    </w:pPr>
+  </w:style>
+  <w:style w:type="character" w:styleId="a5">
+    <w:name w:val="Hyperlink"/>
+    <w:basedOn w:val="a0"/>
+    <w:uiPriority w:val="99"/>
+    <w:unhideWhenUsed/>
+    <w:rsid w:val="00372428"/>
+    <w:rPr>
+      <w:color w:val="0563C1" w:themeColor="hyperlink"/>
+      <w:u w:val="single"/>
+    </w:rPr>
+  </w:style>
+  <w:style w:type="table" w:styleId="a6">
+    <w:name w:val="Table Grid"/>
+    <w:basedOn w:val="a1"/>
+    <w:uiPriority w:val="39"/>
+    <w:rsid w:val="00C40237"/>
+    <w:pPr>
+      <w:spacing w:after="0" w:line="240" w:lineRule="auto"/>
+    </w:pPr>
+    <w:tblPr>
+      <w:tblBorders>
+        <w:top w:val="single" w:sz="4" w:space="0" w:color="auto"/>
+        <w:left w:val="single" w:sz="4" w:space="0" w:color="auto"/>
+        <w:bottom w:val="single" w:sz="4" w:space="0" w:color="auto"/>
+        <w:right w:val="single" w:sz="4" w:space="0" w:color="auto"/>
+        <w:insideH w:val="single" w:sz="4" w:space="0" w:color="auto"/>
+        <w:insideV w:val="single" w:sz="4" w:space="0" w:color="auto"/>
+      </w:tblBorders>
+    </w:tblPr>
+  </w:style>
+  <w:style w:type="paragraph" w:styleId="a7">
+    <w:name w:val="caption"/>
+    <w:basedOn w:val="a"/>
+    <w:next w:val="a"/>
+    <w:uiPriority w:val="35"/>
+    <w:unhideWhenUsed/>
+    <w:qFormat/>
+    <w:rsid w:val="00692A32"/>
+    <w:pPr>
+      <w:spacing w:after="0"/>
+      <w:jc w:val="center"/>
+    </w:pPr>
+    <w:rPr>
+      <w:b/>
+      <w:bCs/>
+      <w:szCs w:val="20"/>
+    </w:rPr>
+  </w:style>
+  <w:style w:type="paragraph" w:styleId="30">
+    <w:name w:val="toc 3"/>
+    <w:basedOn w:val="a"/>
+    <w:next w:val="a"/>
+    <w:autoRedefine/>
+    <w:uiPriority w:val="39"/>
+    <w:unhideWhenUsed/>
+    <w:rsid w:val="00CB0FC4"/>
+    <w:pPr>
+      <w:ind w:leftChars="400" w:left="850"/>
+    </w:pPr>
+  </w:style>
+  <w:style w:type="paragraph" w:styleId="a8">
+    <w:name w:val="table of figures"/>
+    <w:basedOn w:val="a"/>
+    <w:next w:val="a"/>
+    <w:uiPriority w:val="99"/>
+    <w:unhideWhenUsed/>
+    <w:rsid w:val="00CB0FC4"/>
+    <w:pPr>
+      <w:ind w:left="200" w:hangingChars="200" w:hanging="200"/>
+    </w:pPr>
   </w:style>
 </w:styles>
 </file>
@@ -762,4 +10235,16 @@
     </a:ext>
   </a:extLst>
 </a:theme>
+</file>
+
+<file path=customXml/item1.xml><?xml version="1.0" encoding="utf-8"?>
+<b:Sources xmlns:b="http://schemas.openxmlformats.org/officeDocument/2006/bibliography" xmlns="http://schemas.openxmlformats.org/officeDocument/2006/bibliography" SelectedStyle="\APASixthEditionOfficeOnline.xsl" StyleName="APA" Version="6"/>
+</file>
+
+<file path=customXml/itemProps1.xml><?xml version="1.0" encoding="utf-8"?>
+<ds:datastoreItem xmlns:ds="http://schemas.openxmlformats.org/officeDocument/2006/customXml" ds:itemID="{78AAF5FD-AAD9-4970-960C-75F1C52A6516}">
+  <ds:schemaRefs>
+    <ds:schemaRef ds:uri="http://schemas.openxmlformats.org/officeDocument/2006/bibliography"/>
+  </ds:schemaRefs>
+</ds:datastoreItem>
 </file>
--- a/Document/RDD.docx
+++ b/Document/RDD.docx
@@ -1,6 +1,6 @@
 
 <file path=word/document.xml><?xml version="1.0" encoding="utf-8"?>
-<w:document xmlns:wpc="http://schemas.microsoft.com/office/word/2010/wordprocessingCanvas" xmlns:cx="http://schemas.microsoft.com/office/drawing/2014/chartex" xmlns:mc="http://schemas.openxmlformats.org/markup-compatibility/2006" xmlns:o="urn:schemas-microsoft-com:office:office" xmlns:r="http://schemas.openxmlformats.org/officeDocument/2006/relationships" xmlns:m="http://schemas.openxmlformats.org/officeDocument/2006/math" xmlns:v="urn:schemas-microsoft-com:vml" xmlns:wp14="http://schemas.microsoft.com/office/word/2010/wordprocessingDrawing" xmlns:wp="http://schemas.openxmlformats.org/drawingml/2006/wordprocessingDrawing" xmlns:w10="urn:schemas-microsoft-com:office:word" xmlns:w="http://schemas.openxmlformats.org/wordprocessingml/2006/main" xmlns:w14="http://schemas.microsoft.com/office/word/2010/wordml" xmlns:w15="http://schemas.microsoft.com/office/word/2012/wordml" xmlns:w16se="http://schemas.microsoft.com/office/word/2015/wordml/symex" xmlns:wpg="http://schemas.microsoft.com/office/word/2010/wordprocessingGroup" xmlns:wpi="http://schemas.microsoft.com/office/word/2010/wordprocessingInk" xmlns:wne="http://schemas.microsoft.com/office/word/2006/wordml" xmlns:wps="http://schemas.microsoft.com/office/word/2010/wordprocessingShape" mc:Ignorable="w14 w15 w16se wp14">
+<w:document xmlns:wpc="http://schemas.microsoft.com/office/word/2010/wordprocessingCanvas" xmlns:cx="http://schemas.microsoft.com/office/drawing/2014/chartex" xmlns:cx1="http://schemas.microsoft.com/office/drawing/2015/9/8/chartex" xmlns:cx2="http://schemas.microsoft.com/office/drawing/2015/10/21/chartex" xmlns:cx3="http://schemas.microsoft.com/office/drawing/2016/5/9/chartex" xmlns:cx4="http://schemas.microsoft.com/office/drawing/2016/5/10/chartex" xmlns:cx5="http://schemas.microsoft.com/office/drawing/2016/5/11/chartex" xmlns:cx6="http://schemas.microsoft.com/office/drawing/2016/5/12/chartex" xmlns:cx7="http://schemas.microsoft.com/office/drawing/2016/5/13/chartex" xmlns:cx8="http://schemas.microsoft.com/office/drawing/2016/5/14/chartex" xmlns:mc="http://schemas.openxmlformats.org/markup-compatibility/2006" xmlns:aink="http://schemas.microsoft.com/office/drawing/2016/ink" xmlns:am3d="http://schemas.microsoft.com/office/drawing/2017/model3d" xmlns:o="urn:schemas-microsoft-com:office:office" xmlns:oel="http://schemas.microsoft.com/office/2019/extlst" xmlns:r="http://schemas.openxmlformats.org/officeDocument/2006/relationships" xmlns:m="http://schemas.openxmlformats.org/officeDocument/2006/math" xmlns:v="urn:schemas-microsoft-com:vml" xmlns:wp14="http://schemas.microsoft.com/office/word/2010/wordprocessingDrawing" xmlns:wp="http://schemas.openxmlformats.org/drawingml/2006/wordprocessingDrawing" xmlns:w10="urn:schemas-microsoft-com:office:word" xmlns:w="http://schemas.openxmlformats.org/wordprocessingml/2006/main" xmlns:w14="http://schemas.microsoft.com/office/word/2010/wordml" xmlns:w15="http://schemas.microsoft.com/office/word/2012/wordml" xmlns:w16cex="http://schemas.microsoft.com/office/word/2018/wordml/cex" xmlns:w16cid="http://schemas.microsoft.com/office/word/2016/wordml/cid" xmlns:w16="http://schemas.microsoft.com/office/word/2018/wordml" xmlns:w16du="http://schemas.microsoft.com/office/word/2023/wordml/word16du" xmlns:w16sdtdh="http://schemas.microsoft.com/office/word/2020/wordml/sdtdatahash" xmlns:w16se="http://schemas.microsoft.com/office/word/2015/wordml/symex" xmlns:wpg="http://schemas.microsoft.com/office/word/2010/wordprocessingGroup" xmlns:wpi="http://schemas.microsoft.com/office/word/2010/wordprocessingInk" xmlns:wne="http://schemas.microsoft.com/office/word/2006/wordml" xmlns:wps="http://schemas.microsoft.com/office/word/2010/wordprocessingShape" mc:Ignorable="w14 w15 w16se w16cid w16 w16cex w16sdtdh w16du wp14">
   <w:body>
     <w:p>
       <w:pPr>
@@ -130,6 +130,9 @@
         </w:tabs>
         <w:rPr>
           <w:noProof/>
+          <w:sz w:val="22"/>
+          <w:szCs w:val="24"/>
+          <w14:ligatures w14:val="standardContextual"/>
         </w:rPr>
       </w:pPr>
       <w:r>
@@ -153,7 +156,7 @@
         </w:rPr>
         <w:fldChar w:fldCharType="separate"/>
       </w:r>
-      <w:hyperlink w:anchor="_Toc229928457" w:history="1">
+      <w:hyperlink w:anchor="_Toc229949986" w:history="1">
         <w:r>
           <w:rPr>
             <w:rStyle w:val="a5"/>
@@ -180,75 +183,7 @@
             <w:noProof/>
             <w:webHidden/>
           </w:rPr>
-          <w:instrText xml:space="preserve"> PAGEREF _Toc229928457 \h </w:instrText>
-        </w:r>
-        <w:r>
-          <w:rPr>
-            <w:noProof/>
-            <w:webHidden/>
-          </w:rPr>
-        </w:r>
-        <w:r>
-          <w:rPr>
-            <w:noProof/>
-            <w:webHidden/>
-          </w:rPr>
-          <w:fldChar w:fldCharType="separate"/>
-        </w:r>
-        <w:r>
-          <w:rPr>
-            <w:noProof/>
-            <w:webHidden/>
-          </w:rPr>
-          <w:t>1</w:t>
-        </w:r>
-        <w:r>
-          <w:rPr>
-            <w:noProof/>
-            <w:webHidden/>
-          </w:rPr>
-          <w:fldChar w:fldCharType="end"/>
-        </w:r>
-      </w:hyperlink>
-    </w:p>
-    <w:p>
-      <w:pPr>
-        <w:pStyle w:val="10"/>
-        <w:tabs>
-          <w:tab w:val="right" w:leader="dot" w:pos="9016"/>
-        </w:tabs>
-        <w:rPr>
-          <w:noProof/>
-        </w:rPr>
-      </w:pPr>
-      <w:hyperlink w:anchor="_Toc229928458" w:history="1">
-        <w:r>
-          <w:rPr>
-            <w:rStyle w:val="a5"/>
-            <w:noProof/>
-          </w:rPr>
-          <w:t>2. 하드웨어 모듈</w:t>
-        </w:r>
-        <w:r>
-          <w:rPr>
-            <w:noProof/>
-            <w:webHidden/>
-          </w:rPr>
-          <w:tab/>
-        </w:r>
-        <w:r>
-          <w:rPr>
-            <w:noProof/>
-            <w:webHidden/>
-          </w:rPr>
-          <w:fldChar w:fldCharType="begin"/>
-        </w:r>
-        <w:r>
-          <w:rPr>
-            <w:noProof/>
-            <w:webHidden/>
-          </w:rPr>
-          <w:instrText xml:space="preserve"> PAGEREF _Toc229928458 \h </w:instrText>
+          <w:instrText xml:space="preserve"> PAGEREF _Toc229949986 \h </w:instrText>
         </w:r>
         <w:r>
           <w:rPr>
@@ -288,14 +223,304 @@
         <w:ind w:left="400"/>
         <w:rPr>
           <w:noProof/>
-        </w:rPr>
-      </w:pPr>
-      <w:hyperlink w:anchor="_Toc229928459" w:history="1">
+          <w:sz w:val="22"/>
+          <w:szCs w:val="24"/>
+          <w14:ligatures w14:val="standardContextual"/>
+        </w:rPr>
+      </w:pPr>
+      <w:hyperlink w:anchor="_Toc229949987" w:history="1">
         <w:r>
           <w:rPr>
             <w:rStyle w:val="a5"/>
             <w:noProof/>
           </w:rPr>
+          <w:t>1.1 설계 목적 및 배경</w:t>
+        </w:r>
+        <w:r>
+          <w:rPr>
+            <w:noProof/>
+            <w:webHidden/>
+          </w:rPr>
+          <w:tab/>
+        </w:r>
+        <w:r>
+          <w:rPr>
+            <w:noProof/>
+            <w:webHidden/>
+          </w:rPr>
+          <w:fldChar w:fldCharType="begin"/>
+        </w:r>
+        <w:r>
+          <w:rPr>
+            <w:noProof/>
+            <w:webHidden/>
+          </w:rPr>
+          <w:instrText xml:space="preserve"> PAGEREF _Toc229949987 \h </w:instrText>
+        </w:r>
+        <w:r>
+          <w:rPr>
+            <w:noProof/>
+            <w:webHidden/>
+          </w:rPr>
+        </w:r>
+        <w:r>
+          <w:rPr>
+            <w:noProof/>
+            <w:webHidden/>
+          </w:rPr>
+          <w:fldChar w:fldCharType="separate"/>
+        </w:r>
+        <w:r>
+          <w:rPr>
+            <w:noProof/>
+            <w:webHidden/>
+          </w:rPr>
+          <w:t>1</w:t>
+        </w:r>
+        <w:r>
+          <w:rPr>
+            <w:noProof/>
+            <w:webHidden/>
+          </w:rPr>
+          <w:fldChar w:fldCharType="end"/>
+        </w:r>
+      </w:hyperlink>
+    </w:p>
+    <w:p>
+      <w:pPr>
+        <w:pStyle w:val="20"/>
+        <w:tabs>
+          <w:tab w:val="right" w:leader="dot" w:pos="9016"/>
+        </w:tabs>
+        <w:ind w:left="400"/>
+        <w:rPr>
+          <w:noProof/>
+          <w:sz w:val="22"/>
+          <w:szCs w:val="24"/>
+          <w14:ligatures w14:val="standardContextual"/>
+        </w:rPr>
+      </w:pPr>
+      <w:hyperlink w:anchor="_Toc229949988" w:history="1">
+        <w:r>
+          <w:rPr>
+            <w:rStyle w:val="a5"/>
+            <w:noProof/>
+          </w:rPr>
+          <w:t>1.2 파이프라인 구조</w:t>
+        </w:r>
+        <w:r>
+          <w:rPr>
+            <w:noProof/>
+            <w:webHidden/>
+          </w:rPr>
+          <w:tab/>
+        </w:r>
+        <w:r>
+          <w:rPr>
+            <w:noProof/>
+            <w:webHidden/>
+          </w:rPr>
+          <w:fldChar w:fldCharType="begin"/>
+        </w:r>
+        <w:r>
+          <w:rPr>
+            <w:noProof/>
+            <w:webHidden/>
+          </w:rPr>
+          <w:instrText xml:space="preserve"> PAGEREF _Toc229949988 \h </w:instrText>
+        </w:r>
+        <w:r>
+          <w:rPr>
+            <w:noProof/>
+            <w:webHidden/>
+          </w:rPr>
+        </w:r>
+        <w:r>
+          <w:rPr>
+            <w:noProof/>
+            <w:webHidden/>
+          </w:rPr>
+          <w:fldChar w:fldCharType="separate"/>
+        </w:r>
+        <w:r>
+          <w:rPr>
+            <w:noProof/>
+            <w:webHidden/>
+          </w:rPr>
+          <w:t>1</w:t>
+        </w:r>
+        <w:r>
+          <w:rPr>
+            <w:noProof/>
+            <w:webHidden/>
+          </w:rPr>
+          <w:fldChar w:fldCharType="end"/>
+        </w:r>
+      </w:hyperlink>
+    </w:p>
+    <w:p>
+      <w:pPr>
+        <w:pStyle w:val="20"/>
+        <w:tabs>
+          <w:tab w:val="right" w:leader="dot" w:pos="9016"/>
+        </w:tabs>
+        <w:ind w:left="400"/>
+        <w:rPr>
+          <w:noProof/>
+          <w:sz w:val="22"/>
+          <w:szCs w:val="24"/>
+          <w14:ligatures w14:val="standardContextual"/>
+        </w:rPr>
+      </w:pPr>
+      <w:hyperlink w:anchor="_Toc229949989" w:history="1">
+        <w:r>
+          <w:rPr>
+            <w:rStyle w:val="a5"/>
+            <w:noProof/>
+          </w:rPr>
+          <w:t>1.3 HDL 설계 규칙</w:t>
+        </w:r>
+        <w:r>
+          <w:rPr>
+            <w:noProof/>
+            <w:webHidden/>
+          </w:rPr>
+          <w:tab/>
+        </w:r>
+        <w:r>
+          <w:rPr>
+            <w:noProof/>
+            <w:webHidden/>
+          </w:rPr>
+          <w:fldChar w:fldCharType="begin"/>
+        </w:r>
+        <w:r>
+          <w:rPr>
+            <w:noProof/>
+            <w:webHidden/>
+          </w:rPr>
+          <w:instrText xml:space="preserve"> PAGEREF _Toc229949989 \h </w:instrText>
+        </w:r>
+        <w:r>
+          <w:rPr>
+            <w:noProof/>
+            <w:webHidden/>
+          </w:rPr>
+        </w:r>
+        <w:r>
+          <w:rPr>
+            <w:noProof/>
+            <w:webHidden/>
+          </w:rPr>
+          <w:fldChar w:fldCharType="separate"/>
+        </w:r>
+        <w:r>
+          <w:rPr>
+            <w:noProof/>
+            <w:webHidden/>
+          </w:rPr>
+          <w:t>1</w:t>
+        </w:r>
+        <w:r>
+          <w:rPr>
+            <w:noProof/>
+            <w:webHidden/>
+          </w:rPr>
+          <w:fldChar w:fldCharType="end"/>
+        </w:r>
+      </w:hyperlink>
+    </w:p>
+    <w:p>
+      <w:pPr>
+        <w:pStyle w:val="10"/>
+        <w:tabs>
+          <w:tab w:val="right" w:leader="dot" w:pos="9016"/>
+        </w:tabs>
+        <w:rPr>
+          <w:noProof/>
+          <w:sz w:val="22"/>
+          <w:szCs w:val="24"/>
+          <w14:ligatures w14:val="standardContextual"/>
+        </w:rPr>
+      </w:pPr>
+      <w:hyperlink w:anchor="_Toc229949990" w:history="1">
+        <w:r>
+          <w:rPr>
+            <w:rStyle w:val="a5"/>
+            <w:noProof/>
+          </w:rPr>
+          <w:t>2. 하드웨어 모듈</w:t>
+        </w:r>
+        <w:r>
+          <w:rPr>
+            <w:noProof/>
+            <w:webHidden/>
+          </w:rPr>
+          <w:tab/>
+        </w:r>
+        <w:r>
+          <w:rPr>
+            <w:noProof/>
+            <w:webHidden/>
+          </w:rPr>
+          <w:fldChar w:fldCharType="begin"/>
+        </w:r>
+        <w:r>
+          <w:rPr>
+            <w:noProof/>
+            <w:webHidden/>
+          </w:rPr>
+          <w:instrText xml:space="preserve"> PAGEREF _Toc229949990 \h </w:instrText>
+        </w:r>
+        <w:r>
+          <w:rPr>
+            <w:noProof/>
+            <w:webHidden/>
+          </w:rPr>
+        </w:r>
+        <w:r>
+          <w:rPr>
+            <w:noProof/>
+            <w:webHidden/>
+          </w:rPr>
+          <w:fldChar w:fldCharType="separate"/>
+        </w:r>
+        <w:r>
+          <w:rPr>
+            <w:noProof/>
+            <w:webHidden/>
+          </w:rPr>
+          <w:t>1</w:t>
+        </w:r>
+        <w:r>
+          <w:rPr>
+            <w:noProof/>
+            <w:webHidden/>
+          </w:rPr>
+          <w:fldChar w:fldCharType="end"/>
+        </w:r>
+      </w:hyperlink>
+    </w:p>
+    <w:p>
+      <w:pPr>
+        <w:pStyle w:val="20"/>
+        <w:tabs>
+          <w:tab w:val="right" w:leader="dot" w:pos="9016"/>
+        </w:tabs>
+        <w:ind w:left="400"/>
+        <w:rPr>
+          <w:noProof/>
+          <w:sz w:val="22"/>
+          <w:szCs w:val="24"/>
+          <w14:ligatures w14:val="standardContextual"/>
+        </w:rPr>
+      </w:pPr>
+      <w:hyperlink w:anchor="_Toc229949991" w:history="1">
+        <w:r>
+          <w:rPr>
+            <w:rStyle w:val="a5"/>
+            <w:noProof/>
+          </w:rPr>
           <w:t>2.1 누산기(Adder)</w:t>
         </w:r>
         <w:r>
@@ -317,7 +542,7 @@
             <w:noProof/>
             <w:webHidden/>
           </w:rPr>
-          <w:instrText xml:space="preserve"> PAGEREF _Toc229928459 \h </w:instrText>
+          <w:instrText xml:space="preserve"> PAGEREF _Toc229949991 \h </w:instrText>
         </w:r>
         <w:r>
           <w:rPr>
@@ -357,15 +582,18 @@
         <w:ind w:left="800"/>
         <w:rPr>
           <w:noProof/>
-        </w:rPr>
-      </w:pPr>
-      <w:hyperlink w:anchor="_Toc229928460" w:history="1">
+          <w:sz w:val="22"/>
+          <w:szCs w:val="24"/>
+          <w14:ligatures w14:val="standardContextual"/>
+        </w:rPr>
+      </w:pPr>
+      <w:hyperlink w:anchor="_Toc229949992" w:history="1">
         <w:r>
           <w:rPr>
             <w:rStyle w:val="a5"/>
             <w:noProof/>
           </w:rPr>
-          <w:t>2.1.1 기능</w:t>
+          <w:t>2.1.1 누산기 기능</w:t>
         </w:r>
         <w:r>
           <w:rPr>
@@ -386,7 +614,7 @@
             <w:noProof/>
             <w:webHidden/>
           </w:rPr>
-          <w:instrText xml:space="preserve"> PAGEREF _Toc229928460 \h </w:instrText>
+          <w:instrText xml:space="preserve"> PAGEREF _Toc229949992 \h </w:instrText>
         </w:r>
         <w:r>
           <w:rPr>
@@ -426,15 +654,18 @@
         <w:ind w:left="800"/>
         <w:rPr>
           <w:noProof/>
-        </w:rPr>
-      </w:pPr>
-      <w:hyperlink w:anchor="_Toc229928461" w:history="1">
+          <w:sz w:val="22"/>
+          <w:szCs w:val="24"/>
+          <w14:ligatures w14:val="standardContextual"/>
+        </w:rPr>
+      </w:pPr>
+      <w:hyperlink w:anchor="_Toc229949993" w:history="1">
         <w:r>
           <w:rPr>
             <w:rStyle w:val="a5"/>
             <w:noProof/>
           </w:rPr>
-          <w:t>2.1.2 입출력 단자</w:t>
+          <w:t>2.1.2 누산기 입출력 단자</w:t>
         </w:r>
         <w:r>
           <w:rPr>
@@ -455,7 +686,7 @@
             <w:noProof/>
             <w:webHidden/>
           </w:rPr>
-          <w:instrText xml:space="preserve"> PAGEREF _Toc229928461 \h </w:instrText>
+          <w:instrText xml:space="preserve"> PAGEREF _Toc229949993 \h </w:instrText>
         </w:r>
         <w:r>
           <w:rPr>
@@ -475,7 +706,79 @@
             <w:noProof/>
             <w:webHidden/>
           </w:rPr>
-          <w:t>2</w:t>
+          <w:t>3</w:t>
+        </w:r>
+        <w:r>
+          <w:rPr>
+            <w:noProof/>
+            <w:webHidden/>
+          </w:rPr>
+          <w:fldChar w:fldCharType="end"/>
+        </w:r>
+      </w:hyperlink>
+    </w:p>
+    <w:p>
+      <w:pPr>
+        <w:pStyle w:val="30"/>
+        <w:tabs>
+          <w:tab w:val="right" w:leader="dot" w:pos="9016"/>
+        </w:tabs>
+        <w:ind w:left="800"/>
+        <w:rPr>
+          <w:noProof/>
+          <w:sz w:val="22"/>
+          <w:szCs w:val="24"/>
+          <w14:ligatures w14:val="standardContextual"/>
+        </w:rPr>
+      </w:pPr>
+      <w:hyperlink w:anchor="_Toc229949994" w:history="1">
+        <w:r>
+          <w:rPr>
+            <w:rStyle w:val="a5"/>
+            <w:noProof/>
+          </w:rPr>
+          <w:t>2.1.3 누산기 설계 요구사항</w:t>
+        </w:r>
+        <w:r>
+          <w:rPr>
+            <w:noProof/>
+            <w:webHidden/>
+          </w:rPr>
+          <w:tab/>
+        </w:r>
+        <w:r>
+          <w:rPr>
+            <w:noProof/>
+            <w:webHidden/>
+          </w:rPr>
+          <w:fldChar w:fldCharType="begin"/>
+        </w:r>
+        <w:r>
+          <w:rPr>
+            <w:noProof/>
+            <w:webHidden/>
+          </w:rPr>
+          <w:instrText xml:space="preserve"> PAGEREF _Toc229949994 \h </w:instrText>
+        </w:r>
+        <w:r>
+          <w:rPr>
+            <w:noProof/>
+            <w:webHidden/>
+          </w:rPr>
+        </w:r>
+        <w:r>
+          <w:rPr>
+            <w:noProof/>
+            <w:webHidden/>
+          </w:rPr>
+          <w:fldChar w:fldCharType="separate"/>
+        </w:r>
+        <w:r>
+          <w:rPr>
+            <w:noProof/>
+            <w:webHidden/>
+          </w:rPr>
+          <w:t>3</w:t>
         </w:r>
         <w:r>
           <w:rPr>
@@ -495,9 +798,12 @@
         <w:ind w:left="400"/>
         <w:rPr>
           <w:noProof/>
-        </w:rPr>
-      </w:pPr>
-      <w:hyperlink w:anchor="_Toc229928462" w:history="1">
+          <w:sz w:val="22"/>
+          <w:szCs w:val="24"/>
+          <w14:ligatures w14:val="standardContextual"/>
+        </w:rPr>
+      </w:pPr>
+      <w:hyperlink w:anchor="_Toc229949995" w:history="1">
         <w:r>
           <w:rPr>
             <w:rStyle w:val="a5"/>
@@ -524,7 +830,7 @@
             <w:noProof/>
             <w:webHidden/>
           </w:rPr>
-          <w:instrText xml:space="preserve"> PAGEREF _Toc229928462 \h </w:instrText>
+          <w:instrText xml:space="preserve"> PAGEREF _Toc229949995 \h </w:instrText>
         </w:r>
         <w:r>
           <w:rPr>
@@ -544,7 +850,7 @@
             <w:noProof/>
             <w:webHidden/>
           </w:rPr>
-          <w:t>2</w:t>
+          <w:t>4</w:t>
         </w:r>
         <w:r>
           <w:rPr>
@@ -564,15 +870,18 @@
         <w:ind w:left="800"/>
         <w:rPr>
           <w:noProof/>
-        </w:rPr>
-      </w:pPr>
-      <w:hyperlink w:anchor="_Toc229928463" w:history="1">
+          <w:sz w:val="22"/>
+          <w:szCs w:val="24"/>
+          <w14:ligatures w14:val="standardContextual"/>
+        </w:rPr>
+      </w:pPr>
+      <w:hyperlink w:anchor="_Toc229949996" w:history="1">
         <w:r>
           <w:rPr>
             <w:rStyle w:val="a5"/>
             <w:noProof/>
           </w:rPr>
-          <w:t>2.2.1 기능</w:t>
+          <w:t>2.2.1 ALU 기능</w:t>
         </w:r>
         <w:r>
           <w:rPr>
@@ -593,7 +902,7 @@
             <w:noProof/>
             <w:webHidden/>
           </w:rPr>
-          <w:instrText xml:space="preserve"> PAGEREF _Toc229928463 \h </w:instrText>
+          <w:instrText xml:space="preserve"> PAGEREF _Toc229949996 \h </w:instrText>
         </w:r>
         <w:r>
           <w:rPr>
@@ -613,7 +922,151 @@
             <w:noProof/>
             <w:webHidden/>
           </w:rPr>
-          <w:t>2</w:t>
+          <w:t>4</w:t>
+        </w:r>
+        <w:r>
+          <w:rPr>
+            <w:noProof/>
+            <w:webHidden/>
+          </w:rPr>
+          <w:fldChar w:fldCharType="end"/>
+        </w:r>
+      </w:hyperlink>
+    </w:p>
+    <w:p>
+      <w:pPr>
+        <w:pStyle w:val="30"/>
+        <w:tabs>
+          <w:tab w:val="right" w:leader="dot" w:pos="9016"/>
+        </w:tabs>
+        <w:ind w:left="800"/>
+        <w:rPr>
+          <w:noProof/>
+          <w:sz w:val="22"/>
+          <w:szCs w:val="24"/>
+          <w14:ligatures w14:val="standardContextual"/>
+        </w:rPr>
+      </w:pPr>
+      <w:hyperlink w:anchor="_Toc229949997" w:history="1">
+        <w:r>
+          <w:rPr>
+            <w:rStyle w:val="a5"/>
+            <w:noProof/>
+          </w:rPr>
+          <w:t>2.2.2 ALU 입출력 단자</w:t>
+        </w:r>
+        <w:r>
+          <w:rPr>
+            <w:noProof/>
+            <w:webHidden/>
+          </w:rPr>
+          <w:tab/>
+        </w:r>
+        <w:r>
+          <w:rPr>
+            <w:noProof/>
+            <w:webHidden/>
+          </w:rPr>
+          <w:fldChar w:fldCharType="begin"/>
+        </w:r>
+        <w:r>
+          <w:rPr>
+            <w:noProof/>
+            <w:webHidden/>
+          </w:rPr>
+          <w:instrText xml:space="preserve"> PAGEREF _Toc229949997 \h </w:instrText>
+        </w:r>
+        <w:r>
+          <w:rPr>
+            <w:noProof/>
+            <w:webHidden/>
+          </w:rPr>
+        </w:r>
+        <w:r>
+          <w:rPr>
+            <w:noProof/>
+            <w:webHidden/>
+          </w:rPr>
+          <w:fldChar w:fldCharType="separate"/>
+        </w:r>
+        <w:r>
+          <w:rPr>
+            <w:noProof/>
+            <w:webHidden/>
+          </w:rPr>
+          <w:t>4</w:t>
+        </w:r>
+        <w:r>
+          <w:rPr>
+            <w:noProof/>
+            <w:webHidden/>
+          </w:rPr>
+          <w:fldChar w:fldCharType="end"/>
+        </w:r>
+      </w:hyperlink>
+    </w:p>
+    <w:p>
+      <w:pPr>
+        <w:pStyle w:val="30"/>
+        <w:tabs>
+          <w:tab w:val="right" w:leader="dot" w:pos="9016"/>
+        </w:tabs>
+        <w:ind w:left="800"/>
+        <w:rPr>
+          <w:noProof/>
+          <w:sz w:val="22"/>
+          <w:szCs w:val="24"/>
+          <w14:ligatures w14:val="standardContextual"/>
+        </w:rPr>
+      </w:pPr>
+      <w:hyperlink w:anchor="_Toc229949998" w:history="1">
+        <w:r>
+          <w:rPr>
+            <w:rStyle w:val="a5"/>
+            <w:noProof/>
+          </w:rPr>
+          <w:t>2.2.3 ALU 설계 요구사항</w:t>
+        </w:r>
+        <w:r>
+          <w:rPr>
+            <w:noProof/>
+            <w:webHidden/>
+          </w:rPr>
+          <w:tab/>
+        </w:r>
+        <w:r>
+          <w:rPr>
+            <w:noProof/>
+            <w:webHidden/>
+          </w:rPr>
+          <w:fldChar w:fldCharType="begin"/>
+        </w:r>
+        <w:r>
+          <w:rPr>
+            <w:noProof/>
+            <w:webHidden/>
+          </w:rPr>
+          <w:instrText xml:space="preserve"> PAGEREF _Toc229949998 \h </w:instrText>
+        </w:r>
+        <w:r>
+          <w:rPr>
+            <w:noProof/>
+            <w:webHidden/>
+          </w:rPr>
+        </w:r>
+        <w:r>
+          <w:rPr>
+            <w:noProof/>
+            <w:webHidden/>
+          </w:rPr>
+          <w:fldChar w:fldCharType="separate"/>
+        </w:r>
+        <w:r>
+          <w:rPr>
+            <w:noProof/>
+            <w:webHidden/>
+          </w:rPr>
+          <w:t>5</w:t>
         </w:r>
         <w:r>
           <w:rPr>
@@ -633,9 +1086,12 @@
         <w:ind w:left="400"/>
         <w:rPr>
           <w:noProof/>
-        </w:rPr>
-      </w:pPr>
-      <w:hyperlink w:anchor="_Toc229928464" w:history="1">
+          <w:sz w:val="22"/>
+          <w:szCs w:val="24"/>
+          <w14:ligatures w14:val="standardContextual"/>
+        </w:rPr>
+      </w:pPr>
+      <w:hyperlink w:anchor="_Toc229949999" w:history="1">
         <w:r>
           <w:rPr>
             <w:rStyle w:val="a5"/>
@@ -662,7 +1118,7 @@
             <w:noProof/>
             <w:webHidden/>
           </w:rPr>
-          <w:instrText xml:space="preserve"> PAGEREF _Toc229928464 \h </w:instrText>
+          <w:instrText xml:space="preserve"> PAGEREF _Toc229949999 \h </w:instrText>
         </w:r>
         <w:r>
           <w:rPr>
@@ -682,7 +1138,223 @@
             <w:noProof/>
             <w:webHidden/>
           </w:rPr>
-          <w:t>3</w:t>
+          <w:t>5</w:t>
+        </w:r>
+        <w:r>
+          <w:rPr>
+            <w:noProof/>
+            <w:webHidden/>
+          </w:rPr>
+          <w:fldChar w:fldCharType="end"/>
+        </w:r>
+      </w:hyperlink>
+    </w:p>
+    <w:p>
+      <w:pPr>
+        <w:pStyle w:val="30"/>
+        <w:tabs>
+          <w:tab w:val="right" w:leader="dot" w:pos="9016"/>
+        </w:tabs>
+        <w:ind w:left="800"/>
+        <w:rPr>
+          <w:noProof/>
+          <w:sz w:val="22"/>
+          <w:szCs w:val="24"/>
+          <w14:ligatures w14:val="standardContextual"/>
+        </w:rPr>
+      </w:pPr>
+      <w:hyperlink w:anchor="_Toc229950000" w:history="1">
+        <w:r>
+          <w:rPr>
+            <w:rStyle w:val="a5"/>
+            <w:noProof/>
+          </w:rPr>
+          <w:t>2.3.1 ALU 통제 장치 기능</w:t>
+        </w:r>
+        <w:r>
+          <w:rPr>
+            <w:noProof/>
+            <w:webHidden/>
+          </w:rPr>
+          <w:tab/>
+        </w:r>
+        <w:r>
+          <w:rPr>
+            <w:noProof/>
+            <w:webHidden/>
+          </w:rPr>
+          <w:fldChar w:fldCharType="begin"/>
+        </w:r>
+        <w:r>
+          <w:rPr>
+            <w:noProof/>
+            <w:webHidden/>
+          </w:rPr>
+          <w:instrText xml:space="preserve"> PAGEREF _Toc229950000 \h </w:instrText>
+        </w:r>
+        <w:r>
+          <w:rPr>
+            <w:noProof/>
+            <w:webHidden/>
+          </w:rPr>
+        </w:r>
+        <w:r>
+          <w:rPr>
+            <w:noProof/>
+            <w:webHidden/>
+          </w:rPr>
+          <w:fldChar w:fldCharType="separate"/>
+        </w:r>
+        <w:r>
+          <w:rPr>
+            <w:noProof/>
+            <w:webHidden/>
+          </w:rPr>
+          <w:t>5</w:t>
+        </w:r>
+        <w:r>
+          <w:rPr>
+            <w:noProof/>
+            <w:webHidden/>
+          </w:rPr>
+          <w:fldChar w:fldCharType="end"/>
+        </w:r>
+      </w:hyperlink>
+    </w:p>
+    <w:p>
+      <w:pPr>
+        <w:pStyle w:val="30"/>
+        <w:tabs>
+          <w:tab w:val="right" w:leader="dot" w:pos="9016"/>
+        </w:tabs>
+        <w:ind w:left="800"/>
+        <w:rPr>
+          <w:noProof/>
+          <w:sz w:val="22"/>
+          <w:szCs w:val="24"/>
+          <w14:ligatures w14:val="standardContextual"/>
+        </w:rPr>
+      </w:pPr>
+      <w:hyperlink w:anchor="_Toc229950001" w:history="1">
+        <w:r>
+          <w:rPr>
+            <w:rStyle w:val="a5"/>
+            <w:noProof/>
+          </w:rPr>
+          <w:t>2.3.2 ALU 통제 장치 입출력 단자</w:t>
+        </w:r>
+        <w:r>
+          <w:rPr>
+            <w:noProof/>
+            <w:webHidden/>
+          </w:rPr>
+          <w:tab/>
+        </w:r>
+        <w:r>
+          <w:rPr>
+            <w:noProof/>
+            <w:webHidden/>
+          </w:rPr>
+          <w:fldChar w:fldCharType="begin"/>
+        </w:r>
+        <w:r>
+          <w:rPr>
+            <w:noProof/>
+            <w:webHidden/>
+          </w:rPr>
+          <w:instrText xml:space="preserve"> PAGEREF _Toc229950001 \h </w:instrText>
+        </w:r>
+        <w:r>
+          <w:rPr>
+            <w:noProof/>
+            <w:webHidden/>
+          </w:rPr>
+        </w:r>
+        <w:r>
+          <w:rPr>
+            <w:noProof/>
+            <w:webHidden/>
+          </w:rPr>
+          <w:fldChar w:fldCharType="separate"/>
+        </w:r>
+        <w:r>
+          <w:rPr>
+            <w:noProof/>
+            <w:webHidden/>
+          </w:rPr>
+          <w:t>6</w:t>
+        </w:r>
+        <w:r>
+          <w:rPr>
+            <w:noProof/>
+            <w:webHidden/>
+          </w:rPr>
+          <w:fldChar w:fldCharType="end"/>
+        </w:r>
+      </w:hyperlink>
+    </w:p>
+    <w:p>
+      <w:pPr>
+        <w:pStyle w:val="30"/>
+        <w:tabs>
+          <w:tab w:val="right" w:leader="dot" w:pos="9016"/>
+        </w:tabs>
+        <w:ind w:left="800"/>
+        <w:rPr>
+          <w:noProof/>
+          <w:sz w:val="22"/>
+          <w:szCs w:val="24"/>
+          <w14:ligatures w14:val="standardContextual"/>
+        </w:rPr>
+      </w:pPr>
+      <w:hyperlink w:anchor="_Toc229950002" w:history="1">
+        <w:r>
+          <w:rPr>
+            <w:rStyle w:val="a5"/>
+            <w:noProof/>
+          </w:rPr>
+          <w:t>2.3.3 ALU 통제 장치 설계 요구사항</w:t>
+        </w:r>
+        <w:r>
+          <w:rPr>
+            <w:noProof/>
+            <w:webHidden/>
+          </w:rPr>
+          <w:tab/>
+        </w:r>
+        <w:r>
+          <w:rPr>
+            <w:noProof/>
+            <w:webHidden/>
+          </w:rPr>
+          <w:fldChar w:fldCharType="begin"/>
+        </w:r>
+        <w:r>
+          <w:rPr>
+            <w:noProof/>
+            <w:webHidden/>
+          </w:rPr>
+          <w:instrText xml:space="preserve"> PAGEREF _Toc229950002 \h </w:instrText>
+        </w:r>
+        <w:r>
+          <w:rPr>
+            <w:noProof/>
+            <w:webHidden/>
+          </w:rPr>
+        </w:r>
+        <w:r>
+          <w:rPr>
+            <w:noProof/>
+            <w:webHidden/>
+          </w:rPr>
+          <w:fldChar w:fldCharType="separate"/>
+        </w:r>
+        <w:r>
+          <w:rPr>
+            <w:noProof/>
+            <w:webHidden/>
+          </w:rPr>
+          <w:t>6</w:t>
         </w:r>
         <w:r>
           <w:rPr>
@@ -702,9 +1374,12 @@
         <w:ind w:left="400"/>
         <w:rPr>
           <w:noProof/>
-        </w:rPr>
-      </w:pPr>
-      <w:hyperlink w:anchor="_Toc229928465" w:history="1">
+          <w:sz w:val="22"/>
+          <w:szCs w:val="24"/>
+          <w14:ligatures w14:val="standardContextual"/>
+        </w:rPr>
+      </w:pPr>
+      <w:hyperlink w:anchor="_Toc229950003" w:history="1">
         <w:r>
           <w:rPr>
             <w:rStyle w:val="a5"/>
@@ -731,7 +1406,7 @@
             <w:noProof/>
             <w:webHidden/>
           </w:rPr>
-          <w:instrText xml:space="preserve"> PAGEREF _Toc229928465 \h </w:instrText>
+          <w:instrText xml:space="preserve"> PAGEREF _Toc229950003 \h </w:instrText>
         </w:r>
         <w:r>
           <w:rPr>
@@ -751,7 +1426,7 @@
             <w:noProof/>
             <w:webHidden/>
           </w:rPr>
-          <w:t>3</w:t>
+          <w:t>6</w:t>
         </w:r>
         <w:r>
           <w:rPr>
@@ -771,9 +1446,12 @@
         <w:ind w:left="400"/>
         <w:rPr>
           <w:noProof/>
-        </w:rPr>
-      </w:pPr>
-      <w:hyperlink w:anchor="_Toc229928466" w:history="1">
+          <w:sz w:val="22"/>
+          <w:szCs w:val="24"/>
+          <w14:ligatures w14:val="standardContextual"/>
+        </w:rPr>
+      </w:pPr>
+      <w:hyperlink w:anchor="_Toc229950004" w:history="1">
         <w:r>
           <w:rPr>
             <w:rStyle w:val="a5"/>
@@ -800,7 +1478,7 @@
             <w:noProof/>
             <w:webHidden/>
           </w:rPr>
-          <w:instrText xml:space="preserve"> PAGEREF _Toc229928466 \h </w:instrText>
+          <w:instrText xml:space="preserve"> PAGEREF _Toc229950004 \h </w:instrText>
         </w:r>
         <w:r>
           <w:rPr>
@@ -820,7 +1498,7 @@
             <w:noProof/>
             <w:webHidden/>
           </w:rPr>
-          <w:t>3</w:t>
+          <w:t>6</w:t>
         </w:r>
         <w:r>
           <w:rPr>
@@ -840,9 +1518,12 @@
         <w:ind w:left="400"/>
         <w:rPr>
           <w:noProof/>
-        </w:rPr>
-      </w:pPr>
-      <w:hyperlink w:anchor="_Toc229928467" w:history="1">
+          <w:sz w:val="22"/>
+          <w:szCs w:val="24"/>
+          <w14:ligatures w14:val="standardContextual"/>
+        </w:rPr>
+      </w:pPr>
+      <w:hyperlink w:anchor="_Toc229950005" w:history="1">
         <w:r>
           <w:rPr>
             <w:rStyle w:val="a5"/>
@@ -869,7 +1550,7 @@
             <w:noProof/>
             <w:webHidden/>
           </w:rPr>
-          <w:instrText xml:space="preserve"> PAGEREF _Toc229928467 \h </w:instrText>
+          <w:instrText xml:space="preserve"> PAGEREF _Toc229950005 \h </w:instrText>
         </w:r>
         <w:r>
           <w:rPr>
@@ -889,7 +1570,7 @@
             <w:noProof/>
             <w:webHidden/>
           </w:rPr>
-          <w:t>3</w:t>
+          <w:t>6</w:t>
         </w:r>
         <w:r>
           <w:rPr>
@@ -909,9 +1590,12 @@
         <w:ind w:left="400"/>
         <w:rPr>
           <w:noProof/>
-        </w:rPr>
-      </w:pPr>
-      <w:hyperlink w:anchor="_Toc229928468" w:history="1">
+          <w:sz w:val="22"/>
+          <w:szCs w:val="24"/>
+          <w14:ligatures w14:val="standardContextual"/>
+        </w:rPr>
+      </w:pPr>
+      <w:hyperlink w:anchor="_Toc229950006" w:history="1">
         <w:r>
           <w:rPr>
             <w:rStyle w:val="a5"/>
@@ -938,7 +1622,7 @@
             <w:noProof/>
             <w:webHidden/>
           </w:rPr>
-          <w:instrText xml:space="preserve"> PAGEREF _Toc229928468 \h </w:instrText>
+          <w:instrText xml:space="preserve"> PAGEREF _Toc229950006 \h </w:instrText>
         </w:r>
         <w:r>
           <w:rPr>
@@ -958,7 +1642,7 @@
             <w:noProof/>
             <w:webHidden/>
           </w:rPr>
-          <w:t>3</w:t>
+          <w:t>6</w:t>
         </w:r>
         <w:r>
           <w:rPr>
@@ -978,9 +1662,12 @@
         <w:ind w:left="400"/>
         <w:rPr>
           <w:noProof/>
-        </w:rPr>
-      </w:pPr>
-      <w:hyperlink w:anchor="_Toc229928469" w:history="1">
+          <w:sz w:val="22"/>
+          <w:szCs w:val="24"/>
+          <w14:ligatures w14:val="standardContextual"/>
+        </w:rPr>
+      </w:pPr>
+      <w:hyperlink w:anchor="_Toc229950007" w:history="1">
         <w:r>
           <w:rPr>
             <w:rStyle w:val="a5"/>
@@ -1007,7 +1694,7 @@
             <w:noProof/>
             <w:webHidden/>
           </w:rPr>
-          <w:instrText xml:space="preserve"> PAGEREF _Toc229928469 \h </w:instrText>
+          <w:instrText xml:space="preserve"> PAGEREF _Toc229950007 \h </w:instrText>
         </w:r>
         <w:r>
           <w:rPr>
@@ -1027,7 +1714,7 @@
             <w:noProof/>
             <w:webHidden/>
           </w:rPr>
-          <w:t>3</w:t>
+          <w:t>6</w:t>
         </w:r>
         <w:r>
           <w:rPr>
@@ -1047,9 +1734,12 @@
         <w:ind w:left="400"/>
         <w:rPr>
           <w:noProof/>
-        </w:rPr>
-      </w:pPr>
-      <w:hyperlink w:anchor="_Toc229928470" w:history="1">
+          <w:sz w:val="22"/>
+          <w:szCs w:val="24"/>
+          <w14:ligatures w14:val="standardContextual"/>
+        </w:rPr>
+      </w:pPr>
+      <w:hyperlink w:anchor="_Toc229950008" w:history="1">
         <w:r>
           <w:rPr>
             <w:rStyle w:val="a5"/>
@@ -1076,7 +1766,7 @@
             <w:noProof/>
             <w:webHidden/>
           </w:rPr>
-          <w:instrText xml:space="preserve"> PAGEREF _Toc229928470 \h </w:instrText>
+          <w:instrText xml:space="preserve"> PAGEREF _Toc229950008 \h </w:instrText>
         </w:r>
         <w:r>
           <w:rPr>
@@ -1096,7 +1786,7 @@
             <w:noProof/>
             <w:webHidden/>
           </w:rPr>
-          <w:t>3</w:t>
+          <w:t>6</w:t>
         </w:r>
         <w:r>
           <w:rPr>
@@ -1116,9 +1806,12 @@
         <w:ind w:left="400"/>
         <w:rPr>
           <w:noProof/>
-        </w:rPr>
-      </w:pPr>
-      <w:hyperlink w:anchor="_Toc229928471" w:history="1">
+          <w:sz w:val="22"/>
+          <w:szCs w:val="24"/>
+          <w14:ligatures w14:val="standardContextual"/>
+        </w:rPr>
+      </w:pPr>
+      <w:hyperlink w:anchor="_Toc229950009" w:history="1">
         <w:r>
           <w:rPr>
             <w:rStyle w:val="a5"/>
@@ -1145,7 +1838,7 @@
             <w:noProof/>
             <w:webHidden/>
           </w:rPr>
-          <w:instrText xml:space="preserve"> PAGEREF _Toc229928471 \h </w:instrText>
+          <w:instrText xml:space="preserve"> PAGEREF _Toc229950009 \h </w:instrText>
         </w:r>
         <w:r>
           <w:rPr>
@@ -1165,7 +1858,7 @@
             <w:noProof/>
             <w:webHidden/>
           </w:rPr>
-          <w:t>3</w:t>
+          <w:t>6</w:t>
         </w:r>
         <w:r>
           <w:rPr>
@@ -1185,9 +1878,12 @@
         <w:ind w:left="400"/>
         <w:rPr>
           <w:noProof/>
-        </w:rPr>
-      </w:pPr>
-      <w:hyperlink w:anchor="_Toc229928472" w:history="1">
+          <w:sz w:val="22"/>
+          <w:szCs w:val="24"/>
+          <w14:ligatures w14:val="standardContextual"/>
+        </w:rPr>
+      </w:pPr>
+      <w:hyperlink w:anchor="_Toc229950010" w:history="1">
         <w:r>
           <w:rPr>
             <w:rStyle w:val="a5"/>
@@ -1214,7 +1910,7 @@
             <w:noProof/>
             <w:webHidden/>
           </w:rPr>
-          <w:instrText xml:space="preserve"> PAGEREF _Toc229928472 \h </w:instrText>
+          <w:instrText xml:space="preserve"> PAGEREF _Toc229950010 \h </w:instrText>
         </w:r>
         <w:r>
           <w:rPr>
@@ -1234,7 +1930,7 @@
             <w:noProof/>
             <w:webHidden/>
           </w:rPr>
-          <w:t>3</w:t>
+          <w:t>6</w:t>
         </w:r>
         <w:r>
           <w:rPr>
@@ -1254,9 +1950,12 @@
         <w:ind w:left="400"/>
         <w:rPr>
           <w:noProof/>
-        </w:rPr>
-      </w:pPr>
-      <w:hyperlink w:anchor="_Toc229928473" w:history="1">
+          <w:sz w:val="22"/>
+          <w:szCs w:val="24"/>
+          <w14:ligatures w14:val="standardContextual"/>
+        </w:rPr>
+      </w:pPr>
+      <w:hyperlink w:anchor="_Toc229950011" w:history="1">
         <w:r>
           <w:rPr>
             <w:rStyle w:val="a5"/>
@@ -1283,7 +1982,7 @@
             <w:noProof/>
             <w:webHidden/>
           </w:rPr>
-          <w:instrText xml:space="preserve"> PAGEREF _Toc229928473 \h </w:instrText>
+          <w:instrText xml:space="preserve"> PAGEREF _Toc229950011 \h </w:instrText>
         </w:r>
         <w:r>
           <w:rPr>
@@ -1303,7 +2002,7 @@
             <w:noProof/>
             <w:webHidden/>
           </w:rPr>
-          <w:t>3</w:t>
+          <w:t>6</w:t>
         </w:r>
         <w:r>
           <w:rPr>
@@ -1323,9 +2022,12 @@
         <w:ind w:left="400"/>
         <w:rPr>
           <w:noProof/>
-        </w:rPr>
-      </w:pPr>
-      <w:hyperlink w:anchor="_Toc229928474" w:history="1">
+          <w:sz w:val="22"/>
+          <w:szCs w:val="24"/>
+          <w14:ligatures w14:val="standardContextual"/>
+        </w:rPr>
+      </w:pPr>
+      <w:hyperlink w:anchor="_Toc229950012" w:history="1">
         <w:r>
           <w:rPr>
             <w:rStyle w:val="a5"/>
@@ -1352,7 +2054,7 @@
             <w:noProof/>
             <w:webHidden/>
           </w:rPr>
-          <w:instrText xml:space="preserve"> PAGEREF _Toc229928474 \h </w:instrText>
+          <w:instrText xml:space="preserve"> PAGEREF _Toc229950012 \h </w:instrText>
         </w:r>
         <w:r>
           <w:rPr>
@@ -1372,7 +2074,7 @@
             <w:noProof/>
             <w:webHidden/>
           </w:rPr>
-          <w:t>3</w:t>
+          <w:t>6</w:t>
         </w:r>
         <w:r>
           <w:rPr>
@@ -1392,9 +2094,12 @@
         <w:ind w:left="400"/>
         <w:rPr>
           <w:noProof/>
-        </w:rPr>
-      </w:pPr>
-      <w:hyperlink w:anchor="_Toc229928475" w:history="1">
+          <w:sz w:val="22"/>
+          <w:szCs w:val="24"/>
+          <w14:ligatures w14:val="standardContextual"/>
+        </w:rPr>
+      </w:pPr>
+      <w:hyperlink w:anchor="_Toc229950013" w:history="1">
         <w:r>
           <w:rPr>
             <w:rStyle w:val="a5"/>
@@ -1421,7 +2126,7 @@
             <w:noProof/>
             <w:webHidden/>
           </w:rPr>
-          <w:instrText xml:space="preserve"> PAGEREF _Toc229928475 \h </w:instrText>
+          <w:instrText xml:space="preserve"> PAGEREF _Toc229950013 \h </w:instrText>
         </w:r>
         <w:r>
           <w:rPr>
@@ -1441,7 +2146,7 @@
             <w:noProof/>
             <w:webHidden/>
           </w:rPr>
-          <w:t>3</w:t>
+          <w:t>6</w:t>
         </w:r>
         <w:r>
           <w:rPr>
@@ -1470,7 +2175,10 @@
     </w:p>
     <w:p>
       <w:pPr>
-        <w:jc w:val="left"/>
+        <w:widowControl/>
+        <w:wordWrap/>
+        <w:autoSpaceDE/>
+        <w:autoSpaceDN/>
         <w:rPr>
           <w:rFonts w:asciiTheme="majorEastAsia" w:eastAsiaTheme="majorEastAsia" w:hAnsiTheme="majorEastAsia"/>
           <w:b/>
@@ -1515,63 +2223,61 @@
         <w:tabs>
           <w:tab w:val="right" w:leader="dot" w:pos="9016"/>
         </w:tabs>
-        <w:ind w:left="800" w:hanging="800"/>
+        <w:ind w:left="440" w:hanging="440"/>
         <w:rPr>
           <w:noProof/>
-        </w:rPr>
-      </w:pPr>
-      <w:r>
-        <w:rPr>
-          <w:rFonts w:asciiTheme="majorEastAsia" w:eastAsiaTheme="majorEastAsia" w:hAnsiTheme="majorEastAsia"/>
-          <w:b/>
-          <w:sz w:val="40"/>
-          <w:szCs w:val="40"/>
+          <w:sz w:val="22"/>
+          <w:szCs w:val="24"/>
+          <w14:ligatures w14:val="standardContextual"/>
+        </w:rPr>
+      </w:pPr>
+      <w:r>
+        <w:rPr>
+          <w:rFonts w:asciiTheme="minorEastAsia" w:hAnsiTheme="minorEastAsia"/>
+          <w:bCs/>
+          <w:sz w:val="22"/>
         </w:rPr>
         <w:fldChar w:fldCharType="begin"/>
       </w:r>
       <w:r>
         <w:rPr>
-          <w:rFonts w:asciiTheme="majorEastAsia" w:eastAsiaTheme="majorEastAsia" w:hAnsiTheme="majorEastAsia"/>
-          <w:b/>
-          <w:sz w:val="40"/>
-          <w:szCs w:val="40"/>
+          <w:rFonts w:asciiTheme="minorEastAsia" w:hAnsiTheme="minorEastAsia"/>
+          <w:bCs/>
+          <w:sz w:val="22"/>
         </w:rPr>
         <w:instrText xml:space="preserve"> </w:instrText>
       </w:r>
       <w:r>
         <w:rPr>
-          <w:rFonts w:asciiTheme="majorEastAsia" w:eastAsiaTheme="majorEastAsia" w:hAnsiTheme="majorEastAsia" w:hint="eastAsia"/>
-          <w:b/>
-          <w:sz w:val="40"/>
-          <w:szCs w:val="40"/>
+          <w:rFonts w:asciiTheme="minorEastAsia" w:hAnsiTheme="minorEastAsia" w:hint="eastAsia"/>
+          <w:bCs/>
+          <w:sz w:val="22"/>
         </w:rPr>
         <w:instrText>TOC \h \z \c "표"</w:instrText>
       </w:r>
       <w:r>
         <w:rPr>
-          <w:rFonts w:asciiTheme="majorEastAsia" w:eastAsiaTheme="majorEastAsia" w:hAnsiTheme="majorEastAsia"/>
-          <w:b/>
-          <w:sz w:val="40"/>
-          <w:szCs w:val="40"/>
+          <w:rFonts w:asciiTheme="minorEastAsia" w:hAnsiTheme="minorEastAsia"/>
+          <w:bCs/>
+          <w:sz w:val="22"/>
         </w:rPr>
         <w:instrText xml:space="preserve"> </w:instrText>
       </w:r>
       <w:r>
         <w:rPr>
-          <w:rFonts w:asciiTheme="majorEastAsia" w:eastAsiaTheme="majorEastAsia" w:hAnsiTheme="majorEastAsia"/>
-          <w:b/>
-          <w:sz w:val="40"/>
-          <w:szCs w:val="40"/>
+          <w:rFonts w:asciiTheme="minorEastAsia" w:hAnsiTheme="minorEastAsia"/>
+          <w:bCs/>
+          <w:sz w:val="22"/>
         </w:rPr>
         <w:fldChar w:fldCharType="separate"/>
       </w:r>
-      <w:hyperlink w:anchor="_Toc229928476" w:history="1">
+      <w:hyperlink w:anchor="_Toc229950014" w:history="1">
         <w:r>
           <w:rPr>
             <w:rStyle w:val="a5"/>
             <w:noProof/>
           </w:rPr>
-          <w:t>표 1 하드웨어 모듈</w:t>
+          <w:t>표 1 변수명 접두사(prefix) 의미</w:t>
         </w:r>
         <w:r>
           <w:rPr>
@@ -1592,7 +2298,7 @@
             <w:noProof/>
             <w:webHidden/>
           </w:rPr>
-          <w:instrText xml:space="preserve"> PAGEREF _Toc229928476 \h </w:instrText>
+          <w:instrText xml:space="preserve"> PAGEREF _Toc229950014 \h </w:instrText>
         </w:r>
         <w:r>
           <w:rPr>
@@ -1632,15 +2338,18 @@
         <w:ind w:left="400" w:hanging="400"/>
         <w:rPr>
           <w:noProof/>
-        </w:rPr>
-      </w:pPr>
-      <w:hyperlink w:anchor="_Toc229928477" w:history="1">
+          <w:sz w:val="22"/>
+          <w:szCs w:val="24"/>
+          <w14:ligatures w14:val="standardContextual"/>
+        </w:rPr>
+      </w:pPr>
+      <w:hyperlink w:anchor="_Toc229950015" w:history="1">
         <w:r>
           <w:rPr>
             <w:rStyle w:val="a5"/>
             <w:noProof/>
           </w:rPr>
-          <w:t>표 2 전역/지역 파라미터</w:t>
+          <w:t>표 2 하드웨어 모듈</w:t>
         </w:r>
         <w:r>
           <w:rPr>
@@ -1661,7 +2370,7 @@
             <w:noProof/>
             <w:webHidden/>
           </w:rPr>
-          <w:instrText xml:space="preserve"> PAGEREF _Toc229928477 \h </w:instrText>
+          <w:instrText xml:space="preserve"> PAGEREF _Toc229950015 \h </w:instrText>
         </w:r>
         <w:r>
           <w:rPr>
@@ -1701,15 +2410,18 @@
         <w:ind w:left="400" w:hanging="400"/>
         <w:rPr>
           <w:noProof/>
-        </w:rPr>
-      </w:pPr>
-      <w:hyperlink w:anchor="_Toc229928478" w:history="1">
+          <w:sz w:val="22"/>
+          <w:szCs w:val="24"/>
+          <w14:ligatures w14:val="standardContextual"/>
+        </w:rPr>
+      </w:pPr>
+      <w:hyperlink w:anchor="_Toc229950016" w:history="1">
         <w:r>
           <w:rPr>
             <w:rStyle w:val="a5"/>
             <w:noProof/>
           </w:rPr>
-          <w:t>표 3 누산기 모듈 정보</w:t>
+          <w:t>표 3 전역/지역 파라미터</w:t>
         </w:r>
         <w:r>
           <w:rPr>
@@ -1730,7 +2442,7 @@
             <w:noProof/>
             <w:webHidden/>
           </w:rPr>
-          <w:instrText xml:space="preserve"> PAGEREF _Toc229928478 \h </w:instrText>
+          <w:instrText xml:space="preserve"> PAGEREF _Toc229950016 \h </w:instrText>
         </w:r>
         <w:r>
           <w:rPr>
@@ -1770,15 +2482,18 @@
         <w:ind w:left="400" w:hanging="400"/>
         <w:rPr>
           <w:noProof/>
-        </w:rPr>
-      </w:pPr>
-      <w:hyperlink w:anchor="_Toc229928479" w:history="1">
+          <w:sz w:val="22"/>
+          <w:szCs w:val="24"/>
+          <w14:ligatures w14:val="standardContextual"/>
+        </w:rPr>
+      </w:pPr>
+      <w:hyperlink w:anchor="_Toc229950017" w:history="1">
         <w:r>
           <w:rPr>
             <w:rStyle w:val="a5"/>
             <w:noProof/>
           </w:rPr>
-          <w:t>표 4 누산기 입출력 단자</w:t>
+          <w:t>표 4 누산기 모듈 정보</w:t>
         </w:r>
         <w:r>
           <w:rPr>
@@ -1799,7 +2514,7 @@
             <w:noProof/>
             <w:webHidden/>
           </w:rPr>
-          <w:instrText xml:space="preserve"> PAGEREF _Toc229928479 \h </w:instrText>
+          <w:instrText xml:space="preserve"> PAGEREF _Toc229950017 \h </w:instrText>
         </w:r>
         <w:r>
           <w:rPr>
@@ -1819,7 +2534,7 @@
             <w:noProof/>
             <w:webHidden/>
           </w:rPr>
-          <w:t>2</w:t>
+          <w:t>3</w:t>
         </w:r>
         <w:r>
           <w:rPr>
@@ -1839,15 +2554,18 @@
         <w:ind w:left="400" w:hanging="400"/>
         <w:rPr>
           <w:noProof/>
-        </w:rPr>
-      </w:pPr>
-      <w:hyperlink w:anchor="_Toc229928480" w:history="1">
+          <w:sz w:val="22"/>
+          <w:szCs w:val="24"/>
+          <w14:ligatures w14:val="standardContextual"/>
+        </w:rPr>
+      </w:pPr>
+      <w:hyperlink w:anchor="_Toc229950018" w:history="1">
         <w:r>
           <w:rPr>
             <w:rStyle w:val="a5"/>
             <w:noProof/>
           </w:rPr>
-          <w:t>표 5 산술 논리 장치 정보</w:t>
+          <w:t>표 5 누산기 입출력 단자</w:t>
         </w:r>
         <w:r>
           <w:rPr>
@@ -1868,7 +2586,7 @@
             <w:noProof/>
             <w:webHidden/>
           </w:rPr>
-          <w:instrText xml:space="preserve"> PAGEREF _Toc229928480 \h </w:instrText>
+          <w:instrText xml:space="preserve"> PAGEREF _Toc229950018 \h </w:instrText>
         </w:r>
         <w:r>
           <w:rPr>
@@ -1888,7 +2606,79 @@
             <w:noProof/>
             <w:webHidden/>
           </w:rPr>
-          <w:t>2</w:t>
+          <w:t>3</w:t>
+        </w:r>
+        <w:r>
+          <w:rPr>
+            <w:noProof/>
+            <w:webHidden/>
+          </w:rPr>
+          <w:fldChar w:fldCharType="end"/>
+        </w:r>
+      </w:hyperlink>
+    </w:p>
+    <w:p>
+      <w:pPr>
+        <w:pStyle w:val="a8"/>
+        <w:tabs>
+          <w:tab w:val="right" w:leader="dot" w:pos="9016"/>
+        </w:tabs>
+        <w:ind w:left="400" w:hanging="400"/>
+        <w:rPr>
+          <w:noProof/>
+          <w:sz w:val="22"/>
+          <w:szCs w:val="24"/>
+          <w14:ligatures w14:val="standardContextual"/>
+        </w:rPr>
+      </w:pPr>
+      <w:hyperlink w:anchor="_Toc229950019" w:history="1">
+        <w:r>
+          <w:rPr>
+            <w:rStyle w:val="a5"/>
+            <w:noProof/>
+          </w:rPr>
+          <w:t>표 6 산술 논리 장치 정보</w:t>
+        </w:r>
+        <w:r>
+          <w:rPr>
+            <w:noProof/>
+            <w:webHidden/>
+          </w:rPr>
+          <w:tab/>
+        </w:r>
+        <w:r>
+          <w:rPr>
+            <w:noProof/>
+            <w:webHidden/>
+          </w:rPr>
+          <w:fldChar w:fldCharType="begin"/>
+        </w:r>
+        <w:r>
+          <w:rPr>
+            <w:noProof/>
+            <w:webHidden/>
+          </w:rPr>
+          <w:instrText xml:space="preserve"> PAGEREF _Toc229950019 \h </w:instrText>
+        </w:r>
+        <w:r>
+          <w:rPr>
+            <w:noProof/>
+            <w:webHidden/>
+          </w:rPr>
+        </w:r>
+        <w:r>
+          <w:rPr>
+            <w:noProof/>
+            <w:webHidden/>
+          </w:rPr>
+          <w:fldChar w:fldCharType="separate"/>
+        </w:r>
+        <w:r>
+          <w:rPr>
+            <w:noProof/>
+            <w:webHidden/>
+          </w:rPr>
+          <w:t>4</w:t>
         </w:r>
         <w:r>
           <w:rPr>
@@ -1913,31 +2703,351 @@
       </w:pPr>
       <w:r>
         <w:rPr>
+          <w:rFonts w:asciiTheme="minorEastAsia" w:hAnsiTheme="minorEastAsia"/>
+          <w:bCs/>
+          <w:sz w:val="22"/>
+        </w:rPr>
+        <w:fldChar w:fldCharType="end"/>
+      </w:r>
+      <w:r>
+        <w:rPr>
           <w:rFonts w:asciiTheme="majorEastAsia" w:eastAsiaTheme="majorEastAsia" w:hAnsiTheme="majorEastAsia"/>
           <w:b/>
           <w:sz w:val="40"/>
           <w:szCs w:val="40"/>
         </w:rPr>
-        <w:fldChar w:fldCharType="end"/>
-      </w:r>
-      <w:r>
+        <w:br w:type="page"/>
+      </w:r>
+    </w:p>
+    <w:p>
+      <w:pPr>
+        <w:jc w:val="center"/>
         <w:rPr>
           <w:rFonts w:asciiTheme="majorEastAsia" w:eastAsiaTheme="majorEastAsia" w:hAnsiTheme="majorEastAsia"/>
           <w:b/>
           <w:sz w:val="40"/>
           <w:szCs w:val="40"/>
         </w:rPr>
-        <w:br w:type="page"/>
-      </w:r>
-    </w:p>
-    <w:p>
-      <w:pPr>
-        <w:jc w:val="center"/>
+      </w:pPr>
+      <w:r>
+        <w:rPr>
+          <w:rFonts w:asciiTheme="majorEastAsia" w:eastAsiaTheme="majorEastAsia" w:hAnsiTheme="majorEastAsia" w:hint="eastAsia"/>
+          <w:b/>
+          <w:sz w:val="40"/>
+          <w:szCs w:val="40"/>
+        </w:rPr>
+        <w:lastRenderedPageBreak/>
+        <w:t>그림</w:t>
+      </w:r>
+      <w:r>
         <w:rPr>
           <w:rFonts w:asciiTheme="majorEastAsia" w:eastAsiaTheme="majorEastAsia" w:hAnsiTheme="majorEastAsia"/>
           <w:b/>
           <w:sz w:val="40"/>
           <w:szCs w:val="40"/>
+        </w:rPr>
+        <w:t xml:space="preserve"> </w:t>
+      </w:r>
+      <w:r>
+        <w:rPr>
+          <w:rFonts w:asciiTheme="majorEastAsia" w:eastAsiaTheme="majorEastAsia" w:hAnsiTheme="majorEastAsia" w:hint="eastAsia"/>
+          <w:b/>
+          <w:sz w:val="40"/>
+          <w:szCs w:val="40"/>
+        </w:rPr>
+        <w:t>목</w:t>
+      </w:r>
+      <w:r>
+        <w:rPr>
+          <w:rFonts w:asciiTheme="majorEastAsia" w:eastAsiaTheme="majorEastAsia" w:hAnsiTheme="majorEastAsia" w:hint="eastAsia"/>
+          <w:b/>
+          <w:sz w:val="40"/>
+          <w:szCs w:val="40"/>
+        </w:rPr>
+        <w:t>차</w:t>
+      </w:r>
+    </w:p>
+    <w:p>
+      <w:pPr>
+        <w:pStyle w:val="a8"/>
+        <w:tabs>
+          <w:tab w:val="right" w:leader="dot" w:pos="9016"/>
+        </w:tabs>
+        <w:ind w:left="440" w:hanging="440"/>
+        <w:rPr>
+          <w:noProof/>
+          <w:sz w:val="22"/>
+          <w:szCs w:val="24"/>
+          <w14:ligatures w14:val="standardContextual"/>
+        </w:rPr>
+      </w:pPr>
+      <w:r>
+        <w:rPr>
+          <w:rFonts w:asciiTheme="majorEastAsia" w:eastAsiaTheme="majorEastAsia" w:hAnsiTheme="majorEastAsia"/>
+          <w:bCs/>
+          <w:sz w:val="22"/>
+        </w:rPr>
+        <w:fldChar w:fldCharType="begin"/>
+      </w:r>
+      <w:r>
+        <w:rPr>
+          <w:rFonts w:asciiTheme="majorEastAsia" w:eastAsiaTheme="majorEastAsia" w:hAnsiTheme="majorEastAsia"/>
+          <w:bCs/>
+          <w:sz w:val="22"/>
+        </w:rPr>
+        <w:instrText xml:space="preserve"> </w:instrText>
+      </w:r>
+      <w:r>
+        <w:rPr>
+          <w:rFonts w:asciiTheme="majorEastAsia" w:eastAsiaTheme="majorEastAsia" w:hAnsiTheme="majorEastAsia" w:hint="eastAsia"/>
+          <w:bCs/>
+          <w:sz w:val="22"/>
+        </w:rPr>
+        <w:instrText>TOC \h \z \c "그림"</w:instrText>
+      </w:r>
+      <w:r>
+        <w:rPr>
+          <w:rFonts w:asciiTheme="majorEastAsia" w:eastAsiaTheme="majorEastAsia" w:hAnsiTheme="majorEastAsia"/>
+          <w:bCs/>
+          <w:sz w:val="22"/>
+        </w:rPr>
+        <w:instrText xml:space="preserve"> </w:instrText>
+      </w:r>
+      <w:r>
+        <w:rPr>
+          <w:rFonts w:asciiTheme="majorEastAsia" w:eastAsiaTheme="majorEastAsia" w:hAnsiTheme="majorEastAsia"/>
+          <w:bCs/>
+          <w:sz w:val="22"/>
+        </w:rPr>
+        <w:fldChar w:fldCharType="separate"/>
+      </w:r>
+      <w:hyperlink w:anchor="_Toc229950020" w:history="1">
+        <w:r>
+          <w:rPr>
+            <w:rStyle w:val="a5"/>
+            <w:noProof/>
+          </w:rPr>
+          <w:t>그림 1 Adder21 다이어그램</w:t>
+        </w:r>
+        <w:r>
+          <w:rPr>
+            <w:noProof/>
+            <w:webHidden/>
+          </w:rPr>
+          <w:tab/>
+        </w:r>
+        <w:r>
+          <w:rPr>
+            <w:noProof/>
+            <w:webHidden/>
+          </w:rPr>
+          <w:fldChar w:fldCharType="begin"/>
+        </w:r>
+        <w:r>
+          <w:rPr>
+            <w:noProof/>
+            <w:webHidden/>
+          </w:rPr>
+          <w:instrText xml:space="preserve"> PAGEREF _Toc229950020 \h </w:instrText>
+        </w:r>
+        <w:r>
+          <w:rPr>
+            <w:noProof/>
+            <w:webHidden/>
+          </w:rPr>
+        </w:r>
+        <w:r>
+          <w:rPr>
+            <w:noProof/>
+            <w:webHidden/>
+          </w:rPr>
+          <w:fldChar w:fldCharType="separate"/>
+        </w:r>
+        <w:r>
+          <w:rPr>
+            <w:noProof/>
+            <w:webHidden/>
+          </w:rPr>
+          <w:t>2</w:t>
+        </w:r>
+        <w:r>
+          <w:rPr>
+            <w:noProof/>
+            <w:webHidden/>
+          </w:rPr>
+          <w:fldChar w:fldCharType="end"/>
+        </w:r>
+      </w:hyperlink>
+    </w:p>
+    <w:p>
+      <w:pPr>
+        <w:pStyle w:val="a8"/>
+        <w:tabs>
+          <w:tab w:val="right" w:leader="dot" w:pos="9016"/>
+        </w:tabs>
+        <w:ind w:left="400" w:hanging="400"/>
+        <w:rPr>
+          <w:noProof/>
+          <w:sz w:val="22"/>
+          <w:szCs w:val="24"/>
+          <w14:ligatures w14:val="standardContextual"/>
+        </w:rPr>
+      </w:pPr>
+      <w:hyperlink w:anchor="_Toc229950021" w:history="1">
+        <w:r>
+          <w:rPr>
+            <w:rStyle w:val="a5"/>
+            <w:noProof/>
+          </w:rPr>
+          <w:t>그림 2 ALU 다이어그램(carry 신호 제외)</w:t>
+        </w:r>
+        <w:r>
+          <w:rPr>
+            <w:noProof/>
+            <w:webHidden/>
+          </w:rPr>
+          <w:tab/>
+        </w:r>
+        <w:r>
+          <w:rPr>
+            <w:noProof/>
+            <w:webHidden/>
+          </w:rPr>
+          <w:fldChar w:fldCharType="begin"/>
+        </w:r>
+        <w:r>
+          <w:rPr>
+            <w:noProof/>
+            <w:webHidden/>
+          </w:rPr>
+          <w:instrText xml:space="preserve"> PAGEREF _Toc229950021 \h </w:instrText>
+        </w:r>
+        <w:r>
+          <w:rPr>
+            <w:noProof/>
+            <w:webHidden/>
+          </w:rPr>
+        </w:r>
+        <w:r>
+          <w:rPr>
+            <w:noProof/>
+            <w:webHidden/>
+          </w:rPr>
+          <w:fldChar w:fldCharType="separate"/>
+        </w:r>
+        <w:r>
+          <w:rPr>
+            <w:noProof/>
+            <w:webHidden/>
+          </w:rPr>
+          <w:t>4</w:t>
+        </w:r>
+        <w:r>
+          <w:rPr>
+            <w:noProof/>
+            <w:webHidden/>
+          </w:rPr>
+          <w:fldChar w:fldCharType="end"/>
+        </w:r>
+      </w:hyperlink>
+    </w:p>
+    <w:p>
+      <w:pPr>
+        <w:pStyle w:val="a8"/>
+        <w:tabs>
+          <w:tab w:val="right" w:leader="dot" w:pos="9016"/>
+        </w:tabs>
+        <w:ind w:left="400" w:hanging="400"/>
+        <w:rPr>
+          <w:noProof/>
+          <w:sz w:val="22"/>
+          <w:szCs w:val="24"/>
+          <w14:ligatures w14:val="standardContextual"/>
+        </w:rPr>
+      </w:pPr>
+      <w:hyperlink w:anchor="_Toc229950022" w:history="1">
+        <w:r>
+          <w:rPr>
+            <w:rStyle w:val="a5"/>
+            <w:noProof/>
+          </w:rPr>
+          <w:t>그림 3 ALU 통제 장치 다이어그램</w:t>
+        </w:r>
+        <w:r>
+          <w:rPr>
+            <w:noProof/>
+            <w:webHidden/>
+          </w:rPr>
+          <w:tab/>
+        </w:r>
+        <w:r>
+          <w:rPr>
+            <w:noProof/>
+            <w:webHidden/>
+          </w:rPr>
+          <w:fldChar w:fldCharType="begin"/>
+        </w:r>
+        <w:r>
+          <w:rPr>
+            <w:noProof/>
+            <w:webHidden/>
+          </w:rPr>
+          <w:instrText xml:space="preserve"> PAGEREF _Toc229950022 \h </w:instrText>
+        </w:r>
+        <w:r>
+          <w:rPr>
+            <w:noProof/>
+            <w:webHidden/>
+          </w:rPr>
+        </w:r>
+        <w:r>
+          <w:rPr>
+            <w:noProof/>
+            <w:webHidden/>
+          </w:rPr>
+          <w:fldChar w:fldCharType="separate"/>
+        </w:r>
+        <w:r>
+          <w:rPr>
+            <w:noProof/>
+            <w:webHidden/>
+          </w:rPr>
+          <w:t>5</w:t>
+        </w:r>
+        <w:r>
+          <w:rPr>
+            <w:noProof/>
+            <w:webHidden/>
+          </w:rPr>
+          <w:fldChar w:fldCharType="end"/>
+        </w:r>
+      </w:hyperlink>
+    </w:p>
+    <w:p>
+      <w:pPr>
+        <w:jc w:val="left"/>
+        <w:rPr>
+          <w:rFonts w:asciiTheme="majorEastAsia" w:eastAsiaTheme="majorEastAsia" w:hAnsiTheme="majorEastAsia" w:hint="eastAsia"/>
+          <w:bCs/>
+          <w:sz w:val="22"/>
+        </w:rPr>
+      </w:pPr>
+      <w:r>
+        <w:rPr>
+          <w:rFonts w:asciiTheme="majorEastAsia" w:eastAsiaTheme="majorEastAsia" w:hAnsiTheme="majorEastAsia"/>
+          <w:bCs/>
+          <w:sz w:val="22"/>
+        </w:rPr>
+        <w:fldChar w:fldCharType="end"/>
+      </w:r>
+    </w:p>
+    <w:p>
+      <w:pPr>
+        <w:jc w:val="left"/>
+        <w:rPr>
+          <w:rFonts w:asciiTheme="majorEastAsia" w:eastAsiaTheme="majorEastAsia" w:hAnsiTheme="majorEastAsia" w:hint="eastAsia"/>
+          <w:bCs/>
+          <w:sz w:val="22"/>
         </w:rPr>
         <w:sectPr>
           <w:headerReference w:type="default" r:id="rId8"/>
@@ -1948,43 +3058,6 @@
           <w:docGrid w:linePitch="360"/>
         </w:sectPr>
       </w:pPr>
-      <w:r>
-        <w:rPr>
-          <w:rFonts w:asciiTheme="majorEastAsia" w:eastAsiaTheme="majorEastAsia" w:hAnsiTheme="majorEastAsia" w:hint="eastAsia"/>
-          <w:b/>
-          <w:sz w:val="40"/>
-          <w:szCs w:val="40"/>
-        </w:rPr>
-        <w:lastRenderedPageBreak/>
-        <w:t>그림</w:t>
-      </w:r>
-      <w:r>
-        <w:rPr>
-          <w:rFonts w:asciiTheme="majorEastAsia" w:eastAsiaTheme="majorEastAsia" w:hAnsiTheme="majorEastAsia"/>
-          <w:b/>
-          <w:sz w:val="40"/>
-          <w:szCs w:val="40"/>
-        </w:rPr>
-        <w:t xml:space="preserve"> </w:t>
-      </w:r>
-      <w:r>
-        <w:rPr>
-          <w:rFonts w:asciiTheme="majorEastAsia" w:eastAsiaTheme="majorEastAsia" w:hAnsiTheme="majorEastAsia" w:hint="eastAsia"/>
-          <w:b/>
-          <w:sz w:val="40"/>
-          <w:szCs w:val="40"/>
-        </w:rPr>
-        <w:t>목</w:t>
-      </w:r>
-      <w:r>
-        <w:rPr>
-          <w:rFonts w:asciiTheme="majorEastAsia" w:eastAsiaTheme="majorEastAsia" w:hAnsiTheme="majorEastAsia" w:hint="eastAsia"/>
-          <w:b/>
-          <w:sz w:val="40"/>
-          <w:szCs w:val="40"/>
-        </w:rPr>
-        <w:t>차</w:t>
-      </w:r>
     </w:p>
     <w:p>
       <w:pPr>
@@ -1992,7 +3065,7 @@
       </w:pPr>
       <w:bookmarkStart w:id="0" w:name="_Ref229922969"/>
       <w:bookmarkStart w:id="1" w:name="_Ref229922982"/>
-      <w:bookmarkStart w:id="2" w:name="_Toc229928457"/>
+      <w:bookmarkStart w:id="2" w:name="_Toc229949986"/>
       <w:r>
         <w:rPr>
           <w:rFonts w:hint="eastAsia"/>
@@ -2008,12 +3081,14 @@
       <w:pPr>
         <w:pStyle w:val="2"/>
       </w:pPr>
+      <w:bookmarkStart w:id="3" w:name="_Toc229949987"/>
       <w:r>
         <w:rPr>
           <w:rFonts w:hint="eastAsia"/>
         </w:rPr>
         <w:t>설계 목적 및 배경</w:t>
       </w:r>
+      <w:bookmarkEnd w:id="3"/>
     </w:p>
     <w:p>
       <w:r>
@@ -2106,19 +3181,16 @@
       <w:pPr>
         <w:pStyle w:val="2"/>
       </w:pPr>
+      <w:bookmarkStart w:id="4" w:name="_Toc229949988"/>
       <w:r>
         <w:rPr>
           <w:rFonts w:hint="eastAsia"/>
         </w:rPr>
         <w:t>파이프라인 구조</w:t>
       </w:r>
+      <w:bookmarkEnd w:id="4"/>
     </w:p>
     <w:p>
-      <w:pPr>
-        <w:rPr>
-          <w:rFonts w:hint="eastAsia"/>
-        </w:rPr>
-      </w:pPr>
       <w:r>
         <w:rPr>
           <w:rFonts w:hint="eastAsia"/>
@@ -2161,8 +3233,21 @@
         </w:rPr>
         <w:t>단계(</w:t>
       </w:r>
-      <w:r>
-        <w:t>IF1, IF2, EX, MEM, WB)</w:t>
+      <w:proofErr w:type="spellStart"/>
+      <w:r>
+        <w:t>IF1</w:t>
+      </w:r>
+      <w:proofErr w:type="spellEnd"/>
+      <w:r>
+        <w:t xml:space="preserve">, </w:t>
+      </w:r>
+      <w:proofErr w:type="spellStart"/>
+      <w:r>
+        <w:t>IF2</w:t>
+      </w:r>
+      <w:proofErr w:type="spellEnd"/>
+      <w:r>
+        <w:t>, EX, MEM, WB)</w:t>
       </w:r>
       <w:r>
         <w:rPr>
@@ -2228,9 +3313,901 @@
     <w:p/>
     <w:p>
       <w:pPr>
-        <w:rPr>
-          <w:rFonts w:hint="eastAsia"/>
-        </w:rPr>
+        <w:pStyle w:val="2"/>
+      </w:pPr>
+      <w:bookmarkStart w:id="5" w:name="_Toc229949989"/>
+      <w:r>
+        <w:rPr>
+          <w:rFonts w:hint="eastAsia"/>
+        </w:rPr>
+        <w:t>H</w:t>
+      </w:r>
+      <w:r>
+        <w:t xml:space="preserve">DL </w:t>
+      </w:r>
+      <w:r>
+        <w:rPr>
+          <w:rFonts w:hint="eastAsia"/>
+        </w:rPr>
+        <w:t>설계 규칙</w:t>
+      </w:r>
+      <w:bookmarkEnd w:id="5"/>
+    </w:p>
+    <w:p>
+      <w:pPr>
+        <w:pStyle w:val="a9"/>
+        <w:numPr>
+          <w:ilvl w:val="0"/>
+          <w:numId w:val="7"/>
+        </w:numPr>
+        <w:spacing w:after="0"/>
+        <w:ind w:leftChars="0"/>
+      </w:pPr>
+      <w:proofErr w:type="spellStart"/>
+      <w:r>
+        <w:rPr>
+          <w:rFonts w:hint="eastAsia"/>
+        </w:rPr>
+        <w:t>변수명</w:t>
+      </w:r>
+      <w:proofErr w:type="spellEnd"/>
+      <w:r>
+        <w:rPr>
+          <w:rFonts w:hint="eastAsia"/>
+        </w:rPr>
+        <w:t>,</w:t>
+      </w:r>
+      <w:r>
+        <w:t xml:space="preserve"> </w:t>
+      </w:r>
+      <w:proofErr w:type="spellStart"/>
+      <w:r>
+        <w:rPr>
+          <w:rFonts w:hint="eastAsia"/>
+        </w:rPr>
+        <w:t>모듈명</w:t>
+      </w:r>
+      <w:proofErr w:type="spellEnd"/>
+      <w:r>
+        <w:t xml:space="preserve">, </w:t>
+      </w:r>
+      <w:r>
+        <w:rPr>
+          <w:rFonts w:hint="eastAsia"/>
+        </w:rPr>
+        <w:t xml:space="preserve">파일명 등 모든 표기 스타일은 </w:t>
+      </w:r>
+      <w:proofErr w:type="spellStart"/>
+      <w:r>
+        <w:t>snake_case</w:t>
+      </w:r>
+      <w:proofErr w:type="spellEnd"/>
+      <w:r>
+        <w:t xml:space="preserve"> </w:t>
+      </w:r>
+      <w:r>
+        <w:rPr>
+          <w:rFonts w:hint="eastAsia"/>
+        </w:rPr>
+        <w:t>규칙을 따른다.</w:t>
+      </w:r>
+      <w:r>
+        <w:br/>
+      </w:r>
+      <w:r>
+        <w:rPr>
+          <w:rFonts w:hint="eastAsia"/>
+        </w:rPr>
+        <w:t>예시)</w:t>
+      </w:r>
+      <w:r>
+        <w:t xml:space="preserve"> </w:t>
+      </w:r>
+      <w:proofErr w:type="spellStart"/>
+      <w:r>
+        <w:t>abc_def</w:t>
+      </w:r>
+      <w:proofErr w:type="spellEnd"/>
+      <w:r>
+        <w:t xml:space="preserve">, </w:t>
+      </w:r>
+      <w:proofErr w:type="spellStart"/>
+      <w:r>
+        <w:t>h_ijk_lm_nop</w:t>
+      </w:r>
+      <w:proofErr w:type="spellEnd"/>
+      <w:r>
+        <w:t xml:space="preserve">, </w:t>
+      </w:r>
+      <w:proofErr w:type="spellStart"/>
+      <w:r>
+        <w:rPr>
+          <w:rFonts w:hint="eastAsia"/>
+        </w:rPr>
+        <w:t>q</w:t>
+      </w:r>
+      <w:r>
+        <w:t>_r_s_tuv</w:t>
+      </w:r>
+      <w:proofErr w:type="spellEnd"/>
+      <w:r>
+        <w:t xml:space="preserve">, </w:t>
+      </w:r>
+      <w:proofErr w:type="spellStart"/>
+      <w:r>
+        <w:t>wxyz</w:t>
+      </w:r>
+      <w:proofErr w:type="spellEnd"/>
+    </w:p>
+    <w:p>
+      <w:pPr>
+        <w:pStyle w:val="a9"/>
+        <w:numPr>
+          <w:ilvl w:val="0"/>
+          <w:numId w:val="7"/>
+        </w:numPr>
+        <w:spacing w:after="0"/>
+        <w:ind w:leftChars="0"/>
+        <w:rPr>
+          <w:rFonts w:hint="eastAsia"/>
+        </w:rPr>
+      </w:pPr>
+      <w:r>
+        <w:fldChar w:fldCharType="begin"/>
+      </w:r>
+      <w:r>
+        <w:instrText xml:space="preserve"> REF _Ref229949825 \h </w:instrText>
+      </w:r>
+      <w:r>
+        <w:fldChar w:fldCharType="separate"/>
+      </w:r>
+      <w:r>
+        <w:t xml:space="preserve">표 </w:t>
+      </w:r>
+      <w:r>
+        <w:rPr>
+          <w:noProof/>
+        </w:rPr>
+        <w:t>1</w:t>
+      </w:r>
+      <w:r>
+        <w:fldChar w:fldCharType="end"/>
+      </w:r>
+      <w:r>
+        <w:rPr>
+          <w:rFonts w:hint="eastAsia"/>
+        </w:rPr>
+        <w:t>에 나오는 종류의</w:t>
+      </w:r>
+      <w:r>
+        <w:rPr>
+          <w:rFonts w:hint="eastAsia"/>
+        </w:rPr>
+        <w:t xml:space="preserve"> 변수</w:t>
+      </w:r>
+      <w:r>
+        <w:rPr>
+          <w:rFonts w:hint="eastAsia"/>
+        </w:rPr>
+        <w:t>의 경우</w:t>
+      </w:r>
+      <w:r>
+        <w:rPr>
+          <w:rFonts w:hint="eastAsia"/>
+        </w:rPr>
+        <w:t xml:space="preserve"> 접두사(</w:t>
+      </w:r>
+      <w:r>
+        <w:t>prefix)</w:t>
+      </w:r>
+      <w:r>
+        <w:rPr>
+          <w:rFonts w:hint="eastAsia"/>
+        </w:rPr>
+        <w:t>를 붙여 변수의 종류를 구분한다.</w:t>
+      </w:r>
+      <w:r>
+        <w:br/>
+      </w:r>
+      <w:r>
+        <w:rPr>
+          <w:rFonts w:hint="eastAsia"/>
+        </w:rPr>
+        <w:t>예외)</w:t>
+      </w:r>
+      <w:r>
+        <w:t xml:space="preserve"> global </w:t>
+      </w:r>
+      <w:r>
+        <w:rPr>
+          <w:rFonts w:hint="eastAsia"/>
+        </w:rPr>
+        <w:t>신호</w:t>
+      </w:r>
+      <w:r>
+        <w:rPr>
+          <w:rFonts w:hint="eastAsia"/>
+        </w:rPr>
+        <w:t>(</w:t>
+      </w:r>
+      <w:proofErr w:type="spellStart"/>
+      <w:r>
+        <w:t>clk</w:t>
+      </w:r>
+      <w:proofErr w:type="spellEnd"/>
+      <w:r>
+        <w:t>, r</w:t>
+      </w:r>
+      <w:proofErr w:type="spellStart"/>
+      <w:r>
+        <w:t>st</w:t>
+      </w:r>
+      <w:proofErr w:type="spellEnd"/>
+      <w:r>
+        <w:t xml:space="preserve">), </w:t>
+      </w:r>
+      <w:r>
+        <w:rPr>
+          <w:rFonts w:hint="eastAsia"/>
+        </w:rPr>
+        <w:t>모듈 내부 저장소(</w:t>
+      </w:r>
+      <w:proofErr w:type="spellStart"/>
+      <w:r>
+        <w:t>fifo</w:t>
+      </w:r>
+      <w:proofErr w:type="spellEnd"/>
+      <w:r>
+        <w:t xml:space="preserve">, buffer, memory </w:t>
+      </w:r>
+      <w:r>
+        <w:rPr>
+          <w:rFonts w:hint="eastAsia"/>
+        </w:rPr>
+        <w:t>등</w:t>
+      </w:r>
+      <w:r>
+        <w:t>)</w:t>
+      </w:r>
+      <w:r>
+        <w:rPr>
+          <w:rFonts w:hint="eastAsia"/>
+        </w:rPr>
+        <w:t>,</w:t>
+      </w:r>
+      <w:r>
+        <w:t xml:space="preserve"> </w:t>
+      </w:r>
+      <w:r>
+        <w:t>FSM</w:t>
+      </w:r>
+      <w:r>
+        <w:t xml:space="preserve"> </w:t>
+      </w:r>
+      <w:r>
+        <w:rPr>
+          <w:rFonts w:hint="eastAsia"/>
+        </w:rPr>
+        <w:t>변수</w:t>
+      </w:r>
+      <w:r>
+        <w:rPr>
+          <w:rFonts w:hint="eastAsia"/>
+        </w:rPr>
+        <w:t>(</w:t>
+      </w:r>
+      <w:r>
+        <w:t>state)</w:t>
+      </w:r>
+      <w:r>
+        <w:rPr>
+          <w:rFonts w:hint="eastAsia"/>
+        </w:rPr>
+        <w:t xml:space="preserve"> 제외</w:t>
+      </w:r>
+      <w:r>
+        <w:t xml:space="preserve"> </w:t>
+      </w:r>
+    </w:p>
+    <w:p>
+      <w:pPr>
+        <w:pStyle w:val="a7"/>
+        <w:keepNext/>
+      </w:pPr>
+      <w:bookmarkStart w:id="6" w:name="_Ref229949822"/>
+      <w:bookmarkStart w:id="7" w:name="_Ref229949825"/>
+      <w:bookmarkStart w:id="8" w:name="_Toc229950014"/>
+      <w:r>
+        <w:t xml:space="preserve">표 </w:t>
+      </w:r>
+      <w:r>
+        <w:fldChar w:fldCharType="begin"/>
+      </w:r>
+      <w:r>
+        <w:instrText xml:space="preserve"> SEQ 표 \* ARABIC </w:instrText>
+      </w:r>
+      <w:r>
+        <w:fldChar w:fldCharType="separate"/>
+      </w:r>
+      <w:r>
+        <w:rPr>
+          <w:noProof/>
+        </w:rPr>
+        <w:t>1</w:t>
+      </w:r>
+      <w:r>
+        <w:fldChar w:fldCharType="end"/>
+      </w:r>
+      <w:bookmarkEnd w:id="7"/>
+      <w:r>
+        <w:t xml:space="preserve"> </w:t>
+      </w:r>
+      <w:r>
+        <w:rPr>
+          <w:rFonts w:hint="eastAsia"/>
+        </w:rPr>
+        <w:t>변수명 접두사(</w:t>
+      </w:r>
+      <w:r>
+        <w:t xml:space="preserve">prefix) </w:t>
+      </w:r>
+      <w:r>
+        <w:rPr>
+          <w:rFonts w:hint="eastAsia"/>
+        </w:rPr>
+        <w:t>의미</w:t>
+      </w:r>
+      <w:bookmarkEnd w:id="6"/>
+      <w:bookmarkEnd w:id="8"/>
+    </w:p>
+    <w:tbl>
+      <w:tblPr>
+        <w:tblStyle w:val="a6"/>
+        <w:tblW w:w="0" w:type="auto"/>
+        <w:tblBorders>
+          <w:top w:val="single" w:sz="12" w:space="0" w:color="auto"/>
+          <w:left w:val="single" w:sz="12" w:space="0" w:color="auto"/>
+          <w:bottom w:val="single" w:sz="12" w:space="0" w:color="auto"/>
+          <w:right w:val="single" w:sz="12" w:space="0" w:color="auto"/>
+          <w:insideH w:val="single" w:sz="6" w:space="0" w:color="auto"/>
+          <w:insideV w:val="single" w:sz="6" w:space="0" w:color="auto"/>
+        </w:tblBorders>
+        <w:tblLook w:val="04A0" w:firstRow="1" w:lastRow="0" w:firstColumn="1" w:lastColumn="0" w:noHBand="0" w:noVBand="1"/>
+      </w:tblPr>
+      <w:tblGrid>
+        <w:gridCol w:w="2843"/>
+        <w:gridCol w:w="3052"/>
+        <w:gridCol w:w="3101"/>
+      </w:tblGrid>
+      <w:tr>
+        <w:tc>
+          <w:tcPr>
+            <w:tcW w:w="2849" w:type="dxa"/>
+            <w:tcBorders>
+              <w:top w:val="single" w:sz="12" w:space="0" w:color="auto"/>
+              <w:bottom w:val="single" w:sz="12" w:space="0" w:color="auto"/>
+            </w:tcBorders>
+            <w:shd w:val="clear" w:color="auto" w:fill="BFBFBF" w:themeFill="background1" w:themeFillShade="BF"/>
+          </w:tcPr>
+          <w:p>
+            <w:pPr>
+              <w:jc w:val="center"/>
+              <w:rPr>
+                <w:rFonts w:hint="eastAsia"/>
+                <w:b/>
+                <w:bCs/>
+              </w:rPr>
+            </w:pPr>
+            <w:r>
+              <w:rPr>
+                <w:rFonts w:hint="eastAsia"/>
+                <w:b/>
+                <w:bCs/>
+              </w:rPr>
+              <w:t>변수 종류</w:t>
+            </w:r>
+          </w:p>
+        </w:tc>
+        <w:tc>
+          <w:tcPr>
+            <w:tcW w:w="3059" w:type="dxa"/>
+            <w:tcBorders>
+              <w:top w:val="single" w:sz="12" w:space="0" w:color="auto"/>
+              <w:bottom w:val="single" w:sz="12" w:space="0" w:color="auto"/>
+            </w:tcBorders>
+            <w:shd w:val="clear" w:color="auto" w:fill="BFBFBF" w:themeFill="background1" w:themeFillShade="BF"/>
+          </w:tcPr>
+          <w:p>
+            <w:pPr>
+              <w:jc w:val="center"/>
+              <w:rPr>
+                <w:rFonts w:hint="eastAsia"/>
+                <w:b/>
+                <w:bCs/>
+              </w:rPr>
+            </w:pPr>
+            <w:r>
+              <w:rPr>
+                <w:rFonts w:hint="eastAsia"/>
+                <w:b/>
+                <w:bCs/>
+              </w:rPr>
+              <w:t>p</w:t>
+            </w:r>
+            <w:r>
+              <w:rPr>
+                <w:b/>
+                <w:bCs/>
+              </w:rPr>
+              <w:t>refix</w:t>
+            </w:r>
+          </w:p>
+        </w:tc>
+        <w:tc>
+          <w:tcPr>
+            <w:tcW w:w="3108" w:type="dxa"/>
+            <w:tcBorders>
+              <w:top w:val="single" w:sz="12" w:space="0" w:color="auto"/>
+              <w:bottom w:val="single" w:sz="12" w:space="0" w:color="auto"/>
+            </w:tcBorders>
+            <w:shd w:val="clear" w:color="auto" w:fill="BFBFBF" w:themeFill="background1" w:themeFillShade="BF"/>
+          </w:tcPr>
+          <w:p>
+            <w:pPr>
+              <w:jc w:val="center"/>
+              <w:rPr>
+                <w:rFonts w:hint="eastAsia"/>
+                <w:b/>
+                <w:bCs/>
+              </w:rPr>
+            </w:pPr>
+            <w:r>
+              <w:rPr>
+                <w:rFonts w:hint="eastAsia"/>
+                <w:b/>
+                <w:bCs/>
+              </w:rPr>
+              <w:t>설명</w:t>
+            </w:r>
+          </w:p>
+        </w:tc>
+      </w:tr>
+      <w:tr>
+        <w:tc>
+          <w:tcPr>
+            <w:tcW w:w="2849" w:type="dxa"/>
+            <w:tcBorders>
+              <w:top w:val="single" w:sz="12" w:space="0" w:color="auto"/>
+            </w:tcBorders>
+          </w:tcPr>
+          <w:p>
+            <w:pPr>
+              <w:jc w:val="left"/>
+              <w:rPr>
+                <w:rFonts w:hint="eastAsia"/>
+              </w:rPr>
+            </w:pPr>
+            <w:r>
+              <w:rPr>
+                <w:rFonts w:hint="eastAsia"/>
+              </w:rPr>
+              <w:t>i</w:t>
+            </w:r>
+            <w:r>
+              <w:t>nput</w:t>
+            </w:r>
+          </w:p>
+        </w:tc>
+        <w:tc>
+          <w:tcPr>
+            <w:tcW w:w="3059" w:type="dxa"/>
+            <w:tcBorders>
+              <w:top w:val="single" w:sz="12" w:space="0" w:color="auto"/>
+            </w:tcBorders>
+          </w:tcPr>
+          <w:p>
+            <w:pPr>
+              <w:jc w:val="left"/>
+              <w:rPr>
+                <w:rFonts w:hint="eastAsia"/>
+              </w:rPr>
+            </w:pPr>
+            <w:proofErr w:type="spellStart"/>
+            <w:r>
+              <w:rPr>
+                <w:rFonts w:hint="eastAsia"/>
+              </w:rPr>
+              <w:t>i</w:t>
+            </w:r>
+            <w:proofErr w:type="spellEnd"/>
+            <w:r>
+              <w:t>_</w:t>
+            </w:r>
+          </w:p>
+        </w:tc>
+        <w:tc>
+          <w:tcPr>
+            <w:tcW w:w="3108" w:type="dxa"/>
+            <w:tcBorders>
+              <w:top w:val="single" w:sz="12" w:space="0" w:color="auto"/>
+            </w:tcBorders>
+          </w:tcPr>
+          <w:p>
+            <w:pPr>
+              <w:jc w:val="left"/>
+              <w:rPr>
+                <w:rFonts w:hint="eastAsia"/>
+              </w:rPr>
+            </w:pPr>
+            <w:r>
+              <w:rPr>
+                <w:rFonts w:hint="eastAsia"/>
+              </w:rPr>
+              <w:t>입력 변수</w:t>
+            </w:r>
+          </w:p>
+        </w:tc>
+      </w:tr>
+      <w:tr>
+        <w:tc>
+          <w:tcPr>
+            <w:tcW w:w="2849" w:type="dxa"/>
+          </w:tcPr>
+          <w:p>
+            <w:pPr>
+              <w:jc w:val="left"/>
+              <w:rPr>
+                <w:rFonts w:hint="eastAsia"/>
+              </w:rPr>
+            </w:pPr>
+            <w:r>
+              <w:rPr>
+                <w:rFonts w:hint="eastAsia"/>
+              </w:rPr>
+              <w:t>o</w:t>
+            </w:r>
+            <w:r>
+              <w:t>utput</w:t>
+            </w:r>
+          </w:p>
+        </w:tc>
+        <w:tc>
+          <w:tcPr>
+            <w:tcW w:w="3059" w:type="dxa"/>
+          </w:tcPr>
+          <w:p>
+            <w:pPr>
+              <w:jc w:val="left"/>
+              <w:rPr>
+                <w:rFonts w:hint="eastAsia"/>
+              </w:rPr>
+            </w:pPr>
+            <w:r>
+              <w:rPr>
+                <w:rFonts w:hint="eastAsia"/>
+              </w:rPr>
+              <w:t>o</w:t>
+            </w:r>
+            <w:r>
+              <w:t>_</w:t>
+            </w:r>
+          </w:p>
+        </w:tc>
+        <w:tc>
+          <w:tcPr>
+            <w:tcW w:w="3108" w:type="dxa"/>
+          </w:tcPr>
+          <w:p>
+            <w:pPr>
+              <w:jc w:val="left"/>
+              <w:rPr>
+                <w:rFonts w:hint="eastAsia"/>
+              </w:rPr>
+            </w:pPr>
+            <w:r>
+              <w:rPr>
+                <w:rFonts w:hint="eastAsia"/>
+              </w:rPr>
+              <w:t>출력 변수</w:t>
+            </w:r>
+          </w:p>
+        </w:tc>
+      </w:tr>
+      <w:tr>
+        <w:tc>
+          <w:tcPr>
+            <w:tcW w:w="2849" w:type="dxa"/>
+          </w:tcPr>
+          <w:p>
+            <w:pPr>
+              <w:jc w:val="left"/>
+              <w:rPr>
+                <w:rFonts w:hint="eastAsia"/>
+              </w:rPr>
+            </w:pPr>
+            <w:proofErr w:type="spellStart"/>
+            <w:r>
+              <w:rPr>
+                <w:rFonts w:hint="eastAsia"/>
+              </w:rPr>
+              <w:t>i</w:t>
+            </w:r>
+            <w:r>
+              <w:t>nout</w:t>
+            </w:r>
+            <w:proofErr w:type="spellEnd"/>
+          </w:p>
+        </w:tc>
+        <w:tc>
+          <w:tcPr>
+            <w:tcW w:w="3059" w:type="dxa"/>
+          </w:tcPr>
+          <w:p>
+            <w:pPr>
+              <w:jc w:val="left"/>
+              <w:rPr>
+                <w:rFonts w:hint="eastAsia"/>
+              </w:rPr>
+            </w:pPr>
+            <w:r>
+              <w:rPr>
+                <w:rFonts w:hint="eastAsia"/>
+              </w:rPr>
+              <w:t>i</w:t>
+            </w:r>
+            <w:r>
+              <w:t>o_</w:t>
+            </w:r>
+          </w:p>
+        </w:tc>
+        <w:tc>
+          <w:tcPr>
+            <w:tcW w:w="3108" w:type="dxa"/>
+          </w:tcPr>
+          <w:p>
+            <w:pPr>
+              <w:jc w:val="left"/>
+              <w:rPr>
+                <w:rFonts w:hint="eastAsia"/>
+              </w:rPr>
+            </w:pPr>
+            <w:r>
+              <w:rPr>
+                <w:rFonts w:hint="eastAsia"/>
+              </w:rPr>
+              <w:t>입/출력 변수</w:t>
+            </w:r>
+          </w:p>
+        </w:tc>
+      </w:tr>
+      <w:tr>
+        <w:tc>
+          <w:tcPr>
+            <w:tcW w:w="2849" w:type="dxa"/>
+          </w:tcPr>
+          <w:p>
+            <w:pPr>
+              <w:jc w:val="left"/>
+              <w:rPr>
+                <w:rFonts w:hint="eastAsia"/>
+              </w:rPr>
+            </w:pPr>
+            <w:r>
+              <w:rPr>
+                <w:rFonts w:hint="eastAsia"/>
+              </w:rPr>
+              <w:t>w</w:t>
+            </w:r>
+            <w:r>
+              <w:t>ire</w:t>
+            </w:r>
+          </w:p>
+        </w:tc>
+        <w:tc>
+          <w:tcPr>
+            <w:tcW w:w="3059" w:type="dxa"/>
+          </w:tcPr>
+          <w:p>
+            <w:pPr>
+              <w:jc w:val="left"/>
+              <w:rPr>
+                <w:rFonts w:hint="eastAsia"/>
+              </w:rPr>
+            </w:pPr>
+            <w:r>
+              <w:rPr>
+                <w:rFonts w:hint="eastAsia"/>
+              </w:rPr>
+              <w:t>w</w:t>
+            </w:r>
+            <w:r>
+              <w:t>_</w:t>
+            </w:r>
+          </w:p>
+        </w:tc>
+        <w:tc>
+          <w:tcPr>
+            <w:tcW w:w="3108" w:type="dxa"/>
+          </w:tcPr>
+          <w:p>
+            <w:pPr>
+              <w:jc w:val="left"/>
+              <w:rPr>
+                <w:rFonts w:hint="eastAsia"/>
+              </w:rPr>
+            </w:pPr>
+            <w:r>
+              <w:t xml:space="preserve">net </w:t>
+            </w:r>
+            <w:r>
+              <w:rPr>
+                <w:rFonts w:hint="eastAsia"/>
+              </w:rPr>
+              <w:t>변수</w:t>
+            </w:r>
+          </w:p>
+        </w:tc>
+      </w:tr>
+      <w:tr>
+        <w:tc>
+          <w:tcPr>
+            <w:tcW w:w="2849" w:type="dxa"/>
+          </w:tcPr>
+          <w:p>
+            <w:pPr>
+              <w:jc w:val="left"/>
+              <w:rPr>
+                <w:rFonts w:hint="eastAsia"/>
+              </w:rPr>
+            </w:pPr>
+            <w:r>
+              <w:rPr>
+                <w:rFonts w:hint="eastAsia"/>
+              </w:rPr>
+              <w:t>r</w:t>
+            </w:r>
+            <w:r>
+              <w:t>eg</w:t>
+            </w:r>
+          </w:p>
+        </w:tc>
+        <w:tc>
+          <w:tcPr>
+            <w:tcW w:w="3059" w:type="dxa"/>
+          </w:tcPr>
+          <w:p>
+            <w:pPr>
+              <w:jc w:val="left"/>
+              <w:rPr>
+                <w:rFonts w:hint="eastAsia"/>
+              </w:rPr>
+            </w:pPr>
+            <w:r>
+              <w:rPr>
+                <w:rFonts w:hint="eastAsia"/>
+              </w:rPr>
+              <w:t>r</w:t>
+            </w:r>
+            <w:r>
+              <w:t>_</w:t>
+            </w:r>
+          </w:p>
+        </w:tc>
+        <w:tc>
+          <w:tcPr>
+            <w:tcW w:w="3108" w:type="dxa"/>
+          </w:tcPr>
+          <w:p>
+            <w:pPr>
+              <w:jc w:val="left"/>
+              <w:rPr>
+                <w:rFonts w:hint="eastAsia"/>
+              </w:rPr>
+            </w:pPr>
+            <w:r>
+              <w:rPr>
+                <w:rFonts w:hint="eastAsia"/>
+              </w:rPr>
+              <w:t>r</w:t>
+            </w:r>
+            <w:r>
+              <w:t xml:space="preserve">eg </w:t>
+            </w:r>
+            <w:r>
+              <w:rPr>
+                <w:rFonts w:hint="eastAsia"/>
+              </w:rPr>
+              <w:t>변수</w:t>
+            </w:r>
+          </w:p>
+        </w:tc>
+      </w:tr>
+      <w:tr>
+        <w:tc>
+          <w:tcPr>
+            <w:tcW w:w="2849" w:type="dxa"/>
+          </w:tcPr>
+          <w:p>
+            <w:pPr>
+              <w:jc w:val="left"/>
+              <w:rPr>
+                <w:rFonts w:hint="eastAsia"/>
+              </w:rPr>
+            </w:pPr>
+            <w:r>
+              <w:rPr>
+                <w:rFonts w:hint="eastAsia"/>
+              </w:rPr>
+              <w:t>l</w:t>
+            </w:r>
+            <w:r>
+              <w:t>ogic</w:t>
+            </w:r>
+          </w:p>
+        </w:tc>
+        <w:tc>
+          <w:tcPr>
+            <w:tcW w:w="3059" w:type="dxa"/>
+          </w:tcPr>
+          <w:p>
+            <w:pPr>
+              <w:jc w:val="left"/>
+              <w:rPr>
+                <w:rFonts w:hint="eastAsia"/>
+              </w:rPr>
+            </w:pPr>
+            <w:r>
+              <w:rPr>
+                <w:rFonts w:hint="eastAsia"/>
+              </w:rPr>
+              <w:t>l</w:t>
+            </w:r>
+            <w:r>
+              <w:t>_</w:t>
+            </w:r>
+          </w:p>
+        </w:tc>
+        <w:tc>
+          <w:tcPr>
+            <w:tcW w:w="3108" w:type="dxa"/>
+          </w:tcPr>
+          <w:p>
+            <w:pPr>
+              <w:jc w:val="left"/>
+              <w:rPr>
+                <w:rFonts w:hint="eastAsia"/>
+              </w:rPr>
+            </w:pPr>
+            <w:r>
+              <w:rPr>
+                <w:rFonts w:hint="eastAsia"/>
+              </w:rPr>
+              <w:t>l</w:t>
+            </w:r>
+            <w:r>
+              <w:t xml:space="preserve">ogic </w:t>
+            </w:r>
+            <w:r>
+              <w:rPr>
+                <w:rFonts w:hint="eastAsia"/>
+              </w:rPr>
+              <w:t>변수</w:t>
+            </w:r>
+          </w:p>
+        </w:tc>
+      </w:tr>
+    </w:tbl>
+    <w:p>
+      <w:pPr>
+        <w:spacing w:after="0"/>
+        <w:rPr>
+          <w:rFonts w:hint="eastAsia"/>
+        </w:rPr>
+      </w:pPr>
+    </w:p>
+    <w:p/>
+    <w:p>
+      <w:pPr>
         <w:sectPr>
           <w:headerReference w:type="default" r:id="rId10"/>
           <w:footerReference w:type="default" r:id="rId11"/>
@@ -2246,8 +4223,8 @@
       <w:pPr>
         <w:pStyle w:val="1"/>
       </w:pPr>
-      <w:bookmarkStart w:id="3" w:name="_Ref229923019"/>
-      <w:bookmarkStart w:id="4" w:name="_Toc229928458"/>
+      <w:bookmarkStart w:id="9" w:name="_Ref229923019"/>
+      <w:bookmarkStart w:id="10" w:name="_Toc229949990"/>
       <w:r>
         <w:rPr>
           <w:rFonts w:hint="eastAsia"/>
@@ -2261,8 +4238,8 @@
         </w:rPr>
         <w:t xml:space="preserve"> 모듈</w:t>
       </w:r>
-      <w:bookmarkEnd w:id="3"/>
-      <w:bookmarkEnd w:id="4"/>
+      <w:bookmarkEnd w:id="9"/>
+      <w:bookmarkEnd w:id="10"/>
     </w:p>
     <w:p>
       <w:r>
@@ -2302,7 +4279,34 @@
         <w:rPr>
           <w:rFonts w:hint="eastAsia"/>
         </w:rPr>
-        <w:t>설계한 모듈은 과 같다.</w:t>
+        <w:t xml:space="preserve">설계한 모듈은 </w:t>
+      </w:r>
+      <w:r>
+        <w:fldChar w:fldCharType="begin"/>
+      </w:r>
+      <w:r>
+        <w:instrText xml:space="preserve"> REF _Ref229944890 \h </w:instrText>
+      </w:r>
+      <w:r>
+        <w:fldChar w:fldCharType="separate"/>
+      </w:r>
+      <w:r>
+        <w:t xml:space="preserve">표 </w:t>
+      </w:r>
+      <w:r>
+        <w:rPr>
+          <w:noProof/>
+        </w:rPr>
+        <w:t>2</w:t>
+      </w:r>
+      <w:r>
+        <w:fldChar w:fldCharType="end"/>
+      </w:r>
+      <w:r>
+        <w:rPr>
+          <w:rFonts w:hint="eastAsia"/>
+        </w:rPr>
+        <w:t>과 같다.</w:t>
       </w:r>
     </w:p>
     <w:p>
@@ -2310,18 +4314,34 @@
         <w:pStyle w:val="a7"/>
         <w:keepNext/>
       </w:pPr>
-      <w:bookmarkStart w:id="5" w:name="_Toc229928476"/>
+      <w:bookmarkStart w:id="11" w:name="_Ref229944890"/>
+      <w:bookmarkStart w:id="12" w:name="_Ref229944885"/>
+      <w:bookmarkStart w:id="13" w:name="_Toc229950015"/>
       <w:r>
         <w:t xml:space="preserve">표 </w:t>
       </w:r>
-      <w:fldSimple w:instr=" SEQ 표 \* ARABIC ">
-        <w:r>
-          <w:rPr>
-            <w:noProof/>
-          </w:rPr>
-          <w:t>1</w:t>
-        </w:r>
-      </w:fldSimple>
+      <w:r>
+        <w:fldChar w:fldCharType="begin"/>
+      </w:r>
+      <w:r>
+        <w:instrText xml:space="preserve"> SEQ 표 \* ARABIC </w:instrText>
+      </w:r>
+      <w:r>
+        <w:fldChar w:fldCharType="separate"/>
+      </w:r>
+      <w:r>
+        <w:rPr>
+          <w:noProof/>
+        </w:rPr>
+        <w:t>2</w:t>
+      </w:r>
+      <w:r>
+        <w:rPr>
+          <w:noProof/>
+        </w:rPr>
+        <w:fldChar w:fldCharType="end"/>
+      </w:r>
+      <w:bookmarkEnd w:id="11"/>
       <w:r>
         <w:t xml:space="preserve"> </w:t>
       </w:r>
@@ -2331,7 +4351,8 @@
         </w:rPr>
         <w:t>하드웨어 모듈</w:t>
       </w:r>
-      <w:bookmarkEnd w:id="5"/>
+      <w:bookmarkEnd w:id="12"/>
+      <w:bookmarkEnd w:id="13"/>
     </w:p>
     <w:tbl>
       <w:tblPr>
@@ -2448,7 +4469,6 @@
             <w:pPr>
               <w:jc w:val="center"/>
               <w:rPr>
-                <w:rFonts w:hint="eastAsia"/>
                 <w:b/>
               </w:rPr>
             </w:pPr>
@@ -2512,9 +4532,11 @@
             <w:pPr>
               <w:jc w:val="center"/>
             </w:pPr>
+            <w:proofErr w:type="spellStart"/>
             <w:r>
               <w:t>adder21</w:t>
             </w:r>
+            <w:proofErr w:type="spellEnd"/>
           </w:p>
         </w:tc>
         <w:tc>
@@ -2529,6 +4551,7 @@
             <w:pPr>
               <w:jc w:val="center"/>
             </w:pPr>
+            <w:proofErr w:type="spellStart"/>
             <w:r>
               <w:rPr>
                 <w:rFonts w:hint="eastAsia"/>
@@ -2538,6 +4561,7 @@
             <w:r>
               <w:t>dder.sv</w:t>
             </w:r>
+            <w:proofErr w:type="spellEnd"/>
           </w:p>
         </w:tc>
         <w:tc>
@@ -2621,31 +4645,31 @@
             <w:pPr>
               <w:jc w:val="center"/>
             </w:pPr>
+            <w:r>
+              <w:t>alu</w:t>
+            </w:r>
+          </w:p>
+        </w:tc>
+        <w:tc>
+          <w:tcPr>
+            <w:tcW w:w="2268" w:type="dxa"/>
+            <w:vAlign w:val="center"/>
+          </w:tcPr>
+          <w:p>
+            <w:pPr>
+              <w:jc w:val="center"/>
+            </w:pPr>
             <w:proofErr w:type="spellStart"/>
             <w:r>
-              <w:t>alu</w:t>
+              <w:rPr>
+                <w:rFonts w:hint="eastAsia"/>
+              </w:rPr>
+              <w:t>a</w:t>
+            </w:r>
+            <w:r>
+              <w:t>lu.sv</w:t>
             </w:r>
             <w:proofErr w:type="spellEnd"/>
-          </w:p>
-        </w:tc>
-        <w:tc>
-          <w:tcPr>
-            <w:tcW w:w="2268" w:type="dxa"/>
-            <w:vAlign w:val="center"/>
-          </w:tcPr>
-          <w:p>
-            <w:pPr>
-              <w:jc w:val="center"/>
-            </w:pPr>
-            <w:r>
-              <w:rPr>
-                <w:rFonts w:hint="eastAsia"/>
-              </w:rPr>
-              <w:t>a</w:t>
-            </w:r>
-            <w:r>
-              <w:t>lu.sv</w:t>
-            </w:r>
           </w:p>
         </w:tc>
         <w:tc>
@@ -2742,6 +4766,7 @@
             <w:pPr>
               <w:jc w:val="center"/>
             </w:pPr>
+            <w:proofErr w:type="spellStart"/>
             <w:r>
               <w:rPr>
                 <w:rFonts w:hint="eastAsia"/>
@@ -2751,6 +4776,7 @@
             <w:r>
               <w:t>lu_ctr.sv</w:t>
             </w:r>
+            <w:proofErr w:type="spellEnd"/>
           </w:p>
         </w:tc>
         <w:tc>
@@ -2846,9 +4872,11 @@
             <w:pPr>
               <w:jc w:val="center"/>
             </w:pPr>
+            <w:proofErr w:type="spellStart"/>
             <w:r>
               <w:t>bridge.sv</w:t>
             </w:r>
+            <w:proofErr w:type="spellEnd"/>
           </w:p>
         </w:tc>
         <w:tc>
@@ -3120,6 +5148,7 @@
             <w:pPr>
               <w:jc w:val="center"/>
             </w:pPr>
+            <w:proofErr w:type="spellStart"/>
             <w:r>
               <w:rPr>
                 <w:rFonts w:hint="eastAsia"/>
@@ -3129,6 +5158,7 @@
             <w:r>
               <w:t>tr_unit.sv</w:t>
             </w:r>
+            <w:proofErr w:type="spellEnd"/>
           </w:p>
         </w:tc>
         <w:tc>
@@ -3178,19 +5208,11 @@
             <w:r>
               <w:fldChar w:fldCharType="separate"/>
             </w:r>
-            <w:proofErr w:type="spellStart"/>
-            <w:r>
-              <w:rPr>
-                <w:rFonts w:hint="eastAsia"/>
-              </w:rPr>
-              <w:t>포워딩</w:t>
-            </w:r>
-            <w:proofErr w:type="spellEnd"/>
-            <w:r>
-              <w:rPr>
-                <w:rFonts w:hint="eastAsia"/>
-              </w:rPr>
-              <w:t xml:space="preserve"> 장치</w:t>
+            <w:r>
+              <w:rPr>
+                <w:rFonts w:hint="eastAsia"/>
+              </w:rPr>
+              <w:t>포워딩 장치</w:t>
             </w:r>
             <w:r>
               <w:t>(Forwarding Unit)</w:t>
@@ -3226,9 +5248,11 @@
             <w:pPr>
               <w:jc w:val="center"/>
             </w:pPr>
+            <w:proofErr w:type="spellStart"/>
             <w:r>
               <w:t>forwarding_unit.sv</w:t>
             </w:r>
+            <w:proofErr w:type="spellEnd"/>
           </w:p>
         </w:tc>
         <w:tc>
@@ -3445,6 +5469,7 @@
             <w:pPr>
               <w:jc w:val="center"/>
             </w:pPr>
+            <w:proofErr w:type="spellStart"/>
             <w:r>
               <w:rPr>
                 <w:rFonts w:hint="eastAsia"/>
@@ -3454,6 +5479,7 @@
             <w:r>
               <w:t>nst_decoder.sv</w:t>
             </w:r>
+            <w:proofErr w:type="spellEnd"/>
           </w:p>
         </w:tc>
         <w:tc>
@@ -3516,67 +5542,56 @@
               </w:rPr>
               <w:t xml:space="preserve"> 장치(</w:t>
             </w:r>
+            <w:r>
+              <w:t>Mul/Div Unit)</w:t>
+            </w:r>
+            <w:r>
+              <w:fldChar w:fldCharType="end"/>
+            </w:r>
+          </w:p>
+        </w:tc>
+        <w:tc>
+          <w:tcPr>
+            <w:tcW w:w="2267" w:type="dxa"/>
+            <w:vAlign w:val="center"/>
+          </w:tcPr>
+          <w:p>
+            <w:pPr>
+              <w:jc w:val="center"/>
+            </w:pPr>
             <w:proofErr w:type="spellStart"/>
             <w:r>
-              <w:t>Mul</w:t>
+              <w:rPr>
+                <w:rFonts w:hint="eastAsia"/>
+              </w:rPr>
+              <w:t>m</w:t>
+            </w:r>
+            <w:r>
+              <w:t>ul_div_unit</w:t>
             </w:r>
             <w:proofErr w:type="spellEnd"/>
-            <w:r>
-              <w:t>/</w:t>
-            </w:r>
+          </w:p>
+        </w:tc>
+        <w:tc>
+          <w:tcPr>
+            <w:tcW w:w="2268" w:type="dxa"/>
+            <w:vAlign w:val="center"/>
+          </w:tcPr>
+          <w:p>
+            <w:pPr>
+              <w:jc w:val="center"/>
+            </w:pPr>
             <w:proofErr w:type="spellStart"/>
             <w:r>
-              <w:t>Div</w:t>
+              <w:rPr>
+                <w:rFonts w:hint="eastAsia"/>
+              </w:rPr>
+              <w:t>m</w:t>
+            </w:r>
+            <w:r>
+              <w:t>ul_div_unit.sv</w:t>
             </w:r>
             <w:proofErr w:type="spellEnd"/>
-            <w:r>
-              <w:t xml:space="preserve"> Unit)</w:t>
-            </w:r>
-            <w:r>
-              <w:fldChar w:fldCharType="end"/>
-            </w:r>
-          </w:p>
-        </w:tc>
-        <w:tc>
-          <w:tcPr>
-            <w:tcW w:w="2267" w:type="dxa"/>
-            <w:vAlign w:val="center"/>
-          </w:tcPr>
-          <w:p>
-            <w:pPr>
-              <w:jc w:val="center"/>
-            </w:pPr>
-            <w:proofErr w:type="spellStart"/>
-            <w:r>
-              <w:rPr>
-                <w:rFonts w:hint="eastAsia"/>
-              </w:rPr>
-              <w:t>m</w:t>
-            </w:r>
-            <w:r>
-              <w:t>ul_div_unit</w:t>
-            </w:r>
-            <w:proofErr w:type="spellEnd"/>
-          </w:p>
-        </w:tc>
-        <w:tc>
-          <w:tcPr>
-            <w:tcW w:w="2268" w:type="dxa"/>
-            <w:vAlign w:val="center"/>
-          </w:tcPr>
-          <w:p>
-            <w:pPr>
-              <w:jc w:val="center"/>
-            </w:pPr>
-            <w:r>
-              <w:rPr>
-                <w:rFonts w:hint="eastAsia"/>
-              </w:rPr>
-              <w:t>m</w:t>
-            </w:r>
-            <w:r>
-              <w:t>ul_div_unit.sv</w:t>
-            </w:r>
           </w:p>
         </w:tc>
         <w:tc>
@@ -3635,13 +5650,7 @@
             </w:r>
             <w:proofErr w:type="spellEnd"/>
             <w:r>
-              <w:t>(Multip</w:t>
-            </w:r>
-            <w:r>
-              <w:t>l</w:t>
-            </w:r>
-            <w:r>
-              <w:t>exer)</w:t>
+              <w:t>(Multiplexer)</w:t>
             </w:r>
             <w:r>
               <w:fldChar w:fldCharType="end"/>
@@ -3657,9 +5666,11 @@
             <w:pPr>
               <w:jc w:val="center"/>
             </w:pPr>
+            <w:proofErr w:type="spellStart"/>
             <w:r>
               <w:t>mux21</w:t>
             </w:r>
+            <w:proofErr w:type="spellEnd"/>
           </w:p>
         </w:tc>
         <w:tc>
@@ -3672,6 +5683,7 @@
             <w:pPr>
               <w:jc w:val="center"/>
             </w:pPr>
+            <w:proofErr w:type="spellStart"/>
             <w:r>
               <w:rPr>
                 <w:rFonts w:hint="eastAsia"/>
@@ -3681,6 +5693,7 @@
             <w:r>
               <w:t>ux.sv</w:t>
             </w:r>
+            <w:proofErr w:type="spellEnd"/>
           </w:p>
         </w:tc>
         <w:tc>
@@ -3733,6 +5746,7 @@
             <w:pPr>
               <w:jc w:val="center"/>
             </w:pPr>
+            <w:proofErr w:type="spellStart"/>
             <w:r>
               <w:rPr>
                 <w:rFonts w:hint="eastAsia"/>
@@ -3742,6 +5756,7 @@
             <w:r>
               <w:t>ux41</w:t>
             </w:r>
+            <w:proofErr w:type="spellEnd"/>
           </w:p>
         </w:tc>
         <w:tc>
@@ -3825,6 +5840,7 @@
             <w:pPr>
               <w:jc w:val="center"/>
             </w:pPr>
+            <w:proofErr w:type="spellStart"/>
             <w:r>
               <w:rPr>
                 <w:rFonts w:hint="eastAsia"/>
@@ -3834,6 +5850,7 @@
             <w:r>
               <w:t>c.sv</w:t>
             </w:r>
+            <w:proofErr w:type="spellEnd"/>
           </w:p>
         </w:tc>
         <w:tc>
@@ -3919,6 +5936,7 @@
             <w:pPr>
               <w:jc w:val="center"/>
             </w:pPr>
+            <w:proofErr w:type="spellStart"/>
             <w:r>
               <w:rPr>
                 <w:rFonts w:hint="eastAsia"/>
@@ -3928,6 +5946,7 @@
             <w:r>
               <w:t>egisters.sv</w:t>
             </w:r>
+            <w:proofErr w:type="spellEnd"/>
           </w:p>
         </w:tc>
         <w:tc>
@@ -4029,6 +6048,7 @@
             <w:pPr>
               <w:jc w:val="center"/>
             </w:pPr>
+            <w:proofErr w:type="spellStart"/>
             <w:r>
               <w:rPr>
                 <w:rFonts w:hint="eastAsia"/>
@@ -4038,6 +6058,7 @@
             <w:r>
               <w:t>hift_left.sv</w:t>
             </w:r>
+            <w:proofErr w:type="spellEnd"/>
           </w:p>
         </w:tc>
         <w:tc>
@@ -4139,6 +6160,7 @@
             <w:pPr>
               <w:jc w:val="center"/>
             </w:pPr>
+            <w:proofErr w:type="spellStart"/>
             <w:r>
               <w:rPr>
                 <w:rFonts w:hint="eastAsia"/>
@@ -4148,6 +6170,7 @@
             <w:r>
               <w:t>ign_extend.sv</w:t>
             </w:r>
+            <w:proofErr w:type="spellEnd"/>
           </w:p>
         </w:tc>
         <w:tc>
@@ -4235,6 +6258,7 @@
             <w:pPr>
               <w:jc w:val="center"/>
             </w:pPr>
+            <w:proofErr w:type="spellStart"/>
             <w:r>
               <w:rPr>
                 <w:rFonts w:hint="eastAsia"/>
@@ -4244,6 +6268,7 @@
             <w:r>
               <w:t>op_cpu.sv</w:t>
             </w:r>
+            <w:proofErr w:type="spellEnd"/>
           </w:p>
         </w:tc>
         <w:tc>
@@ -4275,11 +6300,6 @@
       </w:tr>
     </w:tbl>
     <w:p>
-      <w:bookmarkStart w:id="6" w:name="_GoBack"/>
-      <w:bookmarkEnd w:id="6"/>
-    </w:p>
-    <w:p/>
-    <w:p>
       <w:pPr>
         <w:rPr>
           <w:rFonts w:hint="eastAsia"/>
@@ -4291,21 +6311,7 @@
         <w:rPr>
           <w:rFonts w:hint="eastAsia"/>
         </w:rPr>
-        <w:t xml:space="preserve">설계에 필요한 전역/지역 </w:t>
-      </w:r>
-      <w:proofErr w:type="spellStart"/>
-      <w:r>
-        <w:rPr>
-          <w:rFonts w:hint="eastAsia"/>
-        </w:rPr>
-        <w:t>파라미터는</w:t>
-      </w:r>
-      <w:proofErr w:type="spellEnd"/>
-      <w:r>
-        <w:rPr>
-          <w:rFonts w:hint="eastAsia"/>
-        </w:rPr>
-        <w:t xml:space="preserve"> </w:t>
+        <w:t xml:space="preserve">설계에 필요한 전역/지역 파라미터는 </w:t>
       </w:r>
       <w:r>
         <w:fldChar w:fldCharType="begin"/>
@@ -4332,7 +6338,7 @@
         <w:rPr>
           <w:noProof/>
         </w:rPr>
-        <w:t>2</w:t>
+        <w:t>3</w:t>
       </w:r>
       <w:r>
         <w:fldChar w:fldCharType="end"/>
@@ -4349,23 +6355,36 @@
         <w:pStyle w:val="a7"/>
         <w:keepNext/>
       </w:pPr>
-      <w:bookmarkStart w:id="7" w:name="_Ref229924676"/>
-      <w:bookmarkStart w:id="8" w:name="_Toc229926598"/>
-      <w:bookmarkStart w:id="9" w:name="_Toc229926654"/>
-      <w:bookmarkStart w:id="10" w:name="_Toc229926727"/>
-      <w:bookmarkStart w:id="11" w:name="_Toc229928477"/>
+      <w:bookmarkStart w:id="14" w:name="_Ref229924676"/>
+      <w:bookmarkStart w:id="15" w:name="_Toc229926598"/>
+      <w:bookmarkStart w:id="16" w:name="_Toc229926654"/>
+      <w:bookmarkStart w:id="17" w:name="_Toc229926727"/>
+      <w:bookmarkStart w:id="18" w:name="_Toc229950016"/>
       <w:r>
         <w:t xml:space="preserve">표 </w:t>
       </w:r>
-      <w:fldSimple w:instr=" SEQ 표 \* ARABIC ">
-        <w:r>
-          <w:rPr>
-            <w:noProof/>
-          </w:rPr>
-          <w:t>2</w:t>
-        </w:r>
-      </w:fldSimple>
-      <w:bookmarkEnd w:id="7"/>
+      <w:r>
+        <w:fldChar w:fldCharType="begin"/>
+      </w:r>
+      <w:r>
+        <w:instrText xml:space="preserve"> SEQ 표 \* ARABIC </w:instrText>
+      </w:r>
+      <w:r>
+        <w:fldChar w:fldCharType="separate"/>
+      </w:r>
+      <w:r>
+        <w:rPr>
+          <w:noProof/>
+        </w:rPr>
+        <w:t>3</w:t>
+      </w:r>
+      <w:r>
+        <w:rPr>
+          <w:noProof/>
+        </w:rPr>
+        <w:fldChar w:fldCharType="end"/>
+      </w:r>
+      <w:bookmarkEnd w:id="14"/>
       <w:r>
         <w:t xml:space="preserve"> </w:t>
       </w:r>
@@ -4373,20 +6392,12 @@
         <w:rPr>
           <w:rFonts w:hint="eastAsia"/>
         </w:rPr>
-        <w:t xml:space="preserve">전역/지역 </w:t>
-      </w:r>
-      <w:proofErr w:type="spellStart"/>
-      <w:r>
-        <w:rPr>
-          <w:rFonts w:hint="eastAsia"/>
-        </w:rPr>
-        <w:t>파라미터</w:t>
-      </w:r>
-      <w:bookmarkEnd w:id="8"/>
-      <w:bookmarkEnd w:id="9"/>
-      <w:bookmarkEnd w:id="10"/>
-      <w:bookmarkEnd w:id="11"/>
-      <w:proofErr w:type="spellEnd"/>
+        <w:t>전역/지역 파라미터</w:t>
+      </w:r>
+      <w:bookmarkEnd w:id="15"/>
+      <w:bookmarkEnd w:id="16"/>
+      <w:bookmarkEnd w:id="17"/>
+      <w:bookmarkEnd w:id="18"/>
     </w:p>
     <w:tbl>
       <w:tblPr>
@@ -4430,7 +6441,6 @@
                 <w:b/>
               </w:rPr>
             </w:pPr>
-            <w:proofErr w:type="spellStart"/>
             <w:r>
               <w:rPr>
                 <w:rFonts w:hint="eastAsia"/>
@@ -4438,7 +6448,6 @@
               </w:rPr>
               <w:t>파라미터</w:t>
             </w:r>
-            <w:proofErr w:type="spellEnd"/>
           </w:p>
         </w:tc>
         <w:tc>
@@ -4521,6 +6530,7 @@
                 <w:b/>
               </w:rPr>
             </w:pPr>
+            <w:proofErr w:type="spellStart"/>
             <w:r>
               <w:rPr>
                 <w:rFonts w:hint="eastAsia"/>
@@ -4534,6 +6544,7 @@
               </w:rPr>
               <w:t>DDR_BIT</w:t>
             </w:r>
+            <w:proofErr w:type="spellEnd"/>
           </w:p>
         </w:tc>
         <w:tc>
@@ -4630,6 +6641,7 @@
                 <w:b/>
               </w:rPr>
             </w:pPr>
+            <w:proofErr w:type="spellStart"/>
             <w:r>
               <w:rPr>
                 <w:rFonts w:hint="eastAsia"/>
@@ -4643,6 +6655,7 @@
               </w:rPr>
               <w:t>ATA_BIT</w:t>
             </w:r>
+            <w:proofErr w:type="spellEnd"/>
           </w:p>
         </w:tc>
         <w:tc>
@@ -4850,6 +6863,7 @@
                 <w:b/>
               </w:rPr>
             </w:pPr>
+            <w:proofErr w:type="spellStart"/>
             <w:r>
               <w:rPr>
                 <w:rFonts w:hint="eastAsia"/>
@@ -4863,6 +6877,7 @@
               </w:rPr>
               <w:t>PCODE_BIT</w:t>
             </w:r>
+            <w:proofErr w:type="spellEnd"/>
           </w:p>
         </w:tc>
         <w:tc>
@@ -5100,6 +7115,7 @@
                 <w:b/>
               </w:rPr>
             </w:pPr>
+            <w:proofErr w:type="spellStart"/>
             <w:r>
               <w:rPr>
                 <w:rFonts w:hint="eastAsia"/>
@@ -5113,6 +7129,7 @@
               </w:rPr>
               <w:t>EG_BIT</w:t>
             </w:r>
+            <w:proofErr w:type="spellEnd"/>
           </w:p>
         </w:tc>
         <w:tc>
@@ -5303,12 +7320,9 @@
     <w:p>
       <w:pPr>
         <w:pStyle w:val="2"/>
-        <w:rPr>
-          <w:rFonts w:hint="eastAsia"/>
-        </w:rPr>
-      </w:pPr>
-      <w:bookmarkStart w:id="12" w:name="_Ref229928214"/>
-      <w:bookmarkStart w:id="13" w:name="_Toc229928459"/>
+      </w:pPr>
+      <w:bookmarkStart w:id="19" w:name="_Ref229928214"/>
+      <w:bookmarkStart w:id="20" w:name="_Toc229949991"/>
       <w:proofErr w:type="spellStart"/>
       <w:r>
         <w:rPr>
@@ -5320,14 +7334,14 @@
       <w:r>
         <w:t>(Adder)</w:t>
       </w:r>
-      <w:bookmarkEnd w:id="12"/>
-      <w:bookmarkEnd w:id="13"/>
+      <w:bookmarkEnd w:id="19"/>
+      <w:bookmarkEnd w:id="20"/>
     </w:p>
     <w:p>
       <w:pPr>
         <w:pStyle w:val="3"/>
       </w:pPr>
-      <w:bookmarkStart w:id="14" w:name="_Toc229928460"/>
+      <w:bookmarkStart w:id="21" w:name="_Toc229949992"/>
       <w:proofErr w:type="spellStart"/>
       <w:r>
         <w:rPr>
@@ -5342,75 +7356,206 @@
         </w:rPr>
         <w:t xml:space="preserve"> 기능</w:t>
       </w:r>
-      <w:bookmarkEnd w:id="14"/>
+      <w:bookmarkEnd w:id="21"/>
     </w:p>
     <w:p>
-      <w:r>
-        <w:rPr>
-          <w:rFonts w:hint="eastAsia"/>
-        </w:rPr>
-        <w:t>2개의 입력</w:t>
-      </w:r>
-      <w:r>
-        <w:rPr>
-          <w:rFonts w:hint="eastAsia"/>
-        </w:rPr>
-        <w:t xml:space="preserve"> 신호</w:t>
-      </w:r>
-      <w:r>
-        <w:rPr>
-          <w:rFonts w:hint="eastAsia"/>
-        </w:rPr>
-        <w:t>를 더해</w:t>
-      </w:r>
-      <w:r>
-        <w:t xml:space="preserve"> 1</w:t>
-      </w:r>
-      <w:r>
-        <w:rPr>
-          <w:rFonts w:hint="eastAsia"/>
-        </w:rPr>
-        <w:t>개</w:t>
-      </w:r>
-      <w:r>
-        <w:rPr>
-          <w:rFonts w:hint="eastAsia"/>
-        </w:rPr>
-        <w:t>의 신호를 출력</w:t>
-      </w:r>
-      <w:r>
-        <w:rPr>
-          <w:rFonts w:hint="eastAsia"/>
-        </w:rPr>
-        <w:t>하는 기능을 수행한다</w:t>
-      </w:r>
-      <w:r>
-        <w:rPr>
-          <w:rFonts w:hint="eastAsia"/>
-        </w:rPr>
-        <w:t>.</w:t>
+      <w:pPr>
+        <w:keepNext/>
+        <w:jc w:val="center"/>
+      </w:pPr>
+      <w:r>
+        <w:drawing>
+          <wp:inline distT="0" distB="0" distL="0" distR="0" wp14:anchorId="31EC67DE" wp14:editId="0C46889E">
+            <wp:extent cx="3696216" cy="2734057"/>
+            <wp:effectExtent l="0" t="0" r="0" b="9525"/>
+            <wp:docPr id="2054824147" name="그림 1" descr="도표, 라인, 평면도, 기술 도면이(가) 표시된 사진"/>
+            <wp:cNvGraphicFramePr>
+              <a:graphicFrameLocks xmlns:a="http://schemas.openxmlformats.org/drawingml/2006/main" noChangeAspect="1"/>
+            </wp:cNvGraphicFramePr>
+            <a:graphic xmlns:a="http://schemas.openxmlformats.org/drawingml/2006/main">
+              <a:graphicData uri="http://schemas.openxmlformats.org/drawingml/2006/picture">
+                <pic:pic xmlns:pic="http://schemas.openxmlformats.org/drawingml/2006/picture">
+                  <pic:nvPicPr>
+                    <pic:cNvPr id="2054824147" name="그림 1" descr="도표, 라인, 평면도, 기술 도면이(가) 표시된 사진"/>
+                    <pic:cNvPicPr/>
+                  </pic:nvPicPr>
+                  <pic:blipFill>
+                    <a:blip r:embed="rId12"/>
+                    <a:stretch>
+                      <a:fillRect/>
+                    </a:stretch>
+                  </pic:blipFill>
+                  <pic:spPr>
+                    <a:xfrm>
+                      <a:off x="0" y="0"/>
+                      <a:ext cx="3696216" cy="2734057"/>
+                    </a:xfrm>
+                    <a:prstGeom prst="rect">
+                      <a:avLst/>
+                    </a:prstGeom>
+                  </pic:spPr>
+                </pic:pic>
+              </a:graphicData>
+            </a:graphic>
+          </wp:inline>
+        </w:drawing>
       </w:r>
     </w:p>
     <w:p>
       <w:pPr>
         <w:pStyle w:val="a7"/>
+        <w:rPr>
+          <w:rFonts w:hint="eastAsia"/>
+        </w:rPr>
+      </w:pPr>
+      <w:bookmarkStart w:id="22" w:name="_Toc229950020"/>
+      <w:r>
+        <w:t xml:space="preserve">그림 </w:t>
+      </w:r>
+      <w:r>
+        <w:fldChar w:fldCharType="begin"/>
+      </w:r>
+      <w:r>
+        <w:instrText xml:space="preserve"> SEQ 그림 \* ARABIC </w:instrText>
+      </w:r>
+      <w:r>
+        <w:fldChar w:fldCharType="separate"/>
+      </w:r>
+      <w:r>
+        <w:rPr>
+          <w:noProof/>
+        </w:rPr>
+        <w:t>1</w:t>
+      </w:r>
+      <w:r>
+        <w:fldChar w:fldCharType="end"/>
+      </w:r>
+      <w:r>
+        <w:t xml:space="preserve"> </w:t>
+      </w:r>
+      <w:proofErr w:type="spellStart"/>
+      <w:r>
+        <w:rPr>
+          <w:rFonts w:hint="eastAsia"/>
+        </w:rPr>
+        <w:t>A</w:t>
+      </w:r>
+      <w:r>
+        <w:t>dder21</w:t>
+      </w:r>
+      <w:proofErr w:type="spellEnd"/>
+      <w:r>
+        <w:rPr>
+          <w:rFonts w:hint="eastAsia"/>
+        </w:rPr>
+        <w:t xml:space="preserve"> 다이어그램</w:t>
+      </w:r>
+      <w:bookmarkEnd w:id="22"/>
+    </w:p>
+    <w:p>
+      <w:r>
+        <w:rPr>
+          <w:rFonts w:hint="eastAsia"/>
+        </w:rPr>
+        <w:lastRenderedPageBreak/>
+        <w:t>2입력</w:t>
+      </w:r>
+      <w:r>
+        <w:t xml:space="preserve"> </w:t>
+      </w:r>
+      <w:proofErr w:type="spellStart"/>
+      <w:r>
+        <w:rPr>
+          <w:rFonts w:hint="eastAsia"/>
+        </w:rPr>
+        <w:t>누산기는</w:t>
+      </w:r>
+      <w:proofErr w:type="spellEnd"/>
+      <w:r>
+        <w:rPr>
+          <w:rFonts w:hint="eastAsia"/>
+        </w:rPr>
+        <w:t xml:space="preserve"> </w:t>
+      </w:r>
+      <w:r>
+        <w:rPr>
+          <w:rFonts w:hint="eastAsia"/>
+        </w:rPr>
+        <w:t>2개의 입력</w:t>
+      </w:r>
+      <w:r>
+        <w:rPr>
+          <w:rFonts w:hint="eastAsia"/>
+        </w:rPr>
+        <w:t xml:space="preserve"> 신호</w:t>
+      </w:r>
+      <w:r>
+        <w:rPr>
+          <w:rFonts w:hint="eastAsia"/>
+        </w:rPr>
+        <w:t>를 더해</w:t>
+      </w:r>
+      <w:r>
+        <w:t xml:space="preserve"> 1</w:t>
+      </w:r>
+      <w:r>
+        <w:rPr>
+          <w:rFonts w:hint="eastAsia"/>
+        </w:rPr>
+        <w:t>개</w:t>
+      </w:r>
+      <w:r>
+        <w:rPr>
+          <w:rFonts w:hint="eastAsia"/>
+        </w:rPr>
+        <w:t>의 신호를 출력</w:t>
+      </w:r>
+      <w:r>
+        <w:rPr>
+          <w:rFonts w:hint="eastAsia"/>
+        </w:rPr>
+        <w:t>하는 기능을 수행한다</w:t>
+      </w:r>
+      <w:r>
+        <w:rPr>
+          <w:rFonts w:hint="eastAsia"/>
+        </w:rPr>
+        <w:t>.</w:t>
+      </w:r>
+    </w:p>
+    <w:p>
+      <w:pPr>
+        <w:pStyle w:val="a7"/>
         <w:keepNext/>
       </w:pPr>
-      <w:bookmarkStart w:id="15" w:name="_Toc229926599"/>
-      <w:bookmarkStart w:id="16" w:name="_Toc229926655"/>
-      <w:bookmarkStart w:id="17" w:name="_Toc229926728"/>
-      <w:bookmarkStart w:id="18" w:name="_Toc229928478"/>
+      <w:bookmarkStart w:id="23" w:name="_Toc229926599"/>
+      <w:bookmarkStart w:id="24" w:name="_Toc229926655"/>
+      <w:bookmarkStart w:id="25" w:name="_Toc229926728"/>
+      <w:bookmarkStart w:id="26" w:name="_Toc229950017"/>
       <w:r>
         <w:t xml:space="preserve">표 </w:t>
       </w:r>
-      <w:fldSimple w:instr=" SEQ 표 \* ARABIC ">
-        <w:r>
-          <w:rPr>
-            <w:noProof/>
-          </w:rPr>
-          <w:t>3</w:t>
-        </w:r>
-      </w:fldSimple>
+      <w:r>
+        <w:fldChar w:fldCharType="begin"/>
+      </w:r>
+      <w:r>
+        <w:instrText xml:space="preserve"> SEQ 표 \* ARABIC </w:instrText>
+      </w:r>
+      <w:r>
+        <w:fldChar w:fldCharType="separate"/>
+      </w:r>
+      <w:r>
+        <w:rPr>
+          <w:noProof/>
+        </w:rPr>
+        <w:t>4</w:t>
+      </w:r>
+      <w:r>
+        <w:rPr>
+          <w:noProof/>
+        </w:rPr>
+        <w:fldChar w:fldCharType="end"/>
+      </w:r>
       <w:r>
         <w:t xml:space="preserve"> </w:t>
       </w:r>
@@ -5426,10 +7571,10 @@
         </w:rPr>
         <w:t xml:space="preserve"> 정보</w:t>
       </w:r>
-      <w:bookmarkEnd w:id="15"/>
-      <w:bookmarkEnd w:id="16"/>
-      <w:bookmarkEnd w:id="17"/>
-      <w:bookmarkEnd w:id="18"/>
+      <w:bookmarkEnd w:id="23"/>
+      <w:bookmarkEnd w:id="24"/>
+      <w:bookmarkEnd w:id="25"/>
+      <w:bookmarkEnd w:id="26"/>
     </w:p>
     <w:tbl>
       <w:tblPr>
@@ -5447,7 +7592,8 @@
       </w:tblPr>
       <w:tblGrid>
         <w:gridCol w:w="1545"/>
-        <w:gridCol w:w="7451"/>
+        <w:gridCol w:w="6095"/>
+        <w:gridCol w:w="1356"/>
       </w:tblGrid>
       <w:tr>
         <w:tc>
@@ -5464,7 +7610,6 @@
             <w:pPr>
               <w:jc w:val="center"/>
               <w:rPr>
-                <w:rFonts w:hint="eastAsia"/>
                 <w:b/>
               </w:rPr>
             </w:pPr>
@@ -5481,7 +7626,7 @@
         </w:tc>
         <w:tc>
           <w:tcPr>
-            <w:tcW w:w="7451" w:type="dxa"/>
+            <w:tcW w:w="6095" w:type="dxa"/>
             <w:tcBorders>
               <w:left w:val="single" w:sz="12" w:space="0" w:color="auto"/>
               <w:bottom w:val="single" w:sz="6" w:space="0" w:color="auto"/>
@@ -5490,12 +7635,38 @@
           <w:p>
             <w:pPr>
               <w:jc w:val="center"/>
-              <w:rPr>
-                <w:rFonts w:hint="eastAsia"/>
-              </w:rPr>
-            </w:pPr>
+            </w:pPr>
+            <w:proofErr w:type="spellStart"/>
             <w:r>
               <w:t>adder21</w:t>
+            </w:r>
+            <w:proofErr w:type="spellEnd"/>
+          </w:p>
+        </w:tc>
+        <w:tc>
+          <w:tcPr>
+            <w:tcW w:w="1356" w:type="dxa"/>
+            <w:tcBorders>
+              <w:left w:val="single" w:sz="12" w:space="0" w:color="auto"/>
+              <w:bottom w:val="single" w:sz="6" w:space="0" w:color="auto"/>
+            </w:tcBorders>
+            <w:shd w:val="clear" w:color="auto" w:fill="BFBFBF" w:themeFill="background1" w:themeFillShade="BF"/>
+          </w:tcPr>
+          <w:p>
+            <w:pPr>
+              <w:jc w:val="center"/>
+              <w:rPr>
+                <w:b/>
+                <w:bCs/>
+              </w:rPr>
+            </w:pPr>
+            <w:r>
+              <w:rPr>
+                <w:rFonts w:hint="eastAsia"/>
+                <w:b/>
+                <w:bCs/>
+              </w:rPr>
+              <w:t>비동기</w:t>
             </w:r>
           </w:p>
         </w:tc>
@@ -5515,7 +7686,6 @@
             <w:pPr>
               <w:jc w:val="center"/>
               <w:rPr>
-                <w:rFonts w:hint="eastAsia"/>
                 <w:b/>
               </w:rPr>
             </w:pPr>
@@ -5531,6 +7701,7 @@
         <w:tc>
           <w:tcPr>
             <w:tcW w:w="7451" w:type="dxa"/>
+            <w:gridSpan w:val="2"/>
             <w:tcBorders>
               <w:top w:val="single" w:sz="6" w:space="0" w:color="auto"/>
               <w:left w:val="single" w:sz="12" w:space="0" w:color="auto"/>
@@ -5540,13 +7711,12 @@
           <w:p>
             <w:pPr>
               <w:jc w:val="center"/>
-              <w:rPr>
-                <w:rFonts w:hint="eastAsia"/>
-              </w:rPr>
-            </w:pPr>
+            </w:pPr>
+            <w:proofErr w:type="spellStart"/>
             <w:r>
               <w:t>adder.sv</w:t>
             </w:r>
+            <w:proofErr w:type="spellEnd"/>
           </w:p>
         </w:tc>
       </w:tr>
@@ -5565,7 +7735,6 @@
             <w:pPr>
               <w:jc w:val="center"/>
               <w:rPr>
-                <w:rFonts w:hint="eastAsia"/>
                 <w:b/>
               </w:rPr>
             </w:pPr>
@@ -5581,6 +7750,7 @@
         <w:tc>
           <w:tcPr>
             <w:tcW w:w="7451" w:type="dxa"/>
+            <w:gridSpan w:val="2"/>
             <w:tcBorders>
               <w:top w:val="single" w:sz="6" w:space="0" w:color="auto"/>
               <w:left w:val="single" w:sz="12" w:space="0" w:color="auto"/>
@@ -5590,9 +7760,6 @@
           <w:p>
             <w:pPr>
               <w:jc w:val="center"/>
-              <w:rPr>
-                <w:rFonts w:hint="eastAsia"/>
-              </w:rPr>
             </w:pPr>
             <w:r>
               <w:rPr>
@@ -5618,7 +7785,6 @@
             <w:pPr>
               <w:jc w:val="center"/>
               <w:rPr>
-                <w:rFonts w:hint="eastAsia"/>
                 <w:b/>
               </w:rPr>
             </w:pPr>
@@ -5634,6 +7800,7 @@
         <w:tc>
           <w:tcPr>
             <w:tcW w:w="7451" w:type="dxa"/>
+            <w:gridSpan w:val="2"/>
             <w:tcBorders>
               <w:top w:val="single" w:sz="6" w:space="0" w:color="auto"/>
               <w:left w:val="single" w:sz="12" w:space="0" w:color="auto"/>
@@ -5643,9 +7810,6 @@
           <w:p>
             <w:pPr>
               <w:jc w:val="center"/>
-              <w:rPr>
-                <w:rFonts w:hint="eastAsia"/>
-              </w:rPr>
             </w:pPr>
             <w:r>
               <w:rPr>
@@ -5682,7 +7846,6 @@
             <w:pPr>
               <w:jc w:val="center"/>
               <w:rPr>
-                <w:rFonts w:hint="eastAsia"/>
                 <w:b/>
               </w:rPr>
             </w:pPr>
@@ -5693,7 +7856,6 @@
               </w:rPr>
               <w:t xml:space="preserve">전역 </w:t>
             </w:r>
-            <w:proofErr w:type="spellStart"/>
             <w:r>
               <w:rPr>
                 <w:rFonts w:hint="eastAsia"/>
@@ -5701,12 +7863,12 @@
               </w:rPr>
               <w:t>파라미터</w:t>
             </w:r>
-            <w:proofErr w:type="spellEnd"/>
           </w:p>
         </w:tc>
         <w:tc>
           <w:tcPr>
             <w:tcW w:w="7451" w:type="dxa"/>
+            <w:gridSpan w:val="2"/>
             <w:tcBorders>
               <w:top w:val="single" w:sz="6" w:space="0" w:color="auto"/>
               <w:left w:val="single" w:sz="12" w:space="0" w:color="auto"/>
@@ -5720,12 +7882,14 @@
                 <w:b/>
               </w:rPr>
             </w:pPr>
+            <w:proofErr w:type="spellStart"/>
             <w:r>
               <w:rPr>
                 <w:b/>
               </w:rPr>
               <w:t>ADDR_BIT</w:t>
             </w:r>
+            <w:proofErr w:type="spellEnd"/>
           </w:p>
         </w:tc>
       </w:tr>
@@ -5744,7 +7908,6 @@
             <w:pPr>
               <w:jc w:val="center"/>
               <w:rPr>
-                <w:rFonts w:hint="eastAsia"/>
                 <w:b/>
               </w:rPr>
             </w:pPr>
@@ -5760,6 +7923,7 @@
         <w:tc>
           <w:tcPr>
             <w:tcW w:w="7451" w:type="dxa"/>
+            <w:gridSpan w:val="2"/>
             <w:tcBorders>
               <w:top w:val="single" w:sz="6" w:space="0" w:color="auto"/>
               <w:left w:val="single" w:sz="12" w:space="0" w:color="auto"/>
@@ -5769,8 +7933,13 @@
             <w:pPr>
               <w:jc w:val="center"/>
             </w:pPr>
-            <w:r>
-              <w:t xml:space="preserve">u_addr_4_adder, </w:t>
+            <w:proofErr w:type="spellStart"/>
+            <w:r>
+              <w:t>u_addr_4_adder</w:t>
+            </w:r>
+            <w:proofErr w:type="spellEnd"/>
+            <w:r>
+              <w:t xml:space="preserve">, </w:t>
             </w:r>
             <w:proofErr w:type="spellStart"/>
             <w:r>
@@ -5781,61 +7950,67 @@
         </w:tc>
       </w:tr>
     </w:tbl>
+    <w:p/>
     <w:p>
       <w:pPr>
-        <w:rPr>
-          <w:rFonts w:hint="eastAsia"/>
-        </w:rPr>
-      </w:pPr>
+        <w:pStyle w:val="3"/>
+      </w:pPr>
+      <w:bookmarkStart w:id="27" w:name="_Toc229949993"/>
+      <w:proofErr w:type="spellStart"/>
+      <w:r>
+        <w:rPr>
+          <w:rFonts w:hint="eastAsia"/>
+        </w:rPr>
+        <w:t>누산기</w:t>
+      </w:r>
+      <w:proofErr w:type="spellEnd"/>
+      <w:r>
+        <w:rPr>
+          <w:rFonts w:hint="eastAsia"/>
+        </w:rPr>
+        <w:t xml:space="preserve"> </w:t>
+      </w:r>
+      <w:r>
+        <w:rPr>
+          <w:rFonts w:hint="eastAsia"/>
+        </w:rPr>
+        <w:t>입출력 단자</w:t>
+      </w:r>
+      <w:bookmarkEnd w:id="27"/>
     </w:p>
     <w:p>
       <w:pPr>
-        <w:pStyle w:val="3"/>
-      </w:pPr>
-      <w:bookmarkStart w:id="19" w:name="_Toc229928461"/>
-      <w:proofErr w:type="spellStart"/>
-      <w:r>
-        <w:rPr>
-          <w:rFonts w:hint="eastAsia"/>
-        </w:rPr>
-        <w:lastRenderedPageBreak/>
-        <w:t>누산기</w:t>
-      </w:r>
-      <w:proofErr w:type="spellEnd"/>
-      <w:r>
-        <w:rPr>
-          <w:rFonts w:hint="eastAsia"/>
-        </w:rPr>
-        <w:t xml:space="preserve"> </w:t>
-      </w:r>
-      <w:r>
-        <w:rPr>
-          <w:rFonts w:hint="eastAsia"/>
-        </w:rPr>
-        <w:t>입출력 단자</w:t>
-      </w:r>
-      <w:bookmarkEnd w:id="19"/>
-    </w:p>
-    <w:p>
-      <w:pPr>
         <w:pStyle w:val="a7"/>
         <w:keepNext/>
       </w:pPr>
-      <w:bookmarkStart w:id="20" w:name="_Toc229926600"/>
-      <w:bookmarkStart w:id="21" w:name="_Toc229926656"/>
-      <w:bookmarkStart w:id="22" w:name="_Toc229926729"/>
-      <w:bookmarkStart w:id="23" w:name="_Toc229928479"/>
+      <w:bookmarkStart w:id="28" w:name="_Toc229926600"/>
+      <w:bookmarkStart w:id="29" w:name="_Toc229926656"/>
+      <w:bookmarkStart w:id="30" w:name="_Toc229926729"/>
+      <w:bookmarkStart w:id="31" w:name="_Toc229950018"/>
       <w:r>
         <w:t xml:space="preserve">표 </w:t>
       </w:r>
-      <w:fldSimple w:instr=" SEQ 표 \* ARABIC ">
-        <w:r>
-          <w:rPr>
-            <w:noProof/>
-          </w:rPr>
-          <w:t>4</w:t>
-        </w:r>
-      </w:fldSimple>
+      <w:r>
+        <w:fldChar w:fldCharType="begin"/>
+      </w:r>
+      <w:r>
+        <w:instrText xml:space="preserve"> SEQ 표 \* ARABIC </w:instrText>
+      </w:r>
+      <w:r>
+        <w:fldChar w:fldCharType="separate"/>
+      </w:r>
+      <w:r>
+        <w:rPr>
+          <w:noProof/>
+        </w:rPr>
+        <w:t>5</w:t>
+      </w:r>
+      <w:r>
+        <w:rPr>
+          <w:noProof/>
+        </w:rPr>
+        <w:fldChar w:fldCharType="end"/>
+      </w:r>
       <w:r>
         <w:t xml:space="preserve"> </w:t>
       </w:r>
@@ -5845,10 +8020,10 @@
         </w:rPr>
         <w:t>누산기 입출력 단자</w:t>
       </w:r>
-      <w:bookmarkEnd w:id="20"/>
-      <w:bookmarkEnd w:id="21"/>
-      <w:bookmarkEnd w:id="22"/>
-      <w:bookmarkEnd w:id="23"/>
+      <w:bookmarkEnd w:id="28"/>
+      <w:bookmarkEnd w:id="29"/>
+      <w:bookmarkEnd w:id="30"/>
+      <w:bookmarkEnd w:id="31"/>
     </w:p>
     <w:tbl>
       <w:tblPr>
@@ -5886,7 +8061,6 @@
             <w:pPr>
               <w:jc w:val="center"/>
               <w:rPr>
-                <w:rFonts w:hint="eastAsia"/>
                 <w:b/>
               </w:rPr>
             </w:pPr>
@@ -5912,7 +8086,6 @@
             <w:pPr>
               <w:jc w:val="center"/>
               <w:rPr>
-                <w:rFonts w:hint="eastAsia"/>
                 <w:b/>
               </w:rPr>
             </w:pPr>
@@ -5946,7 +8119,6 @@
             <w:pPr>
               <w:jc w:val="center"/>
               <w:rPr>
-                <w:rFonts w:hint="eastAsia"/>
                 <w:b/>
               </w:rPr>
             </w:pPr>
@@ -5975,7 +8147,6 @@
             <w:pPr>
               <w:jc w:val="center"/>
               <w:rPr>
-                <w:rFonts w:hint="eastAsia"/>
                 <w:b/>
               </w:rPr>
             </w:pPr>
@@ -6002,7 +8173,6 @@
             <w:pPr>
               <w:jc w:val="center"/>
               <w:rPr>
-                <w:rFonts w:hint="eastAsia"/>
                 <w:b/>
               </w:rPr>
             </w:pPr>
@@ -6028,9 +8198,6 @@
           <w:p>
             <w:pPr>
               <w:jc w:val="center"/>
-              <w:rPr>
-                <w:rFonts w:hint="eastAsia"/>
-              </w:rPr>
             </w:pPr>
             <w:r>
               <w:rPr>
@@ -6051,9 +8218,6 @@
           <w:p>
             <w:pPr>
               <w:jc w:val="center"/>
-              <w:rPr>
-                <w:rFonts w:hint="eastAsia"/>
-              </w:rPr>
             </w:pPr>
             <w:r>
               <w:t>input</w:t>
@@ -6071,13 +8235,12 @@
           <w:p>
             <w:pPr>
               <w:jc w:val="center"/>
-              <w:rPr>
-                <w:rFonts w:hint="eastAsia"/>
-              </w:rPr>
-            </w:pPr>
+            </w:pPr>
+            <w:proofErr w:type="spellStart"/>
             <w:r>
               <w:t>i_i0</w:t>
             </w:r>
+            <w:proofErr w:type="spellEnd"/>
           </w:p>
         </w:tc>
         <w:tc>
@@ -6092,10 +8255,10 @@
             <w:pPr>
               <w:jc w:val="center"/>
               <w:rPr>
-                <w:rFonts w:hint="eastAsia"/>
                 <w:b/>
               </w:rPr>
             </w:pPr>
+            <w:proofErr w:type="spellStart"/>
             <w:r>
               <w:rPr>
                 <w:rFonts w:hint="eastAsia"/>
@@ -6109,6 +8272,7 @@
               </w:rPr>
               <w:t>DDR_BIT</w:t>
             </w:r>
+            <w:proofErr w:type="spellEnd"/>
           </w:p>
         </w:tc>
         <w:tc>
@@ -6122,9 +8286,6 @@
           <w:p>
             <w:pPr>
               <w:jc w:val="left"/>
-              <w:rPr>
-                <w:rFonts w:hint="eastAsia"/>
-              </w:rPr>
             </w:pPr>
             <w:r>
               <w:rPr>
@@ -6156,9 +8317,6 @@
           <w:p>
             <w:pPr>
               <w:jc w:val="center"/>
-              <w:rPr>
-                <w:rFonts w:hint="eastAsia"/>
-              </w:rPr>
             </w:pPr>
             <w:r>
               <w:rPr>
@@ -6176,9 +8334,6 @@
           <w:p>
             <w:pPr>
               <w:jc w:val="center"/>
-              <w:rPr>
-                <w:rFonts w:hint="eastAsia"/>
-              </w:rPr>
             </w:pPr>
             <w:r>
               <w:t>input</w:t>
@@ -6193,10 +8348,8 @@
           <w:p>
             <w:pPr>
               <w:jc w:val="center"/>
-              <w:rPr>
-                <w:rFonts w:hint="eastAsia"/>
-              </w:rPr>
-            </w:pPr>
+            </w:pPr>
+            <w:proofErr w:type="spellStart"/>
             <w:r>
               <w:rPr>
                 <w:rFonts w:hint="eastAsia"/>
@@ -6206,6 +8359,7 @@
             <w:r>
               <w:t>_i1</w:t>
             </w:r>
+            <w:proofErr w:type="spellEnd"/>
           </w:p>
         </w:tc>
         <w:tc>
@@ -6217,10 +8371,10 @@
             <w:pPr>
               <w:jc w:val="center"/>
               <w:rPr>
-                <w:rFonts w:hint="eastAsia"/>
                 <w:b/>
               </w:rPr>
             </w:pPr>
+            <w:proofErr w:type="spellStart"/>
             <w:r>
               <w:rPr>
                 <w:rFonts w:hint="eastAsia"/>
@@ -6234,6 +8388,7 @@
               </w:rPr>
               <w:t>DDR_BIT</w:t>
             </w:r>
+            <w:proofErr w:type="spellEnd"/>
           </w:p>
         </w:tc>
         <w:tc>
@@ -6244,9 +8399,6 @@
           <w:p>
             <w:pPr>
               <w:jc w:val="left"/>
-              <w:rPr>
-                <w:rFonts w:hint="eastAsia"/>
-              </w:rPr>
             </w:pPr>
             <w:r>
               <w:rPr>
@@ -6278,9 +8430,6 @@
           <w:p>
             <w:pPr>
               <w:jc w:val="center"/>
-              <w:rPr>
-                <w:rFonts w:hint="eastAsia"/>
-              </w:rPr>
             </w:pPr>
             <w:r>
               <w:rPr>
@@ -6298,9 +8447,6 @@
           <w:p>
             <w:pPr>
               <w:jc w:val="center"/>
-              <w:rPr>
-                <w:rFonts w:hint="eastAsia"/>
-              </w:rPr>
             </w:pPr>
             <w:r>
               <w:rPr>
@@ -6321,9 +8467,6 @@
           <w:p>
             <w:pPr>
               <w:jc w:val="center"/>
-              <w:rPr>
-                <w:rFonts w:hint="eastAsia"/>
-              </w:rPr>
             </w:pPr>
             <w:proofErr w:type="spellStart"/>
             <w:r>
@@ -6347,10 +8490,10 @@
             <w:pPr>
               <w:jc w:val="center"/>
               <w:rPr>
-                <w:rFonts w:hint="eastAsia"/>
                 <w:b/>
               </w:rPr>
             </w:pPr>
+            <w:proofErr w:type="spellStart"/>
             <w:r>
               <w:rPr>
                 <w:rFonts w:hint="eastAsia"/>
@@ -6364,6 +8507,7 @@
               </w:rPr>
               <w:t>DDR_BIT</w:t>
             </w:r>
+            <w:proofErr w:type="spellEnd"/>
           </w:p>
         </w:tc>
         <w:tc>
@@ -6374,9 +8518,6 @@
           <w:p>
             <w:pPr>
               <w:jc w:val="left"/>
-              <w:rPr>
-                <w:rFonts w:hint="eastAsia"/>
-              </w:rPr>
             </w:pPr>
             <w:r>
               <w:rPr>
@@ -6397,88 +8538,323 @@
         </w:tc>
       </w:tr>
     </w:tbl>
+    <w:p/>
     <w:p>
       <w:pPr>
-        <w:rPr>
-          <w:rFonts w:hint="eastAsia"/>
-        </w:rPr>
-      </w:pPr>
+        <w:pStyle w:val="3"/>
+      </w:pPr>
+      <w:bookmarkStart w:id="32" w:name="_Toc229949994"/>
+      <w:proofErr w:type="spellStart"/>
+      <w:r>
+        <w:rPr>
+          <w:rFonts w:hint="eastAsia"/>
+        </w:rPr>
+        <w:t>누산기</w:t>
+      </w:r>
+      <w:proofErr w:type="spellEnd"/>
+      <w:r>
+        <w:rPr>
+          <w:rFonts w:hint="eastAsia"/>
+        </w:rPr>
+        <w:t xml:space="preserve"> 설계 요구사항</w:t>
+      </w:r>
+      <w:bookmarkEnd w:id="32"/>
     </w:p>
     <w:p>
-      <w:pPr>
-        <w:pStyle w:val="2"/>
-      </w:pPr>
-      <w:bookmarkStart w:id="24" w:name="_Toc229928462"/>
-      <w:bookmarkStart w:id="25" w:name="_Ref229928517"/>
-      <w:bookmarkStart w:id="26" w:name="_Ref229928606"/>
-      <w:bookmarkStart w:id="27" w:name="_Ref229928618"/>
-      <w:r>
-        <w:rPr>
-          <w:rFonts w:hint="eastAsia"/>
-        </w:rPr>
-        <w:t>산술 논리 장치</w:t>
-      </w:r>
-      <w:r>
-        <w:t>(A</w:t>
-      </w:r>
-      <w:r>
-        <w:rPr>
-          <w:rFonts w:hint="eastAsia"/>
-        </w:rPr>
-        <w:t>r</w:t>
-      </w:r>
-      <w:r>
-        <w:t>ithmetic Logic Unit)</w:t>
-      </w:r>
-      <w:bookmarkEnd w:id="24"/>
-      <w:bookmarkEnd w:id="25"/>
-      <w:bookmarkEnd w:id="26"/>
-      <w:bookmarkEnd w:id="27"/>
+      <w:proofErr w:type="spellStart"/>
+      <w:r>
+        <w:rPr>
+          <w:rFonts w:hint="eastAsia"/>
+        </w:rPr>
+        <w:t>출력값</w:t>
+      </w:r>
+      <w:proofErr w:type="spellEnd"/>
+      <w:r>
+        <w:rPr>
+          <w:rFonts w:hint="eastAsia"/>
+        </w:rPr>
+        <w:t xml:space="preserve"> </w:t>
+      </w:r>
+      <w:proofErr w:type="spellStart"/>
+      <w:r>
+        <w:t>o_o</w:t>
+      </w:r>
+      <w:proofErr w:type="spellEnd"/>
+      <w:r>
+        <w:rPr>
+          <w:rFonts w:hint="eastAsia"/>
+        </w:rPr>
+        <w:t xml:space="preserve">는 </w:t>
+      </w:r>
+      <w:r>
+        <w:t>2</w:t>
+      </w:r>
+      <w:r>
+        <w:rPr>
+          <w:rFonts w:hint="eastAsia"/>
+        </w:rPr>
+        <w:t xml:space="preserve">개의 입력 </w:t>
+      </w:r>
+      <w:proofErr w:type="spellStart"/>
+      <w:r>
+        <w:t>i_i0</w:t>
+      </w:r>
+      <w:proofErr w:type="spellEnd"/>
+      <w:r>
+        <w:t xml:space="preserve">, </w:t>
+      </w:r>
+      <w:proofErr w:type="spellStart"/>
+      <w:r>
+        <w:rPr>
+          <w:rFonts w:hint="eastAsia"/>
+        </w:rPr>
+        <w:t>i</w:t>
+      </w:r>
+      <w:r>
+        <w:t>_i1</w:t>
+      </w:r>
+      <w:proofErr w:type="spellEnd"/>
+      <w:r>
+        <w:rPr>
+          <w:rFonts w:hint="eastAsia"/>
+        </w:rPr>
+        <w:t>의 합이어야 한다.</w:t>
+      </w:r>
+      <w:r>
+        <w:t xml:space="preserve"> </w:t>
+      </w:r>
+      <w:r>
+        <w:rPr>
+          <w:rFonts w:hint="eastAsia"/>
+        </w:rPr>
+        <w:t>단,</w:t>
+      </w:r>
+      <w:r>
+        <w:t xml:space="preserve"> carry</w:t>
+      </w:r>
+      <w:r>
+        <w:rPr>
+          <w:rFonts w:hint="eastAsia"/>
+        </w:rPr>
+        <w:t>는 고려하지 않는다.</w:t>
+      </w:r>
     </w:p>
     <w:p>
       <w:pPr>
-        <w:pStyle w:val="3"/>
-      </w:pPr>
-      <w:bookmarkStart w:id="28" w:name="_Toc229928463"/>
-      <w:r>
-        <w:t xml:space="preserve">ALU </w:t>
-      </w:r>
-      <w:r>
-        <w:rPr>
-          <w:rFonts w:hint="eastAsia"/>
-        </w:rPr>
-        <w:t>기능</w:t>
-      </w:r>
-      <w:bookmarkEnd w:id="28"/>
+        <w:rPr>
+          <w:rFonts w:hint="eastAsia"/>
+        </w:rPr>
+      </w:pPr>
     </w:p>
     <w:p>
-      <w:r>
-        <w:t xml:space="preserve">ALU </w:t>
-      </w:r>
-      <w:r>
-        <w:rPr>
-          <w:rFonts w:hint="eastAsia"/>
-        </w:rPr>
-        <w:t>통제 장치에서 들어오는 신호에 맞춰 2개의 입력을 산술해서 출력 데이터를 생성한다.</w:t>
-      </w:r>
+      <w:pPr>
+        <w:pStyle w:val="2"/>
+      </w:pPr>
+      <w:bookmarkStart w:id="33" w:name="_Ref229928517"/>
+      <w:bookmarkStart w:id="34" w:name="_Ref229928606"/>
+      <w:bookmarkStart w:id="35" w:name="_Ref229928618"/>
+      <w:bookmarkStart w:id="36" w:name="_Toc229949995"/>
+      <w:r>
+        <w:rPr>
+          <w:rFonts w:hint="eastAsia"/>
+        </w:rPr>
+        <w:lastRenderedPageBreak/>
+        <w:t>산술 논리 장치</w:t>
+      </w:r>
+      <w:r>
+        <w:t>(A</w:t>
+      </w:r>
+      <w:r>
+        <w:rPr>
+          <w:rFonts w:hint="eastAsia"/>
+        </w:rPr>
+        <w:t>r</w:t>
+      </w:r>
+      <w:r>
+        <w:t>ithmetic Logic Unit)</w:t>
+      </w:r>
+      <w:bookmarkEnd w:id="33"/>
+      <w:bookmarkEnd w:id="34"/>
+      <w:bookmarkEnd w:id="35"/>
+      <w:bookmarkEnd w:id="36"/>
     </w:p>
     <w:p>
       <w:pPr>
+        <w:pStyle w:val="3"/>
+      </w:pPr>
+      <w:bookmarkStart w:id="37" w:name="_Toc229949996"/>
+      <w:r>
+        <w:t xml:space="preserve">ALU </w:t>
+      </w:r>
+      <w:r>
+        <w:rPr>
+          <w:rFonts w:hint="eastAsia"/>
+        </w:rPr>
+        <w:t>기능</w:t>
+      </w:r>
+      <w:bookmarkEnd w:id="37"/>
+    </w:p>
+    <w:p>
+      <w:pPr>
+        <w:keepNext/>
+        <w:jc w:val="center"/>
+      </w:pPr>
+      <w:r>
+        <w:drawing>
+          <wp:inline distT="0" distB="0" distL="0" distR="0" wp14:anchorId="192281CA" wp14:editId="5BD9DA5A">
+            <wp:extent cx="4544059" cy="3696216"/>
+            <wp:effectExtent l="0" t="0" r="9525" b="0"/>
+            <wp:docPr id="2100967966" name="그림 1" descr="도표, 텍스트, 라인, 평면도이(가) 표시된 사진&#10;&#10;자동 생성된 설명"/>
+            <wp:cNvGraphicFramePr>
+              <a:graphicFrameLocks xmlns:a="http://schemas.openxmlformats.org/drawingml/2006/main" noChangeAspect="1"/>
+            </wp:cNvGraphicFramePr>
+            <a:graphic xmlns:a="http://schemas.openxmlformats.org/drawingml/2006/main">
+              <a:graphicData uri="http://schemas.openxmlformats.org/drawingml/2006/picture">
+                <pic:pic xmlns:pic="http://schemas.openxmlformats.org/drawingml/2006/picture">
+                  <pic:nvPicPr>
+                    <pic:cNvPr id="2100967966" name="그림 1" descr="도표, 텍스트, 라인, 평면도이(가) 표시된 사진&#10;&#10;자동 생성된 설명"/>
+                    <pic:cNvPicPr/>
+                  </pic:nvPicPr>
+                  <pic:blipFill>
+                    <a:blip r:embed="rId13"/>
+                    <a:stretch>
+                      <a:fillRect/>
+                    </a:stretch>
+                  </pic:blipFill>
+                  <pic:spPr>
+                    <a:xfrm>
+                      <a:off x="0" y="0"/>
+                      <a:ext cx="4544059" cy="3696216"/>
+                    </a:xfrm>
+                    <a:prstGeom prst="rect">
+                      <a:avLst/>
+                    </a:prstGeom>
+                  </pic:spPr>
+                </pic:pic>
+              </a:graphicData>
+            </a:graphic>
+          </wp:inline>
+        </w:drawing>
+      </w:r>
+    </w:p>
+    <w:p>
+      <w:pPr>
+        <w:pStyle w:val="a7"/>
+        <w:rPr>
+          <w:rFonts w:hint="eastAsia"/>
+        </w:rPr>
+      </w:pPr>
+      <w:bookmarkStart w:id="38" w:name="_Ref229947440"/>
+      <w:bookmarkStart w:id="39" w:name="_Toc229950021"/>
+      <w:r>
+        <w:t xml:space="preserve">그림 </w:t>
+      </w:r>
+      <w:r>
+        <w:fldChar w:fldCharType="begin"/>
+      </w:r>
+      <w:r>
+        <w:instrText xml:space="preserve"> SEQ 그림 \* ARABIC </w:instrText>
+      </w:r>
+      <w:r>
+        <w:fldChar w:fldCharType="separate"/>
+      </w:r>
+      <w:r>
+        <w:rPr>
+          <w:noProof/>
+        </w:rPr>
+        <w:t>2</w:t>
+      </w:r>
+      <w:r>
+        <w:fldChar w:fldCharType="end"/>
+      </w:r>
+      <w:bookmarkEnd w:id="38"/>
+      <w:r>
+        <w:t xml:space="preserve"> </w:t>
+      </w:r>
+      <w:r>
+        <w:rPr>
+          <w:rFonts w:hint="eastAsia"/>
+        </w:rPr>
+        <w:t>A</w:t>
+      </w:r>
+      <w:r>
+        <w:t xml:space="preserve">LU </w:t>
+      </w:r>
+      <w:r>
+        <w:rPr>
+          <w:rFonts w:hint="eastAsia"/>
+        </w:rPr>
+        <w:t>다이어그램(</w:t>
+      </w:r>
+      <w:r>
+        <w:t xml:space="preserve">carry </w:t>
+      </w:r>
+      <w:r>
+        <w:rPr>
+          <w:rFonts w:hint="eastAsia"/>
+        </w:rPr>
+        <w:t>신호 제외</w:t>
+      </w:r>
+      <w:r>
+        <w:t>)</w:t>
+      </w:r>
+      <w:bookmarkEnd w:id="39"/>
+    </w:p>
+    <w:p>
+      <w:r>
+        <w:t>ALU</w:t>
+      </w:r>
+      <w:r>
+        <w:rPr>
+          <w:rFonts w:hint="eastAsia"/>
+        </w:rPr>
+        <w:t xml:space="preserve">는 </w:t>
+      </w:r>
+      <w:r>
+        <w:t xml:space="preserve">ALU </w:t>
+      </w:r>
+      <w:r>
+        <w:rPr>
+          <w:rFonts w:hint="eastAsia"/>
+        </w:rPr>
+        <w:t>통제 장치에서 들어오는 신호에 맞춰 2개의 입력을 산술해서 출력 데이터를 생성한다.</w:t>
+      </w:r>
+    </w:p>
+    <w:p>
+      <w:r>
+        <w:t xml:space="preserve"> </w:t>
+      </w:r>
+    </w:p>
+    <w:p>
+      <w:pPr>
         <w:pStyle w:val="a7"/>
         <w:keepNext/>
       </w:pPr>
-      <w:bookmarkStart w:id="29" w:name="_Toc229928480"/>
+      <w:bookmarkStart w:id="40" w:name="_Toc229950019"/>
       <w:r>
         <w:t xml:space="preserve">표 </w:t>
       </w:r>
-      <w:fldSimple w:instr=" SEQ 표 \* ARABIC ">
-        <w:r>
-          <w:rPr>
-            <w:noProof/>
-          </w:rPr>
-          <w:t>5</w:t>
-        </w:r>
-      </w:fldSimple>
+      <w:r>
+        <w:fldChar w:fldCharType="begin"/>
+      </w:r>
+      <w:r>
+        <w:instrText xml:space="preserve"> SEQ 표 \* ARABIC </w:instrText>
+      </w:r>
+      <w:r>
+        <w:fldChar w:fldCharType="separate"/>
+      </w:r>
+      <w:r>
+        <w:rPr>
+          <w:noProof/>
+        </w:rPr>
+        <w:t>6</w:t>
+      </w:r>
+      <w:r>
+        <w:rPr>
+          <w:noProof/>
+        </w:rPr>
+        <w:fldChar w:fldCharType="end"/>
+      </w:r>
       <w:r>
         <w:t xml:space="preserve"> </w:t>
       </w:r>
@@ -6488,7 +8864,7 @@
         </w:rPr>
         <w:t>산술 논리 장치 정보</w:t>
       </w:r>
-      <w:bookmarkEnd w:id="29"/>
+      <w:bookmarkEnd w:id="40"/>
     </w:p>
     <w:tbl>
       <w:tblPr>
@@ -6506,7 +8882,8 @@
       </w:tblPr>
       <w:tblGrid>
         <w:gridCol w:w="1545"/>
-        <w:gridCol w:w="7451"/>
+        <w:gridCol w:w="6095"/>
+        <w:gridCol w:w="1356"/>
       </w:tblGrid>
       <w:tr>
         <w:tc>
@@ -6523,7 +8900,6 @@
             <w:pPr>
               <w:jc w:val="center"/>
               <w:rPr>
-                <w:rFonts w:hint="eastAsia"/>
                 <w:b/>
               </w:rPr>
             </w:pPr>
@@ -6540,7 +8916,7 @@
         </w:tc>
         <w:tc>
           <w:tcPr>
-            <w:tcW w:w="7451" w:type="dxa"/>
+            <w:tcW w:w="6095" w:type="dxa"/>
             <w:tcBorders>
               <w:left w:val="single" w:sz="12" w:space="0" w:color="auto"/>
               <w:bottom w:val="single" w:sz="6" w:space="0" w:color="auto"/>
@@ -6549,15 +8925,37 @@
           <w:p>
             <w:pPr>
               <w:jc w:val="center"/>
-              <w:rPr>
-                <w:rFonts w:hint="eastAsia"/>
-              </w:rPr>
-            </w:pPr>
-            <w:proofErr w:type="spellStart"/>
+            </w:pPr>
             <w:r>
               <w:t>alu</w:t>
             </w:r>
-            <w:proofErr w:type="spellEnd"/>
+          </w:p>
+        </w:tc>
+        <w:tc>
+          <w:tcPr>
+            <w:tcW w:w="1356" w:type="dxa"/>
+            <w:tcBorders>
+              <w:left w:val="single" w:sz="12" w:space="0" w:color="auto"/>
+              <w:bottom w:val="single" w:sz="6" w:space="0" w:color="auto"/>
+            </w:tcBorders>
+            <w:shd w:val="clear" w:color="auto" w:fill="BFBFBF" w:themeFill="background1" w:themeFillShade="BF"/>
+          </w:tcPr>
+          <w:p>
+            <w:pPr>
+              <w:jc w:val="center"/>
+              <w:rPr>
+                <w:b/>
+                <w:bCs/>
+              </w:rPr>
+            </w:pPr>
+            <w:r>
+              <w:rPr>
+                <w:rFonts w:hint="eastAsia"/>
+                <w:b/>
+                <w:bCs/>
+              </w:rPr>
+              <w:t>비동기</w:t>
+            </w:r>
           </w:p>
         </w:tc>
       </w:tr>
@@ -6576,7 +8974,6 @@
             <w:pPr>
               <w:jc w:val="center"/>
               <w:rPr>
-                <w:rFonts w:hint="eastAsia"/>
                 <w:b/>
               </w:rPr>
             </w:pPr>
@@ -6592,6 +8989,7 @@
         <w:tc>
           <w:tcPr>
             <w:tcW w:w="7451" w:type="dxa"/>
+            <w:gridSpan w:val="2"/>
             <w:tcBorders>
               <w:top w:val="single" w:sz="6" w:space="0" w:color="auto"/>
               <w:left w:val="single" w:sz="12" w:space="0" w:color="auto"/>
@@ -6601,13 +8999,12 @@
           <w:p>
             <w:pPr>
               <w:jc w:val="center"/>
-              <w:rPr>
-                <w:rFonts w:hint="eastAsia"/>
-              </w:rPr>
-            </w:pPr>
+            </w:pPr>
+            <w:proofErr w:type="spellStart"/>
             <w:r>
               <w:t>alu.sv</w:t>
             </w:r>
+            <w:proofErr w:type="spellEnd"/>
           </w:p>
         </w:tc>
       </w:tr>
@@ -6626,7 +9023,6 @@
             <w:pPr>
               <w:jc w:val="center"/>
               <w:rPr>
-                <w:rFonts w:hint="eastAsia"/>
                 <w:b/>
               </w:rPr>
             </w:pPr>
@@ -6642,6 +9038,7 @@
         <w:tc>
           <w:tcPr>
             <w:tcW w:w="7451" w:type="dxa"/>
+            <w:gridSpan w:val="2"/>
             <w:tcBorders>
               <w:top w:val="single" w:sz="6" w:space="0" w:color="auto"/>
               <w:left w:val="single" w:sz="12" w:space="0" w:color="auto"/>
@@ -6651,16 +9048,12 @@
           <w:p>
             <w:pPr>
               <w:jc w:val="center"/>
-              <w:rPr>
-                <w:rFonts w:hint="eastAsia"/>
-              </w:rPr>
-            </w:pPr>
-            <w:r>
-              <w:rPr>
-                <w:rFonts w:hint="eastAsia"/>
-              </w:rPr>
-              <w:t>-</w:t>
-            </w:r>
+            </w:pPr>
+            <w:proofErr w:type="spellStart"/>
+            <w:r>
+              <w:t>Instruction.svh</w:t>
+            </w:r>
+            <w:proofErr w:type="spellEnd"/>
           </w:p>
         </w:tc>
       </w:tr>
@@ -6679,7 +9072,6 @@
             <w:pPr>
               <w:jc w:val="center"/>
               <w:rPr>
-                <w:rFonts w:hint="eastAsia"/>
                 <w:b/>
               </w:rPr>
             </w:pPr>
@@ -6695,6 +9087,7 @@
         <w:tc>
           <w:tcPr>
             <w:tcW w:w="7451" w:type="dxa"/>
+            <w:gridSpan w:val="2"/>
             <w:tcBorders>
               <w:top w:val="single" w:sz="6" w:space="0" w:color="auto"/>
               <w:left w:val="single" w:sz="12" w:space="0" w:color="auto"/>
@@ -6704,9 +9097,6 @@
           <w:p>
             <w:pPr>
               <w:jc w:val="center"/>
-              <w:rPr>
-                <w:rFonts w:hint="eastAsia"/>
-              </w:rPr>
             </w:pPr>
             <w:r>
               <w:rPr>
@@ -6732,7 +9122,6 @@
             <w:pPr>
               <w:jc w:val="center"/>
               <w:rPr>
-                <w:rFonts w:hint="eastAsia"/>
                 <w:b/>
               </w:rPr>
             </w:pPr>
@@ -6743,7 +9132,6 @@
               </w:rPr>
               <w:t xml:space="preserve">전역 </w:t>
             </w:r>
-            <w:proofErr w:type="spellStart"/>
             <w:r>
               <w:rPr>
                 <w:rFonts w:hint="eastAsia"/>
@@ -6751,12 +9139,12 @@
               </w:rPr>
               <w:t>파라미터</w:t>
             </w:r>
-            <w:proofErr w:type="spellEnd"/>
           </w:p>
         </w:tc>
         <w:tc>
           <w:tcPr>
             <w:tcW w:w="7451" w:type="dxa"/>
+            <w:gridSpan w:val="2"/>
             <w:tcBorders>
               <w:top w:val="single" w:sz="6" w:space="0" w:color="auto"/>
               <w:left w:val="single" w:sz="12" w:space="0" w:color="auto"/>
@@ -6770,6 +9158,7 @@
                 <w:b/>
               </w:rPr>
             </w:pPr>
+            <w:proofErr w:type="spellStart"/>
             <w:r>
               <w:rPr>
                 <w:b/>
@@ -6782,6 +9171,7 @@
               </w:rPr>
               <w:t>_BIT</w:t>
             </w:r>
+            <w:proofErr w:type="spellEnd"/>
           </w:p>
         </w:tc>
       </w:tr>
@@ -6800,7 +9190,6 @@
             <w:pPr>
               <w:jc w:val="center"/>
               <w:rPr>
-                <w:rFonts w:hint="eastAsia"/>
                 <w:b/>
               </w:rPr>
             </w:pPr>
@@ -6816,6 +9205,7 @@
         <w:tc>
           <w:tcPr>
             <w:tcW w:w="7451" w:type="dxa"/>
+            <w:gridSpan w:val="2"/>
             <w:tcBorders>
               <w:top w:val="single" w:sz="6" w:space="0" w:color="auto"/>
               <w:left w:val="single" w:sz="12" w:space="0" w:color="auto"/>
@@ -6839,6 +9229,7 @@
       <w:pPr>
         <w:pStyle w:val="3"/>
       </w:pPr>
+      <w:bookmarkStart w:id="41" w:name="_Toc229949997"/>
       <w:r>
         <w:rPr>
           <w:rFonts w:hint="eastAsia"/>
@@ -6854,6 +9245,7 @@
         </w:rPr>
         <w:t>입출력 단자</w:t>
       </w:r>
+      <w:bookmarkEnd w:id="41"/>
     </w:p>
     <w:tbl>
       <w:tblPr>
@@ -6891,7 +9283,6 @@
             <w:pPr>
               <w:jc w:val="center"/>
               <w:rPr>
-                <w:rFonts w:hint="eastAsia"/>
                 <w:b/>
               </w:rPr>
             </w:pPr>
@@ -6917,7 +9308,6 @@
             <w:pPr>
               <w:jc w:val="center"/>
               <w:rPr>
-                <w:rFonts w:hint="eastAsia"/>
                 <w:b/>
               </w:rPr>
             </w:pPr>
@@ -6951,7 +9341,6 @@
             <w:pPr>
               <w:jc w:val="center"/>
               <w:rPr>
-                <w:rFonts w:hint="eastAsia"/>
                 <w:b/>
               </w:rPr>
             </w:pPr>
@@ -6980,7 +9369,6 @@
             <w:pPr>
               <w:jc w:val="center"/>
               <w:rPr>
-                <w:rFonts w:hint="eastAsia"/>
                 <w:b/>
               </w:rPr>
             </w:pPr>
@@ -7007,7 +9395,6 @@
             <w:pPr>
               <w:jc w:val="center"/>
               <w:rPr>
-                <w:rFonts w:hint="eastAsia"/>
                 <w:b/>
               </w:rPr>
             </w:pPr>
@@ -7033,9 +9420,6 @@
           <w:p>
             <w:pPr>
               <w:jc w:val="center"/>
-              <w:rPr>
-                <w:rFonts w:hint="eastAsia"/>
-              </w:rPr>
             </w:pPr>
             <w:r>
               <w:rPr>
@@ -7056,9 +9440,6 @@
           <w:p>
             <w:pPr>
               <w:jc w:val="center"/>
-              <w:rPr>
-                <w:rFonts w:hint="eastAsia"/>
-              </w:rPr>
             </w:pPr>
             <w:r>
               <w:t>input</w:t>
@@ -7076,19 +9457,12 @@
           <w:p>
             <w:pPr>
               <w:jc w:val="center"/>
-              <w:rPr>
-                <w:rFonts w:hint="eastAsia"/>
-              </w:rPr>
-            </w:pPr>
-            <w:r>
-              <w:t>i_i</w:t>
-            </w:r>
-            <w:r>
-              <w:t>n</w:t>
-            </w:r>
-            <w:r>
-              <w:t>0</w:t>
-            </w:r>
+            </w:pPr>
+            <w:proofErr w:type="spellStart"/>
+            <w:r>
+              <w:t>i_in0</w:t>
+            </w:r>
+            <w:proofErr w:type="spellEnd"/>
           </w:p>
         </w:tc>
         <w:tc>
@@ -7103,10 +9477,10 @@
             <w:pPr>
               <w:jc w:val="center"/>
               <w:rPr>
-                <w:rFonts w:hint="eastAsia"/>
                 <w:b/>
               </w:rPr>
             </w:pPr>
+            <w:proofErr w:type="spellStart"/>
             <w:r>
               <w:rPr>
                 <w:rFonts w:hint="eastAsia"/>
@@ -7120,6 +9494,7 @@
               </w:rPr>
               <w:t>ATA_BIT</w:t>
             </w:r>
+            <w:proofErr w:type="spellEnd"/>
           </w:p>
         </w:tc>
         <w:tc>
@@ -7133,9 +9508,6 @@
           <w:p>
             <w:pPr>
               <w:jc w:val="left"/>
-              <w:rPr>
-                <w:rFonts w:hint="eastAsia"/>
-              </w:rPr>
             </w:pPr>
             <w:r>
               <w:t xml:space="preserve">ALU </w:t>
@@ -7161,14 +9533,12 @@
           <w:p>
             <w:pPr>
               <w:jc w:val="center"/>
-              <w:rPr>
-                <w:rFonts w:hint="eastAsia"/>
-              </w:rPr>
-            </w:pPr>
-            <w:r>
-              <w:rPr>
-                <w:rFonts w:hint="eastAsia"/>
-              </w:rPr>
+            </w:pPr>
+            <w:r>
+              <w:rPr>
+                <w:rFonts w:hint="eastAsia"/>
+              </w:rPr>
+              <w:lastRenderedPageBreak/>
               <w:t>2</w:t>
             </w:r>
           </w:p>
@@ -7181,9 +9551,6 @@
           <w:p>
             <w:pPr>
               <w:jc w:val="center"/>
-              <w:rPr>
-                <w:rFonts w:hint="eastAsia"/>
-              </w:rPr>
             </w:pPr>
             <w:r>
               <w:t>input</w:t>
@@ -7198,10 +9565,8 @@
           <w:p>
             <w:pPr>
               <w:jc w:val="center"/>
-              <w:rPr>
-                <w:rFonts w:hint="eastAsia"/>
-              </w:rPr>
-            </w:pPr>
+            </w:pPr>
+            <w:proofErr w:type="spellStart"/>
             <w:r>
               <w:rPr>
                 <w:rFonts w:hint="eastAsia"/>
@@ -7209,14 +9574,9 @@
               <w:t>i</w:t>
             </w:r>
             <w:r>
-              <w:t>_i</w:t>
-            </w:r>
-            <w:r>
-              <w:t>n</w:t>
-            </w:r>
-            <w:r>
-              <w:t>1</w:t>
-            </w:r>
+              <w:t>_in1</w:t>
+            </w:r>
+            <w:proofErr w:type="spellEnd"/>
           </w:p>
         </w:tc>
         <w:tc>
@@ -7228,10 +9588,10 @@
             <w:pPr>
               <w:jc w:val="center"/>
               <w:rPr>
-                <w:rFonts w:hint="eastAsia"/>
                 <w:b/>
               </w:rPr>
             </w:pPr>
+            <w:proofErr w:type="spellStart"/>
             <w:r>
               <w:rPr>
                 <w:rFonts w:hint="eastAsia"/>
@@ -7245,6 +9605,7 @@
               </w:rPr>
               <w:t>ATA_BIT</w:t>
             </w:r>
+            <w:proofErr w:type="spellEnd"/>
           </w:p>
         </w:tc>
         <w:tc>
@@ -7255,9 +9616,6 @@
           <w:p>
             <w:pPr>
               <w:jc w:val="left"/>
-              <w:rPr>
-                <w:rFonts w:hint="eastAsia"/>
-              </w:rPr>
             </w:pPr>
             <w:r>
               <w:rPr>
@@ -7289,9 +9647,6 @@
           <w:p>
             <w:pPr>
               <w:jc w:val="center"/>
-              <w:rPr>
-                <w:rFonts w:hint="eastAsia"/>
-              </w:rPr>
             </w:pPr>
             <w:r>
               <w:rPr>
@@ -7323,9 +9678,6 @@
           <w:p>
             <w:pPr>
               <w:jc w:val="center"/>
-              <w:rPr>
-                <w:rFonts w:hint="eastAsia"/>
-              </w:rPr>
             </w:pPr>
             <w:proofErr w:type="spellStart"/>
             <w:r>
@@ -7348,9 +9700,6 @@
           <w:p>
             <w:pPr>
               <w:jc w:val="center"/>
-              <w:rPr>
-                <w:rFonts w:hint="eastAsia"/>
-              </w:rPr>
             </w:pPr>
             <w:r>
               <w:rPr>
@@ -7368,9 +9717,6 @@
           <w:p>
             <w:pPr>
               <w:jc w:val="left"/>
-              <w:rPr>
-                <w:rFonts w:hint="eastAsia"/>
-              </w:rPr>
             </w:pPr>
             <w:r>
               <w:rPr>
@@ -7402,9 +9748,6 @@
           <w:p>
             <w:pPr>
               <w:jc w:val="center"/>
-              <w:rPr>
-                <w:rFonts w:hint="eastAsia"/>
-              </w:rPr>
             </w:pPr>
             <w:r>
               <w:rPr>
@@ -7436,9 +9779,6 @@
           <w:p>
             <w:pPr>
               <w:jc w:val="center"/>
-              <w:rPr>
-                <w:rFonts w:hint="eastAsia"/>
-              </w:rPr>
             </w:pPr>
             <w:proofErr w:type="spellStart"/>
             <w:r>
@@ -7461,9 +9801,6 @@
           <w:p>
             <w:pPr>
               <w:jc w:val="center"/>
-              <w:rPr>
-                <w:rFonts w:hint="eastAsia"/>
-              </w:rPr>
             </w:pPr>
             <w:r>
               <w:rPr>
@@ -7481,9 +9818,6 @@
           <w:p>
             <w:pPr>
               <w:jc w:val="left"/>
-              <w:rPr>
-                <w:rFonts w:hint="eastAsia"/>
-              </w:rPr>
             </w:pPr>
             <w:proofErr w:type="spellStart"/>
             <w:r>
@@ -7508,9 +9842,6 @@
           <w:p>
             <w:pPr>
               <w:jc w:val="center"/>
-              <w:rPr>
-                <w:rFonts w:hint="eastAsia"/>
-              </w:rPr>
             </w:pPr>
             <w:r>
               <w:rPr>
@@ -7548,9 +9879,6 @@
           <w:p>
             <w:pPr>
               <w:jc w:val="center"/>
-              <w:rPr>
-                <w:rFonts w:hint="eastAsia"/>
-              </w:rPr>
             </w:pPr>
             <w:proofErr w:type="spellStart"/>
             <w:r>
@@ -7574,10 +9902,10 @@
             <w:pPr>
               <w:jc w:val="center"/>
               <w:rPr>
-                <w:rFonts w:hint="eastAsia"/>
                 <w:b/>
               </w:rPr>
             </w:pPr>
+            <w:proofErr w:type="spellStart"/>
             <w:r>
               <w:rPr>
                 <w:rFonts w:hint="eastAsia"/>
@@ -7591,6 +9919,7 @@
               </w:rPr>
               <w:t>ATA_BIT</w:t>
             </w:r>
+            <w:proofErr w:type="spellEnd"/>
           </w:p>
         </w:tc>
         <w:tc>
@@ -7601,9 +9930,6 @@
           <w:p>
             <w:pPr>
               <w:jc w:val="left"/>
-              <w:rPr>
-                <w:rFonts w:hint="eastAsia"/>
-              </w:rPr>
             </w:pPr>
             <w:r>
               <w:t xml:space="preserve">ALU </w:t>
@@ -7626,9 +9952,6 @@
           <w:p>
             <w:pPr>
               <w:jc w:val="center"/>
-              <w:rPr>
-                <w:rFonts w:hint="eastAsia"/>
-              </w:rPr>
             </w:pPr>
             <w:r>
               <w:rPr>
@@ -7666,9 +9989,6 @@
           <w:p>
             <w:pPr>
               <w:jc w:val="center"/>
-              <w:rPr>
-                <w:rFonts w:hint="eastAsia"/>
-              </w:rPr>
             </w:pPr>
             <w:proofErr w:type="spellStart"/>
             <w:r>
@@ -7691,9 +10011,6 @@
           <w:p>
             <w:pPr>
               <w:jc w:val="center"/>
-              <w:rPr>
-                <w:rFonts w:hint="eastAsia"/>
-              </w:rPr>
             </w:pPr>
             <w:r>
               <w:rPr>
@@ -7711,9 +10028,6 @@
           <w:p>
             <w:pPr>
               <w:jc w:val="left"/>
-              <w:rPr>
-                <w:rFonts w:hint="eastAsia"/>
-              </w:rPr>
             </w:pPr>
             <w:r>
               <w:rPr>
@@ -7745,9 +10059,6 @@
           <w:p>
             <w:pPr>
               <w:jc w:val="center"/>
-              <w:rPr>
-                <w:rFonts w:hint="eastAsia"/>
-              </w:rPr>
             </w:pPr>
             <w:r>
               <w:t>7</w:t>
@@ -7762,9 +10073,6 @@
           <w:p>
             <w:pPr>
               <w:jc w:val="center"/>
-              <w:rPr>
-                <w:rFonts w:hint="eastAsia"/>
-              </w:rPr>
             </w:pPr>
             <w:r>
               <w:rPr>
@@ -7785,9 +10093,6 @@
           <w:p>
             <w:pPr>
               <w:jc w:val="center"/>
-              <w:rPr>
-                <w:rFonts w:hint="eastAsia"/>
-              </w:rPr>
             </w:pPr>
             <w:proofErr w:type="spellStart"/>
             <w:r>
@@ -7810,9 +10115,6 @@
           <w:p>
             <w:pPr>
               <w:jc w:val="center"/>
-              <w:rPr>
-                <w:rFonts w:hint="eastAsia"/>
-              </w:rPr>
             </w:pPr>
             <w:r>
               <w:t>1</w:t>
@@ -7827,9 +10129,6 @@
           <w:p>
             <w:pPr>
               <w:jc w:val="left"/>
-              <w:rPr>
-                <w:rFonts w:hint="eastAsia"/>
-              </w:rPr>
             </w:pPr>
             <w:r>
               <w:rPr>
@@ -7850,192 +10149,289 @@
         </w:tc>
       </w:tr>
     </w:tbl>
+    <w:p/>
     <w:p>
       <w:pPr>
-        <w:rPr>
-          <w:rFonts w:hint="eastAsia"/>
-        </w:rPr>
-      </w:pPr>
-    </w:p>
-    <w:p>
-      <w:pPr>
-        <w:pStyle w:val="2"/>
-      </w:pPr>
-      <w:bookmarkStart w:id="30" w:name="_Toc229928464"/>
-      <w:bookmarkStart w:id="31" w:name="_Ref229928520"/>
-      <w:bookmarkStart w:id="32" w:name="_Ref229928609"/>
-      <w:bookmarkStart w:id="33" w:name="_Ref229928620"/>
-      <w:r>
-        <w:rPr>
-          <w:rFonts w:hint="eastAsia"/>
-        </w:rPr>
-        <w:t>A</w:t>
-      </w:r>
-      <w:r>
-        <w:t>LU</w:t>
-      </w:r>
-      <w:r>
-        <w:rPr>
-          <w:rFonts w:hint="eastAsia"/>
-        </w:rPr>
-        <w:t xml:space="preserve"> 통제 장치</w:t>
-      </w:r>
-      <w:r>
-        <w:t>(ALU</w:t>
-      </w:r>
-      <w:r>
-        <w:t xml:space="preserve"> C</w:t>
-      </w:r>
-      <w:r>
-        <w:t>ontrol</w:t>
-      </w:r>
-      <w:r>
-        <w:t xml:space="preserve"> Unit</w:t>
-      </w:r>
-      <w:r>
-        <w:t>)</w:t>
-      </w:r>
-      <w:bookmarkEnd w:id="30"/>
-      <w:bookmarkEnd w:id="31"/>
-      <w:bookmarkEnd w:id="32"/>
-      <w:bookmarkEnd w:id="33"/>
-    </w:p>
-    <w:p>
-      <w:pPr>
-        <w:rPr>
-          <w:rFonts w:hint="eastAsia"/>
-        </w:rPr>
-      </w:pPr>
-    </w:p>
-    <w:p>
-      <w:pPr>
-        <w:pStyle w:val="2"/>
-      </w:pPr>
-      <w:bookmarkStart w:id="34" w:name="_Toc229928465"/>
-      <w:bookmarkStart w:id="35" w:name="_Ref229928523"/>
-      <w:bookmarkStart w:id="36" w:name="_Ref229928624"/>
-      <w:r>
-        <w:rPr>
-          <w:rFonts w:hint="eastAsia"/>
-        </w:rPr>
-        <w:t>파이프라인 연결 장치</w:t>
-      </w:r>
-      <w:r>
-        <w:t>(</w:t>
-      </w:r>
-      <w:r>
-        <w:t>Pipeline Br</w:t>
-      </w:r>
-      <w:r>
-        <w:t>i</w:t>
-      </w:r>
-      <w:r>
-        <w:t>d</w:t>
-      </w:r>
-      <w:r>
-        <w:t>ge)</w:t>
-      </w:r>
-      <w:bookmarkEnd w:id="34"/>
-      <w:bookmarkEnd w:id="35"/>
-      <w:bookmarkEnd w:id="36"/>
-    </w:p>
-    <w:p>
-      <w:pPr>
-        <w:rPr>
-          <w:rFonts w:hint="eastAsia"/>
-        </w:rPr>
-      </w:pPr>
-    </w:p>
-    <w:p>
-      <w:pPr>
-        <w:pStyle w:val="2"/>
-      </w:pPr>
-      <w:bookmarkStart w:id="37" w:name="_Toc229928466"/>
-      <w:bookmarkStart w:id="38" w:name="_Ref229928526"/>
-      <w:bookmarkStart w:id="39" w:name="_Ref229928626"/>
-      <w:r>
-        <w:lastRenderedPageBreak/>
-        <w:t>CPU</w:t>
-      </w:r>
-      <w:r>
-        <w:rPr>
-          <w:rFonts w:hint="eastAsia"/>
-        </w:rPr>
-        <w:t xml:space="preserve"> 통제 장치</w:t>
-      </w:r>
-      <w:r>
-        <w:t>(Control Unit)</w:t>
-      </w:r>
-      <w:bookmarkEnd w:id="37"/>
-      <w:bookmarkEnd w:id="38"/>
-      <w:bookmarkEnd w:id="39"/>
-    </w:p>
-    <w:p>
-      <w:pPr>
-        <w:rPr>
-          <w:rFonts w:hint="eastAsia"/>
-        </w:rPr>
-      </w:pPr>
-    </w:p>
-    <w:p>
-      <w:pPr>
-        <w:pStyle w:val="2"/>
-      </w:pPr>
-      <w:bookmarkStart w:id="40" w:name="_Toc229928467"/>
-      <w:bookmarkStart w:id="41" w:name="_Ref229928529"/>
-      <w:bookmarkStart w:id="42" w:name="_Ref229928648"/>
-      <w:proofErr w:type="spellStart"/>
-      <w:r>
-        <w:rPr>
-          <w:rFonts w:hint="eastAsia"/>
-        </w:rPr>
-        <w:t>포워딩</w:t>
-      </w:r>
-      <w:proofErr w:type="spellEnd"/>
-      <w:r>
-        <w:rPr>
-          <w:rFonts w:hint="eastAsia"/>
-        </w:rPr>
-        <w:t xml:space="preserve"> 장치</w:t>
-      </w:r>
-      <w:r>
-        <w:t>(Forwarding Unit)</w:t>
-      </w:r>
-      <w:bookmarkEnd w:id="40"/>
-      <w:bookmarkEnd w:id="41"/>
+        <w:pStyle w:val="3"/>
+      </w:pPr>
+      <w:bookmarkStart w:id="42" w:name="_Toc229949998"/>
+      <w:r>
+        <w:t xml:space="preserve">ALU </w:t>
+      </w:r>
+      <w:r>
+        <w:rPr>
+          <w:rFonts w:hint="eastAsia"/>
+        </w:rPr>
+        <w:t>설계 요구사항</w:t>
+      </w:r>
       <w:bookmarkEnd w:id="42"/>
     </w:p>
     <w:p>
       <w:pPr>
-        <w:rPr>
-          <w:rFonts w:hint="eastAsia"/>
-        </w:rPr>
-      </w:pPr>
+        <w:spacing w:after="0"/>
+      </w:pPr>
+      <w:proofErr w:type="spellStart"/>
+      <w:r>
+        <w:rPr>
+          <w:rFonts w:hint="eastAsia"/>
+        </w:rPr>
+        <w:t>출력값</w:t>
+      </w:r>
+      <w:proofErr w:type="spellEnd"/>
+      <w:r>
+        <w:rPr>
+          <w:rFonts w:hint="eastAsia"/>
+        </w:rPr>
+        <w:t xml:space="preserve"> </w:t>
+      </w:r>
+      <w:proofErr w:type="spellStart"/>
+      <w:r>
+        <w:t>o_out</w:t>
+      </w:r>
+      <w:proofErr w:type="spellEnd"/>
+      <w:r>
+        <w:rPr>
+          <w:rFonts w:hint="eastAsia"/>
+        </w:rPr>
+        <w:t xml:space="preserve">은 </w:t>
+      </w:r>
+      <w:proofErr w:type="spellStart"/>
+      <w:r>
+        <w:rPr>
+          <w:rFonts w:hint="eastAsia"/>
+        </w:rPr>
+        <w:t>i</w:t>
+      </w:r>
+      <w:r>
+        <w:t>_aluop</w:t>
+      </w:r>
+      <w:proofErr w:type="spellEnd"/>
+      <w:r>
+        <w:rPr>
+          <w:rFonts w:hint="eastAsia"/>
+        </w:rPr>
+        <w:t xml:space="preserve">에 따라 </w:t>
+      </w:r>
+      <w:proofErr w:type="spellStart"/>
+      <w:r>
+        <w:rPr>
+          <w:rFonts w:hint="eastAsia"/>
+        </w:rPr>
+        <w:t>i</w:t>
+      </w:r>
+      <w:r>
+        <w:t>_in0</w:t>
+      </w:r>
+      <w:proofErr w:type="spellEnd"/>
+      <w:r>
+        <w:t xml:space="preserve">, </w:t>
+      </w:r>
+      <w:proofErr w:type="spellStart"/>
+      <w:r>
+        <w:t>i_in1</w:t>
+      </w:r>
+      <w:proofErr w:type="spellEnd"/>
+      <w:r>
+        <w:rPr>
+          <w:rFonts w:hint="eastAsia"/>
+        </w:rPr>
+        <w:t>의 조합으로 결정되어야 한다.</w:t>
+      </w:r>
     </w:p>
     <w:p>
       <w:pPr>
+        <w:spacing w:after="0"/>
+      </w:pPr>
+      <w:proofErr w:type="spellStart"/>
+      <w:r>
+        <w:rPr>
+          <w:rFonts w:hint="eastAsia"/>
+        </w:rPr>
+        <w:t>출력값</w:t>
+      </w:r>
+      <w:proofErr w:type="spellEnd"/>
+      <w:r>
+        <w:rPr>
+          <w:rFonts w:hint="eastAsia"/>
+        </w:rPr>
+        <w:t xml:space="preserve"> </w:t>
+      </w:r>
+      <w:proofErr w:type="spellStart"/>
+      <w:r>
+        <w:t>o_carry</w:t>
+      </w:r>
+      <w:proofErr w:type="spellEnd"/>
+      <w:r>
+        <w:rPr>
+          <w:rFonts w:hint="eastAsia"/>
+        </w:rPr>
+        <w:t>는 o</w:t>
+      </w:r>
+      <w:r>
+        <w:t>verflow</w:t>
+      </w:r>
+      <w:r>
+        <w:rPr>
+          <w:rFonts w:hint="eastAsia"/>
+        </w:rPr>
+        <w:t xml:space="preserve">가 발생할 경우에만 </w:t>
+      </w:r>
+      <w:proofErr w:type="spellStart"/>
+      <w:r>
+        <w:t>1’b1</w:t>
+      </w:r>
+      <w:proofErr w:type="spellEnd"/>
+      <w:r>
+        <w:rPr>
+          <w:rFonts w:hint="eastAsia"/>
+        </w:rPr>
+        <w:t>로 출력되어야 한다.</w:t>
+      </w:r>
+    </w:p>
+    <w:p>
+      <w:pPr>
+        <w:spacing w:after="0"/>
+        <w:rPr>
+          <w:rFonts w:hint="eastAsia"/>
+        </w:rPr>
+      </w:pPr>
+      <w:proofErr w:type="spellStart"/>
+      <w:r>
+        <w:rPr>
+          <w:rFonts w:hint="eastAsia"/>
+        </w:rPr>
+        <w:t>출력값</w:t>
+      </w:r>
+      <w:proofErr w:type="spellEnd"/>
+      <w:r>
+        <w:rPr>
+          <w:rFonts w:hint="eastAsia"/>
+        </w:rPr>
+        <w:t xml:space="preserve"> </w:t>
+      </w:r>
+      <w:proofErr w:type="spellStart"/>
+      <w:r>
+        <w:t>o_zero</w:t>
+      </w:r>
+      <w:proofErr w:type="spellEnd"/>
+      <w:r>
+        <w:rPr>
+          <w:rFonts w:hint="eastAsia"/>
+        </w:rPr>
+        <w:t xml:space="preserve">는 </w:t>
+      </w:r>
+      <w:proofErr w:type="spellStart"/>
+      <w:r>
+        <w:t>i_aluop</w:t>
+      </w:r>
+      <w:proofErr w:type="spellEnd"/>
+      <w:r>
+        <w:rPr>
+          <w:rFonts w:hint="eastAsia"/>
+        </w:rPr>
+        <w:t xml:space="preserve">가 </w:t>
+      </w:r>
+      <w:proofErr w:type="spellStart"/>
+      <w:r>
+        <w:t>ALU_CTR_SUB</w:t>
+      </w:r>
+      <w:proofErr w:type="spellEnd"/>
+      <w:r>
+        <w:rPr>
+          <w:rFonts w:hint="eastAsia"/>
+        </w:rPr>
+        <w:t xml:space="preserve">이고 </w:t>
+      </w:r>
+      <w:proofErr w:type="spellStart"/>
+      <w:r>
+        <w:t>o_out</w:t>
+      </w:r>
+      <w:proofErr w:type="spellEnd"/>
+      <w:r>
+        <w:rPr>
+          <w:rFonts w:hint="eastAsia"/>
+        </w:rPr>
+        <w:t xml:space="preserve">이 </w:t>
+      </w:r>
+      <w:r>
+        <w:t>‘</w:t>
+      </w:r>
+      <w:proofErr w:type="spellStart"/>
+      <w:r>
+        <w:t>d0</w:t>
+      </w:r>
+      <w:proofErr w:type="spellEnd"/>
+      <w:r>
+        <w:rPr>
+          <w:rFonts w:hint="eastAsia"/>
+        </w:rPr>
+        <w:t xml:space="preserve">인 경우에만 </w:t>
+      </w:r>
+      <w:proofErr w:type="spellStart"/>
+      <w:r>
+        <w:t>1’</w:t>
+      </w:r>
+      <w:r>
+        <w:rPr>
+          <w:rFonts w:hint="eastAsia"/>
+        </w:rPr>
+        <w:t>b</w:t>
+      </w:r>
+      <w:r>
+        <w:t>1</w:t>
+      </w:r>
+      <w:proofErr w:type="spellEnd"/>
+      <w:r>
+        <w:rPr>
+          <w:rFonts w:hint="eastAsia"/>
+        </w:rPr>
+        <w:t>로 출력되어야 한다.</w:t>
+      </w:r>
+    </w:p>
+    <w:p>
+      <w:pPr>
+        <w:rPr>
+          <w:rFonts w:hint="eastAsia"/>
+        </w:rPr>
+      </w:pPr>
+    </w:p>
+    <w:p>
+      <w:pPr>
         <w:pStyle w:val="2"/>
       </w:pPr>
-      <w:bookmarkStart w:id="43" w:name="_Toc229928468"/>
-      <w:bookmarkStart w:id="44" w:name="_Ref229928537"/>
-      <w:bookmarkStart w:id="45" w:name="_Ref229928630"/>
-      <w:bookmarkStart w:id="46" w:name="_Ref229928636"/>
-      <w:r>
-        <w:rPr>
-          <w:rFonts w:hint="eastAsia"/>
-        </w:rPr>
-        <w:t xml:space="preserve">명령어 </w:t>
-      </w:r>
-      <w:proofErr w:type="spellStart"/>
-      <w:r>
-        <w:rPr>
-          <w:rFonts w:hint="eastAsia"/>
-        </w:rPr>
-        <w:t>복호기</w:t>
-      </w:r>
-      <w:proofErr w:type="spellEnd"/>
-      <w:r>
-        <w:t>(Instruction Decoder)</w:t>
+      <w:bookmarkStart w:id="43" w:name="_Ref229928520"/>
+      <w:bookmarkStart w:id="44" w:name="_Ref229928609"/>
+      <w:bookmarkStart w:id="45" w:name="_Ref229928620"/>
+      <w:bookmarkStart w:id="46" w:name="_Toc229949999"/>
+      <w:r>
+        <w:rPr>
+          <w:rFonts w:hint="eastAsia"/>
+        </w:rPr>
+        <w:t>A</w:t>
+      </w:r>
+      <w:r>
+        <w:t>LU</w:t>
+      </w:r>
+      <w:r>
+        <w:rPr>
+          <w:rFonts w:hint="eastAsia"/>
+        </w:rPr>
+        <w:t xml:space="preserve"> 통제 장치</w:t>
+      </w:r>
+      <w:r>
+        <w:t>(ALU</w:t>
+      </w:r>
+      <w:r>
+        <w:t xml:space="preserve"> C</w:t>
+      </w:r>
+      <w:r>
+        <w:t>ontrol</w:t>
+      </w:r>
+      <w:r>
+        <w:t xml:space="preserve"> Unit</w:t>
+      </w:r>
+      <w:r>
+        <w:t>)</w:t>
       </w:r>
       <w:bookmarkEnd w:id="43"/>
       <w:bookmarkEnd w:id="44"/>
@@ -8044,52 +10440,186 @@
     </w:p>
     <w:p>
       <w:pPr>
-        <w:rPr>
-          <w:rFonts w:hint="eastAsia"/>
-        </w:rPr>
-      </w:pPr>
+        <w:pStyle w:val="3"/>
+      </w:pPr>
+      <w:bookmarkStart w:id="47" w:name="_Toc229950000"/>
+      <w:r>
+        <w:rPr>
+          <w:rFonts w:hint="eastAsia"/>
+        </w:rPr>
+        <w:t>A</w:t>
+      </w:r>
+      <w:r>
+        <w:t xml:space="preserve">LU </w:t>
+      </w:r>
+      <w:r>
+        <w:rPr>
+          <w:rFonts w:hint="eastAsia"/>
+        </w:rPr>
+        <w:t>통제 장치 기능</w:t>
+      </w:r>
+      <w:bookmarkEnd w:id="47"/>
     </w:p>
     <w:p>
       <w:pPr>
-        <w:pStyle w:val="2"/>
-      </w:pPr>
-      <w:bookmarkStart w:id="47" w:name="_Toc229928469"/>
-      <w:bookmarkStart w:id="48" w:name="_Ref229928547"/>
-      <w:bookmarkStart w:id="49" w:name="_Ref229928652"/>
-      <w:proofErr w:type="spellStart"/>
-      <w:r>
-        <w:rPr>
-          <w:rFonts w:hint="eastAsia"/>
-        </w:rPr>
-        <w:t>승제산</w:t>
-      </w:r>
-      <w:proofErr w:type="spellEnd"/>
-      <w:r>
-        <w:rPr>
-          <w:rFonts w:hint="eastAsia"/>
-        </w:rPr>
-        <w:t xml:space="preserve"> 장치(</w:t>
-      </w:r>
-      <w:proofErr w:type="spellStart"/>
-      <w:r>
-        <w:t>Mul</w:t>
-      </w:r>
-      <w:proofErr w:type="spellEnd"/>
-      <w:r>
-        <w:t>/</w:t>
-      </w:r>
-      <w:proofErr w:type="spellStart"/>
-      <w:r>
-        <w:t>Div</w:t>
-      </w:r>
-      <w:proofErr w:type="spellEnd"/>
-      <w:r>
-        <w:t xml:space="preserve"> Unit)</w:t>
-      </w:r>
-      <w:bookmarkEnd w:id="47"/>
+        <w:keepNext/>
+        <w:jc w:val="center"/>
+      </w:pPr>
+      <w:r>
+        <w:drawing>
+          <wp:inline distT="0" distB="0" distL="0" distR="0" wp14:anchorId="7828021C" wp14:editId="615B15C1">
+            <wp:extent cx="4515480" cy="3477110"/>
+            <wp:effectExtent l="0" t="0" r="0" b="9525"/>
+            <wp:docPr id="1422789230" name="그림 1" descr="텍스트, 스크린샷, 폰트, 도표이(가) 표시된 사진&#10;&#10;자동 생성된 설명"/>
+            <wp:cNvGraphicFramePr>
+              <a:graphicFrameLocks xmlns:a="http://schemas.openxmlformats.org/drawingml/2006/main" noChangeAspect="1"/>
+            </wp:cNvGraphicFramePr>
+            <a:graphic xmlns:a="http://schemas.openxmlformats.org/drawingml/2006/main">
+              <a:graphicData uri="http://schemas.openxmlformats.org/drawingml/2006/picture">
+                <pic:pic xmlns:pic="http://schemas.openxmlformats.org/drawingml/2006/picture">
+                  <pic:nvPicPr>
+                    <pic:cNvPr id="1422789230" name="그림 1" descr="텍스트, 스크린샷, 폰트, 도표이(가) 표시된 사진&#10;&#10;자동 생성된 설명"/>
+                    <pic:cNvPicPr/>
+                  </pic:nvPicPr>
+                  <pic:blipFill>
+                    <a:blip r:embed="rId14"/>
+                    <a:stretch>
+                      <a:fillRect/>
+                    </a:stretch>
+                  </pic:blipFill>
+                  <pic:spPr>
+                    <a:xfrm>
+                      <a:off x="0" y="0"/>
+                      <a:ext cx="4515480" cy="3477110"/>
+                    </a:xfrm>
+                    <a:prstGeom prst="rect">
+                      <a:avLst/>
+                    </a:prstGeom>
+                  </pic:spPr>
+                </pic:pic>
+              </a:graphicData>
+            </a:graphic>
+          </wp:inline>
+        </w:drawing>
+      </w:r>
+    </w:p>
+    <w:p>
+      <w:pPr>
+        <w:pStyle w:val="a7"/>
+        <w:rPr>
+          <w:rFonts w:hint="eastAsia"/>
+        </w:rPr>
+      </w:pPr>
+      <w:bookmarkStart w:id="48" w:name="_Toc229950022"/>
+      <w:r>
+        <w:t xml:space="preserve">그림 </w:t>
+      </w:r>
+      <w:r>
+        <w:fldChar w:fldCharType="begin"/>
+      </w:r>
+      <w:r>
+        <w:instrText xml:space="preserve"> SEQ 그림 \* ARABIC </w:instrText>
+      </w:r>
+      <w:r>
+        <w:fldChar w:fldCharType="separate"/>
+      </w:r>
+      <w:r>
+        <w:rPr>
+          <w:noProof/>
+        </w:rPr>
+        <w:t>3</w:t>
+      </w:r>
+      <w:r>
+        <w:fldChar w:fldCharType="end"/>
+      </w:r>
+      <w:r>
+        <w:t xml:space="preserve"> </w:t>
+      </w:r>
+      <w:r>
+        <w:rPr>
+          <w:rFonts w:hint="eastAsia"/>
+        </w:rPr>
+        <w:t>A</w:t>
+      </w:r>
+      <w:r>
+        <w:t xml:space="preserve">LU </w:t>
+      </w:r>
+      <w:r>
+        <w:rPr>
+          <w:rFonts w:hint="eastAsia"/>
+        </w:rPr>
+        <w:t>통제 장치 다이어그램</w:t>
+      </w:r>
       <w:bookmarkEnd w:id="48"/>
+    </w:p>
+    <w:p>
+      <w:r>
+        <w:t xml:space="preserve">ALU </w:t>
+      </w:r>
+      <w:r>
+        <w:rPr>
+          <w:rFonts w:hint="eastAsia"/>
+        </w:rPr>
+        <w:t xml:space="preserve">통제 장치는 </w:t>
+      </w:r>
+      <w:r>
+        <w:t xml:space="preserve">CPU </w:t>
+      </w:r>
+      <w:r>
+        <w:rPr>
+          <w:rFonts w:hint="eastAsia"/>
+        </w:rPr>
+        <w:t>통제 장치에서 들어오는 신호들을 조합하여 출력 데이터를 생성한다.</w:t>
+      </w:r>
+    </w:p>
+    <w:p/>
+    <w:p>
+      <w:pPr>
+        <w:pStyle w:val="3"/>
+      </w:pPr>
+      <w:bookmarkStart w:id="49" w:name="_Toc229950001"/>
+      <w:r>
+        <w:rPr>
+          <w:rFonts w:hint="eastAsia"/>
+        </w:rPr>
+        <w:lastRenderedPageBreak/>
+        <w:t>A</w:t>
+      </w:r>
+      <w:r>
+        <w:t xml:space="preserve">LU </w:t>
+      </w:r>
+      <w:r>
+        <w:rPr>
+          <w:rFonts w:hint="eastAsia"/>
+        </w:rPr>
+        <w:t>통제 장치 입출력 단자</w:t>
+      </w:r>
       <w:bookmarkEnd w:id="49"/>
     </w:p>
+    <w:p/>
+    <w:p>
+      <w:pPr>
+        <w:pStyle w:val="3"/>
+      </w:pPr>
+      <w:bookmarkStart w:id="50" w:name="_Toc229950002"/>
+      <w:r>
+        <w:rPr>
+          <w:rFonts w:hint="eastAsia"/>
+        </w:rPr>
+        <w:t>A</w:t>
+      </w:r>
+      <w:r>
+        <w:t xml:space="preserve">LU </w:t>
+      </w:r>
+      <w:r>
+        <w:rPr>
+          <w:rFonts w:hint="eastAsia"/>
+        </w:rPr>
+        <w:t>통제 장치 설계 요구사항</w:t>
+      </w:r>
+      <w:bookmarkEnd w:id="50"/>
+    </w:p>
+    <w:p/>
     <w:p>
       <w:pPr>
         <w:rPr>
@@ -8101,193 +10631,301 @@
       <w:pPr>
         <w:pStyle w:val="2"/>
       </w:pPr>
-      <w:bookmarkStart w:id="50" w:name="_Toc229928470"/>
-      <w:bookmarkStart w:id="51" w:name="_Ref229928540"/>
-      <w:bookmarkStart w:id="52" w:name="_Ref229928551"/>
-      <w:bookmarkStart w:id="53" w:name="_Ref229928656"/>
-      <w:proofErr w:type="spellStart"/>
-      <w:r>
-        <w:rPr>
-          <w:rFonts w:hint="eastAsia"/>
-        </w:rPr>
-        <w:t>멀티플렉서</w:t>
-      </w:r>
-      <w:proofErr w:type="spellEnd"/>
-      <w:r>
-        <w:t>(Multiplexer)</w:t>
-      </w:r>
-      <w:bookmarkEnd w:id="50"/>
+      <w:bookmarkStart w:id="51" w:name="_Ref229928523"/>
+      <w:bookmarkStart w:id="52" w:name="_Ref229928624"/>
+      <w:bookmarkStart w:id="53" w:name="_Toc229950003"/>
+      <w:r>
+        <w:rPr>
+          <w:rFonts w:hint="eastAsia"/>
+        </w:rPr>
+        <w:t>파이프라인 연결 장치</w:t>
+      </w:r>
+      <w:r>
+        <w:t>(</w:t>
+      </w:r>
+      <w:r>
+        <w:t>Pipeline Br</w:t>
+      </w:r>
+      <w:r>
+        <w:t>i</w:t>
+      </w:r>
+      <w:r>
+        <w:t>d</w:t>
+      </w:r>
+      <w:r>
+        <w:t>ge)</w:t>
+      </w:r>
       <w:bookmarkEnd w:id="51"/>
       <w:bookmarkEnd w:id="52"/>
       <w:bookmarkEnd w:id="53"/>
     </w:p>
+    <w:p/>
     <w:p>
       <w:pPr>
-        <w:rPr>
-          <w:rFonts w:hint="eastAsia"/>
-        </w:rPr>
-      </w:pPr>
-    </w:p>
-    <w:p>
-      <w:pPr>
         <w:pStyle w:val="2"/>
       </w:pPr>
-      <w:bookmarkStart w:id="54" w:name="_Toc229928471"/>
-      <w:bookmarkStart w:id="55" w:name="_Ref229928555"/>
-      <w:bookmarkStart w:id="56" w:name="_Ref229928659"/>
-      <w:r>
-        <w:rPr>
-          <w:rFonts w:hint="eastAsia"/>
-        </w:rPr>
-        <w:t>명령어 계수기(</w:t>
-      </w:r>
-      <w:r>
-        <w:t>Program Counter)</w:t>
+      <w:bookmarkStart w:id="54" w:name="_Ref229928526"/>
+      <w:bookmarkStart w:id="55" w:name="_Ref229928626"/>
+      <w:bookmarkStart w:id="56" w:name="_Toc229950004"/>
+      <w:r>
+        <w:t>CPU</w:t>
+      </w:r>
+      <w:r>
+        <w:rPr>
+          <w:rFonts w:hint="eastAsia"/>
+        </w:rPr>
+        <w:t xml:space="preserve"> 통제 장치</w:t>
+      </w:r>
+      <w:r>
+        <w:t>(Control Unit)</w:t>
       </w:r>
       <w:bookmarkEnd w:id="54"/>
       <w:bookmarkEnd w:id="55"/>
       <w:bookmarkEnd w:id="56"/>
     </w:p>
+    <w:p/>
     <w:p>
       <w:pPr>
-        <w:rPr>
-          <w:rFonts w:hint="eastAsia"/>
-        </w:rPr>
-      </w:pPr>
-    </w:p>
-    <w:p>
-      <w:pPr>
         <w:pStyle w:val="2"/>
       </w:pPr>
-      <w:bookmarkStart w:id="57" w:name="_Toc229928472"/>
-      <w:bookmarkStart w:id="58" w:name="_Ref229928573"/>
-      <w:bookmarkStart w:id="59" w:name="_Ref229928662"/>
-      <w:r>
-        <w:rPr>
-          <w:rFonts w:hint="eastAsia"/>
-        </w:rPr>
-        <w:t>레지스터 파일(</w:t>
-      </w:r>
-      <w:r>
-        <w:t>Register File)</w:t>
+      <w:bookmarkStart w:id="57" w:name="_Ref229928529"/>
+      <w:bookmarkStart w:id="58" w:name="_Ref229928648"/>
+      <w:bookmarkStart w:id="59" w:name="_Toc229950005"/>
+      <w:r>
+        <w:rPr>
+          <w:rFonts w:hint="eastAsia"/>
+        </w:rPr>
+        <w:t>포워딩 장치</w:t>
+      </w:r>
+      <w:r>
+        <w:t>(Forwarding Unit)</w:t>
       </w:r>
       <w:bookmarkEnd w:id="57"/>
       <w:bookmarkEnd w:id="58"/>
       <w:bookmarkEnd w:id="59"/>
     </w:p>
+    <w:p/>
     <w:p>
       <w:pPr>
-        <w:rPr>
-          <w:rFonts w:hint="eastAsia"/>
-        </w:rPr>
-      </w:pPr>
-    </w:p>
-    <w:p>
-      <w:pPr>
         <w:pStyle w:val="2"/>
       </w:pPr>
-      <w:bookmarkStart w:id="60" w:name="_Toc229928473"/>
-      <w:bookmarkStart w:id="61" w:name="_Ref229928576"/>
-      <w:bookmarkStart w:id="62" w:name="_Ref229928665"/>
-      <w:r>
-        <w:rPr>
-          <w:rFonts w:hint="eastAsia"/>
-        </w:rPr>
-        <w:t xml:space="preserve">좌측 </w:t>
+      <w:bookmarkStart w:id="60" w:name="_Ref229928537"/>
+      <w:bookmarkStart w:id="61" w:name="_Ref229928630"/>
+      <w:bookmarkStart w:id="62" w:name="_Ref229928636"/>
+      <w:bookmarkStart w:id="63" w:name="_Toc229950006"/>
+      <w:r>
+        <w:rPr>
+          <w:rFonts w:hint="eastAsia"/>
+        </w:rPr>
+        <w:t xml:space="preserve">명령어 </w:t>
       </w:r>
       <w:proofErr w:type="spellStart"/>
       <w:r>
         <w:rPr>
           <w:rFonts w:hint="eastAsia"/>
         </w:rPr>
-        <w:t>쉬프트</w:t>
+        <w:t>복호기</w:t>
       </w:r>
       <w:proofErr w:type="spellEnd"/>
       <w:r>
-        <w:rPr>
-          <w:rFonts w:hint="eastAsia"/>
-        </w:rPr>
-        <w:t xml:space="preserve"> 이동기</w:t>
-      </w:r>
-      <w:r>
-        <w:t>(Shift Left Unit)</w:t>
+        <w:t>(Instruction Decoder)</w:t>
       </w:r>
       <w:bookmarkEnd w:id="60"/>
       <w:bookmarkEnd w:id="61"/>
       <w:bookmarkEnd w:id="62"/>
+      <w:bookmarkEnd w:id="63"/>
     </w:p>
+    <w:p/>
     <w:p>
       <w:pPr>
-        <w:rPr>
-          <w:rFonts w:hint="eastAsia"/>
-        </w:rPr>
-      </w:pPr>
-    </w:p>
-    <w:p>
-      <w:pPr>
         <w:pStyle w:val="2"/>
       </w:pPr>
-      <w:bookmarkStart w:id="63" w:name="_Toc229928474"/>
-      <w:bookmarkStart w:id="64" w:name="_Ref229928579"/>
-      <w:bookmarkStart w:id="65" w:name="_Ref229928668"/>
-      <w:r>
-        <w:rPr>
-          <w:rFonts w:hint="eastAsia"/>
-        </w:rPr>
-        <w:t xml:space="preserve">부호 </w:t>
-      </w:r>
+      <w:bookmarkStart w:id="64" w:name="_Ref229928547"/>
+      <w:bookmarkStart w:id="65" w:name="_Ref229928652"/>
+      <w:bookmarkStart w:id="66" w:name="_Toc229950007"/>
       <w:proofErr w:type="spellStart"/>
       <w:r>
         <w:rPr>
           <w:rFonts w:hint="eastAsia"/>
         </w:rPr>
-        <w:t>확장기</w:t>
+        <w:t>승제산</w:t>
       </w:r>
       <w:proofErr w:type="spellEnd"/>
       <w:r>
         <w:rPr>
           <w:rFonts w:hint="eastAsia"/>
         </w:rPr>
-        <w:t>(</w:t>
-      </w:r>
-      <w:r>
-        <w:t>Sign Extend Unit)</w:t>
-      </w:r>
-      <w:bookmarkEnd w:id="63"/>
+        <w:t xml:space="preserve"> 장치(</w:t>
+      </w:r>
+      <w:r>
+        <w:t>Mul/Div Unit)</w:t>
+      </w:r>
       <w:bookmarkEnd w:id="64"/>
       <w:bookmarkEnd w:id="65"/>
+      <w:bookmarkEnd w:id="66"/>
     </w:p>
+    <w:p/>
     <w:p>
       <w:pPr>
-        <w:rPr>
-          <w:rFonts w:hint="eastAsia"/>
-        </w:rPr>
-      </w:pPr>
-    </w:p>
-    <w:p>
-      <w:pPr>
         <w:pStyle w:val="2"/>
       </w:pPr>
-      <w:bookmarkStart w:id="66" w:name="_Toc229928475"/>
-      <w:bookmarkStart w:id="67" w:name="_Ref229928583"/>
-      <w:bookmarkStart w:id="68" w:name="_Ref229928671"/>
-      <w:r>
-        <w:rPr>
-          <w:rFonts w:hint="eastAsia"/>
-        </w:rPr>
-        <w:t>중앙 처리 장치(</w:t>
-      </w:r>
-      <w:r>
-        <w:t>Central Processing Unit)</w:t>
-      </w:r>
-      <w:bookmarkEnd w:id="66"/>
+      <w:bookmarkStart w:id="67" w:name="_Ref229928540"/>
+      <w:bookmarkStart w:id="68" w:name="_Ref229928551"/>
+      <w:bookmarkStart w:id="69" w:name="_Ref229928656"/>
+      <w:bookmarkStart w:id="70" w:name="_Toc229950008"/>
+      <w:proofErr w:type="spellStart"/>
+      <w:r>
+        <w:rPr>
+          <w:rFonts w:hint="eastAsia"/>
+        </w:rPr>
+        <w:t>멀티플렉서</w:t>
+      </w:r>
+      <w:proofErr w:type="spellEnd"/>
+      <w:r>
+        <w:t>(Multiplexer)</w:t>
+      </w:r>
       <w:bookmarkEnd w:id="67"/>
       <w:bookmarkEnd w:id="68"/>
+      <w:bookmarkEnd w:id="69"/>
+      <w:bookmarkEnd w:id="70"/>
+    </w:p>
+    <w:p/>
+    <w:p>
+      <w:pPr>
+        <w:pStyle w:val="2"/>
+      </w:pPr>
+      <w:bookmarkStart w:id="71" w:name="_Ref229928555"/>
+      <w:bookmarkStart w:id="72" w:name="_Ref229928659"/>
+      <w:bookmarkStart w:id="73" w:name="_Toc229950009"/>
+      <w:r>
+        <w:rPr>
+          <w:rFonts w:hint="eastAsia"/>
+        </w:rPr>
+        <w:t>명령어 계수기(</w:t>
+      </w:r>
+      <w:r>
+        <w:t>Program Counter)</w:t>
+      </w:r>
+      <w:bookmarkEnd w:id="71"/>
+      <w:bookmarkEnd w:id="72"/>
+      <w:bookmarkEnd w:id="73"/>
+    </w:p>
+    <w:p/>
+    <w:p>
+      <w:pPr>
+        <w:pStyle w:val="2"/>
+      </w:pPr>
+      <w:bookmarkStart w:id="74" w:name="_Ref229928573"/>
+      <w:bookmarkStart w:id="75" w:name="_Ref229928662"/>
+      <w:bookmarkStart w:id="76" w:name="_Toc229950010"/>
+      <w:r>
+        <w:rPr>
+          <w:rFonts w:hint="eastAsia"/>
+        </w:rPr>
+        <w:t>레지스터 파일(</w:t>
+      </w:r>
+      <w:r>
+        <w:t>Register File)</w:t>
+      </w:r>
+      <w:bookmarkEnd w:id="74"/>
+      <w:bookmarkEnd w:id="75"/>
+      <w:bookmarkEnd w:id="76"/>
+    </w:p>
+    <w:p/>
+    <w:p>
+      <w:pPr>
+        <w:pStyle w:val="2"/>
+      </w:pPr>
+      <w:bookmarkStart w:id="77" w:name="_Ref229928576"/>
+      <w:bookmarkStart w:id="78" w:name="_Ref229928665"/>
+      <w:bookmarkStart w:id="79" w:name="_Toc229950011"/>
+      <w:r>
+        <w:rPr>
+          <w:rFonts w:hint="eastAsia"/>
+        </w:rPr>
+        <w:t xml:space="preserve">좌측 </w:t>
+      </w:r>
+      <w:proofErr w:type="spellStart"/>
+      <w:r>
+        <w:rPr>
+          <w:rFonts w:hint="eastAsia"/>
+        </w:rPr>
+        <w:t>쉬프트</w:t>
+      </w:r>
+      <w:proofErr w:type="spellEnd"/>
+      <w:r>
+        <w:rPr>
+          <w:rFonts w:hint="eastAsia"/>
+        </w:rPr>
+        <w:t xml:space="preserve"> 이동기</w:t>
+      </w:r>
+      <w:r>
+        <w:t>(Shift Left Unit)</w:t>
+      </w:r>
+      <w:bookmarkEnd w:id="77"/>
+      <w:bookmarkEnd w:id="78"/>
+      <w:bookmarkEnd w:id="79"/>
+    </w:p>
+    <w:p/>
+    <w:p>
+      <w:pPr>
+        <w:pStyle w:val="2"/>
+      </w:pPr>
+      <w:bookmarkStart w:id="80" w:name="_Ref229928579"/>
+      <w:bookmarkStart w:id="81" w:name="_Ref229928668"/>
+      <w:bookmarkStart w:id="82" w:name="_Toc229950012"/>
+      <w:r>
+        <w:rPr>
+          <w:rFonts w:hint="eastAsia"/>
+        </w:rPr>
+        <w:t xml:space="preserve">부호 </w:t>
+      </w:r>
+      <w:proofErr w:type="spellStart"/>
+      <w:r>
+        <w:rPr>
+          <w:rFonts w:hint="eastAsia"/>
+        </w:rPr>
+        <w:t>확장기</w:t>
+      </w:r>
+      <w:proofErr w:type="spellEnd"/>
+      <w:r>
+        <w:rPr>
+          <w:rFonts w:hint="eastAsia"/>
+        </w:rPr>
+        <w:t>(</w:t>
+      </w:r>
+      <w:r>
+        <w:t>Sign Extend Unit)</w:t>
+      </w:r>
+      <w:bookmarkEnd w:id="80"/>
+      <w:bookmarkEnd w:id="81"/>
+      <w:bookmarkEnd w:id="82"/>
+    </w:p>
+    <w:p/>
+    <w:p>
+      <w:pPr>
+        <w:pStyle w:val="2"/>
+      </w:pPr>
+      <w:bookmarkStart w:id="83" w:name="_Ref229928583"/>
+      <w:bookmarkStart w:id="84" w:name="_Ref229928671"/>
+      <w:bookmarkStart w:id="85" w:name="_Toc229950013"/>
+      <w:r>
+        <w:rPr>
+          <w:rFonts w:hint="eastAsia"/>
+        </w:rPr>
+        <w:t>중앙 처리 장치(</w:t>
+      </w:r>
+      <w:r>
+        <w:t>Central Processing Unit)</w:t>
+      </w:r>
+      <w:bookmarkEnd w:id="83"/>
+      <w:bookmarkEnd w:id="84"/>
+      <w:bookmarkEnd w:id="85"/>
     </w:p>
     <w:p/>
     <w:sectPr>
-      <w:headerReference w:type="default" r:id="rId12"/>
-      <w:footerReference w:type="default" r:id="rId13"/>
+      <w:headerReference w:type="default" r:id="rId15"/>
+      <w:footerReference w:type="default" r:id="rId16"/>
       <w:pgSz w:w="11906" w:h="16838"/>
       <w:pgMar w:top="1701" w:right="1440" w:bottom="1440" w:left="1440" w:header="851" w:footer="992" w:gutter="0"/>
       <w:pgNumType w:start="1"/>
@@ -8299,7 +10937,7 @@
 </file>
 
 <file path=word/endnotes.xml><?xml version="1.0" encoding="utf-8"?>
-<w:endnotes xmlns:wpc="http://schemas.microsoft.com/office/word/2010/wordprocessingCanvas" xmlns:cx="http://schemas.microsoft.com/office/drawing/2014/chartex" xmlns:mc="http://schemas.openxmlformats.org/markup-compatibility/2006" xmlns:o="urn:schemas-microsoft-com:office:office" xmlns:r="http://schemas.openxmlformats.org/officeDocument/2006/relationships" xmlns:m="http://schemas.openxmlformats.org/officeDocument/2006/math" xmlns:v="urn:schemas-microsoft-com:vml" xmlns:wp14="http://schemas.microsoft.com/office/word/2010/wordprocessingDrawing" xmlns:wp="http://schemas.openxmlformats.org/drawingml/2006/wordprocessingDrawing" xmlns:w10="urn:schemas-microsoft-com:office:word" xmlns:w="http://schemas.openxmlformats.org/wordprocessingml/2006/main" xmlns:w14="http://schemas.microsoft.com/office/word/2010/wordml" xmlns:w15="http://schemas.microsoft.com/office/word/2012/wordml" xmlns:w16se="http://schemas.microsoft.com/office/word/2015/wordml/symex" xmlns:wpg="http://schemas.microsoft.com/office/word/2010/wordprocessingGroup" xmlns:wpi="http://schemas.microsoft.com/office/word/2010/wordprocessingInk" xmlns:wne="http://schemas.microsoft.com/office/word/2006/wordml" xmlns:wps="http://schemas.microsoft.com/office/word/2010/wordprocessingShape" mc:Ignorable="w14 w15 w16se wp14">
+<w:endnotes xmlns:wpc="http://schemas.microsoft.com/office/word/2010/wordprocessingCanvas" xmlns:cx="http://schemas.microsoft.com/office/drawing/2014/chartex" xmlns:cx1="http://schemas.microsoft.com/office/drawing/2015/9/8/chartex" xmlns:cx2="http://schemas.microsoft.com/office/drawing/2015/10/21/chartex" xmlns:cx3="http://schemas.microsoft.com/office/drawing/2016/5/9/chartex" xmlns:cx4="http://schemas.microsoft.com/office/drawing/2016/5/10/chartex" xmlns:cx5="http://schemas.microsoft.com/office/drawing/2016/5/11/chartex" xmlns:cx6="http://schemas.microsoft.com/office/drawing/2016/5/12/chartex" xmlns:cx7="http://schemas.microsoft.com/office/drawing/2016/5/13/chartex" xmlns:cx8="http://schemas.microsoft.com/office/drawing/2016/5/14/chartex" xmlns:mc="http://schemas.openxmlformats.org/markup-compatibility/2006" xmlns:aink="http://schemas.microsoft.com/office/drawing/2016/ink" xmlns:am3d="http://schemas.microsoft.com/office/drawing/2017/model3d" xmlns:o="urn:schemas-microsoft-com:office:office" xmlns:oel="http://schemas.microsoft.com/office/2019/extlst" xmlns:r="http://schemas.openxmlformats.org/officeDocument/2006/relationships" xmlns:m="http://schemas.openxmlformats.org/officeDocument/2006/math" xmlns:v="urn:schemas-microsoft-com:vml" xmlns:wp14="http://schemas.microsoft.com/office/word/2010/wordprocessingDrawing" xmlns:wp="http://schemas.openxmlformats.org/drawingml/2006/wordprocessingDrawing" xmlns:w10="urn:schemas-microsoft-com:office:word" xmlns:w="http://schemas.openxmlformats.org/wordprocessingml/2006/main" xmlns:w14="http://schemas.microsoft.com/office/word/2010/wordml" xmlns:w15="http://schemas.microsoft.com/office/word/2012/wordml" xmlns:w16cex="http://schemas.microsoft.com/office/word/2018/wordml/cex" xmlns:w16cid="http://schemas.microsoft.com/office/word/2016/wordml/cid" xmlns:w16="http://schemas.microsoft.com/office/word/2018/wordml" xmlns:w16du="http://schemas.microsoft.com/office/word/2023/wordml/word16du" xmlns:w16sdtdh="http://schemas.microsoft.com/office/word/2020/wordml/sdtdatahash" xmlns:w16se="http://schemas.microsoft.com/office/word/2015/wordml/symex" xmlns:wpg="http://schemas.microsoft.com/office/word/2010/wordprocessingGroup" xmlns:wpi="http://schemas.microsoft.com/office/word/2010/wordprocessingInk" xmlns:wne="http://schemas.microsoft.com/office/word/2006/wordml" xmlns:wps="http://schemas.microsoft.com/office/word/2010/wordprocessingShape" mc:Ignorable="w14 w15 w16se w16cid w16 w16cex w16sdtdh w16du wp14">
   <w:endnote w:type="separator" w:id="-1">
     <w:p>
       <w:pPr>
@@ -8324,7 +10962,7 @@
 </file>
 
 <file path=word/footer1.xml><?xml version="1.0" encoding="utf-8"?>
-<w:ftr xmlns:wpc="http://schemas.microsoft.com/office/word/2010/wordprocessingCanvas" xmlns:cx="http://schemas.microsoft.com/office/drawing/2014/chartex" xmlns:mc="http://schemas.openxmlformats.org/markup-compatibility/2006" xmlns:o="urn:schemas-microsoft-com:office:office" xmlns:r="http://schemas.openxmlformats.org/officeDocument/2006/relationships" xmlns:m="http://schemas.openxmlformats.org/officeDocument/2006/math" xmlns:v="urn:schemas-microsoft-com:vml" xmlns:wp14="http://schemas.microsoft.com/office/word/2010/wordprocessingDrawing" xmlns:wp="http://schemas.openxmlformats.org/drawingml/2006/wordprocessingDrawing" xmlns:w10="urn:schemas-microsoft-com:office:word" xmlns:w="http://schemas.openxmlformats.org/wordprocessingml/2006/main" xmlns:w14="http://schemas.microsoft.com/office/word/2010/wordml" xmlns:w15="http://schemas.microsoft.com/office/word/2012/wordml" xmlns:w16se="http://schemas.microsoft.com/office/word/2015/wordml/symex" xmlns:wpg="http://schemas.microsoft.com/office/word/2010/wordprocessingGroup" xmlns:wpi="http://schemas.microsoft.com/office/word/2010/wordprocessingInk" xmlns:wne="http://schemas.microsoft.com/office/word/2006/wordml" xmlns:wps="http://schemas.microsoft.com/office/word/2010/wordprocessingShape" mc:Ignorable="w14 w15 w16se wp14">
+<w:ftr xmlns:wpc="http://schemas.microsoft.com/office/word/2010/wordprocessingCanvas" xmlns:cx="http://schemas.microsoft.com/office/drawing/2014/chartex" xmlns:cx1="http://schemas.microsoft.com/office/drawing/2015/9/8/chartex" xmlns:cx2="http://schemas.microsoft.com/office/drawing/2015/10/21/chartex" xmlns:cx3="http://schemas.microsoft.com/office/drawing/2016/5/9/chartex" xmlns:cx4="http://schemas.microsoft.com/office/drawing/2016/5/10/chartex" xmlns:cx5="http://schemas.microsoft.com/office/drawing/2016/5/11/chartex" xmlns:cx6="http://schemas.microsoft.com/office/drawing/2016/5/12/chartex" xmlns:cx7="http://schemas.microsoft.com/office/drawing/2016/5/13/chartex" xmlns:cx8="http://schemas.microsoft.com/office/drawing/2016/5/14/chartex" xmlns:mc="http://schemas.openxmlformats.org/markup-compatibility/2006" xmlns:aink="http://schemas.microsoft.com/office/drawing/2016/ink" xmlns:am3d="http://schemas.microsoft.com/office/drawing/2017/model3d" xmlns:o="urn:schemas-microsoft-com:office:office" xmlns:oel="http://schemas.microsoft.com/office/2019/extlst" xmlns:r="http://schemas.openxmlformats.org/officeDocument/2006/relationships" xmlns:m="http://schemas.openxmlformats.org/officeDocument/2006/math" xmlns:v="urn:schemas-microsoft-com:vml" xmlns:wp14="http://schemas.microsoft.com/office/word/2010/wordprocessingDrawing" xmlns:wp="http://schemas.openxmlformats.org/drawingml/2006/wordprocessingDrawing" xmlns:w10="urn:schemas-microsoft-com:office:word" xmlns:w="http://schemas.openxmlformats.org/wordprocessingml/2006/main" xmlns:w14="http://schemas.microsoft.com/office/word/2010/wordml" xmlns:w15="http://schemas.microsoft.com/office/word/2012/wordml" xmlns:w16cex="http://schemas.microsoft.com/office/word/2018/wordml/cex" xmlns:w16cid="http://schemas.microsoft.com/office/word/2016/wordml/cid" xmlns:w16="http://schemas.microsoft.com/office/word/2018/wordml" xmlns:w16du="http://schemas.microsoft.com/office/word/2023/wordml/word16du" xmlns:w16sdtdh="http://schemas.microsoft.com/office/word/2020/wordml/sdtdatahash" xmlns:w16se="http://schemas.microsoft.com/office/word/2015/wordml/symex" xmlns:wpg="http://schemas.microsoft.com/office/word/2010/wordprocessingGroup" xmlns:wpi="http://schemas.microsoft.com/office/word/2010/wordprocessingInk" xmlns:wne="http://schemas.microsoft.com/office/word/2006/wordml" xmlns:wps="http://schemas.microsoft.com/office/word/2010/wordprocessingShape" mc:Ignorable="w14 w15 w16se w16cid w16 w16cex w16sdtdh w16du wp14">
   <w:p>
     <w:pPr>
       <w:pStyle w:val="a4"/>
@@ -8337,7 +10975,7 @@
 </file>
 
 <file path=word/footer2.xml><?xml version="1.0" encoding="utf-8"?>
-<w:ftr xmlns:wpc="http://schemas.microsoft.com/office/word/2010/wordprocessingCanvas" xmlns:cx="http://schemas.microsoft.com/office/drawing/2014/chartex" xmlns:mc="http://schemas.openxmlformats.org/markup-compatibility/2006" xmlns:o="urn:schemas-microsoft-com:office:office" xmlns:r="http://schemas.openxmlformats.org/officeDocument/2006/relationships" xmlns:m="http://schemas.openxmlformats.org/officeDocument/2006/math" xmlns:v="urn:schemas-microsoft-com:vml" xmlns:wp14="http://schemas.microsoft.com/office/word/2010/wordprocessingDrawing" xmlns:wp="http://schemas.openxmlformats.org/drawingml/2006/wordprocessingDrawing" xmlns:w10="urn:schemas-microsoft-com:office:word" xmlns:w="http://schemas.openxmlformats.org/wordprocessingml/2006/main" xmlns:w14="http://schemas.microsoft.com/office/word/2010/wordml" xmlns:w15="http://schemas.microsoft.com/office/word/2012/wordml" xmlns:w16se="http://schemas.microsoft.com/office/word/2015/wordml/symex" xmlns:wpg="http://schemas.microsoft.com/office/word/2010/wordprocessingGroup" xmlns:wpi="http://schemas.microsoft.com/office/word/2010/wordprocessingInk" xmlns:wne="http://schemas.microsoft.com/office/word/2006/wordml" xmlns:wps="http://schemas.microsoft.com/office/word/2010/wordprocessingShape" mc:Ignorable="w14 w15 w16se wp14">
+<w:ftr xmlns:wpc="http://schemas.microsoft.com/office/word/2010/wordprocessingCanvas" xmlns:cx="http://schemas.microsoft.com/office/drawing/2014/chartex" xmlns:cx1="http://schemas.microsoft.com/office/drawing/2015/9/8/chartex" xmlns:cx2="http://schemas.microsoft.com/office/drawing/2015/10/21/chartex" xmlns:cx3="http://schemas.microsoft.com/office/drawing/2016/5/9/chartex" xmlns:cx4="http://schemas.microsoft.com/office/drawing/2016/5/10/chartex" xmlns:cx5="http://schemas.microsoft.com/office/drawing/2016/5/11/chartex" xmlns:cx6="http://schemas.microsoft.com/office/drawing/2016/5/12/chartex" xmlns:cx7="http://schemas.microsoft.com/office/drawing/2016/5/13/chartex" xmlns:cx8="http://schemas.microsoft.com/office/drawing/2016/5/14/chartex" xmlns:mc="http://schemas.openxmlformats.org/markup-compatibility/2006" xmlns:aink="http://schemas.microsoft.com/office/drawing/2016/ink" xmlns:am3d="http://schemas.microsoft.com/office/drawing/2017/model3d" xmlns:o="urn:schemas-microsoft-com:office:office" xmlns:oel="http://schemas.microsoft.com/office/2019/extlst" xmlns:r="http://schemas.openxmlformats.org/officeDocument/2006/relationships" xmlns:m="http://schemas.openxmlformats.org/officeDocument/2006/math" xmlns:v="urn:schemas-microsoft-com:vml" xmlns:wp14="http://schemas.microsoft.com/office/word/2010/wordprocessingDrawing" xmlns:wp="http://schemas.openxmlformats.org/drawingml/2006/wordprocessingDrawing" xmlns:w10="urn:schemas-microsoft-com:office:word" xmlns:w="http://schemas.openxmlformats.org/wordprocessingml/2006/main" xmlns:w14="http://schemas.microsoft.com/office/word/2010/wordml" xmlns:w15="http://schemas.microsoft.com/office/word/2012/wordml" xmlns:w16cex="http://schemas.microsoft.com/office/word/2018/wordml/cex" xmlns:w16cid="http://schemas.microsoft.com/office/word/2016/wordml/cid" xmlns:w16="http://schemas.microsoft.com/office/word/2018/wordml" xmlns:w16du="http://schemas.microsoft.com/office/word/2023/wordml/word16du" xmlns:w16sdtdh="http://schemas.microsoft.com/office/word/2020/wordml/sdtdatahash" xmlns:w16se="http://schemas.microsoft.com/office/word/2015/wordml/symex" xmlns:wpg="http://schemas.microsoft.com/office/word/2010/wordprocessingGroup" xmlns:wpi="http://schemas.microsoft.com/office/word/2010/wordprocessingInk" xmlns:wne="http://schemas.microsoft.com/office/word/2006/wordml" xmlns:wps="http://schemas.microsoft.com/office/word/2010/wordprocessingShape" mc:Ignorable="w14 w15 w16se w16cid w16 w16cex w16sdtdh w16du wp14">
   <w:p>
     <w:pPr>
       <w:pStyle w:val="a4"/>
@@ -8381,7 +11019,7 @@
 </file>
 
 <file path=word/footer3.xml><?xml version="1.0" encoding="utf-8"?>
-<w:ftr xmlns:wpc="http://schemas.microsoft.com/office/word/2010/wordprocessingCanvas" xmlns:cx="http://schemas.microsoft.com/office/drawing/2014/chartex" xmlns:mc="http://schemas.openxmlformats.org/markup-compatibility/2006" xmlns:o="urn:schemas-microsoft-com:office:office" xmlns:r="http://schemas.openxmlformats.org/officeDocument/2006/relationships" xmlns:m="http://schemas.openxmlformats.org/officeDocument/2006/math" xmlns:v="urn:schemas-microsoft-com:vml" xmlns:wp14="http://schemas.microsoft.com/office/word/2010/wordprocessingDrawing" xmlns:wp="http://schemas.openxmlformats.org/drawingml/2006/wordprocessingDrawing" xmlns:w10="urn:schemas-microsoft-com:office:word" xmlns:w="http://schemas.openxmlformats.org/wordprocessingml/2006/main" xmlns:w14="http://schemas.microsoft.com/office/word/2010/wordml" xmlns:w15="http://schemas.microsoft.com/office/word/2012/wordml" xmlns:w16se="http://schemas.microsoft.com/office/word/2015/wordml/symex" xmlns:wpg="http://schemas.microsoft.com/office/word/2010/wordprocessingGroup" xmlns:wpi="http://schemas.microsoft.com/office/word/2010/wordprocessingInk" xmlns:wne="http://schemas.microsoft.com/office/word/2006/wordml" xmlns:wps="http://schemas.microsoft.com/office/word/2010/wordprocessingShape" mc:Ignorable="w14 w15 w16se wp14">
+<w:ftr xmlns:wpc="http://schemas.microsoft.com/office/word/2010/wordprocessingCanvas" xmlns:cx="http://schemas.microsoft.com/office/drawing/2014/chartex" xmlns:cx1="http://schemas.microsoft.com/office/drawing/2015/9/8/chartex" xmlns:cx2="http://schemas.microsoft.com/office/drawing/2015/10/21/chartex" xmlns:cx3="http://schemas.microsoft.com/office/drawing/2016/5/9/chartex" xmlns:cx4="http://schemas.microsoft.com/office/drawing/2016/5/10/chartex" xmlns:cx5="http://schemas.microsoft.com/office/drawing/2016/5/11/chartex" xmlns:cx6="http://schemas.microsoft.com/office/drawing/2016/5/12/chartex" xmlns:cx7="http://schemas.microsoft.com/office/drawing/2016/5/13/chartex" xmlns:cx8="http://schemas.microsoft.com/office/drawing/2016/5/14/chartex" xmlns:mc="http://schemas.openxmlformats.org/markup-compatibility/2006" xmlns:aink="http://schemas.microsoft.com/office/drawing/2016/ink" xmlns:am3d="http://schemas.microsoft.com/office/drawing/2017/model3d" xmlns:o="urn:schemas-microsoft-com:office:office" xmlns:oel="http://schemas.microsoft.com/office/2019/extlst" xmlns:r="http://schemas.openxmlformats.org/officeDocument/2006/relationships" xmlns:m="http://schemas.openxmlformats.org/officeDocument/2006/math" xmlns:v="urn:schemas-microsoft-com:vml" xmlns:wp14="http://schemas.microsoft.com/office/word/2010/wordprocessingDrawing" xmlns:wp="http://schemas.openxmlformats.org/drawingml/2006/wordprocessingDrawing" xmlns:w10="urn:schemas-microsoft-com:office:word" xmlns:w="http://schemas.openxmlformats.org/wordprocessingml/2006/main" xmlns:w14="http://schemas.microsoft.com/office/word/2010/wordml" xmlns:w15="http://schemas.microsoft.com/office/word/2012/wordml" xmlns:w16cex="http://schemas.microsoft.com/office/word/2018/wordml/cex" xmlns:w16cid="http://schemas.microsoft.com/office/word/2016/wordml/cid" xmlns:w16="http://schemas.microsoft.com/office/word/2018/wordml" xmlns:w16du="http://schemas.microsoft.com/office/word/2023/wordml/word16du" xmlns:w16sdtdh="http://schemas.microsoft.com/office/word/2020/wordml/sdtdatahash" xmlns:w16se="http://schemas.microsoft.com/office/word/2015/wordml/symex" xmlns:wpg="http://schemas.microsoft.com/office/word/2010/wordprocessingGroup" xmlns:wpi="http://schemas.microsoft.com/office/word/2010/wordprocessingInk" xmlns:wne="http://schemas.microsoft.com/office/word/2006/wordml" xmlns:wps="http://schemas.microsoft.com/office/word/2010/wordprocessingShape" mc:Ignorable="w14 w15 w16se w16cid w16 w16cex w16sdtdh w16du wp14">
   <w:p>
     <w:pPr>
       <w:pStyle w:val="a4"/>
@@ -8425,7 +11063,7 @@
 </file>
 
 <file path=word/footnotes.xml><?xml version="1.0" encoding="utf-8"?>
-<w:footnotes xmlns:wpc="http://schemas.microsoft.com/office/word/2010/wordprocessingCanvas" xmlns:cx="http://schemas.microsoft.com/office/drawing/2014/chartex" xmlns:mc="http://schemas.openxmlformats.org/markup-compatibility/2006" xmlns:o="urn:schemas-microsoft-com:office:office" xmlns:r="http://schemas.openxmlformats.org/officeDocument/2006/relationships" xmlns:m="http://schemas.openxmlformats.org/officeDocument/2006/math" xmlns:v="urn:schemas-microsoft-com:vml" xmlns:wp14="http://schemas.microsoft.com/office/word/2010/wordprocessingDrawing" xmlns:wp="http://schemas.openxmlformats.org/drawingml/2006/wordprocessingDrawing" xmlns:w10="urn:schemas-microsoft-com:office:word" xmlns:w="http://schemas.openxmlformats.org/wordprocessingml/2006/main" xmlns:w14="http://schemas.microsoft.com/office/word/2010/wordml" xmlns:w15="http://schemas.microsoft.com/office/word/2012/wordml" xmlns:w16se="http://schemas.microsoft.com/office/word/2015/wordml/symex" xmlns:wpg="http://schemas.microsoft.com/office/word/2010/wordprocessingGroup" xmlns:wpi="http://schemas.microsoft.com/office/word/2010/wordprocessingInk" xmlns:wne="http://schemas.microsoft.com/office/word/2006/wordml" xmlns:wps="http://schemas.microsoft.com/office/word/2010/wordprocessingShape" mc:Ignorable="w14 w15 w16se wp14">
+<w:footnotes xmlns:wpc="http://schemas.microsoft.com/office/word/2010/wordprocessingCanvas" xmlns:cx="http://schemas.microsoft.com/office/drawing/2014/chartex" xmlns:cx1="http://schemas.microsoft.com/office/drawing/2015/9/8/chartex" xmlns:cx2="http://schemas.microsoft.com/office/drawing/2015/10/21/chartex" xmlns:cx3="http://schemas.microsoft.com/office/drawing/2016/5/9/chartex" xmlns:cx4="http://schemas.microsoft.com/office/drawing/2016/5/10/chartex" xmlns:cx5="http://schemas.microsoft.com/office/drawing/2016/5/11/chartex" xmlns:cx6="http://schemas.microsoft.com/office/drawing/2016/5/12/chartex" xmlns:cx7="http://schemas.microsoft.com/office/drawing/2016/5/13/chartex" xmlns:cx8="http://schemas.microsoft.com/office/drawing/2016/5/14/chartex" xmlns:mc="http://schemas.openxmlformats.org/markup-compatibility/2006" xmlns:aink="http://schemas.microsoft.com/office/drawing/2016/ink" xmlns:am3d="http://schemas.microsoft.com/office/drawing/2017/model3d" xmlns:o="urn:schemas-microsoft-com:office:office" xmlns:oel="http://schemas.microsoft.com/office/2019/extlst" xmlns:r="http://schemas.openxmlformats.org/officeDocument/2006/relationships" xmlns:m="http://schemas.openxmlformats.org/officeDocument/2006/math" xmlns:v="urn:schemas-microsoft-com:vml" xmlns:wp14="http://schemas.microsoft.com/office/word/2010/wordprocessingDrawing" xmlns:wp="http://schemas.openxmlformats.org/drawingml/2006/wordprocessingDrawing" xmlns:w10="urn:schemas-microsoft-com:office:word" xmlns:w="http://schemas.openxmlformats.org/wordprocessingml/2006/main" xmlns:w14="http://schemas.microsoft.com/office/word/2010/wordml" xmlns:w15="http://schemas.microsoft.com/office/word/2012/wordml" xmlns:w16cex="http://schemas.microsoft.com/office/word/2018/wordml/cex" xmlns:w16cid="http://schemas.microsoft.com/office/word/2016/wordml/cid" xmlns:w16="http://schemas.microsoft.com/office/word/2018/wordml" xmlns:w16du="http://schemas.microsoft.com/office/word/2023/wordml/word16du" xmlns:w16sdtdh="http://schemas.microsoft.com/office/word/2020/wordml/sdtdatahash" xmlns:w16se="http://schemas.microsoft.com/office/word/2015/wordml/symex" xmlns:wpg="http://schemas.microsoft.com/office/word/2010/wordprocessingGroup" xmlns:wpi="http://schemas.microsoft.com/office/word/2010/wordprocessingInk" xmlns:wne="http://schemas.microsoft.com/office/word/2006/wordml" xmlns:wps="http://schemas.microsoft.com/office/word/2010/wordprocessingShape" mc:Ignorable="w14 w15 w16se w16cid w16 w16cex w16sdtdh w16du wp14">
   <w:footnote w:type="separator" w:id="-1">
     <w:p>
       <w:pPr>
@@ -8450,7 +11088,7 @@
 </file>
 
 <file path=word/header1.xml><?xml version="1.0" encoding="utf-8"?>
-<w:hdr xmlns:wpc="http://schemas.microsoft.com/office/word/2010/wordprocessingCanvas" xmlns:cx="http://schemas.microsoft.com/office/drawing/2014/chartex" xmlns:mc="http://schemas.openxmlformats.org/markup-compatibility/2006" xmlns:o="urn:schemas-microsoft-com:office:office" xmlns:r="http://schemas.openxmlformats.org/officeDocument/2006/relationships" xmlns:m="http://schemas.openxmlformats.org/officeDocument/2006/math" xmlns:v="urn:schemas-microsoft-com:vml" xmlns:wp14="http://schemas.microsoft.com/office/word/2010/wordprocessingDrawing" xmlns:wp="http://schemas.openxmlformats.org/drawingml/2006/wordprocessingDrawing" xmlns:w10="urn:schemas-microsoft-com:office:word" xmlns:w="http://schemas.openxmlformats.org/wordprocessingml/2006/main" xmlns:w14="http://schemas.microsoft.com/office/word/2010/wordml" xmlns:w15="http://schemas.microsoft.com/office/word/2012/wordml" xmlns:w16se="http://schemas.microsoft.com/office/word/2015/wordml/symex" xmlns:wpg="http://schemas.microsoft.com/office/word/2010/wordprocessingGroup" xmlns:wpi="http://schemas.microsoft.com/office/word/2010/wordprocessingInk" xmlns:wne="http://schemas.microsoft.com/office/word/2006/wordml" xmlns:wps="http://schemas.microsoft.com/office/word/2010/wordprocessingShape" mc:Ignorable="w14 w15 w16se wp14">
+<w:hdr xmlns:wpc="http://schemas.microsoft.com/office/word/2010/wordprocessingCanvas" xmlns:cx="http://schemas.microsoft.com/office/drawing/2014/chartex" xmlns:cx1="http://schemas.microsoft.com/office/drawing/2015/9/8/chartex" xmlns:cx2="http://schemas.microsoft.com/office/drawing/2015/10/21/chartex" xmlns:cx3="http://schemas.microsoft.com/office/drawing/2016/5/9/chartex" xmlns:cx4="http://schemas.microsoft.com/office/drawing/2016/5/10/chartex" xmlns:cx5="http://schemas.microsoft.com/office/drawing/2016/5/11/chartex" xmlns:cx6="http://schemas.microsoft.com/office/drawing/2016/5/12/chartex" xmlns:cx7="http://schemas.microsoft.com/office/drawing/2016/5/13/chartex" xmlns:cx8="http://schemas.microsoft.com/office/drawing/2016/5/14/chartex" xmlns:mc="http://schemas.openxmlformats.org/markup-compatibility/2006" xmlns:aink="http://schemas.microsoft.com/office/drawing/2016/ink" xmlns:am3d="http://schemas.microsoft.com/office/drawing/2017/model3d" xmlns:o="urn:schemas-microsoft-com:office:office" xmlns:oel="http://schemas.microsoft.com/office/2019/extlst" xmlns:r="http://schemas.openxmlformats.org/officeDocument/2006/relationships" xmlns:m="http://schemas.openxmlformats.org/officeDocument/2006/math" xmlns:v="urn:schemas-microsoft-com:vml" xmlns:wp14="http://schemas.microsoft.com/office/word/2010/wordprocessingDrawing" xmlns:wp="http://schemas.openxmlformats.org/drawingml/2006/wordprocessingDrawing" xmlns:w10="urn:schemas-microsoft-com:office:word" xmlns:w="http://schemas.openxmlformats.org/wordprocessingml/2006/main" xmlns:w14="http://schemas.microsoft.com/office/word/2010/wordml" xmlns:w15="http://schemas.microsoft.com/office/word/2012/wordml" xmlns:w16cex="http://schemas.microsoft.com/office/word/2018/wordml/cex" xmlns:w16cid="http://schemas.microsoft.com/office/word/2016/wordml/cid" xmlns:w16="http://schemas.microsoft.com/office/word/2018/wordml" xmlns:w16du="http://schemas.microsoft.com/office/word/2023/wordml/word16du" xmlns:w16sdtdh="http://schemas.microsoft.com/office/word/2020/wordml/sdtdatahash" xmlns:w16se="http://schemas.microsoft.com/office/word/2015/wordml/symex" xmlns:wpg="http://schemas.microsoft.com/office/word/2010/wordprocessingGroup" xmlns:wpi="http://schemas.microsoft.com/office/word/2010/wordprocessingInk" xmlns:wne="http://schemas.microsoft.com/office/word/2006/wordml" xmlns:wps="http://schemas.microsoft.com/office/word/2010/wordprocessingShape" mc:Ignorable="w14 w15 w16se w16cid w16 w16cex w16sdtdh w16du wp14">
   <w:p>
     <w:pPr>
       <w:pStyle w:val="a3"/>
@@ -8466,7 +11104,7 @@
 </file>
 
 <file path=word/header2.xml><?xml version="1.0" encoding="utf-8"?>
-<w:hdr xmlns:wpc="http://schemas.microsoft.com/office/word/2010/wordprocessingCanvas" xmlns:cx="http://schemas.microsoft.com/office/drawing/2014/chartex" xmlns:mc="http://schemas.openxmlformats.org/markup-compatibility/2006" xmlns:o="urn:schemas-microsoft-com:office:office" xmlns:r="http://schemas.openxmlformats.org/officeDocument/2006/relationships" xmlns:m="http://schemas.openxmlformats.org/officeDocument/2006/math" xmlns:v="urn:schemas-microsoft-com:vml" xmlns:wp14="http://schemas.microsoft.com/office/word/2010/wordprocessingDrawing" xmlns:wp="http://schemas.openxmlformats.org/drawingml/2006/wordprocessingDrawing" xmlns:w10="urn:schemas-microsoft-com:office:word" xmlns:w="http://schemas.openxmlformats.org/wordprocessingml/2006/main" xmlns:w14="http://schemas.microsoft.com/office/word/2010/wordml" xmlns:w15="http://schemas.microsoft.com/office/word/2012/wordml" xmlns:w16se="http://schemas.microsoft.com/office/word/2015/wordml/symex" xmlns:wpg="http://schemas.microsoft.com/office/word/2010/wordprocessingGroup" xmlns:wpi="http://schemas.microsoft.com/office/word/2010/wordprocessingInk" xmlns:wne="http://schemas.microsoft.com/office/word/2006/wordml" xmlns:wps="http://schemas.microsoft.com/office/word/2010/wordprocessingShape" mc:Ignorable="w14 w15 w16se wp14">
+<w:hdr xmlns:wpc="http://schemas.microsoft.com/office/word/2010/wordprocessingCanvas" xmlns:cx="http://schemas.microsoft.com/office/drawing/2014/chartex" xmlns:cx1="http://schemas.microsoft.com/office/drawing/2015/9/8/chartex" xmlns:cx2="http://schemas.microsoft.com/office/drawing/2015/10/21/chartex" xmlns:cx3="http://schemas.microsoft.com/office/drawing/2016/5/9/chartex" xmlns:cx4="http://schemas.microsoft.com/office/drawing/2016/5/10/chartex" xmlns:cx5="http://schemas.microsoft.com/office/drawing/2016/5/11/chartex" xmlns:cx6="http://schemas.microsoft.com/office/drawing/2016/5/12/chartex" xmlns:cx7="http://schemas.microsoft.com/office/drawing/2016/5/13/chartex" xmlns:cx8="http://schemas.microsoft.com/office/drawing/2016/5/14/chartex" xmlns:mc="http://schemas.openxmlformats.org/markup-compatibility/2006" xmlns:aink="http://schemas.microsoft.com/office/drawing/2016/ink" xmlns:am3d="http://schemas.microsoft.com/office/drawing/2017/model3d" xmlns:o="urn:schemas-microsoft-com:office:office" xmlns:oel="http://schemas.microsoft.com/office/2019/extlst" xmlns:r="http://schemas.openxmlformats.org/officeDocument/2006/relationships" xmlns:m="http://schemas.openxmlformats.org/officeDocument/2006/math" xmlns:v="urn:schemas-microsoft-com:vml" xmlns:wp14="http://schemas.microsoft.com/office/word/2010/wordprocessingDrawing" xmlns:wp="http://schemas.openxmlformats.org/drawingml/2006/wordprocessingDrawing" xmlns:w10="urn:schemas-microsoft-com:office:word" xmlns:w="http://schemas.openxmlformats.org/wordprocessingml/2006/main" xmlns:w14="http://schemas.microsoft.com/office/word/2010/wordml" xmlns:w15="http://schemas.microsoft.com/office/word/2012/wordml" xmlns:w16cex="http://schemas.microsoft.com/office/word/2018/wordml/cex" xmlns:w16cid="http://schemas.microsoft.com/office/word/2016/wordml/cid" xmlns:w16="http://schemas.microsoft.com/office/word/2018/wordml" xmlns:w16du="http://schemas.microsoft.com/office/word/2023/wordml/word16du" xmlns:w16sdtdh="http://schemas.microsoft.com/office/word/2020/wordml/sdtdatahash" xmlns:w16se="http://schemas.microsoft.com/office/word/2015/wordml/symex" xmlns:wpg="http://schemas.microsoft.com/office/word/2010/wordprocessingGroup" xmlns:wpi="http://schemas.microsoft.com/office/word/2010/wordprocessingInk" xmlns:wne="http://schemas.microsoft.com/office/word/2006/wordml" xmlns:wps="http://schemas.microsoft.com/office/word/2010/wordprocessingShape" mc:Ignorable="w14 w15 w16se w16cid w16 w16cex w16sdtdh w16du wp14">
   <w:p>
     <w:pPr>
       <w:pStyle w:val="a3"/>
@@ -8524,7 +11162,7 @@
 </file>
 
 <file path=word/header3.xml><?xml version="1.0" encoding="utf-8"?>
-<w:hdr xmlns:wpc="http://schemas.microsoft.com/office/word/2010/wordprocessingCanvas" xmlns:cx="http://schemas.microsoft.com/office/drawing/2014/chartex" xmlns:mc="http://schemas.openxmlformats.org/markup-compatibility/2006" xmlns:o="urn:schemas-microsoft-com:office:office" xmlns:r="http://schemas.openxmlformats.org/officeDocument/2006/relationships" xmlns:m="http://schemas.openxmlformats.org/officeDocument/2006/math" xmlns:v="urn:schemas-microsoft-com:vml" xmlns:wp14="http://schemas.microsoft.com/office/word/2010/wordprocessingDrawing" xmlns:wp="http://schemas.openxmlformats.org/drawingml/2006/wordprocessingDrawing" xmlns:w10="urn:schemas-microsoft-com:office:word" xmlns:w="http://schemas.openxmlformats.org/wordprocessingml/2006/main" xmlns:w14="http://schemas.microsoft.com/office/word/2010/wordml" xmlns:w15="http://schemas.microsoft.com/office/word/2012/wordml" xmlns:w16se="http://schemas.microsoft.com/office/word/2015/wordml/symex" xmlns:wpg="http://schemas.microsoft.com/office/word/2010/wordprocessingGroup" xmlns:wpi="http://schemas.microsoft.com/office/word/2010/wordprocessingInk" xmlns:wne="http://schemas.microsoft.com/office/word/2006/wordml" xmlns:wps="http://schemas.microsoft.com/office/word/2010/wordprocessingShape" mc:Ignorable="w14 w15 w16se wp14">
+<w:hdr xmlns:wpc="http://schemas.microsoft.com/office/word/2010/wordprocessingCanvas" xmlns:cx="http://schemas.microsoft.com/office/drawing/2014/chartex" xmlns:cx1="http://schemas.microsoft.com/office/drawing/2015/9/8/chartex" xmlns:cx2="http://schemas.microsoft.com/office/drawing/2015/10/21/chartex" xmlns:cx3="http://schemas.microsoft.com/office/drawing/2016/5/9/chartex" xmlns:cx4="http://schemas.microsoft.com/office/drawing/2016/5/10/chartex" xmlns:cx5="http://schemas.microsoft.com/office/drawing/2016/5/11/chartex" xmlns:cx6="http://schemas.microsoft.com/office/drawing/2016/5/12/chartex" xmlns:cx7="http://schemas.microsoft.com/office/drawing/2016/5/13/chartex" xmlns:cx8="http://schemas.microsoft.com/office/drawing/2016/5/14/chartex" xmlns:mc="http://schemas.openxmlformats.org/markup-compatibility/2006" xmlns:aink="http://schemas.microsoft.com/office/drawing/2016/ink" xmlns:am3d="http://schemas.microsoft.com/office/drawing/2017/model3d" xmlns:o="urn:schemas-microsoft-com:office:office" xmlns:oel="http://schemas.microsoft.com/office/2019/extlst" xmlns:r="http://schemas.openxmlformats.org/officeDocument/2006/relationships" xmlns:m="http://schemas.openxmlformats.org/officeDocument/2006/math" xmlns:v="urn:schemas-microsoft-com:vml" xmlns:wp14="http://schemas.microsoft.com/office/word/2010/wordprocessingDrawing" xmlns:wp="http://schemas.openxmlformats.org/drawingml/2006/wordprocessingDrawing" xmlns:w10="urn:schemas-microsoft-com:office:word" xmlns:w="http://schemas.openxmlformats.org/wordprocessingml/2006/main" xmlns:w14="http://schemas.microsoft.com/office/word/2010/wordml" xmlns:w15="http://schemas.microsoft.com/office/word/2012/wordml" xmlns:w16cex="http://schemas.microsoft.com/office/word/2018/wordml/cex" xmlns:w16cid="http://schemas.microsoft.com/office/word/2016/wordml/cid" xmlns:w16="http://schemas.microsoft.com/office/word/2018/wordml" xmlns:w16du="http://schemas.microsoft.com/office/word/2023/wordml/word16du" xmlns:w16sdtdh="http://schemas.microsoft.com/office/word/2020/wordml/sdtdatahash" xmlns:w16se="http://schemas.microsoft.com/office/word/2015/wordml/symex" xmlns:wpg="http://schemas.microsoft.com/office/word/2010/wordprocessingGroup" xmlns:wpi="http://schemas.microsoft.com/office/word/2010/wordprocessingInk" xmlns:wne="http://schemas.microsoft.com/office/word/2006/wordml" xmlns:wps="http://schemas.microsoft.com/office/word/2010/wordprocessingShape" mc:Ignorable="w14 w15 w16se w16cid w16 w16cex w16sdtdh w16du wp14">
   <w:p>
     <w:pPr>
       <w:pStyle w:val="a3"/>
@@ -8582,7 +11220,7 @@
 </file>
 
 <file path=word/numbering.xml><?xml version="1.0" encoding="utf-8"?>
-<w:numbering xmlns:wpc="http://schemas.microsoft.com/office/word/2010/wordprocessingCanvas" xmlns:cx="http://schemas.microsoft.com/office/drawing/2014/chartex" xmlns:mc="http://schemas.openxmlformats.org/markup-compatibility/2006" xmlns:o="urn:schemas-microsoft-com:office:office" xmlns:r="http://schemas.openxmlformats.org/officeDocument/2006/relationships" xmlns:m="http://schemas.openxmlformats.org/officeDocument/2006/math" xmlns:v="urn:schemas-microsoft-com:vml" xmlns:wp14="http://schemas.microsoft.com/office/word/2010/wordprocessingDrawing" xmlns:wp="http://schemas.openxmlformats.org/drawingml/2006/wordprocessingDrawing" xmlns:w10="urn:schemas-microsoft-com:office:word" xmlns:w="http://schemas.openxmlformats.org/wordprocessingml/2006/main" xmlns:w14="http://schemas.microsoft.com/office/word/2010/wordml" xmlns:w15="http://schemas.microsoft.com/office/word/2012/wordml" xmlns:w16se="http://schemas.microsoft.com/office/word/2015/wordml/symex" xmlns:wpg="http://schemas.microsoft.com/office/word/2010/wordprocessingGroup" xmlns:wpi="http://schemas.microsoft.com/office/word/2010/wordprocessingInk" xmlns:wne="http://schemas.microsoft.com/office/word/2006/wordml" xmlns:wps="http://schemas.microsoft.com/office/word/2010/wordprocessingShape" mc:Ignorable="w14 w15 w16se wp14">
+<w:numbering xmlns:wpc="http://schemas.microsoft.com/office/word/2010/wordprocessingCanvas" xmlns:cx="http://schemas.microsoft.com/office/drawing/2014/chartex" xmlns:cx1="http://schemas.microsoft.com/office/drawing/2015/9/8/chartex" xmlns:cx2="http://schemas.microsoft.com/office/drawing/2015/10/21/chartex" xmlns:cx3="http://schemas.microsoft.com/office/drawing/2016/5/9/chartex" xmlns:cx4="http://schemas.microsoft.com/office/drawing/2016/5/10/chartex" xmlns:cx5="http://schemas.microsoft.com/office/drawing/2016/5/11/chartex" xmlns:cx6="http://schemas.microsoft.com/office/drawing/2016/5/12/chartex" xmlns:cx7="http://schemas.microsoft.com/office/drawing/2016/5/13/chartex" xmlns:cx8="http://schemas.microsoft.com/office/drawing/2016/5/14/chartex" xmlns:mc="http://schemas.openxmlformats.org/markup-compatibility/2006" xmlns:aink="http://schemas.microsoft.com/office/drawing/2016/ink" xmlns:am3d="http://schemas.microsoft.com/office/drawing/2017/model3d" xmlns:o="urn:schemas-microsoft-com:office:office" xmlns:oel="http://schemas.microsoft.com/office/2019/extlst" xmlns:r="http://schemas.openxmlformats.org/officeDocument/2006/relationships" xmlns:m="http://schemas.openxmlformats.org/officeDocument/2006/math" xmlns:v="urn:schemas-microsoft-com:vml" xmlns:wp14="http://schemas.microsoft.com/office/word/2010/wordprocessingDrawing" xmlns:wp="http://schemas.openxmlformats.org/drawingml/2006/wordprocessingDrawing" xmlns:w10="urn:schemas-microsoft-com:office:word" xmlns:w="http://schemas.openxmlformats.org/wordprocessingml/2006/main" xmlns:w14="http://schemas.microsoft.com/office/word/2010/wordml" xmlns:w15="http://schemas.microsoft.com/office/word/2012/wordml" xmlns:w16cex="http://schemas.microsoft.com/office/word/2018/wordml/cex" xmlns:w16cid="http://schemas.microsoft.com/office/word/2016/wordml/cid" xmlns:w16="http://schemas.microsoft.com/office/word/2018/wordml" xmlns:w16du="http://schemas.microsoft.com/office/word/2023/wordml/word16du" xmlns:w16sdtdh="http://schemas.microsoft.com/office/word/2020/wordml/sdtdatahash" xmlns:w16se="http://schemas.microsoft.com/office/word/2015/wordml/symex" xmlns:wpg="http://schemas.microsoft.com/office/word/2010/wordprocessingGroup" xmlns:wpi="http://schemas.microsoft.com/office/word/2010/wordprocessingInk" xmlns:wne="http://schemas.microsoft.com/office/word/2006/wordml" xmlns:wps="http://schemas.microsoft.com/office/word/2010/wordprocessingShape" mc:Ignorable="w14 w15 w16se w16cid w16 w16cex w16sdtdh w16du wp14">
   <w:abstractNum w:abstractNumId="0" w15:restartNumberingAfterBreak="0">
     <w:nsid w:val="03004634"/>
     <w:multiLevelType w:val="hybridMultilevel"/>
@@ -8842,16 +11480,16 @@
     </w:lvl>
   </w:abstractNum>
   <w:abstractNum w:abstractNumId="3" w15:restartNumberingAfterBreak="0">
-    <w:nsid w:val="5F411910"/>
+    <w:nsid w:val="5A344FA8"/>
     <w:multiLevelType w:val="hybridMultilevel"/>
-    <w:tmpl w:val="E3804B8A"/>
-    <w:lvl w:ilvl="0" w:tplc="A16C31EE">
+    <w:tmpl w:val="DC0EC2AC"/>
+    <w:lvl w:ilvl="0" w:tplc="ABAED9CA">
       <w:start w:val="1"/>
       <w:numFmt w:val="decimal"/>
-      <w:lvlText w:val="%1."/>
+      <w:lvlText w:val="%1)"/>
       <w:lvlJc w:val="left"/>
       <w:pPr>
-        <w:ind w:left="760" w:hanging="360"/>
+        <w:ind w:left="800" w:hanging="360"/>
       </w:pPr>
       <w:rPr>
         <w:rFonts w:hint="default"/>
@@ -8863,7 +11501,7 @@
       <w:lvlText w:val="%2."/>
       <w:lvlJc w:val="left"/>
       <w:pPr>
-        <w:ind w:left="1200" w:hanging="400"/>
+        <w:ind w:left="1320" w:hanging="440"/>
       </w:pPr>
     </w:lvl>
     <w:lvl w:ilvl="2" w:tplc="0409001B" w:tentative="1">
@@ -8872,7 +11510,7 @@
       <w:lvlText w:val="%3."/>
       <w:lvlJc w:val="right"/>
       <w:pPr>
-        <w:ind w:left="1600" w:hanging="400"/>
+        <w:ind w:left="1760" w:hanging="440"/>
       </w:pPr>
     </w:lvl>
     <w:lvl w:ilvl="3" w:tplc="0409000F" w:tentative="1">
@@ -8881,7 +11519,7 @@
       <w:lvlText w:val="%4."/>
       <w:lvlJc w:val="left"/>
       <w:pPr>
-        <w:ind w:left="2000" w:hanging="400"/>
+        <w:ind w:left="2200" w:hanging="440"/>
       </w:pPr>
     </w:lvl>
     <w:lvl w:ilvl="4" w:tplc="04090019" w:tentative="1">
@@ -8890,7 +11528,7 @@
       <w:lvlText w:val="%5."/>
       <w:lvlJc w:val="left"/>
       <w:pPr>
-        <w:ind w:left="2400" w:hanging="400"/>
+        <w:ind w:left="2640" w:hanging="440"/>
       </w:pPr>
     </w:lvl>
     <w:lvl w:ilvl="5" w:tplc="0409001B" w:tentative="1">
@@ -8899,7 +11537,7 @@
       <w:lvlText w:val="%6."/>
       <w:lvlJc w:val="right"/>
       <w:pPr>
-        <w:ind w:left="2800" w:hanging="400"/>
+        <w:ind w:left="3080" w:hanging="440"/>
       </w:pPr>
     </w:lvl>
     <w:lvl w:ilvl="6" w:tplc="0409000F" w:tentative="1">
@@ -8908,7 +11546,7 @@
       <w:lvlText w:val="%7."/>
       <w:lvlJc w:val="left"/>
       <w:pPr>
-        <w:ind w:left="3200" w:hanging="400"/>
+        <w:ind w:left="3520" w:hanging="440"/>
       </w:pPr>
     </w:lvl>
     <w:lvl w:ilvl="7" w:tplc="04090019" w:tentative="1">
@@ -8917,7 +11555,7 @@
       <w:lvlText w:val="%8."/>
       <w:lvlJc w:val="left"/>
       <w:pPr>
-        <w:ind w:left="3600" w:hanging="400"/>
+        <w:ind w:left="3960" w:hanging="440"/>
       </w:pPr>
     </w:lvl>
     <w:lvl w:ilvl="8" w:tplc="0409001B" w:tentative="1">
@@ -8926,11 +11564,100 @@
       <w:lvlText w:val="%9."/>
       <w:lvlJc w:val="right"/>
       <w:pPr>
-        <w:ind w:left="4000" w:hanging="400"/>
+        <w:ind w:left="4400" w:hanging="440"/>
       </w:pPr>
     </w:lvl>
   </w:abstractNum>
   <w:abstractNum w:abstractNumId="4" w15:restartNumberingAfterBreak="0">
+    <w:nsid w:val="5F411910"/>
+    <w:multiLevelType w:val="hybridMultilevel"/>
+    <w:tmpl w:val="E3804B8A"/>
+    <w:lvl w:ilvl="0" w:tplc="A16C31EE">
+      <w:start w:val="1"/>
+      <w:numFmt w:val="decimal"/>
+      <w:lvlText w:val="%1."/>
+      <w:lvlJc w:val="left"/>
+      <w:pPr>
+        <w:ind w:left="760" w:hanging="360"/>
+      </w:pPr>
+      <w:rPr>
+        <w:rFonts w:hint="default"/>
+      </w:rPr>
+    </w:lvl>
+    <w:lvl w:ilvl="1" w:tplc="04090019" w:tentative="1">
+      <w:start w:val="1"/>
+      <w:numFmt w:val="upperLetter"/>
+      <w:lvlText w:val="%2."/>
+      <w:lvlJc w:val="left"/>
+      <w:pPr>
+        <w:ind w:left="1200" w:hanging="400"/>
+      </w:pPr>
+    </w:lvl>
+    <w:lvl w:ilvl="2" w:tplc="0409001B" w:tentative="1">
+      <w:start w:val="1"/>
+      <w:numFmt w:val="lowerRoman"/>
+      <w:lvlText w:val="%3."/>
+      <w:lvlJc w:val="right"/>
+      <w:pPr>
+        <w:ind w:left="1600" w:hanging="400"/>
+      </w:pPr>
+    </w:lvl>
+    <w:lvl w:ilvl="3" w:tplc="0409000F" w:tentative="1">
+      <w:start w:val="1"/>
+      <w:numFmt w:val="decimal"/>
+      <w:lvlText w:val="%4."/>
+      <w:lvlJc w:val="left"/>
+      <w:pPr>
+        <w:ind w:left="2000" w:hanging="400"/>
+      </w:pPr>
+    </w:lvl>
+    <w:lvl w:ilvl="4" w:tplc="04090019" w:tentative="1">
+      <w:start w:val="1"/>
+      <w:numFmt w:val="upperLetter"/>
+      <w:lvlText w:val="%5."/>
+      <w:lvlJc w:val="left"/>
+      <w:pPr>
+        <w:ind w:left="2400" w:hanging="400"/>
+      </w:pPr>
+    </w:lvl>
+    <w:lvl w:ilvl="5" w:tplc="0409001B" w:tentative="1">
+      <w:start w:val="1"/>
+      <w:numFmt w:val="lowerRoman"/>
+      <w:lvlText w:val="%6."/>
+      <w:lvlJc w:val="right"/>
+      <w:pPr>
+        <w:ind w:left="2800" w:hanging="400"/>
+      </w:pPr>
+    </w:lvl>
+    <w:lvl w:ilvl="6" w:tplc="0409000F" w:tentative="1">
+      <w:start w:val="1"/>
+      <w:numFmt w:val="decimal"/>
+      <w:lvlText w:val="%7."/>
+      <w:lvlJc w:val="left"/>
+      <w:pPr>
+        <w:ind w:left="3200" w:hanging="400"/>
+      </w:pPr>
+    </w:lvl>
+    <w:lvl w:ilvl="7" w:tplc="04090019" w:tentative="1">
+      <w:start w:val="1"/>
+      <w:numFmt w:val="upperLetter"/>
+      <w:lvlText w:val="%8."/>
+      <w:lvlJc w:val="left"/>
+      <w:pPr>
+        <w:ind w:left="3600" w:hanging="400"/>
+      </w:pPr>
+    </w:lvl>
+    <w:lvl w:ilvl="8" w:tplc="0409001B" w:tentative="1">
+      <w:start w:val="1"/>
+      <w:numFmt w:val="lowerRoman"/>
+      <w:lvlText w:val="%9."/>
+      <w:lvlJc w:val="right"/>
+      <w:pPr>
+        <w:ind w:left="4000" w:hanging="400"/>
+      </w:pPr>
+    </w:lvl>
+  </w:abstractNum>
+  <w:abstractNum w:abstractNumId="5" w15:restartNumberingAfterBreak="0">
     <w:nsid w:val="71970D06"/>
     <w:multiLevelType w:val="multilevel"/>
     <w:tmpl w:val="E2E06208"/>
@@ -9067,11 +11794,11 @@
       </w:rPr>
     </w:lvl>
   </w:abstractNum>
-  <w:num w:numId="1">
-    <w:abstractNumId w:val="4"/>
+  <w:num w:numId="1" w16cid:durableId="878129382">
+    <w:abstractNumId w:val="5"/>
   </w:num>
-  <w:num w:numId="2">
-    <w:abstractNumId w:val="4"/>
+  <w:num w:numId="2" w16cid:durableId="1164317022">
+    <w:abstractNumId w:val="5"/>
     <w:lvlOverride w:ilvl="0">
       <w:startOverride w:val="1"/>
     </w:lvlOverride>
@@ -9100,23 +11827,26 @@
       <w:startOverride w:val="1"/>
     </w:lvlOverride>
   </w:num>
-  <w:num w:numId="3">
-    <w:abstractNumId w:val="3"/>
+  <w:num w:numId="3" w16cid:durableId="759564853">
+    <w:abstractNumId w:val="4"/>
   </w:num>
-  <w:num w:numId="4">
+  <w:num w:numId="4" w16cid:durableId="405418603">
     <w:abstractNumId w:val="2"/>
   </w:num>
-  <w:num w:numId="5">
+  <w:num w:numId="5" w16cid:durableId="274675079">
     <w:abstractNumId w:val="1"/>
   </w:num>
-  <w:num w:numId="6">
+  <w:num w:numId="6" w16cid:durableId="965235134">
     <w:abstractNumId w:val="0"/>
+  </w:num>
+  <w:num w:numId="7" w16cid:durableId="786968964">
+    <w:abstractNumId w:val="3"/>
   </w:num>
 </w:numbering>
 </file>
 
 <file path=word/styles.xml><?xml version="1.0" encoding="utf-8"?>
-<w:styles xmlns:mc="http://schemas.openxmlformats.org/markup-compatibility/2006" xmlns:r="http://schemas.openxmlformats.org/officeDocument/2006/relationships" xmlns:w="http://schemas.openxmlformats.org/wordprocessingml/2006/main" xmlns:w14="http://schemas.microsoft.com/office/word/2010/wordml" xmlns:w15="http://schemas.microsoft.com/office/word/2012/wordml" xmlns:w16se="http://schemas.microsoft.com/office/word/2015/wordml/symex" mc:Ignorable="w14 w15 w16se">
+<w:styles xmlns:mc="http://schemas.openxmlformats.org/markup-compatibility/2006" xmlns:r="http://schemas.openxmlformats.org/officeDocument/2006/relationships" xmlns:w="http://schemas.openxmlformats.org/wordprocessingml/2006/main" xmlns:w14="http://schemas.microsoft.com/office/word/2010/wordml" xmlns:w15="http://schemas.microsoft.com/office/word/2012/wordml" xmlns:w16cex="http://schemas.microsoft.com/office/word/2018/wordml/cex" xmlns:w16cid="http://schemas.microsoft.com/office/word/2016/wordml/cid" xmlns:w16="http://schemas.microsoft.com/office/word/2018/wordml" xmlns:w16du="http://schemas.microsoft.com/office/word/2023/wordml/word16du" xmlns:w16sdtdh="http://schemas.microsoft.com/office/word/2020/wordml/sdtdatahash" xmlns:w16se="http://schemas.microsoft.com/office/word/2015/wordml/symex" mc:Ignorable="w14 w15 w16se w16cid w16 w16cex w16sdtdh w16du">
   <w:docDefaults>
     <w:rPrDefault>
       <w:rPr>
@@ -9133,7 +11863,7 @@
       </w:pPr>
     </w:pPrDefault>
   </w:docDefaults>
-  <w:latentStyles w:defLockedState="0" w:defUIPriority="99" w:defSemiHidden="0" w:defUnhideWhenUsed="0" w:defQFormat="0" w:count="371">
+  <w:latentStyles w:defLockedState="0" w:defUIPriority="99" w:defSemiHidden="0" w:defUnhideWhenUsed="0" w:defQFormat="0" w:count="376">
     <w:lsdException w:name="Normal" w:uiPriority="0" w:qFormat="1"/>
     <w:lsdException w:name="heading 1" w:uiPriority="9" w:qFormat="1"/>
     <w:lsdException w:name="heading 2" w:semiHidden="1" w:uiPriority="9" w:unhideWhenUsed="1" w:qFormat="1"/>
@@ -9505,6 +12235,11 @@
     <w:lsdException w:name="List Table 5 Dark Accent 6" w:uiPriority="50"/>
     <w:lsdException w:name="List Table 6 Colorful Accent 6" w:uiPriority="51"/>
     <w:lsdException w:name="List Table 7 Colorful Accent 6" w:uiPriority="52"/>
+    <w:lsdException w:name="Mention" w:semiHidden="1" w:unhideWhenUsed="1"/>
+    <w:lsdException w:name="Smart Hyperlink" w:semiHidden="1" w:unhideWhenUsed="1"/>
+    <w:lsdException w:name="Hashtag" w:semiHidden="1" w:unhideWhenUsed="1"/>
+    <w:lsdException w:name="Unresolved Mention" w:semiHidden="1" w:unhideWhenUsed="1"/>
+    <w:lsdException w:name="Smart Link" w:semiHidden="1" w:unhideWhenUsed="1"/>
   </w:latentStyles>
   <w:style w:type="paragraph" w:default="1" w:styleId="a">
     <w:name w:val="Normal"/>
@@ -9973,6 +12708,16 @@
       <w:ind w:left="200" w:hangingChars="200" w:hanging="200"/>
     </w:pPr>
   </w:style>
+  <w:style w:type="paragraph" w:styleId="a9">
+    <w:name w:val="List Paragraph"/>
+    <w:basedOn w:val="a"/>
+    <w:uiPriority w:val="34"/>
+    <w:qFormat/>
+    <w:rsid w:val="00C435A0"/>
+    <w:pPr>
+      <w:ind w:leftChars="400" w:left="800"/>
+    </w:pPr>
+  </w:style>
 </w:styles>
 </file>
 
